--- a/04-Historia.docx
+++ b/04-Historia.docx
@@ -2,7 +2,7 @@
 <file path=word/document.xml><?xml version="1.0" encoding="utf-8"?>
 <w:document xmlns:w="http://schemas.openxmlformats.org/wordprocessingml/2006/main" xmlns:m="http://schemas.openxmlformats.org/officeDocument/2006/math" xmlns:r="http://schemas.openxmlformats.org/officeDocument/2006/relationships" xmlns:o="urn:schemas-microsoft-com:office:office" xmlns:v="urn:schemas-microsoft-com:vml" xmlns:w10="urn:schemas-microsoft-com:office:word" xmlns:a="http://schemas.openxmlformats.org/drawingml/2006/main" xmlns:pic="http://schemas.openxmlformats.org/drawingml/2006/picture" xmlns:wp="http://schemas.openxmlformats.org/drawingml/2006/wordprocessingDrawing">
   <w:body>
-    <w:bookmarkStart w:id="43" w:name="X62df43506cbfcdc754d2ed90a9508e252f236da"/>
+    <w:bookmarkStart w:id="32" w:name="X62df43506cbfcdc754d2ed90a9508e252f236da"/>
     <w:p>
       <w:pPr>
         <w:pStyle w:val="Heading1"/>
@@ -17,8 +17,8 @@
       </w:pPr>
       <w:r>
         <w:rPr>
+          <w:b/>
           <w:bCs/>
-          <w:b/>
         </w:rPr>
         <w:t xml:space="preserve">Descubrimiento y Conquista de América</w:t>
       </w:r>
@@ -28,7 +28,7 @@
         <w:pStyle w:val="BodyText"/>
       </w:pPr>
       <w:r>
-        <w:t xml:space="preserve">Begonia · 5° básico · Repaso 2026</w:t>
+        <w:t xml:space="preserve">Bego · 5° básico · Repaso 2026</w:t>
       </w:r>
     </w:p>
     <w:p>
@@ -37,19 +37,19 @@
       </w:pPr>
       <w:r>
         <w:rPr>
+          <w:b/>
           <w:bCs/>
-          <w:b/>
         </w:rPr>
         <w:t xml:space="preserve">Objetivos de Aprendizaje (Bases Curriculares, Mineduc — Unidad 2)</w:t>
       </w:r>
     </w:p>
     <w:p>
       <w:pPr>
+        <w:pStyle w:val="Compact"/>
         <w:numPr>
           <w:ilvl w:val="0"/>
           <w:numId w:val="1001"/>
         </w:numPr>
-        <w:pStyle w:val="Compact"/>
       </w:pPr>
       <w:r>
         <w:t xml:space="preserve">OA 1: Explicar los viajes de descubrimiento y sus consecuencias para Europa y América.</w:t>
@@ -57,11 +57,11 @@
     </w:p>
     <w:p>
       <w:pPr>
+        <w:pStyle w:val="Compact"/>
         <w:numPr>
           <w:ilvl w:val="0"/>
           <w:numId w:val="1001"/>
         </w:numPr>
-        <w:pStyle w:val="Compact"/>
       </w:pPr>
       <w:r>
         <w:t xml:space="preserve">OA 2: Describir el proceso de conquista de América y de Chile, identificando a sus principales actores.</w:t>
@@ -69,11 +69,11 @@
     </w:p>
     <w:p>
       <w:pPr>
+        <w:pStyle w:val="Compact"/>
         <w:numPr>
           <w:ilvl w:val="0"/>
           <w:numId w:val="1001"/>
         </w:numPr>
-        <w:pStyle w:val="Compact"/>
       </w:pPr>
       <w:r>
         <w:t xml:space="preserve">OA 3: Investigar los efectos de la conquista sobre los pueblos indígenas.</w:t>
@@ -81,11 +81,11 @@
     </w:p>
     <w:p>
       <w:pPr>
+        <w:pStyle w:val="Compact"/>
         <w:numPr>
           <w:ilvl w:val="0"/>
           <w:numId w:val="1001"/>
         </w:numPr>
-        <w:pStyle w:val="Compact"/>
       </w:pPr>
       <w:r>
         <w:t xml:space="preserve">OA 4: Explicar el mestizaje y la formación de una nueva sociedad.</w:t>
@@ -97,8 +97,8 @@
       </w:pPr>
       <w:r>
         <w:rPr>
+          <w:b/>
           <w:bCs/>
-          <w:b/>
         </w:rPr>
         <w:t xml:space="preserve">Tiempo estimado:</w:t>
       </w:r>
@@ -116,7 +116,7 @@
         </w:pict>
       </w:r>
     </w:p>
-    <w:bookmarkStart w:id="20" w:name="diagnóstico-de-entrada"/>
+    <w:bookmarkStart w:id="9" w:name="diagnóstico-de-entrada"/>
     <w:p>
       <w:pPr>
         <w:pStyle w:val="Heading2"/>
@@ -127,11 +127,11 @@
     </w:p>
     <w:p>
       <w:pPr>
+        <w:pStyle w:val="Compact"/>
         <w:numPr>
           <w:ilvl w:val="0"/>
           <w:numId w:val="1002"/>
         </w:numPr>
-        <w:pStyle w:val="Compact"/>
       </w:pPr>
       <w:r>
         <w:t xml:space="preserve">¿En qué año llegó Cristóbal Colón a América? ____________________</w:t>
@@ -139,11 +139,11 @@
     </w:p>
     <w:p>
       <w:pPr>
+        <w:pStyle w:val="Compact"/>
         <w:numPr>
           <w:ilvl w:val="0"/>
           <w:numId w:val="1002"/>
         </w:numPr>
-        <w:pStyle w:val="Compact"/>
       </w:pPr>
       <w:r>
         <w:t xml:space="preserve">¿Qué buscaba Colón cuando zarpó? ____________________</w:t>
@@ -151,11 +151,11 @@
     </w:p>
     <w:p>
       <w:pPr>
+        <w:pStyle w:val="Compact"/>
         <w:numPr>
           <w:ilvl w:val="0"/>
           <w:numId w:val="1002"/>
         </w:numPr>
-        <w:pStyle w:val="Compact"/>
       </w:pPr>
       <w:r>
         <w:t xml:space="preserve">Nombra los tres barcos del primer viaje. ____________________</w:t>
@@ -163,11 +163,11 @@
     </w:p>
     <w:p>
       <w:pPr>
+        <w:pStyle w:val="Compact"/>
         <w:numPr>
           <w:ilvl w:val="0"/>
           <w:numId w:val="1002"/>
         </w:numPr>
-        <w:pStyle w:val="Compact"/>
       </w:pPr>
       <w:r>
         <w:t xml:space="preserve">¿Quién conquistó el Imperio Azteca? ____________________</w:t>
@@ -175,11 +175,11 @@
     </w:p>
     <w:p>
       <w:pPr>
+        <w:pStyle w:val="Compact"/>
         <w:numPr>
           <w:ilvl w:val="0"/>
           <w:numId w:val="1002"/>
         </w:numPr>
-        <w:pStyle w:val="Compact"/>
       </w:pPr>
       <w:r>
         <w:t xml:space="preserve">¿Quién conquistó el Imperio Inca? ____________________</w:t>
@@ -187,11 +187,11 @@
     </w:p>
     <w:p>
       <w:pPr>
+        <w:pStyle w:val="Compact"/>
         <w:numPr>
           <w:ilvl w:val="0"/>
           <w:numId w:val="1002"/>
         </w:numPr>
-        <w:pStyle w:val="Compact"/>
       </w:pPr>
       <w:r>
         <w:t xml:space="preserve">¿Quién fundó la ciudad de Santiago y en qué año? ____________________</w:t>
@@ -199,11 +199,11 @@
     </w:p>
     <w:p>
       <w:pPr>
+        <w:pStyle w:val="Compact"/>
         <w:numPr>
           <w:ilvl w:val="0"/>
           <w:numId w:val="1002"/>
         </w:numPr>
-        <w:pStyle w:val="Compact"/>
       </w:pPr>
       <w:r>
         <w:t xml:space="preserve">¿Qué fue la Guerra de Arauco? ____________________</w:t>
@@ -211,11 +211,11 @@
     </w:p>
     <w:p>
       <w:pPr>
+        <w:pStyle w:val="Compact"/>
         <w:numPr>
           <w:ilvl w:val="0"/>
           <w:numId w:val="1002"/>
         </w:numPr>
-        <w:pStyle w:val="Compact"/>
       </w:pPr>
       <w:r>
         <w:t xml:space="preserve">¿Qué significa la palabra</w:t>
@@ -224,13 +224,7 @@
         <w:t xml:space="preserve"> </w:t>
       </w:r>
       <w:r>
-        <w:t xml:space="preserve">“</w:t>
-      </w:r>
-      <w:r>
-        <w:t xml:space="preserve">mestizaje</w:t>
-      </w:r>
-      <w:r>
-        <w:t xml:space="preserve">”</w:t>
+        <w:t xml:space="preserve">“mestizaje”</w:t>
       </w:r>
       <w:r>
         <w:t xml:space="preserve">? ____________________</w:t>
@@ -243,8 +237,8 @@
         </w:pict>
       </w:r>
     </w:p>
-    <w:bookmarkEnd w:id="20"/>
-    <w:bookmarkStart w:id="25" w:name="sección-1-el-mundo-antes-de-1492"/>
+    <w:bookmarkEnd w:id="9"/>
+    <w:bookmarkStart w:id="14" w:name="sección-1-el-mundo-antes-de-1492"/>
     <w:p>
       <w:pPr>
         <w:pStyle w:val="Heading2"/>
@@ -253,7 +247,7 @@
         <w:t xml:space="preserve">Sección 1 · El mundo antes de 1492</w:t>
       </w:r>
     </w:p>
-    <w:bookmarkStart w:id="21" w:name="por-qué-europa-salió-a-navegar"/>
+    <w:bookmarkStart w:id="10" w:name="por-qué-europa-salió-a-navegar"/>
     <w:p>
       <w:pPr>
         <w:pStyle w:val="Heading3"/>
@@ -274,8 +268,8 @@
       </w:r>
       <w:r>
         <w:rPr>
+          <w:b/>
           <w:bCs/>
-          <w:b/>
         </w:rPr>
         <w:t xml:space="preserve">nueva ruta hacia Asia</w:t>
       </w:r>
@@ -295,8 +289,8 @@
       <w:tblPr>
         <w:tblStyle w:val="Table"/>
         <w:tblW w:type="pct" w:w="5000"/>
+        <w:tblLayout w:type="fixed"/>
         <w:tblLook w:firstRow="1" w:lastRow="0" w:firstColumn="0" w:lastColumn="0" w:noHBand="0" w:noVBand="0" w:val="0020"/>
-        <w:jc w:val="start"/>
       </w:tblPr>
       <w:tblGrid>
         <w:gridCol w:w="3960"/>
@@ -304,14 +298,13 @@
       </w:tblGrid>
       <w:tr>
         <w:trPr>
-          <w:tblHeader w:val="true"/>
+          <w:tblHeader w:val="on"/>
         </w:trPr>
         <w:tc>
           <w:tcPr/>
           <w:p>
             <w:pPr>
               <w:pStyle w:val="Compact"/>
-              <w:jc w:val="left"/>
             </w:pPr>
             <w:r>
               <w:t xml:space="preserve">Causa</w:t>
@@ -323,7 +316,6 @@
           <w:p>
             <w:pPr>
               <w:pStyle w:val="Compact"/>
-              <w:jc w:val="left"/>
             </w:pPr>
             <w:r>
               <w:t xml:space="preserve">Explicación</w:t>
@@ -337,7 +329,6 @@
           <w:p>
             <w:pPr>
               <w:pStyle w:val="Compact"/>
-              <w:jc w:val="left"/>
             </w:pPr>
             <w:r>
               <w:t xml:space="preserve">Económica</w:t>
@@ -349,7 +340,6 @@
           <w:p>
             <w:pPr>
               <w:pStyle w:val="Compact"/>
-              <w:jc w:val="left"/>
             </w:pPr>
             <w:r>
               <w:t xml:space="preserve">La caída de</w:t>
@@ -359,8 +349,8 @@
             </w:r>
             <w:r>
               <w:rPr>
+                <w:b/>
                 <w:bCs/>
-                <w:b/>
               </w:rPr>
               <w:t xml:space="preserve">Constantinopla en 1453</w:t>
             </w:r>
@@ -379,7 +369,6 @@
           <w:p>
             <w:pPr>
               <w:pStyle w:val="Compact"/>
-              <w:jc w:val="left"/>
             </w:pPr>
             <w:r>
               <w:t xml:space="preserve">Tecnológica</w:t>
@@ -391,7 +380,6 @@
           <w:p>
             <w:pPr>
               <w:pStyle w:val="Compact"/>
-              <w:jc w:val="left"/>
             </w:pPr>
             <w:r>
               <w:t xml:space="preserve">Nuevos instrumentos hicieron posible navegar lejos de la costa.</w:t>
@@ -405,7 +393,6 @@
           <w:p>
             <w:pPr>
               <w:pStyle w:val="Compact"/>
-              <w:jc w:val="left"/>
             </w:pPr>
             <w:r>
               <w:t xml:space="preserve">Religiosa</w:t>
@@ -417,7 +404,6 @@
           <w:p>
             <w:pPr>
               <w:pStyle w:val="Compact"/>
-              <w:jc w:val="left"/>
             </w:pPr>
             <w:r>
               <w:t xml:space="preserve">Los reinos cristianos querían expandir su fe.</w:t>
@@ -431,7 +417,6 @@
           <w:p>
             <w:pPr>
               <w:pStyle w:val="Compact"/>
-              <w:jc w:val="left"/>
             </w:pPr>
             <w:r>
               <w:t xml:space="preserve">Política</w:t>
@@ -443,7 +428,6 @@
           <w:p>
             <w:pPr>
               <w:pStyle w:val="Compact"/>
-              <w:jc w:val="left"/>
             </w:pPr>
             <w:r>
               <w:t xml:space="preserve">Portugal y Castilla competían por poder y prestigio.</w:t>
@@ -452,8 +436,8 @@
         </w:tc>
       </w:tr>
     </w:tbl>
-    <w:bookmarkEnd w:id="21"/>
-    <w:bookmarkStart w:id="22" w:name="los-avances-que-lo-hicieron-posible"/>
+    <w:bookmarkEnd w:id="10"/>
+    <w:bookmarkStart w:id="11" w:name="los-avances-que-lo-hicieron-posible"/>
     <w:p>
       <w:pPr>
         <w:pStyle w:val="Heading3"/>
@@ -466,8 +450,8 @@
       <w:tblPr>
         <w:tblStyle w:val="Table"/>
         <w:tblW w:type="pct" w:w="5000"/>
+        <w:tblLayout w:type="fixed"/>
         <w:tblLook w:firstRow="1" w:lastRow="0" w:firstColumn="0" w:lastColumn="0" w:noHBand="0" w:noVBand="0" w:val="0020"/>
-        <w:jc w:val="start"/>
       </w:tblPr>
       <w:tblGrid>
         <w:gridCol w:w="3960"/>
@@ -475,14 +459,13 @@
       </w:tblGrid>
       <w:tr>
         <w:trPr>
-          <w:tblHeader w:val="true"/>
+          <w:tblHeader w:val="on"/>
         </w:trPr>
         <w:tc>
           <w:tcPr/>
           <w:p>
             <w:pPr>
               <w:pStyle w:val="Compact"/>
-              <w:jc w:val="left"/>
             </w:pPr>
             <w:r>
               <w:t xml:space="preserve">Invento o mejora</w:t>
@@ -494,7 +477,6 @@
           <w:p>
             <w:pPr>
               <w:pStyle w:val="Compact"/>
-              <w:jc w:val="left"/>
             </w:pPr>
             <w:r>
               <w:t xml:space="preserve">Para qué servía</w:t>
@@ -508,7 +490,6 @@
           <w:p>
             <w:pPr>
               <w:pStyle w:val="Compact"/>
-              <w:jc w:val="left"/>
             </w:pPr>
             <w:r>
               <w:t xml:space="preserve">Brújula</w:t>
@@ -520,7 +501,6 @@
           <w:p>
             <w:pPr>
               <w:pStyle w:val="Compact"/>
-              <w:jc w:val="left"/>
             </w:pPr>
             <w:r>
               <w:t xml:space="preserve">Indicar el norte aunque no se vieran las estrellas</w:t>
@@ -534,7 +514,6 @@
           <w:p>
             <w:pPr>
               <w:pStyle w:val="Compact"/>
-              <w:jc w:val="left"/>
             </w:pPr>
             <w:r>
               <w:t xml:space="preserve">Astrolabio</w:t>
@@ -546,7 +525,6 @@
           <w:p>
             <w:pPr>
               <w:pStyle w:val="Compact"/>
-              <w:jc w:val="left"/>
             </w:pPr>
             <w:r>
               <w:t xml:space="preserve">Calcular la latitud observando el sol o las estrellas</w:t>
@@ -560,7 +538,6 @@
           <w:p>
             <w:pPr>
               <w:pStyle w:val="Compact"/>
-              <w:jc w:val="left"/>
             </w:pPr>
             <w:r>
               <w:t xml:space="preserve">Carabela</w:t>
@@ -572,7 +549,6 @@
           <w:p>
             <w:pPr>
               <w:pStyle w:val="Compact"/>
-              <w:jc w:val="left"/>
             </w:pPr>
             <w:r>
               <w:t xml:space="preserve">Barco liviano y veloz, capaz de navegar contra el viento</w:t>
@@ -586,7 +562,6 @@
           <w:p>
             <w:pPr>
               <w:pStyle w:val="Compact"/>
-              <w:jc w:val="left"/>
             </w:pPr>
             <w:r>
               <w:t xml:space="preserve">Portulanos</w:t>
@@ -598,7 +573,6 @@
           <w:p>
             <w:pPr>
               <w:pStyle w:val="Compact"/>
-              <w:jc w:val="left"/>
             </w:pPr>
             <w:r>
               <w:t xml:space="preserve">Mapas de costas y puertos</w:t>
@@ -612,7 +586,6 @@
           <w:p>
             <w:pPr>
               <w:pStyle w:val="Compact"/>
-              <w:jc w:val="left"/>
             </w:pPr>
             <w:r>
               <w:t xml:space="preserve">Vela latina (triangular)</w:t>
@@ -624,7 +597,6 @@
           <w:p>
             <w:pPr>
               <w:pStyle w:val="Compact"/>
-              <w:jc w:val="left"/>
             </w:pPr>
             <w:r>
               <w:t xml:space="preserve">Aprovechar vientos de distintas direcciones</w:t>
@@ -633,8 +605,8 @@
         </w:tc>
       </w:tr>
     </w:tbl>
-    <w:bookmarkEnd w:id="22"/>
-    <w:bookmarkStart w:id="23" w:name="una-idea-que-no-era-nueva"/>
+    <w:bookmarkEnd w:id="11"/>
+    <w:bookmarkStart w:id="12" w:name="una-idea-que-no-era-nueva"/>
     <w:p>
       <w:pPr>
         <w:pStyle w:val="Heading3"/>
@@ -655,8 +627,8 @@
       </w:r>
       <w:r>
         <w:rPr>
+          <w:b/>
           <w:bCs/>
-          <w:b/>
         </w:rPr>
         <w:t xml:space="preserve">mal</w:t>
       </w:r>
@@ -667,8 +639,8 @@
         <w:t xml:space="preserve">fue su tamaño: creyó que Asia estaba mucho más cerca navegando hacia el oeste. Ese error lo llevó a un continente que los europeos no conocían.</w:t>
       </w:r>
     </w:p>
-    <w:bookmarkEnd w:id="23"/>
-    <w:bookmarkStart w:id="24" w:name="ahora-tú"/>
+    <w:bookmarkEnd w:id="12"/>
+    <w:bookmarkStart w:id="13" w:name="ahora-tú"/>
     <w:p>
       <w:pPr>
         <w:pStyle w:val="Heading3"/>
@@ -679,11 +651,11 @@
     </w:p>
     <w:p>
       <w:pPr>
+        <w:pStyle w:val="Compact"/>
         <w:numPr>
           <w:ilvl w:val="0"/>
           <w:numId w:val="1003"/>
         </w:numPr>
-        <w:pStyle w:val="Compact"/>
       </w:pPr>
       <w:r>
         <w:t xml:space="preserve">¿Qué buscaban los europeos al lanzarse al mar? Nombra dos productos.</w:t>
@@ -691,11 +663,11 @@
     </w:p>
     <w:p>
       <w:pPr>
+        <w:pStyle w:val="Compact"/>
         <w:numPr>
           <w:ilvl w:val="0"/>
           <w:numId w:val="1003"/>
         </w:numPr>
-        <w:pStyle w:val="Compact"/>
       </w:pPr>
       <w:r>
         <w:t xml:space="preserve">¿Qué ocurrió en 1453 y por qué fue importante para los viajes?</w:t>
@@ -703,11 +675,11 @@
     </w:p>
     <w:p>
       <w:pPr>
+        <w:pStyle w:val="Compact"/>
         <w:numPr>
           <w:ilvl w:val="0"/>
           <w:numId w:val="1003"/>
         </w:numPr>
-        <w:pStyle w:val="Compact"/>
       </w:pPr>
       <w:r>
         <w:t xml:space="preserve">Explica para qué servía el astrolabio y para qué la brújula.</w:t>
@@ -715,11 +687,11 @@
     </w:p>
     <w:p>
       <w:pPr>
+        <w:pStyle w:val="Compact"/>
         <w:numPr>
           <w:ilvl w:val="0"/>
           <w:numId w:val="1003"/>
         </w:numPr>
-        <w:pStyle w:val="Compact"/>
       </w:pPr>
       <w:r>
         <w:t xml:space="preserve">¿Por qué la carabela era mejor que los barcos anteriores?</w:t>
@@ -727,11 +699,11 @@
     </w:p>
     <w:p>
       <w:pPr>
+        <w:pStyle w:val="Compact"/>
         <w:numPr>
           <w:ilvl w:val="0"/>
           <w:numId w:val="1003"/>
         </w:numPr>
-        <w:pStyle w:val="Compact"/>
       </w:pPr>
       <w:r>
         <w:t xml:space="preserve">¿Cuál fue el error de cálculo de Colón y qué consecuencia tuvo?</w:t>
@@ -744,9 +716,9 @@
         </w:pict>
       </w:r>
     </w:p>
-    <w:bookmarkEnd w:id="24"/>
-    <w:bookmarkEnd w:id="25"/>
-    <w:bookmarkStart w:id="30" w:name="sección-2-los-viajes-de-descubrimiento"/>
+    <w:bookmarkEnd w:id="13"/>
+    <w:bookmarkEnd w:id="14"/>
+    <w:bookmarkStart w:id="19" w:name="sección-2-los-viajes-de-descubrimiento"/>
     <w:p>
       <w:pPr>
         <w:pStyle w:val="Heading2"/>
@@ -755,7 +727,7 @@
         <w:t xml:space="preserve">Sección 2 · Los viajes de descubrimiento</w:t>
       </w:r>
     </w:p>
-    <w:bookmarkStart w:id="26" w:name="cristóbal-colón"/>
+    <w:bookmarkStart w:id="15" w:name="cristóbal-colón"/>
     <w:p>
       <w:pPr>
         <w:pStyle w:val="Heading3"/>
@@ -776,8 +748,8 @@
       </w:r>
       <w:r>
         <w:rPr>
+          <w:b/>
           <w:bCs/>
-          <w:b/>
         </w:rPr>
         <w:t xml:space="preserve">Reyes Católicos</w:t>
       </w:r>
@@ -789,8 +761,8 @@
       </w:r>
       <w:r>
         <w:rPr>
+          <w:b/>
           <w:bCs/>
-          <w:b/>
         </w:rPr>
         <w:t xml:space="preserve">Capitulaciones de Santa Fe</w:t>
       </w:r>
@@ -803,11 +775,11 @@
     </w:p>
     <w:p>
       <w:pPr>
+        <w:pStyle w:val="Compact"/>
         <w:numPr>
           <w:ilvl w:val="0"/>
           <w:numId w:val="1004"/>
         </w:numPr>
-        <w:pStyle w:val="Compact"/>
       </w:pPr>
       <w:r>
         <w:t xml:space="preserve">Zarpó de</w:t>
@@ -817,8 +789,8 @@
       </w:r>
       <w:r>
         <w:rPr>
+          <w:b/>
           <w:bCs/>
-          <w:b/>
         </w:rPr>
         <w:t xml:space="preserve">Palos de la Frontera</w:t>
       </w:r>
@@ -831,11 +803,11 @@
     </w:p>
     <w:p>
       <w:pPr>
+        <w:pStyle w:val="Compact"/>
         <w:numPr>
           <w:ilvl w:val="0"/>
           <w:numId w:val="1004"/>
         </w:numPr>
-        <w:pStyle w:val="Compact"/>
       </w:pPr>
       <w:r>
         <w:t xml:space="preserve">Llevaba tres naves:</w:t>
@@ -845,8 +817,8 @@
       </w:r>
       <w:r>
         <w:rPr>
+          <w:b/>
           <w:bCs/>
-          <w:b/>
         </w:rPr>
         <w:t xml:space="preserve">la Santa María, la Pinta y la Niña</w:t>
       </w:r>
@@ -856,11 +828,11 @@
     </w:p>
     <w:p>
       <w:pPr>
+        <w:pStyle w:val="Compact"/>
         <w:numPr>
           <w:ilvl w:val="0"/>
           <w:numId w:val="1004"/>
         </w:numPr>
-        <w:pStyle w:val="Compact"/>
       </w:pPr>
       <w:r>
         <w:t xml:space="preserve">El</w:t>
@@ -870,8 +842,8 @@
       </w:r>
       <w:r>
         <w:rPr>
+          <w:b/>
           <w:bCs/>
-          <w:b/>
         </w:rPr>
         <w:t xml:space="preserve">12 de octubre de 1492</w:t>
       </w:r>
@@ -884,11 +856,11 @@
     </w:p>
     <w:p>
       <w:pPr>
+        <w:pStyle w:val="Compact"/>
         <w:numPr>
           <w:ilvl w:val="0"/>
           <w:numId w:val="1004"/>
         </w:numPr>
-        <w:pStyle w:val="Compact"/>
       </w:pPr>
       <w:r>
         <w:t xml:space="preserve">Hizo cuatro viajes en total y murió en 1506 convencido de haber llegado a Asia.</w:t>
@@ -906,8 +878,8 @@
       </w:r>
       <w:r>
         <w:rPr>
+          <w:b/>
           <w:bCs/>
-          <w:b/>
         </w:rPr>
         <w:t xml:space="preserve">América</w:t>
       </w:r>
@@ -918,8 +890,8 @@
         <w:t xml:space="preserve">por Américo Vespucio, el navegante que sostuvo que se trataba de tierras nuevas y no de Asia.</w:t>
       </w:r>
     </w:p>
-    <w:bookmarkEnd w:id="26"/>
-    <w:bookmarkStart w:id="27" w:name="otros-viajes-importantes"/>
+    <w:bookmarkEnd w:id="15"/>
+    <w:bookmarkStart w:id="16" w:name="otros-viajes-importantes"/>
     <w:p>
       <w:pPr>
         <w:pStyle w:val="Heading3"/>
@@ -932,8 +904,8 @@
       <w:tblPr>
         <w:tblStyle w:val="Table"/>
         <w:tblW w:type="pct" w:w="5000"/>
+        <w:tblLayout w:type="fixed"/>
         <w:tblLook w:firstRow="1" w:lastRow="0" w:firstColumn="0" w:lastColumn="0" w:noHBand="0" w:noVBand="0" w:val="0020"/>
-        <w:jc w:val="start"/>
       </w:tblPr>
       <w:tblGrid>
         <w:gridCol w:w="1980"/>
@@ -943,14 +915,13 @@
       </w:tblGrid>
       <w:tr>
         <w:trPr>
-          <w:tblHeader w:val="true"/>
+          <w:tblHeader w:val="on"/>
         </w:trPr>
         <w:tc>
           <w:tcPr/>
           <w:p>
             <w:pPr>
               <w:pStyle w:val="Compact"/>
-              <w:jc w:val="left"/>
             </w:pPr>
             <w:r>
               <w:t xml:space="preserve">Viaje</w:t>
@@ -962,7 +933,6 @@
           <w:p>
             <w:pPr>
               <w:pStyle w:val="Compact"/>
-              <w:jc w:val="left"/>
             </w:pPr>
             <w:r>
               <w:t xml:space="preserve">Quién</w:t>
@@ -974,7 +944,6 @@
           <w:p>
             <w:pPr>
               <w:pStyle w:val="Compact"/>
-              <w:jc w:val="left"/>
             </w:pPr>
             <w:r>
               <w:t xml:space="preserve">Cuándo</w:t>
@@ -986,7 +955,6 @@
           <w:p>
             <w:pPr>
               <w:pStyle w:val="Compact"/>
-              <w:jc w:val="left"/>
             </w:pPr>
             <w:r>
               <w:t xml:space="preserve">Logro</w:t>
@@ -1000,7 +968,6 @@
           <w:p>
             <w:pPr>
               <w:pStyle w:val="Compact"/>
-              <w:jc w:val="left"/>
             </w:pPr>
             <w:r>
               <w:t xml:space="preserve">Ruta a la India por África</w:t>
@@ -1012,7 +979,6 @@
           <w:p>
             <w:pPr>
               <w:pStyle w:val="Compact"/>
-              <w:jc w:val="left"/>
             </w:pPr>
             <w:r>
               <w:t xml:space="preserve">Vasco da Gama (Portugal)</w:t>
@@ -1024,7 +990,6 @@
           <w:p>
             <w:pPr>
               <w:pStyle w:val="Compact"/>
-              <w:jc w:val="left"/>
             </w:pPr>
             <w:r>
               <w:t xml:space="preserve">1498</w:t>
@@ -1036,7 +1001,6 @@
           <w:p>
             <w:pPr>
               <w:pStyle w:val="Compact"/>
-              <w:jc w:val="left"/>
             </w:pPr>
             <w:r>
               <w:t xml:space="preserve">Llegó a Calicut, en la India, bordeando África</w:t>
@@ -1050,7 +1014,6 @@
           <w:p>
             <w:pPr>
               <w:pStyle w:val="Compact"/>
-              <w:jc w:val="left"/>
             </w:pPr>
             <w:r>
               <w:t xml:space="preserve">Primera vuelta al mundo</w:t>
@@ -1062,7 +1025,6 @@
           <w:p>
             <w:pPr>
               <w:pStyle w:val="Compact"/>
-              <w:jc w:val="left"/>
             </w:pPr>
             <w:r>
               <w:t xml:space="preserve">Fernando de Magallanes y Juan Sebastián Elcano</w:t>
@@ -1074,7 +1036,6 @@
           <w:p>
             <w:pPr>
               <w:pStyle w:val="Compact"/>
-              <w:jc w:val="left"/>
             </w:pPr>
             <w:r>
               <w:t xml:space="preserve">1519–1522</w:t>
@@ -1086,7 +1047,6 @@
           <w:p>
             <w:pPr>
               <w:pStyle w:val="Compact"/>
-              <w:jc w:val="left"/>
             </w:pPr>
             <w:r>
               <w:t xml:space="preserve">Cruzaron el estrecho que hoy lleva el nombre de Magallanes, en el extremo sur de Chile, en 1520. Magallanes murió en Filipinas y Elcano completó el viaje.</w:t>
@@ -1095,8 +1055,8 @@
         </w:tc>
       </w:tr>
     </w:tbl>
-    <w:bookmarkEnd w:id="27"/>
-    <w:bookmarkStart w:id="28" w:name="el-reparto-del-mundo"/>
+    <w:bookmarkEnd w:id="16"/>
+    <w:bookmarkStart w:id="17" w:name="el-reparto-del-mundo"/>
     <w:p>
       <w:pPr>
         <w:pStyle w:val="Heading3"/>
@@ -1117,8 +1077,8 @@
       </w:r>
       <w:r>
         <w:rPr>
+          <w:b/>
           <w:bCs/>
-          <w:b/>
         </w:rPr>
         <w:t xml:space="preserve">Tratado de Tordesillas (1494)</w:t>
       </w:r>
@@ -1129,8 +1089,8 @@
         <w:t xml:space="preserve">trazó una línea imaginaria en el Atlántico: lo que quedara al este sería portugués, y al oeste, castellano. Por eso hoy en Brasil se habla portugués y en el resto de Sudamérica, español.</w:t>
       </w:r>
     </w:p>
-    <w:bookmarkEnd w:id="28"/>
-    <w:bookmarkStart w:id="29" w:name="ahora-tú-1"/>
+    <w:bookmarkEnd w:id="17"/>
+    <w:bookmarkStart w:id="18" w:name="ahora-tú-1"/>
     <w:p>
       <w:pPr>
         <w:pStyle w:val="Heading3"/>
@@ -1141,11 +1101,11 @@
     </w:p>
     <w:p>
       <w:pPr>
+        <w:pStyle w:val="Compact"/>
         <w:numPr>
           <w:ilvl w:val="0"/>
           <w:numId w:val="1005"/>
         </w:numPr>
-        <w:pStyle w:val="Compact"/>
       </w:pPr>
       <w:r>
         <w:t xml:space="preserve">¿Quiénes financiaron el viaje de Colón y con qué documento se firmó el acuerdo?</w:t>
@@ -1153,11 +1113,11 @@
     </w:p>
     <w:p>
       <w:pPr>
+        <w:pStyle w:val="Compact"/>
         <w:numPr>
           <w:ilvl w:val="0"/>
           <w:numId w:val="1005"/>
         </w:numPr>
-        <w:pStyle w:val="Compact"/>
       </w:pPr>
       <w:r>
         <w:t xml:space="preserve">Escribe la fecha exacta de la llegada de Colón a América.</w:t>
@@ -1165,11 +1125,11 @@
     </w:p>
     <w:p>
       <w:pPr>
+        <w:pStyle w:val="Compact"/>
         <w:numPr>
           <w:ilvl w:val="0"/>
           <w:numId w:val="1005"/>
         </w:numPr>
-        <w:pStyle w:val="Compact"/>
       </w:pPr>
       <w:r>
         <w:t xml:space="preserve">Nombra las tres naves del primer viaje.</w:t>
@@ -1177,11 +1137,11 @@
     </w:p>
     <w:p>
       <w:pPr>
+        <w:pStyle w:val="Compact"/>
         <w:numPr>
           <w:ilvl w:val="0"/>
           <w:numId w:val="1005"/>
         </w:numPr>
-        <w:pStyle w:val="Compact"/>
       </w:pPr>
       <w:r>
         <w:t xml:space="preserve">¿Por qué el continente no se llama</w:t>
@@ -1190,13 +1150,7 @@
         <w:t xml:space="preserve"> </w:t>
       </w:r>
       <w:r>
-        <w:t xml:space="preserve">“</w:t>
-      </w:r>
-      <w:r>
-        <w:t xml:space="preserve">Colombia</w:t>
-      </w:r>
-      <w:r>
-        <w:t xml:space="preserve">”</w:t>
+        <w:t xml:space="preserve">“Colombia”</w:t>
       </w:r>
       <w:r>
         <w:t xml:space="preserve"> </w:t>
@@ -1208,13 +1162,7 @@
         <w:t xml:space="preserve"> </w:t>
       </w:r>
       <w:r>
-        <w:t xml:space="preserve">“</w:t>
-      </w:r>
-      <w:r>
-        <w:t xml:space="preserve">Colonia</w:t>
-      </w:r>
-      <w:r>
-        <w:t xml:space="preserve">”</w:t>
+        <w:t xml:space="preserve">“Colonia”</w:t>
       </w:r>
       <w:r>
         <w:t xml:space="preserve">, si Colón llegó primero?</w:t>
@@ -1222,11 +1170,11 @@
     </w:p>
     <w:p>
       <w:pPr>
+        <w:pStyle w:val="Compact"/>
         <w:numPr>
           <w:ilvl w:val="0"/>
           <w:numId w:val="1005"/>
         </w:numPr>
-        <w:pStyle w:val="Compact"/>
       </w:pPr>
       <w:r>
         <w:t xml:space="preserve">¿Qué logró la expedición de Magallanes y Elcano? ¿Qué relación tiene con Chile?</w:t>
@@ -1234,11 +1182,11 @@
     </w:p>
     <w:p>
       <w:pPr>
+        <w:pStyle w:val="Compact"/>
         <w:numPr>
           <w:ilvl w:val="0"/>
           <w:numId w:val="1005"/>
         </w:numPr>
-        <w:pStyle w:val="Compact"/>
       </w:pPr>
       <w:r>
         <w:t xml:space="preserve">Explica en dos líneas qué fue el Tratado de Tordesillas y qué consecuencia tiene hoy.</w:t>
@@ -1251,9 +1199,9 @@
         </w:pict>
       </w:r>
     </w:p>
-    <w:bookmarkEnd w:id="29"/>
-    <w:bookmarkEnd w:id="30"/>
-    <w:bookmarkStart w:id="35" w:name="sección-3-la-conquista-de-américa"/>
+    <w:bookmarkEnd w:id="18"/>
+    <w:bookmarkEnd w:id="19"/>
+    <w:bookmarkStart w:id="24" w:name="sección-3-la-conquista-de-américa"/>
     <w:p>
       <w:pPr>
         <w:pStyle w:val="Heading2"/>
@@ -1268,8 +1216,8 @@
       </w:pPr>
       <w:r>
         <w:rPr>
+          <w:b/>
           <w:bCs/>
-          <w:b/>
         </w:rPr>
         <w:t xml:space="preserve">Conquistar</w:t>
       </w:r>
@@ -1280,7 +1228,7 @@
         <w:t xml:space="preserve">no es lo mismo que descubrir. La conquista fue el proceso de ocupar los territorios por la fuerza, someter a sus habitantes e imponer una nueva forma de gobierno, religión y economía.</w:t>
       </w:r>
     </w:p>
-    <w:bookmarkStart w:id="31" w:name="las-dos-grandes-conquistas"/>
+    <w:bookmarkStart w:id="20" w:name="las-dos-grandes-conquistas"/>
     <w:p>
       <w:pPr>
         <w:pStyle w:val="Heading3"/>
@@ -1294,7 +1242,6 @@
         <w:tblStyle w:val="Table"/>
         <w:tblW w:type="auto" w:w="0"/>
         <w:tblLook w:firstRow="1" w:lastRow="0" w:firstColumn="0" w:lastColumn="0" w:noHBand="0" w:noVBand="0" w:val="0020"/>
-        <w:jc w:val="start"/>
       </w:tblPr>
       <w:tblGrid>
         <w:gridCol w:w="2640"/>
@@ -1303,7 +1250,7 @@
       </w:tblGrid>
       <w:tr>
         <w:trPr>
-          <w:tblHeader w:val="true"/>
+          <w:tblHeader w:val="on"/>
         </w:trPr>
         <w:tc>
           <w:tcPr/>
@@ -1318,7 +1265,6 @@
           <w:p>
             <w:pPr>
               <w:pStyle w:val="Compact"/>
-              <w:jc w:val="left"/>
             </w:pPr>
             <w:r>
               <w:t xml:space="preserve">México</w:t>
@@ -1330,7 +1276,6 @@
           <w:p>
             <w:pPr>
               <w:pStyle w:val="Compact"/>
-              <w:jc w:val="left"/>
             </w:pPr>
             <w:r>
               <w:t xml:space="preserve">Perú</w:t>
@@ -1344,7 +1289,6 @@
           <w:p>
             <w:pPr>
               <w:pStyle w:val="Compact"/>
-              <w:jc w:val="left"/>
             </w:pPr>
             <w:r>
               <w:t xml:space="preserve">Conquistador</w:t>
@@ -1356,7 +1300,6 @@
           <w:p>
             <w:pPr>
               <w:pStyle w:val="Compact"/>
-              <w:jc w:val="left"/>
             </w:pPr>
             <w:r>
               <w:t xml:space="preserve">Hernán Cortés</w:t>
@@ -1368,7 +1311,6 @@
           <w:p>
             <w:pPr>
               <w:pStyle w:val="Compact"/>
-              <w:jc w:val="left"/>
             </w:pPr>
             <w:r>
               <w:t xml:space="preserve">Francisco Pizarro</w:t>
@@ -1382,7 +1324,6 @@
           <w:p>
             <w:pPr>
               <w:pStyle w:val="Compact"/>
-              <w:jc w:val="left"/>
             </w:pPr>
             <w:r>
               <w:t xml:space="preserve">Pueblo conquistado</w:t>
@@ -1394,7 +1335,6 @@
           <w:p>
             <w:pPr>
               <w:pStyle w:val="Compact"/>
-              <w:jc w:val="left"/>
             </w:pPr>
             <w:r>
               <w:t xml:space="preserve">Imperio Azteca (Mexica)</w:t>
@@ -1406,7 +1346,6 @@
           <w:p>
             <w:pPr>
               <w:pStyle w:val="Compact"/>
-              <w:jc w:val="left"/>
             </w:pPr>
             <w:r>
               <w:t xml:space="preserve">Imperio Inca</w:t>
@@ -1420,7 +1359,6 @@
           <w:p>
             <w:pPr>
               <w:pStyle w:val="Compact"/>
-              <w:jc w:val="left"/>
             </w:pPr>
             <w:r>
               <w:t xml:space="preserve">Gobernante indígena</w:t>
@@ -1432,7 +1370,6 @@
           <w:p>
             <w:pPr>
               <w:pStyle w:val="Compact"/>
-              <w:jc w:val="left"/>
             </w:pPr>
             <w:r>
               <w:t xml:space="preserve">Moctezuma II</w:t>
@@ -1444,7 +1381,6 @@
           <w:p>
             <w:pPr>
               <w:pStyle w:val="Compact"/>
-              <w:jc w:val="left"/>
             </w:pPr>
             <w:r>
               <w:t xml:space="preserve">Atahualpa</w:t>
@@ -1458,7 +1394,6 @@
           <w:p>
             <w:pPr>
               <w:pStyle w:val="Compact"/>
-              <w:jc w:val="left"/>
             </w:pPr>
             <w:r>
               <w:t xml:space="preserve">Ciudad clave</w:t>
@@ -1470,7 +1405,6 @@
           <w:p>
             <w:pPr>
               <w:pStyle w:val="Compact"/>
-              <w:jc w:val="left"/>
             </w:pPr>
             <w:r>
               <w:t xml:space="preserve">Tenochtitlán</w:t>
@@ -1482,7 +1416,6 @@
           <w:p>
             <w:pPr>
               <w:pStyle w:val="Compact"/>
-              <w:jc w:val="left"/>
             </w:pPr>
             <w:r>
               <w:t xml:space="preserve">Cajamarca y luego Cuzco</w:t>
@@ -1496,7 +1429,6 @@
           <w:p>
             <w:pPr>
               <w:pStyle w:val="Compact"/>
-              <w:jc w:val="left"/>
             </w:pPr>
             <w:r>
               <w:t xml:space="preserve">Año decisivo</w:t>
@@ -1508,7 +1440,6 @@
           <w:p>
             <w:pPr>
               <w:pStyle w:val="Compact"/>
-              <w:jc w:val="left"/>
             </w:pPr>
             <w:r>
               <w:t xml:space="preserve">1521</w:t>
@@ -1520,7 +1451,6 @@
           <w:p>
             <w:pPr>
               <w:pStyle w:val="Compact"/>
-              <w:jc w:val="left"/>
             </w:pPr>
             <w:r>
               <w:t xml:space="preserve">1532–1533</w:t>
@@ -1529,8 +1459,8 @@
         </w:tc>
       </w:tr>
     </w:tbl>
-    <w:bookmarkEnd w:id="31"/>
-    <w:bookmarkStart w:id="32" w:name="Xc68c05df5af9c276b54ecb6462ec7e61f235cd4"/>
+    <w:bookmarkEnd w:id="20"/>
+    <w:bookmarkStart w:id="21" w:name="Xc68c05df5af9c276b54ecb6462ec7e61f235cd4"/>
     <w:p>
       <w:pPr>
         <w:pStyle w:val="Heading3"/>
@@ -1549,16 +1479,16 @@
     </w:p>
     <w:p>
       <w:pPr>
+        <w:pStyle w:val="Compact"/>
         <w:numPr>
           <w:ilvl w:val="0"/>
           <w:numId w:val="1006"/>
         </w:numPr>
-        <w:pStyle w:val="Compact"/>
       </w:pPr>
       <w:r>
         <w:rPr>
+          <w:b/>
           <w:bCs/>
-          <w:b/>
         </w:rPr>
         <w:t xml:space="preserve">Armas y tecnología distintas:</w:t>
       </w:r>
@@ -1571,16 +1501,16 @@
     </w:p>
     <w:p>
       <w:pPr>
+        <w:pStyle w:val="Compact"/>
         <w:numPr>
           <w:ilvl w:val="0"/>
           <w:numId w:val="1006"/>
         </w:numPr>
-        <w:pStyle w:val="Compact"/>
       </w:pPr>
       <w:r>
         <w:rPr>
+          <w:b/>
           <w:bCs/>
-          <w:b/>
         </w:rPr>
         <w:t xml:space="preserve">Los caballos</w:t>
       </w:r>
@@ -1590,16 +1520,16 @@
     </w:p>
     <w:p>
       <w:pPr>
+        <w:pStyle w:val="Compact"/>
         <w:numPr>
           <w:ilvl w:val="0"/>
           <w:numId w:val="1006"/>
         </w:numPr>
-        <w:pStyle w:val="Compact"/>
       </w:pPr>
       <w:r>
         <w:rPr>
+          <w:b/>
           <w:bCs/>
-          <w:b/>
         </w:rPr>
         <w:t xml:space="preserve">Las alianzas con pueblos indígenas</w:t>
       </w:r>
@@ -1612,16 +1542,16 @@
     </w:p>
     <w:p>
       <w:pPr>
+        <w:pStyle w:val="Compact"/>
         <w:numPr>
           <w:ilvl w:val="0"/>
           <w:numId w:val="1006"/>
         </w:numPr>
-        <w:pStyle w:val="Compact"/>
       </w:pPr>
       <w:r>
         <w:rPr>
+          <w:b/>
           <w:bCs/>
-          <w:b/>
         </w:rPr>
         <w:t xml:space="preserve">Las enfermedades europeas</w:t>
       </w:r>
@@ -1631,16 +1561,16 @@
     </w:p>
     <w:p>
       <w:pPr>
+        <w:pStyle w:val="Compact"/>
         <w:numPr>
           <w:ilvl w:val="0"/>
           <w:numId w:val="1006"/>
         </w:numPr>
-        <w:pStyle w:val="Compact"/>
       </w:pPr>
       <w:r>
         <w:rPr>
+          <w:b/>
           <w:bCs/>
-          <w:b/>
         </w:rPr>
         <w:t xml:space="preserve">Conflictos internos:</w:t>
       </w:r>
@@ -1651,8 +1581,8 @@
         <w:t xml:space="preserve">los incas venían saliendo de una guerra civil entre Atahualpa y Huáscar.</w:t>
       </w:r>
     </w:p>
-    <w:bookmarkEnd w:id="32"/>
-    <w:bookmarkStart w:id="33" w:name="cómo-se-organizó-el-trabajo-indígena"/>
+    <w:bookmarkEnd w:id="21"/>
+    <w:bookmarkStart w:id="22" w:name="cómo-se-organizó-el-trabajo-indígena"/>
     <w:p>
       <w:pPr>
         <w:pStyle w:val="Heading3"/>
@@ -1665,8 +1595,8 @@
       <w:tblPr>
         <w:tblStyle w:val="Table"/>
         <w:tblW w:type="pct" w:w="5000"/>
+        <w:tblLayout w:type="fixed"/>
         <w:tblLook w:firstRow="1" w:lastRow="0" w:firstColumn="0" w:lastColumn="0" w:noHBand="0" w:noVBand="0" w:val="0020"/>
-        <w:jc w:val="start"/>
       </w:tblPr>
       <w:tblGrid>
         <w:gridCol w:w="3960"/>
@@ -1674,14 +1604,13 @@
       </w:tblGrid>
       <w:tr>
         <w:trPr>
-          <w:tblHeader w:val="true"/>
+          <w:tblHeader w:val="on"/>
         </w:trPr>
         <w:tc>
           <w:tcPr/>
           <w:p>
             <w:pPr>
               <w:pStyle w:val="Compact"/>
-              <w:jc w:val="left"/>
             </w:pPr>
             <w:r>
               <w:t xml:space="preserve">Institución</w:t>
@@ -1693,7 +1622,6 @@
           <w:p>
             <w:pPr>
               <w:pStyle w:val="Compact"/>
-              <w:jc w:val="left"/>
             </w:pPr>
             <w:r>
               <w:t xml:space="preserve">En qué consistía</w:t>
@@ -1707,12 +1635,11 @@
           <w:p>
             <w:pPr>
               <w:pStyle w:val="Compact"/>
-              <w:jc w:val="left"/>
             </w:pPr>
             <w:r>
               <w:rPr>
+                <w:b/>
                 <w:bCs/>
-                <w:b/>
               </w:rPr>
               <w:t xml:space="preserve">Encomienda</w:t>
             </w:r>
@@ -1723,7 +1650,6 @@
           <w:p>
             <w:pPr>
               <w:pStyle w:val="Compact"/>
-              <w:jc w:val="left"/>
             </w:pPr>
             <w:r>
               <w:t xml:space="preserve">Un grupo de indígenas quedaba</w:t>
@@ -1732,13 +1658,7 @@
               <w:t xml:space="preserve"> </w:t>
             </w:r>
             <w:r>
-              <w:t xml:space="preserve">“</w:t>
-            </w:r>
-            <w:r>
-              <w:t xml:space="preserve">encomendado</w:t>
-            </w:r>
-            <w:r>
-              <w:t xml:space="preserve">”</w:t>
+              <w:t xml:space="preserve">“encomendado”</w:t>
             </w:r>
             <w:r>
               <w:t xml:space="preserve"> </w:t>
@@ -1755,12 +1675,11 @@
           <w:p>
             <w:pPr>
               <w:pStyle w:val="Compact"/>
-              <w:jc w:val="left"/>
             </w:pPr>
             <w:r>
               <w:rPr>
+                <w:b/>
                 <w:bCs/>
-                <w:b/>
               </w:rPr>
               <w:t xml:space="preserve">Mita</w:t>
             </w:r>
@@ -1771,7 +1690,6 @@
           <w:p>
             <w:pPr>
               <w:pStyle w:val="Compact"/>
-              <w:jc w:val="left"/>
             </w:pPr>
             <w:r>
               <w:t xml:space="preserve">Turnos obligatorios de trabajo, sobre todo en minas. Existía antes en el mundo andino, pero los españoles la volvieron mucho más dura.</w:t>
@@ -1792,8 +1710,8 @@
       </w:r>
       <w:r>
         <w:rPr>
+          <w:b/>
           <w:bCs/>
-          <w:b/>
         </w:rPr>
         <w:t xml:space="preserve">Bartolomé de las Casas</w:t>
       </w:r>
@@ -1808,8 +1726,8 @@
       </w:r>
       <w:r>
         <w:rPr>
+          <w:b/>
           <w:bCs/>
-          <w:b/>
         </w:rPr>
         <w:t xml:space="preserve">Leyes Nuevas</w:t>
       </w:r>
@@ -1820,8 +1738,8 @@
         <w:t xml:space="preserve">(1542), que en la práctica se cumplieron poco.</w:t>
       </w:r>
     </w:p>
-    <w:bookmarkEnd w:id="33"/>
-    <w:bookmarkStart w:id="34" w:name="ahora-tú-2"/>
+    <w:bookmarkEnd w:id="22"/>
+    <w:bookmarkStart w:id="23" w:name="ahora-tú-2"/>
     <w:p>
       <w:pPr>
         <w:pStyle w:val="Heading3"/>
@@ -1832,11 +1750,11 @@
     </w:p>
     <w:p>
       <w:pPr>
+        <w:pStyle w:val="Compact"/>
         <w:numPr>
           <w:ilvl w:val="0"/>
           <w:numId w:val="1007"/>
         </w:numPr>
-        <w:pStyle w:val="Compact"/>
       </w:pPr>
       <w:r>
         <w:t xml:space="preserve">Explica con tus palabras la diferencia entre descubrir y conquistar.</w:t>
@@ -1844,11 +1762,11 @@
     </w:p>
     <w:p>
       <w:pPr>
+        <w:pStyle w:val="Compact"/>
         <w:numPr>
           <w:ilvl w:val="0"/>
           <w:numId w:val="1007"/>
         </w:numPr>
-        <w:pStyle w:val="Compact"/>
       </w:pPr>
       <w:r>
         <w:t xml:space="preserve">Completa: Cortés conquistó el imperio ______ y Pizarro el imperio ______.</w:t>
@@ -1856,11 +1774,11 @@
     </w:p>
     <w:p>
       <w:pPr>
+        <w:pStyle w:val="Compact"/>
         <w:numPr>
           <w:ilvl w:val="0"/>
           <w:numId w:val="1007"/>
         </w:numPr>
-        <w:pStyle w:val="Compact"/>
       </w:pPr>
       <w:r>
         <w:t xml:space="preserve">Nombra tres razones por las que los españoles lograron vencer a imperios mucho más numerosos.</w:t>
@@ -1868,11 +1786,11 @@
     </w:p>
     <w:p>
       <w:pPr>
+        <w:pStyle w:val="Compact"/>
         <w:numPr>
           <w:ilvl w:val="0"/>
           <w:numId w:val="1007"/>
         </w:numPr>
-        <w:pStyle w:val="Compact"/>
       </w:pPr>
       <w:r>
         <w:t xml:space="preserve">¿Cuál de esas razones causó más muertes indígenas? Explica por qué.</w:t>
@@ -1880,11 +1798,11 @@
     </w:p>
     <w:p>
       <w:pPr>
+        <w:pStyle w:val="Compact"/>
         <w:numPr>
           <w:ilvl w:val="0"/>
           <w:numId w:val="1007"/>
         </w:numPr>
-        <w:pStyle w:val="Compact"/>
       </w:pPr>
       <w:r>
         <w:t xml:space="preserve">Define encomienda y mita con tus palabras.</w:t>
@@ -1892,11 +1810,11 @@
     </w:p>
     <w:p>
       <w:pPr>
+        <w:pStyle w:val="Compact"/>
         <w:numPr>
           <w:ilvl w:val="0"/>
           <w:numId w:val="1007"/>
         </w:numPr>
-        <w:pStyle w:val="Compact"/>
       </w:pPr>
       <w:r>
         <w:t xml:space="preserve">¿Quién fue Bartolomé de las Casas y qué hizo?</w:t>
@@ -1909,9 +1827,9 @@
         </w:pict>
       </w:r>
     </w:p>
-    <w:bookmarkEnd w:id="34"/>
-    <w:bookmarkEnd w:id="35"/>
-    <w:bookmarkStart w:id="40" w:name="X121b73bc9da6e2ba8799e183a11f46f692102aa"/>
+    <w:bookmarkEnd w:id="23"/>
+    <w:bookmarkEnd w:id="24"/>
+    <w:bookmarkStart w:id="29" w:name="X121b73bc9da6e2ba8799e183a11f46f692102aa"/>
     <w:p>
       <w:pPr>
         <w:pStyle w:val="Heading2"/>
@@ -1920,7 +1838,7 @@
         <w:t xml:space="preserve">Sección 4 · La conquista de Chile y sus consecuencias</w:t>
       </w:r>
     </w:p>
-    <w:bookmarkStart w:id="36" w:name="las-dos-expediciones"/>
+    <w:bookmarkStart w:id="25" w:name="las-dos-expediciones"/>
     <w:p>
       <w:pPr>
         <w:pStyle w:val="Heading3"/>
@@ -1935,8 +1853,8 @@
       </w:pPr>
       <w:r>
         <w:rPr>
+          <w:b/>
           <w:bCs/>
-          <w:b/>
         </w:rPr>
         <w:t xml:space="preserve">Diego de Almagro (1535–1537).</w:t>
       </w:r>
@@ -1953,8 +1871,8 @@
       </w:pPr>
       <w:r>
         <w:rPr>
+          <w:b/>
           <w:bCs/>
-          <w:b/>
         </w:rPr>
         <w:t xml:space="preserve">Pedro de Valdivia (1540–1553).</w:t>
       </w:r>
@@ -1969,8 +1887,8 @@
       </w:r>
       <w:r>
         <w:rPr>
+          <w:b/>
           <w:bCs/>
-          <w:b/>
         </w:rPr>
         <w:t xml:space="preserve">Inés de Suárez</w:t>
       </w:r>
@@ -1982,8 +1900,8 @@
       </w:r>
       <w:r>
         <w:rPr>
+          <w:b/>
           <w:bCs/>
-          <w:b/>
         </w:rPr>
         <w:t xml:space="preserve">12 de febrero de 1541</w:t>
       </w:r>
@@ -1998,8 +1916,8 @@
       </w:r>
       <w:r>
         <w:rPr>
+          <w:b/>
           <w:bCs/>
-          <w:b/>
         </w:rPr>
         <w:t xml:space="preserve">Santiago del Nuevo Extremo</w:t>
       </w:r>
@@ -2019,8 +1937,8 @@
       </w:r>
       <w:r>
         <w:rPr>
+          <w:b/>
           <w:bCs/>
-          <w:b/>
         </w:rPr>
         <w:t xml:space="preserve">11 de septiembre de 1541</w:t>
       </w:r>
@@ -2032,8 +1950,8 @@
       </w:r>
       <w:r>
         <w:rPr>
+          <w:b/>
           <w:bCs/>
-          <w:b/>
         </w:rPr>
         <w:t xml:space="preserve">Michimalonco</w:t>
       </w:r>
@@ -2056,8 +1974,8 @@
       </w:r>
       <w:r>
         <w:rPr>
+          <w:b/>
           <w:bCs/>
-          <w:b/>
         </w:rPr>
         <w:t xml:space="preserve">La Serena, Concepción, La Imperial, Valdivia y Villarrica</w:t>
       </w:r>
@@ -2065,8 +1983,8 @@
         <w:t xml:space="preserve">, entre otras.</w:t>
       </w:r>
     </w:p>
-    <w:bookmarkEnd w:id="36"/>
-    <w:bookmarkStart w:id="37" w:name="la-guerra-de-arauco"/>
+    <w:bookmarkEnd w:id="25"/>
+    <w:bookmarkStart w:id="26" w:name="la-guerra-de-arauco"/>
     <w:p>
       <w:pPr>
         <w:pStyle w:val="Heading3"/>
@@ -2087,8 +2005,8 @@
       </w:r>
       <w:r>
         <w:rPr>
+          <w:b/>
           <w:bCs/>
-          <w:b/>
         </w:rPr>
         <w:t xml:space="preserve">mapuche</w:t>
       </w:r>
@@ -2103,8 +2021,8 @@
       <w:tblPr>
         <w:tblStyle w:val="Table"/>
         <w:tblW w:type="pct" w:w="5000"/>
+        <w:tblLayout w:type="fixed"/>
         <w:tblLook w:firstRow="1" w:lastRow="0" w:firstColumn="0" w:lastColumn="0" w:noHBand="0" w:noVBand="0" w:val="0020"/>
-        <w:jc w:val="start"/>
       </w:tblPr>
       <w:tblGrid>
         <w:gridCol w:w="2640"/>
@@ -2113,14 +2031,13 @@
       </w:tblGrid>
       <w:tr>
         <w:trPr>
-          <w:tblHeader w:val="true"/>
+          <w:tblHeader w:val="on"/>
         </w:trPr>
         <w:tc>
           <w:tcPr/>
           <w:p>
             <w:pPr>
               <w:pStyle w:val="Compact"/>
-              <w:jc w:val="left"/>
             </w:pPr>
             <w:r>
               <w:t xml:space="preserve">Hito</w:t>
@@ -2132,7 +2049,6 @@
           <w:p>
             <w:pPr>
               <w:pStyle w:val="Compact"/>
-              <w:jc w:val="left"/>
             </w:pPr>
             <w:r>
               <w:t xml:space="preserve">Año</w:t>
@@ -2144,7 +2060,6 @@
           <w:p>
             <w:pPr>
               <w:pStyle w:val="Compact"/>
-              <w:jc w:val="left"/>
             </w:pPr>
             <w:r>
               <w:t xml:space="preserve">Qué ocurrió</w:t>
@@ -2158,7 +2073,6 @@
           <w:p>
             <w:pPr>
               <w:pStyle w:val="Compact"/>
-              <w:jc w:val="left"/>
             </w:pPr>
             <w:r>
               <w:t xml:space="preserve">Batalla de Tucapel</w:t>
@@ -2170,7 +2084,6 @@
           <w:p>
             <w:pPr>
               <w:pStyle w:val="Compact"/>
-              <w:jc w:val="left"/>
             </w:pPr>
             <w:r>
               <w:t xml:space="preserve">1553</w:t>
@@ -2182,7 +2095,6 @@
           <w:p>
             <w:pPr>
               <w:pStyle w:val="Compact"/>
-              <w:jc w:val="left"/>
             </w:pPr>
             <w:r>
               <w:t xml:space="preserve">Muere Pedro de Valdivia, derrotado por las fuerzas de</w:t>
@@ -2192,8 +2104,8 @@
             </w:r>
             <w:r>
               <w:rPr>
+                <w:b/>
                 <w:bCs/>
-                <w:b/>
               </w:rPr>
               <w:t xml:space="preserve">Lautaro</w:t>
             </w:r>
@@ -2206,7 +2118,6 @@
           <w:p>
             <w:pPr>
               <w:pStyle w:val="Compact"/>
-              <w:jc w:val="left"/>
             </w:pPr>
             <w:r>
               <w:t xml:space="preserve">Muerte de Lautaro</w:t>
@@ -2218,7 +2129,6 @@
           <w:p>
             <w:pPr>
               <w:pStyle w:val="Compact"/>
-              <w:jc w:val="left"/>
             </w:pPr>
             <w:r>
               <w:t xml:space="preserve">1557</w:t>
@@ -2230,7 +2140,6 @@
           <w:p>
             <w:pPr>
               <w:pStyle w:val="Compact"/>
-              <w:jc w:val="left"/>
             </w:pPr>
             <w:r>
               <w:t xml:space="preserve">Cae en la batalla de Peteroa</w:t>
@@ -2244,7 +2153,6 @@
           <w:p>
             <w:pPr>
               <w:pStyle w:val="Compact"/>
-              <w:jc w:val="left"/>
             </w:pPr>
             <w:r>
               <w:t xml:space="preserve">Ejecución de Caupolicán</w:t>
@@ -2256,7 +2164,6 @@
           <w:p>
             <w:pPr>
               <w:pStyle w:val="Compact"/>
-              <w:jc w:val="left"/>
             </w:pPr>
             <w:r>
               <w:t xml:space="preserve">1558</w:t>
@@ -2268,7 +2175,6 @@
           <w:p>
             <w:pPr>
               <w:pStyle w:val="Compact"/>
-              <w:jc w:val="left"/>
             </w:pPr>
             <w:r>
               <w:t xml:space="preserve">Muere el toqui que lideró la resistencia tras Lautaro</w:t>
@@ -2282,7 +2188,6 @@
           <w:p>
             <w:pPr>
               <w:pStyle w:val="Compact"/>
-              <w:jc w:val="left"/>
             </w:pPr>
             <w:r>
               <w:t xml:space="preserve">Desastre de Curalaba</w:t>
@@ -2294,7 +2199,6 @@
           <w:p>
             <w:pPr>
               <w:pStyle w:val="Compact"/>
-              <w:jc w:val="left"/>
             </w:pPr>
             <w:r>
               <w:t xml:space="preserve">1598</w:t>
@@ -2306,7 +2210,6 @@
           <w:p>
             <w:pPr>
               <w:pStyle w:val="Compact"/>
-              <w:jc w:val="left"/>
             </w:pPr>
             <w:r>
               <w:t xml:space="preserve">Los mapuche derrotan al gobernador Martín García Óñez de Loyola y destruyen las ciudades al sur del Biobío. El río queda como frontera.</w:t>
@@ -2327,8 +2230,8 @@
       </w:r>
       <w:r>
         <w:rPr>
+          <w:b/>
           <w:bCs/>
-          <w:b/>
         </w:rPr>
         <w:t xml:space="preserve">Alonso de Ercilla</w:t>
       </w:r>
@@ -2343,8 +2246,8 @@
       </w:r>
       <w:r>
         <w:rPr>
+          <w:i/>
           <w:iCs/>
-          <w:i/>
         </w:rPr>
         <w:t xml:space="preserve">La Araucana</w:t>
       </w:r>
@@ -2352,8 +2255,8 @@
         <w:t xml:space="preserve">, poema épico que narra esta guerra y que retrata con admiración a los guerreros mapuche. Es el primer gran texto literario sobre Chile.</w:t>
       </w:r>
     </w:p>
-    <w:bookmarkEnd w:id="37"/>
-    <w:bookmarkStart w:id="38" w:name="las-consecuencias-del-encuentro"/>
+    <w:bookmarkEnd w:id="26"/>
+    <w:bookmarkStart w:id="27" w:name="las-consecuencias-del-encuentro"/>
     <w:p>
       <w:pPr>
         <w:pStyle w:val="Heading3"/>
@@ -2368,8 +2271,8 @@
       </w:pPr>
       <w:r>
         <w:rPr>
+          <w:b/>
           <w:bCs/>
-          <w:b/>
         </w:rPr>
         <w:t xml:space="preserve">Para los pueblos americanos:</w:t>
       </w:r>
@@ -2386,8 +2289,8 @@
       </w:pPr>
       <w:r>
         <w:rPr>
+          <w:b/>
           <w:bCs/>
-          <w:b/>
         </w:rPr>
         <w:t xml:space="preserve">El mestizaje.</w:t>
       </w:r>
@@ -2402,8 +2305,8 @@
       </w:r>
       <w:r>
         <w:rPr>
+          <w:b/>
           <w:bCs/>
-          <w:b/>
         </w:rPr>
         <w:t xml:space="preserve">mestiza</w:t>
       </w:r>
@@ -2417,8 +2320,8 @@
       </w:pPr>
       <w:r>
         <w:rPr>
+          <w:b/>
           <w:bCs/>
-          <w:b/>
         </w:rPr>
         <w:t xml:space="preserve">El intercambio de productos.</w:t>
       </w:r>
@@ -2433,8 +2336,8 @@
       <w:tblPr>
         <w:tblStyle w:val="Table"/>
         <w:tblW w:type="pct" w:w="5000"/>
+        <w:tblLayout w:type="fixed"/>
         <w:tblLook w:firstRow="1" w:lastRow="0" w:firstColumn="0" w:lastColumn="0" w:noHBand="0" w:noVBand="0" w:val="0020"/>
-        <w:jc w:val="start"/>
       </w:tblPr>
       <w:tblGrid>
         <w:gridCol w:w="3960"/>
@@ -2442,14 +2345,13 @@
       </w:tblGrid>
       <w:tr>
         <w:trPr>
-          <w:tblHeader w:val="true"/>
+          <w:tblHeader w:val="on"/>
         </w:trPr>
         <w:tc>
           <w:tcPr/>
           <w:p>
             <w:pPr>
               <w:pStyle w:val="Compact"/>
-              <w:jc w:val="left"/>
             </w:pPr>
             <w:r>
               <w:t xml:space="preserve">De América a Europa</w:t>
@@ -2461,7 +2363,6 @@
           <w:p>
             <w:pPr>
               <w:pStyle w:val="Compact"/>
-              <w:jc w:val="left"/>
             </w:pPr>
             <w:r>
               <w:t xml:space="preserve">De Europa a América</w:t>
@@ -2475,7 +2376,6 @@
           <w:p>
             <w:pPr>
               <w:pStyle w:val="Compact"/>
-              <w:jc w:val="left"/>
             </w:pPr>
             <w:r>
               <w:t xml:space="preserve">Papa, maíz, tomate, cacao, poroto, ají, tabaco, quinua</w:t>
@@ -2487,7 +2387,6 @@
           <w:p>
             <w:pPr>
               <w:pStyle w:val="Compact"/>
-              <w:jc w:val="left"/>
             </w:pPr>
             <w:r>
               <w:t xml:space="preserve">Trigo, arroz, caña de azúcar, vid, caballo, vaca, oveja, gallina</w:t>
@@ -2508,8 +2407,8 @@
       </w:r>
       <w:r>
         <w:rPr>
+          <w:i/>
           <w:iCs/>
-          <w:i/>
         </w:rPr>
         <w:t xml:space="preserve">guagua, cahuín, pilucho, poto, laucha, pololo, charqui, guata</w:t>
       </w:r>
@@ -2517,8 +2416,8 @@
         <w:t xml:space="preserve">.</w:t>
       </w:r>
     </w:p>
-    <w:bookmarkEnd w:id="38"/>
-    <w:bookmarkStart w:id="39" w:name="ahora-tú-3"/>
+    <w:bookmarkEnd w:id="27"/>
+    <w:bookmarkStart w:id="28" w:name="ahora-tú-3"/>
     <w:p>
       <w:pPr>
         <w:pStyle w:val="Heading3"/>
@@ -2529,11 +2428,11 @@
     </w:p>
     <w:p>
       <w:pPr>
+        <w:pStyle w:val="Compact"/>
         <w:numPr>
           <w:ilvl w:val="0"/>
           <w:numId w:val="1008"/>
         </w:numPr>
-        <w:pStyle w:val="Compact"/>
       </w:pPr>
       <w:r>
         <w:t xml:space="preserve">¿Por qué fracasó la expedición de Almagro?</w:t>
@@ -2541,11 +2440,11 @@
     </w:p>
     <w:p>
       <w:pPr>
+        <w:pStyle w:val="Compact"/>
         <w:numPr>
           <w:ilvl w:val="0"/>
           <w:numId w:val="1008"/>
         </w:numPr>
-        <w:pStyle w:val="Compact"/>
       </w:pPr>
       <w:r>
         <w:t xml:space="preserve">¿Quién fundó Santiago, en qué fecha y junto a qué cerro?</w:t>
@@ -2553,11 +2452,11 @@
     </w:p>
     <w:p>
       <w:pPr>
+        <w:pStyle w:val="Compact"/>
         <w:numPr>
           <w:ilvl w:val="0"/>
           <w:numId w:val="1008"/>
         </w:numPr>
-        <w:pStyle w:val="Compact"/>
       </w:pPr>
       <w:r>
         <w:t xml:space="preserve">¿Qué ocurrió el 11 de septiembre de 1541?</w:t>
@@ -2565,11 +2464,11 @@
     </w:p>
     <w:p>
       <w:pPr>
+        <w:pStyle w:val="Compact"/>
         <w:numPr>
           <w:ilvl w:val="0"/>
           <w:numId w:val="1008"/>
         </w:numPr>
-        <w:pStyle w:val="Compact"/>
       </w:pPr>
       <w:r>
         <w:t xml:space="preserve">¿Quién fue Inés de Suárez?</w:t>
@@ -2577,11 +2476,11 @@
     </w:p>
     <w:p>
       <w:pPr>
+        <w:pStyle w:val="Compact"/>
         <w:numPr>
           <w:ilvl w:val="0"/>
           <w:numId w:val="1008"/>
         </w:numPr>
-        <w:pStyle w:val="Compact"/>
       </w:pPr>
       <w:r>
         <w:t xml:space="preserve">¿Quiénes fueron Lautaro y Caupolicán?</w:t>
@@ -2589,11 +2488,11 @@
     </w:p>
     <w:p>
       <w:pPr>
+        <w:pStyle w:val="Compact"/>
         <w:numPr>
           <w:ilvl w:val="0"/>
           <w:numId w:val="1008"/>
         </w:numPr>
-        <w:pStyle w:val="Compact"/>
       </w:pPr>
       <w:r>
         <w:t xml:space="preserve">¿Qué fue el desastre de Curalaba y qué consecuencia territorial tuvo?</w:t>
@@ -2601,11 +2500,11 @@
     </w:p>
     <w:p>
       <w:pPr>
+        <w:pStyle w:val="Compact"/>
         <w:numPr>
           <w:ilvl w:val="0"/>
           <w:numId w:val="1008"/>
         </w:numPr>
-        <w:pStyle w:val="Compact"/>
       </w:pPr>
       <w:r>
         <w:t xml:space="preserve">Nombra tres productos que fueron de América a Europa y tres que llegaron de Europa a América.</w:t>
@@ -2613,11 +2512,11 @@
     </w:p>
     <w:p>
       <w:pPr>
+        <w:pStyle w:val="Compact"/>
         <w:numPr>
           <w:ilvl w:val="0"/>
           <w:numId w:val="1008"/>
         </w:numPr>
-        <w:pStyle w:val="Compact"/>
       </w:pPr>
       <w:r>
         <w:t xml:space="preserve">Explica qué es el mestizaje y por qué es importante para entender Chile hoy.</w:t>
@@ -2630,9 +2529,9 @@
         </w:pict>
       </w:r>
     </w:p>
-    <w:bookmarkEnd w:id="39"/>
-    <w:bookmarkEnd w:id="40"/>
-    <w:bookmarkStart w:id="41" w:name="X2a89cac44f4aa2058988a5fbe583d9e604b20f7"/>
+    <w:bookmarkEnd w:id="28"/>
+    <w:bookmarkEnd w:id="29"/>
+    <w:bookmarkStart w:id="30" w:name="X2a89cac44f4aa2058988a5fbe583d9e604b20f7"/>
     <w:p>
       <w:pPr>
         <w:pStyle w:val="Heading2"/>
@@ -2653,8 +2552,8 @@
       </w:r>
       <w:r>
         <w:rPr>
+          <w:b/>
           <w:bCs/>
-          <w:b/>
         </w:rPr>
         <w:t xml:space="preserve">línea de tiempo</w:t>
       </w:r>
@@ -2669,8 +2568,8 @@
       </w:r>
       <w:r>
         <w:rPr>
+          <w:b/>
           <w:bCs/>
-          <w:b/>
         </w:rPr>
         <w:t xml:space="preserve">diez hitos</w:t>
       </w:r>
@@ -2691,11 +2590,11 @@
     </w:p>
     <w:p>
       <w:pPr>
+        <w:pStyle w:val="Compact"/>
         <w:numPr>
           <w:ilvl w:val="0"/>
           <w:numId w:val="1009"/>
         </w:numPr>
-        <w:pStyle w:val="Compact"/>
       </w:pPr>
       <w:r>
         <w:t xml:space="preserve">¿Cuántos años pasaron entre la llegada de Colón y la fundación de Santiago?</w:t>
@@ -2703,11 +2602,11 @@
     </w:p>
     <w:p>
       <w:pPr>
+        <w:pStyle w:val="Compact"/>
         <w:numPr>
           <w:ilvl w:val="0"/>
           <w:numId w:val="1009"/>
         </w:numPr>
-        <w:pStyle w:val="Compact"/>
       </w:pPr>
       <w:r>
         <w:t xml:space="preserve">¿Cuántos años pasaron entre la fundación de Santiago y el desastre de Curalaba?</w:t>
@@ -2715,11 +2614,11 @@
     </w:p>
     <w:p>
       <w:pPr>
+        <w:pStyle w:val="Compact"/>
         <w:numPr>
           <w:ilvl w:val="0"/>
           <w:numId w:val="1009"/>
         </w:numPr>
-        <w:pStyle w:val="Compact"/>
       </w:pPr>
       <w:r>
         <w:t xml:space="preserve">Elige el hito que te parezca más importante y explica en cinco líneas por qué.</w:t>
@@ -2727,11 +2626,11 @@
     </w:p>
     <w:p>
       <w:pPr>
+        <w:pStyle w:val="Compact"/>
         <w:numPr>
           <w:ilvl w:val="0"/>
           <w:numId w:val="1009"/>
         </w:numPr>
-        <w:pStyle w:val="Compact"/>
       </w:pPr>
       <w:r>
         <w:t xml:space="preserve">Escribe un párrafo respondiendo:</w:t>
@@ -2741,85 +2640,57 @@
       </w:r>
       <w:r>
         <w:rPr>
+          <w:b/>
           <w:bCs/>
-          <w:b/>
         </w:rPr>
         <w:t xml:space="preserve">¿fue un</w:t>
       </w:r>
       <w:r>
         <w:rPr>
+          <w:b/>
           <w:bCs/>
+        </w:rPr>
+        <w:t xml:space="preserve"> </w:t>
+      </w:r>
+      <w:r>
+        <w:rPr>
           <w:b/>
+          <w:bCs/>
         </w:rPr>
-        <w:t xml:space="preserve"> </w:t>
+        <w:t xml:space="preserve">“descubrimiento”</w:t>
       </w:r>
       <w:r>
         <w:rPr>
+          <w:b/>
           <w:bCs/>
+        </w:rPr>
+        <w:t xml:space="preserve"> </w:t>
+      </w:r>
+      <w:r>
+        <w:rPr>
           <w:b/>
-        </w:rPr>
-        <w:t xml:space="preserve">“</w:t>
-      </w:r>
-      <w:r>
-        <w:rPr>
           <w:bCs/>
-          <w:b/>
-        </w:rPr>
-        <w:t xml:space="preserve">descubrimiento</w:t>
-      </w:r>
-      <w:r>
-        <w:rPr>
-          <w:bCs/>
-          <w:b/>
-        </w:rPr>
-        <w:t xml:space="preserve">”</w:t>
-      </w:r>
-      <w:r>
-        <w:rPr>
-          <w:bCs/>
-          <w:b/>
-        </w:rPr>
-        <w:t xml:space="preserve"> </w:t>
-      </w:r>
-      <w:r>
-        <w:rPr>
-          <w:bCs/>
-          <w:b/>
         </w:rPr>
         <w:t xml:space="preserve">o un</w:t>
       </w:r>
       <w:r>
         <w:rPr>
+          <w:b/>
           <w:bCs/>
+        </w:rPr>
+        <w:t xml:space="preserve"> </w:t>
+      </w:r>
+      <w:r>
+        <w:rPr>
           <w:b/>
+          <w:bCs/>
         </w:rPr>
-        <w:t xml:space="preserve"> </w:t>
+        <w:t xml:space="preserve">“encuentro entre dos mundos”</w:t>
       </w:r>
       <w:r>
         <w:rPr>
+          <w:b/>
           <w:bCs/>
-          <w:b/>
-        </w:rPr>
-        <w:t xml:space="preserve">“</w:t>
-      </w:r>
-      <w:r>
-        <w:rPr>
-          <w:bCs/>
-          <w:b/>
-        </w:rPr>
-        <w:t xml:space="preserve">encuentro entre dos mundos</w:t>
-      </w:r>
-      <w:r>
-        <w:rPr>
-          <w:bCs/>
-          <w:b/>
-        </w:rPr>
-        <w:t xml:space="preserve">”</w:t>
-      </w:r>
-      <w:r>
-        <w:rPr>
-          <w:bCs/>
-          <w:b/>
         </w:rPr>
         <w:t xml:space="preserve">?</w:t>
       </w:r>
@@ -2837,8 +2708,8 @@
         </w:pict>
       </w:r>
     </w:p>
-    <w:bookmarkEnd w:id="41"/>
-    <w:bookmarkStart w:id="42" w:name="evaluación-integradora"/>
+    <w:bookmarkEnd w:id="30"/>
+    <w:bookmarkStart w:id="31" w:name="evaluación-integradora"/>
     <w:p>
       <w:pPr>
         <w:pStyle w:val="Heading2"/>
@@ -2849,11 +2720,11 @@
     </w:p>
     <w:p>
       <w:pPr>
+        <w:pStyle w:val="Compact"/>
         <w:numPr>
           <w:ilvl w:val="0"/>
           <w:numId w:val="1010"/>
         </w:numPr>
-        <w:pStyle w:val="Compact"/>
       </w:pPr>
       <w:r>
         <w:t xml:space="preserve">Nombra dos causas de los viajes de descubrimiento y explica una.</w:t>
@@ -2861,11 +2732,11 @@
     </w:p>
     <w:p>
       <w:pPr>
+        <w:pStyle w:val="Compact"/>
         <w:numPr>
           <w:ilvl w:val="0"/>
           <w:numId w:val="1010"/>
         </w:numPr>
-        <w:pStyle w:val="Compact"/>
       </w:pPr>
       <w:r>
         <w:t xml:space="preserve">Nombra tres avances técnicos que hicieron posibles los viajes.</w:t>
@@ -2873,11 +2744,11 @@
     </w:p>
     <w:p>
       <w:pPr>
+        <w:pStyle w:val="Compact"/>
         <w:numPr>
           <w:ilvl w:val="0"/>
           <w:numId w:val="1010"/>
         </w:numPr>
-        <w:pStyle w:val="Compact"/>
       </w:pPr>
       <w:r>
         <w:t xml:space="preserve">¿Qué ocurrió el 12 de octubre de 1492?</w:t>
@@ -2885,11 +2756,11 @@
     </w:p>
     <w:p>
       <w:pPr>
+        <w:pStyle w:val="Compact"/>
         <w:numPr>
           <w:ilvl w:val="0"/>
           <w:numId w:val="1010"/>
         </w:numPr>
-        <w:pStyle w:val="Compact"/>
       </w:pPr>
       <w:r>
         <w:t xml:space="preserve">¿Qué fue el Tratado de Tordesillas y qué consecuencia tiene hoy en Brasil?</w:t>
@@ -2897,11 +2768,11 @@
     </w:p>
     <w:p>
       <w:pPr>
+        <w:pStyle w:val="Compact"/>
         <w:numPr>
           <w:ilvl w:val="0"/>
           <w:numId w:val="1010"/>
         </w:numPr>
-        <w:pStyle w:val="Compact"/>
       </w:pPr>
       <w:r>
         <w:t xml:space="preserve">¿Quién dio la primera vuelta al mundo y en qué años?</w:t>
@@ -2909,11 +2780,11 @@
     </w:p>
     <w:p>
       <w:pPr>
+        <w:pStyle w:val="Compact"/>
         <w:numPr>
           <w:ilvl w:val="0"/>
           <w:numId w:val="1010"/>
         </w:numPr>
-        <w:pStyle w:val="Compact"/>
       </w:pPr>
       <w:r>
         <w:t xml:space="preserve">Une conquistador con imperio: Cortés / Pizarro — Inca / Azteca.</w:t>
@@ -2921,11 +2792,11 @@
     </w:p>
     <w:p>
       <w:pPr>
+        <w:pStyle w:val="Compact"/>
         <w:numPr>
           <w:ilvl w:val="0"/>
           <w:numId w:val="1010"/>
         </w:numPr>
-        <w:pStyle w:val="Compact"/>
       </w:pPr>
       <w:r>
         <w:t xml:space="preserve">Explica tres razones del triunfo español sobre los grandes imperios americanos.</w:t>
@@ -2933,11 +2804,11 @@
     </w:p>
     <w:p>
       <w:pPr>
+        <w:pStyle w:val="Compact"/>
         <w:numPr>
           <w:ilvl w:val="0"/>
           <w:numId w:val="1010"/>
         </w:numPr>
-        <w:pStyle w:val="Compact"/>
       </w:pPr>
       <w:r>
         <w:t xml:space="preserve">Define encomienda.</w:t>
@@ -2945,11 +2816,11 @@
     </w:p>
     <w:p>
       <w:pPr>
+        <w:pStyle w:val="Compact"/>
         <w:numPr>
           <w:ilvl w:val="0"/>
           <w:numId w:val="1010"/>
         </w:numPr>
-        <w:pStyle w:val="Compact"/>
       </w:pPr>
       <w:r>
         <w:t xml:space="preserve">¿Quién fundó Santiago y en qué fecha?</w:t>
@@ -2957,11 +2828,11 @@
     </w:p>
     <w:p>
       <w:pPr>
+        <w:pStyle w:val="Compact"/>
         <w:numPr>
           <w:ilvl w:val="0"/>
           <w:numId w:val="1010"/>
         </w:numPr>
-        <w:pStyle w:val="Compact"/>
       </w:pPr>
       <w:r>
         <w:t xml:space="preserve">¿Qué pasó en la batalla de Tucapel en 1553?</w:t>
@@ -2969,11 +2840,11 @@
     </w:p>
     <w:p>
       <w:pPr>
+        <w:pStyle w:val="Compact"/>
         <w:numPr>
           <w:ilvl w:val="0"/>
           <w:numId w:val="1010"/>
         </w:numPr>
-        <w:pStyle w:val="Compact"/>
       </w:pPr>
       <w:r>
         <w:t xml:space="preserve">¿Qué fue el desastre de Curalaba y qué frontera estableció?</w:t>
@@ -2981,11 +2852,11 @@
     </w:p>
     <w:p>
       <w:pPr>
+        <w:pStyle w:val="Compact"/>
         <w:numPr>
           <w:ilvl w:val="0"/>
           <w:numId w:val="1010"/>
         </w:numPr>
-        <w:pStyle w:val="Compact"/>
       </w:pPr>
       <w:r>
         <w:t xml:space="preserve">Explica qué es el mestizaje y nombra un ejemplo de mestizaje cultural en Chile.</w:t>
@@ -2996,9 +2867,9 @@
         <w:br w:type="page"/>
       </w:r>
     </w:p>
-    <w:bookmarkEnd w:id="42"/>
-    <w:bookmarkEnd w:id="43"/>
-    <w:bookmarkStart w:id="52" w:name="solucionario-guía-4-historia"/>
+    <w:bookmarkEnd w:id="31"/>
+    <w:bookmarkEnd w:id="32"/>
+    <w:bookmarkStart w:id="41" w:name="solucionario-guía-4-historia"/>
     <w:p>
       <w:pPr>
         <w:pStyle w:val="Heading1"/>
@@ -3013,8 +2884,8 @@
       </w:pPr>
       <w:r>
         <w:rPr>
+          <w:b/>
           <w:bCs/>
-          <w:b/>
         </w:rPr>
         <w:t xml:space="preserve">Uso del adulto.</w:t>
       </w:r>
@@ -3025,7 +2896,7 @@
         <w:t xml:space="preserve">Esta sección no debe entregarse junto con la guía de trabajo.</w:t>
       </w:r>
     </w:p>
-    <w:bookmarkStart w:id="44" w:name="diagnóstico-de-entrada-1"/>
+    <w:bookmarkStart w:id="33" w:name="diagnóstico-de-entrada-1"/>
     <w:p>
       <w:pPr>
         <w:pStyle w:val="Heading2"/>
@@ -3036,20 +2907,23 @@
     </w:p>
     <w:p>
       <w:pPr>
+        <w:pStyle w:val="Compact"/>
         <w:numPr>
           <w:ilvl w:val="0"/>
           <w:numId w:val="1011"/>
         </w:numPr>
-        <w:pStyle w:val="Compact"/>
-      </w:pPr>
-    </w:p>
-    <w:p>
-      <w:pPr>
+      </w:pPr>
+      <w:r>
+        <w:t xml:space="preserve">1492.</w:t>
+      </w:r>
+    </w:p>
+    <w:p>
+      <w:pPr>
+        <w:pStyle w:val="Compact"/>
         <w:numPr>
           <w:ilvl w:val="0"/>
           <w:numId w:val="1011"/>
         </w:numPr>
-        <w:pStyle w:val="Compact"/>
       </w:pPr>
       <w:r>
         <w:t xml:space="preserve">Una nueva ruta marítima hacia Asia, para conseguir especias y otros productos de Oriente.</w:t>
@@ -3057,11 +2931,11 @@
     </w:p>
     <w:p>
       <w:pPr>
+        <w:pStyle w:val="Compact"/>
         <w:numPr>
           <w:ilvl w:val="0"/>
           <w:numId w:val="1011"/>
         </w:numPr>
-        <w:pStyle w:val="Compact"/>
       </w:pPr>
       <w:r>
         <w:t xml:space="preserve">La Santa María, la Pinta y la Niña.</w:t>
@@ -3069,11 +2943,11 @@
     </w:p>
     <w:p>
       <w:pPr>
+        <w:pStyle w:val="Compact"/>
         <w:numPr>
           <w:ilvl w:val="0"/>
           <w:numId w:val="1011"/>
         </w:numPr>
-        <w:pStyle w:val="Compact"/>
       </w:pPr>
       <w:r>
         <w:t xml:space="preserve">Hernán Cortés.</w:t>
@@ -3081,11 +2955,11 @@
     </w:p>
     <w:p>
       <w:pPr>
+        <w:pStyle w:val="Compact"/>
         <w:numPr>
           <w:ilvl w:val="0"/>
           <w:numId w:val="1011"/>
         </w:numPr>
-        <w:pStyle w:val="Compact"/>
       </w:pPr>
       <w:r>
         <w:t xml:space="preserve">Francisco Pizarro.</w:t>
@@ -3093,11 +2967,11 @@
     </w:p>
     <w:p>
       <w:pPr>
+        <w:pStyle w:val="Compact"/>
         <w:numPr>
           <w:ilvl w:val="0"/>
           <w:numId w:val="1011"/>
         </w:numPr>
-        <w:pStyle w:val="Compact"/>
       </w:pPr>
       <w:r>
         <w:t xml:space="preserve">Pedro de Valdivia, el 12 de febrero de 1541.</w:t>
@@ -3105,11 +2979,11 @@
     </w:p>
     <w:p>
       <w:pPr>
+        <w:pStyle w:val="Compact"/>
         <w:numPr>
           <w:ilvl w:val="0"/>
           <w:numId w:val="1011"/>
         </w:numPr>
-        <w:pStyle w:val="Compact"/>
       </w:pPr>
       <w:r>
         <w:t xml:space="preserve">El largo conflicto entre los españoles y el pueblo mapuche al sur del río Biobío.</w:t>
@@ -3117,18 +2991,18 @@
     </w:p>
     <w:p>
       <w:pPr>
+        <w:pStyle w:val="Compact"/>
         <w:numPr>
           <w:ilvl w:val="0"/>
           <w:numId w:val="1011"/>
         </w:numPr>
-        <w:pStyle w:val="Compact"/>
       </w:pPr>
       <w:r>
         <w:t xml:space="preserve">La mezcla entre españoles e indígenas, de la que nace una nueva población y una nueva cultura.</w:t>
       </w:r>
     </w:p>
-    <w:bookmarkEnd w:id="44"/>
-    <w:bookmarkStart w:id="45" w:name="sección-1-ahora-tú"/>
+    <w:bookmarkEnd w:id="33"/>
+    <w:bookmarkStart w:id="34" w:name="sección-1-ahora-tú"/>
     <w:p>
       <w:pPr>
         <w:pStyle w:val="Heading2"/>
@@ -3139,175 +3013,175 @@
     </w:p>
     <w:p>
       <w:pPr>
+        <w:pStyle w:val="Compact"/>
+        <w:numPr>
+          <w:ilvl w:val="0"/>
+          <w:numId w:val="1012"/>
+        </w:numPr>
+      </w:pPr>
+      <w:r>
+        <w:t xml:space="preserve">Una ruta marítima hacia Asia para conseguir especias, seda y piedras preciosas.</w:t>
+      </w:r>
+    </w:p>
+    <w:p>
+      <w:pPr>
+        <w:pStyle w:val="Compact"/>
+        <w:numPr>
+          <w:ilvl w:val="0"/>
+          <w:numId w:val="1012"/>
+        </w:numPr>
+      </w:pPr>
+      <w:r>
+        <w:t xml:space="preserve">Cayó Constantinopla en manos de los turcos otomanos, lo que cerró la ruta terrestre hacia Oriente y obligó a buscar un camino por mar.</w:t>
+      </w:r>
+    </w:p>
+    <w:p>
+      <w:pPr>
+        <w:pStyle w:val="Compact"/>
+        <w:numPr>
+          <w:ilvl w:val="0"/>
+          <w:numId w:val="1012"/>
+        </w:numPr>
+      </w:pPr>
+      <w:r>
+        <w:t xml:space="preserve">El astrolabio permitía calcular la latitud observando el sol o las estrellas; la brújula señalaba el norte aunque no se vieran las estrellas.</w:t>
+      </w:r>
+    </w:p>
+    <w:p>
+      <w:pPr>
+        <w:pStyle w:val="Compact"/>
+        <w:numPr>
+          <w:ilvl w:val="0"/>
+          <w:numId w:val="1012"/>
+        </w:numPr>
+      </w:pPr>
+      <w:r>
+        <w:t xml:space="preserve">Porque era más liviana y veloz, y su vela triangular le permitía navegar incluso contra el viento.</w:t>
+      </w:r>
+    </w:p>
+    <w:p>
+      <w:pPr>
+        <w:pStyle w:val="Compact"/>
+        <w:numPr>
+          <w:ilvl w:val="0"/>
+          <w:numId w:val="1012"/>
+        </w:numPr>
+      </w:pPr>
+      <w:r>
+        <w:t xml:space="preserve">Creyó que la Tierra era más pequeña y que Asia quedaba cerca navegando al oeste. Por eso llegó a América creyendo estar en las Indias.</w:t>
+      </w:r>
+    </w:p>
+    <w:bookmarkEnd w:id="34"/>
+    <w:bookmarkStart w:id="35" w:name="sección-2-ahora-tú"/>
+    <w:p>
+      <w:pPr>
+        <w:pStyle w:val="Heading2"/>
+      </w:pPr>
+      <w:r>
+        <w:t xml:space="preserve">Sección 2 · Ahora tú</w:t>
+      </w:r>
+    </w:p>
+    <w:p>
+      <w:pPr>
+        <w:pStyle w:val="Compact"/>
         <w:numPr>
           <w:ilvl w:val="0"/>
           <w:numId w:val="1013"/>
         </w:numPr>
-        <w:pStyle w:val="Compact"/>
-      </w:pPr>
-      <w:r>
-        <w:t xml:space="preserve">Una ruta marítima hacia Asia para conseguir especias, seda y piedras preciosas.</w:t>
-      </w:r>
-    </w:p>
-    <w:p>
-      <w:pPr>
+      </w:pPr>
+      <w:r>
+        <w:t xml:space="preserve">Los Reyes Católicos, Isabel de Castilla y Fernando de Aragón, mediante las Capitulaciones de Santa Fe.</w:t>
+      </w:r>
+    </w:p>
+    <w:p>
+      <w:pPr>
+        <w:pStyle w:val="Compact"/>
         <w:numPr>
           <w:ilvl w:val="0"/>
           <w:numId w:val="1013"/>
         </w:numPr>
-        <w:pStyle w:val="Compact"/>
-      </w:pPr>
-      <w:r>
-        <w:t xml:space="preserve">Cayó Constantinopla en manos de los turcos otomanos, lo que cerró la ruta terrestre hacia Oriente y obligó a buscar un camino por mar.</w:t>
-      </w:r>
-    </w:p>
-    <w:p>
-      <w:pPr>
+      </w:pPr>
+      <w:r>
+        <w:t xml:space="preserve">12 de octubre de 1492.</w:t>
+      </w:r>
+    </w:p>
+    <w:p>
+      <w:pPr>
+        <w:pStyle w:val="Compact"/>
         <w:numPr>
           <w:ilvl w:val="0"/>
           <w:numId w:val="1013"/>
         </w:numPr>
-        <w:pStyle w:val="Compact"/>
-      </w:pPr>
-      <w:r>
-        <w:t xml:space="preserve">El astrolabio permitía calcular la latitud observando el sol o las estrellas; la brújula señalaba el norte aunque no se vieran las estrellas.</w:t>
-      </w:r>
-    </w:p>
-    <w:p>
-      <w:pPr>
+      </w:pPr>
+      <w:r>
+        <w:t xml:space="preserve">La Santa María, la Pinta y la Niña.</w:t>
+      </w:r>
+    </w:p>
+    <w:p>
+      <w:pPr>
+        <w:pStyle w:val="Compact"/>
         <w:numPr>
           <w:ilvl w:val="0"/>
           <w:numId w:val="1013"/>
         </w:numPr>
-        <w:pStyle w:val="Compact"/>
-      </w:pPr>
-      <w:r>
-        <w:t xml:space="preserve">Porque era más liviana y veloz, y su vela triangular le permitía navegar incluso contra el viento.</w:t>
-      </w:r>
-    </w:p>
-    <w:p>
-      <w:pPr>
+      </w:pPr>
+      <w:r>
+        <w:t xml:space="preserve">Porque Colón murió creyendo que había llegado a Asia. Fue Américo Vespucio quien sostuvo que se trataba de un continente nuevo, y por él se llamó América.</w:t>
+      </w:r>
+    </w:p>
+    <w:p>
+      <w:pPr>
+        <w:pStyle w:val="Compact"/>
         <w:numPr>
           <w:ilvl w:val="0"/>
           <w:numId w:val="1013"/>
         </w:numPr>
-        <w:pStyle w:val="Compact"/>
-      </w:pPr>
-      <w:r>
-        <w:t xml:space="preserve">Creyó que la Tierra era más pequeña y que Asia quedaba cerca navegando al oeste. Por eso llegó a América creyendo estar en las Indias.</w:t>
-      </w:r>
-    </w:p>
-    <w:bookmarkEnd w:id="45"/>
-    <w:bookmarkStart w:id="46" w:name="sección-2-ahora-tú"/>
+      </w:pPr>
+      <w:r>
+        <w:t xml:space="preserve">Dieron la primera vuelta al mundo entre 1519 y 1522. En 1520 cruzaron el estrecho que hoy se llama Estrecho de Magallanes, en el extremo sur de Chile.</w:t>
+      </w:r>
+    </w:p>
+    <w:p>
+      <w:pPr>
+        <w:pStyle w:val="Compact"/>
+        <w:numPr>
+          <w:ilvl w:val="0"/>
+          <w:numId w:val="1013"/>
+        </w:numPr>
+      </w:pPr>
+      <w:r>
+        <w:t xml:space="preserve">Fue un acuerdo de 1494 entre Portugal y Castilla que dividió el mundo por una línea imaginaria. Por eso Brasil quedó en manos portuguesas y hoy allí se habla portugués.</w:t>
+      </w:r>
+    </w:p>
+    <w:bookmarkEnd w:id="35"/>
+    <w:bookmarkStart w:id="36" w:name="sección-3-ahora-tú"/>
     <w:p>
       <w:pPr>
         <w:pStyle w:val="Heading2"/>
       </w:pPr>
       <w:r>
-        <w:t xml:space="preserve">Sección 2 · Ahora tú</w:t>
-      </w:r>
-    </w:p>
-    <w:p>
-      <w:pPr>
+        <w:t xml:space="preserve">Sección 3 · Ahora tú</w:t>
+      </w:r>
+    </w:p>
+    <w:p>
+      <w:pPr>
+        <w:pStyle w:val="Compact"/>
         <w:numPr>
           <w:ilvl w:val="0"/>
           <w:numId w:val="1014"/>
         </w:numPr>
-        <w:pStyle w:val="Compact"/>
-      </w:pPr>
-      <w:r>
-        <w:t xml:space="preserve">Los Reyes Católicos, Isabel de Castilla y Fernando de Aragón, mediante las Capitulaciones de Santa Fe.</w:t>
-      </w:r>
-    </w:p>
-    <w:p>
-      <w:pPr>
+      </w:pPr>
+      <w:r>
+        <w:t xml:space="preserve">Descubrir es llegar a un territorio desconocido para quien llega; conquistar es ocuparlo por la fuerza, someter a su población e imponer un nuevo orden.</w:t>
+      </w:r>
+    </w:p>
+    <w:p>
+      <w:pPr>
+        <w:pStyle w:val="Compact"/>
         <w:numPr>
           <w:ilvl w:val="0"/>
           <w:numId w:val="1014"/>
         </w:numPr>
-        <w:pStyle w:val="Compact"/>
-      </w:pPr>
-      <w:r>
-        <w:t xml:space="preserve">12 de octubre de 1492.</w:t>
-      </w:r>
-    </w:p>
-    <w:p>
-      <w:pPr>
-        <w:numPr>
-          <w:ilvl w:val="0"/>
-          <w:numId w:val="1014"/>
-        </w:numPr>
-        <w:pStyle w:val="Compact"/>
-      </w:pPr>
-      <w:r>
-        <w:t xml:space="preserve">La Santa María, la Pinta y la Niña.</w:t>
-      </w:r>
-    </w:p>
-    <w:p>
-      <w:pPr>
-        <w:numPr>
-          <w:ilvl w:val="0"/>
-          <w:numId w:val="1014"/>
-        </w:numPr>
-        <w:pStyle w:val="Compact"/>
-      </w:pPr>
-      <w:r>
-        <w:t xml:space="preserve">Porque Colón murió creyendo que había llegado a Asia. Fue Américo Vespucio quien sostuvo que se trataba de un continente nuevo, y por él se llamó América.</w:t>
-      </w:r>
-    </w:p>
-    <w:p>
-      <w:pPr>
-        <w:numPr>
-          <w:ilvl w:val="0"/>
-          <w:numId w:val="1014"/>
-        </w:numPr>
-        <w:pStyle w:val="Compact"/>
-      </w:pPr>
-      <w:r>
-        <w:t xml:space="preserve">Dieron la primera vuelta al mundo entre 1519 y 1522. En 1520 cruzaron el estrecho que hoy se llama Estrecho de Magallanes, en el extremo sur de Chile.</w:t>
-      </w:r>
-    </w:p>
-    <w:p>
-      <w:pPr>
-        <w:numPr>
-          <w:ilvl w:val="0"/>
-          <w:numId w:val="1014"/>
-        </w:numPr>
-        <w:pStyle w:val="Compact"/>
-      </w:pPr>
-      <w:r>
-        <w:t xml:space="preserve">Fue un acuerdo de 1494 entre Portugal y Castilla que dividió el mundo por una línea imaginaria. Por eso Brasil quedó en manos portuguesas y hoy allí se habla portugués.</w:t>
-      </w:r>
-    </w:p>
-    <w:bookmarkEnd w:id="46"/>
-    <w:bookmarkStart w:id="47" w:name="sección-3-ahora-tú"/>
-    <w:p>
-      <w:pPr>
-        <w:pStyle w:val="Heading2"/>
-      </w:pPr>
-      <w:r>
-        <w:t xml:space="preserve">Sección 3 · Ahora tú</w:t>
-      </w:r>
-    </w:p>
-    <w:p>
-      <w:pPr>
-        <w:numPr>
-          <w:ilvl w:val="0"/>
-          <w:numId w:val="1015"/>
-        </w:numPr>
-        <w:pStyle w:val="Compact"/>
-      </w:pPr>
-      <w:r>
-        <w:t xml:space="preserve">Descubrir es llegar a un territorio desconocido para quien llega; conquistar es ocuparlo por la fuerza, someter a su población e imponer un nuevo orden.</w:t>
-      </w:r>
-    </w:p>
-    <w:p>
-      <w:pPr>
-        <w:numPr>
-          <w:ilvl w:val="0"/>
-          <w:numId w:val="1015"/>
-        </w:numPr>
-        <w:pStyle w:val="Compact"/>
       </w:pPr>
       <w:r>
         <w:t xml:space="preserve">Cortés conquistó el imperio</w:t>
@@ -3317,8 +3191,8 @@
       </w:r>
       <w:r>
         <w:rPr>
+          <w:b/>
           <w:bCs/>
-          <w:b/>
         </w:rPr>
         <w:t xml:space="preserve">azteca</w:t>
       </w:r>
@@ -3333,8 +3207,8 @@
       </w:r>
       <w:r>
         <w:rPr>
+          <w:b/>
           <w:bCs/>
-          <w:b/>
         </w:rPr>
         <w:t xml:space="preserve">inca</w:t>
       </w:r>
@@ -3344,105 +3218,105 @@
     </w:p>
     <w:p>
       <w:pPr>
+        <w:pStyle w:val="Compact"/>
+        <w:numPr>
+          <w:ilvl w:val="0"/>
+          <w:numId w:val="1014"/>
+        </w:numPr>
+      </w:pPr>
+      <w:r>
+        <w:t xml:space="preserve">Armas de fuego y acero, caballos, alianzas con pueblos sometidos, enfermedades europeas y conflictos internos entre los incas. Bastan tres.</w:t>
+      </w:r>
+    </w:p>
+    <w:p>
+      <w:pPr>
+        <w:pStyle w:val="Compact"/>
+        <w:numPr>
+          <w:ilvl w:val="0"/>
+          <w:numId w:val="1014"/>
+        </w:numPr>
+      </w:pPr>
+      <w:r>
+        <w:t xml:space="preserve">Las enfermedades, sobre todo la viruela, porque la población americana no tenía defensas contra ellas y murieron millones de personas en pocas décadas.</w:t>
+      </w:r>
+    </w:p>
+    <w:p>
+      <w:pPr>
+        <w:pStyle w:val="Compact"/>
+        <w:numPr>
+          <w:ilvl w:val="0"/>
+          <w:numId w:val="1014"/>
+        </w:numPr>
+      </w:pPr>
+      <w:r>
+        <w:t xml:space="preserve">Encomienda: grupo de indígenas entregado a un español, que recibía su trabajo y tributo a cambio de protegerlos y evangelizarlos. Mita: turnos obligatorios de trabajo, especialmente en las minas.</w:t>
+      </w:r>
+    </w:p>
+    <w:p>
+      <w:pPr>
+        <w:pStyle w:val="Compact"/>
+        <w:numPr>
+          <w:ilvl w:val="0"/>
+          <w:numId w:val="1014"/>
+        </w:numPr>
+      </w:pPr>
+      <w:r>
+        <w:t xml:space="preserve">Un fraile dominico que denunció ante la Corona los abusos contra los indígenas y logró que se dictaran las Leyes Nuevas en 1542.</w:t>
+      </w:r>
+    </w:p>
+    <w:bookmarkEnd w:id="36"/>
+    <w:bookmarkStart w:id="37" w:name="sección-4-ahora-tú"/>
+    <w:p>
+      <w:pPr>
+        <w:pStyle w:val="Heading2"/>
+      </w:pPr>
+      <w:r>
+        <w:t xml:space="preserve">Sección 4 · Ahora tú</w:t>
+      </w:r>
+    </w:p>
+    <w:p>
+      <w:pPr>
+        <w:pStyle w:val="Compact"/>
         <w:numPr>
           <w:ilvl w:val="0"/>
           <w:numId w:val="1015"/>
         </w:numPr>
-        <w:pStyle w:val="Compact"/>
-      </w:pPr>
-      <w:r>
-        <w:t xml:space="preserve">Armas de fuego y acero, caballos, alianzas con pueblos sometidos, enfermedades europeas y conflictos internos entre los incas. Bastan tres.</w:t>
-      </w:r>
-    </w:p>
-    <w:p>
-      <w:pPr>
+      </w:pPr>
+      <w:r>
+        <w:t xml:space="preserve">Porque cruzó la cordillera en condiciones durísimas, perdió muchos hombres y no encontró el oro que buscaba, por lo que volvió al Perú.</w:t>
+      </w:r>
+    </w:p>
+    <w:p>
+      <w:pPr>
+        <w:pStyle w:val="Compact"/>
         <w:numPr>
           <w:ilvl w:val="0"/>
           <w:numId w:val="1015"/>
         </w:numPr>
-        <w:pStyle w:val="Compact"/>
-      </w:pPr>
-      <w:r>
-        <w:t xml:space="preserve">Las enfermedades, sobre todo la viruela, porque la población americana no tenía defensas contra ellas y murieron millones de personas en pocas décadas.</w:t>
-      </w:r>
-    </w:p>
-    <w:p>
-      <w:pPr>
+      </w:pPr>
+      <w:r>
+        <w:t xml:space="preserve">Pedro de Valdivia, el 12 de febrero de 1541, junto al cerro Huelén, hoy Santa Lucía.</w:t>
+      </w:r>
+    </w:p>
+    <w:p>
+      <w:pPr>
+        <w:pStyle w:val="Compact"/>
         <w:numPr>
           <w:ilvl w:val="0"/>
           <w:numId w:val="1015"/>
         </w:numPr>
-        <w:pStyle w:val="Compact"/>
-      </w:pPr>
-      <w:r>
-        <w:t xml:space="preserve">Encomienda: grupo de indígenas entregado a un español, que recibía su trabajo y tributo a cambio de protegerlos y evangelizarlos. Mita: turnos obligatorios de trabajo, especialmente en las minas.</w:t>
-      </w:r>
-    </w:p>
-    <w:p>
-      <w:pPr>
+      </w:pPr>
+      <w:r>
+        <w:t xml:space="preserve">El cacique Michimalonco atacó y destruyó casi por completo Santiago, mientras Valdivia estaba fuera de la ciudad.</w:t>
+      </w:r>
+    </w:p>
+    <w:p>
+      <w:pPr>
+        <w:pStyle w:val="Compact"/>
         <w:numPr>
           <w:ilvl w:val="0"/>
           <w:numId w:val="1015"/>
         </w:numPr>
-        <w:pStyle w:val="Compact"/>
-      </w:pPr>
-      <w:r>
-        <w:t xml:space="preserve">Un fraile dominico que denunció ante la Corona los abusos contra los indígenas y logró que se dictaran las Leyes Nuevas en 1542.</w:t>
-      </w:r>
-    </w:p>
-    <w:bookmarkEnd w:id="47"/>
-    <w:bookmarkStart w:id="48" w:name="sección-4-ahora-tú"/>
-    <w:p>
-      <w:pPr>
-        <w:pStyle w:val="Heading2"/>
-      </w:pPr>
-      <w:r>
-        <w:t xml:space="preserve">Sección 4 · Ahora tú</w:t>
-      </w:r>
-    </w:p>
-    <w:p>
-      <w:pPr>
-        <w:numPr>
-          <w:ilvl w:val="0"/>
-          <w:numId w:val="1016"/>
-        </w:numPr>
-        <w:pStyle w:val="Compact"/>
-      </w:pPr>
-      <w:r>
-        <w:t xml:space="preserve">Porque cruzó la cordillera en condiciones durísimas, perdió muchos hombres y no encontró el oro que buscaba, por lo que volvió al Perú.</w:t>
-      </w:r>
-    </w:p>
-    <w:p>
-      <w:pPr>
-        <w:numPr>
-          <w:ilvl w:val="0"/>
-          <w:numId w:val="1016"/>
-        </w:numPr>
-        <w:pStyle w:val="Compact"/>
-      </w:pPr>
-      <w:r>
-        <w:t xml:space="preserve">Pedro de Valdivia, el 12 de febrero de 1541, junto al cerro Huelén, hoy Santa Lucía.</w:t>
-      </w:r>
-    </w:p>
-    <w:p>
-      <w:pPr>
-        <w:numPr>
-          <w:ilvl w:val="0"/>
-          <w:numId w:val="1016"/>
-        </w:numPr>
-        <w:pStyle w:val="Compact"/>
-      </w:pPr>
-      <w:r>
-        <w:t xml:space="preserve">El cacique Michimalonco atacó y destruyó casi por completo Santiago, mientras Valdivia estaba fuera de la ciudad.</w:t>
-      </w:r>
-    </w:p>
-    <w:p>
-      <w:pPr>
-        <w:numPr>
-          <w:ilvl w:val="0"/>
-          <w:numId w:val="1016"/>
-        </w:numPr>
-        <w:pStyle w:val="Compact"/>
       </w:pPr>
       <w:r>
         <w:t xml:space="preserve">La única mujer española de la expedición de Valdivia, que participó activamente en la defensa de Santiago durante el ataque de 1541.</w:t>
@@ -3450,11 +3324,11 @@
     </w:p>
     <w:p>
       <w:pPr>
-        <w:numPr>
-          <w:ilvl w:val="0"/>
-          <w:numId w:val="1016"/>
-        </w:numPr>
-        <w:pStyle w:val="Compact"/>
+        <w:pStyle w:val="Compact"/>
+        <w:numPr>
+          <w:ilvl w:val="0"/>
+          <w:numId w:val="1015"/>
+        </w:numPr>
       </w:pPr>
       <w:r>
         <w:t xml:space="preserve">Dos líderes mapuche de la Guerra de Arauco. Lautaro dirigió la victoria de Tucapel en 1553, donde murió Valdivia. Caupolicán fue toqui y continuó la resistencia hasta su ejecución en 1558.</w:t>
@@ -3462,11 +3336,11 @@
     </w:p>
     <w:p>
       <w:pPr>
-        <w:numPr>
-          <w:ilvl w:val="0"/>
-          <w:numId w:val="1016"/>
-        </w:numPr>
-        <w:pStyle w:val="Compact"/>
+        <w:pStyle w:val="Compact"/>
+        <w:numPr>
+          <w:ilvl w:val="0"/>
+          <w:numId w:val="1015"/>
+        </w:numPr>
       </w:pPr>
       <w:r>
         <w:t xml:space="preserve">Una derrota española en 1598 en la que murió el gobernador Óñez de Loyola. Los mapuche destruyeron las ciudades al sur del Biobío y ese río quedó como frontera.</w:t>
@@ -3474,11 +3348,11 @@
     </w:p>
     <w:p>
       <w:pPr>
-        <w:numPr>
-          <w:ilvl w:val="0"/>
-          <w:numId w:val="1016"/>
-        </w:numPr>
-        <w:pStyle w:val="Compact"/>
+        <w:pStyle w:val="Compact"/>
+        <w:numPr>
+          <w:ilvl w:val="0"/>
+          <w:numId w:val="1015"/>
+        </w:numPr>
       </w:pPr>
       <w:r>
         <w:t xml:space="preserve">De América: papa, maíz, tomate, cacao, poroto, ají. De Europa: trigo, caballo, vaca, oveja, caña de azúcar, gallina.</w:t>
@@ -3486,18 +3360,18 @@
     </w:p>
     <w:p>
       <w:pPr>
-        <w:numPr>
-          <w:ilvl w:val="0"/>
-          <w:numId w:val="1016"/>
-        </w:numPr>
-        <w:pStyle w:val="Compact"/>
+        <w:pStyle w:val="Compact"/>
+        <w:numPr>
+          <w:ilvl w:val="0"/>
+          <w:numId w:val="1015"/>
+        </w:numPr>
       </w:pPr>
       <w:r>
         <w:t xml:space="preserve">Es la mezcla biológica y cultural entre españoles e indígenas. Importa porque la mayor parte de la población chilena es mestiza, y el idioma, las comidas y las costumbres del país vienen de esa mezcla.</w:t>
       </w:r>
     </w:p>
-    <w:bookmarkEnd w:id="48"/>
-    <w:bookmarkStart w:id="49" w:name="actividad-central"/>
+    <w:bookmarkEnd w:id="37"/>
+    <w:bookmarkStart w:id="38" w:name="actividad-central"/>
     <w:p>
       <w:pPr>
         <w:pStyle w:val="Heading2"/>
@@ -3519,7 +3393,6 @@
         <w:tblStyle w:val="Table"/>
         <w:tblW w:type="auto" w:w="0"/>
         <w:tblLook w:firstRow="1" w:lastRow="0" w:firstColumn="0" w:lastColumn="0" w:noHBand="0" w:noVBand="0" w:val="0020"/>
-        <w:jc w:val="start"/>
       </w:tblPr>
       <w:tblGrid>
         <w:gridCol w:w="3960"/>
@@ -3527,14 +3400,13 @@
       </w:tblGrid>
       <w:tr>
         <w:trPr>
-          <w:tblHeader w:val="true"/>
+          <w:tblHeader w:val="on"/>
         </w:trPr>
         <w:tc>
           <w:tcPr/>
           <w:p>
             <w:pPr>
               <w:pStyle w:val="Compact"/>
-              <w:jc w:val="left"/>
             </w:pPr>
             <w:r>
               <w:t xml:space="preserve">Criterio</w:t>
@@ -3546,7 +3418,6 @@
           <w:p>
             <w:pPr>
               <w:pStyle w:val="Compact"/>
-              <w:jc w:val="left"/>
             </w:pPr>
             <w:r>
               <w:t xml:space="preserve">Puntos</w:t>
@@ -3560,7 +3431,6 @@
           <w:p>
             <w:pPr>
               <w:pStyle w:val="Compact"/>
-              <w:jc w:val="left"/>
             </w:pPr>
             <w:r>
               <w:t xml:space="preserve">Diez hitos con año correcto</w:t>
@@ -3572,7 +3442,6 @@
           <w:p>
             <w:pPr>
               <w:pStyle w:val="Compact"/>
-              <w:jc w:val="left"/>
             </w:pPr>
             <w:r>
               <w:t xml:space="preserve">4</w:t>
@@ -3586,7 +3455,6 @@
           <w:p>
             <w:pPr>
               <w:pStyle w:val="Compact"/>
-              <w:jc w:val="left"/>
             </w:pPr>
             <w:r>
               <w:t xml:space="preserve">Orden cronológico correcto en la línea</w:t>
@@ -3598,7 +3466,6 @@
           <w:p>
             <w:pPr>
               <w:pStyle w:val="Compact"/>
-              <w:jc w:val="left"/>
             </w:pPr>
             <w:r>
               <w:t xml:space="preserve">2</w:t>
@@ -3612,7 +3479,6 @@
           <w:p>
             <w:pPr>
               <w:pStyle w:val="Compact"/>
-              <w:jc w:val="left"/>
             </w:pPr>
             <w:r>
               <w:t xml:space="preserve">Cálculos: 49 años (1492–1541) y 57 años (1541–1598)</w:t>
@@ -3624,7 +3490,6 @@
           <w:p>
             <w:pPr>
               <w:pStyle w:val="Compact"/>
-              <w:jc w:val="left"/>
             </w:pPr>
             <w:r>
               <w:t xml:space="preserve">2</w:t>
@@ -3638,7 +3503,6 @@
           <w:p>
             <w:pPr>
               <w:pStyle w:val="Compact"/>
-              <w:jc w:val="left"/>
             </w:pPr>
             <w:r>
               <w:t xml:space="preserve">Hito elegido y justificado</w:t>
@@ -3650,7 +3514,6 @@
           <w:p>
             <w:pPr>
               <w:pStyle w:val="Compact"/>
-              <w:jc w:val="left"/>
             </w:pPr>
             <w:r>
               <w:t xml:space="preserve">1</w:t>
@@ -3664,7 +3527,6 @@
           <w:p>
             <w:pPr>
               <w:pStyle w:val="Compact"/>
-              <w:jc w:val="left"/>
             </w:pPr>
             <w:r>
               <w:t xml:space="preserve">Párrafo final con dos argumentos</w:t>
@@ -3676,7 +3538,6 @@
           <w:p>
             <w:pPr>
               <w:pStyle w:val="Compact"/>
-              <w:jc w:val="left"/>
             </w:pPr>
             <w:r>
               <w:t xml:space="preserve">1</w:t>
@@ -3685,8 +3546,8 @@
         </w:tc>
       </w:tr>
     </w:tbl>
-    <w:bookmarkEnd w:id="49"/>
-    <w:bookmarkStart w:id="50" w:name="evaluación-integradora-1"/>
+    <w:bookmarkEnd w:id="38"/>
+    <w:bookmarkStart w:id="39" w:name="evaluación-integradora-1"/>
     <w:p>
       <w:pPr>
         <w:pStyle w:val="Heading2"/>
@@ -3697,11 +3558,11 @@
     </w:p>
     <w:p>
       <w:pPr>
-        <w:numPr>
-          <w:ilvl w:val="0"/>
-          <w:numId w:val="1017"/>
-        </w:numPr>
-        <w:pStyle w:val="Compact"/>
+        <w:pStyle w:val="Compact"/>
+        <w:numPr>
+          <w:ilvl w:val="0"/>
+          <w:numId w:val="1016"/>
+        </w:numPr>
       </w:pPr>
       <w:r>
         <w:t xml:space="preserve">Por ejemplo: la caída de Constantinopla en 1453 cerró la ruta terrestre a Oriente, y la competencia entre Portugal y Castilla por poder y riqueza. Se acepta también la causa religiosa.</w:t>
@@ -3709,11 +3570,11 @@
     </w:p>
     <w:p>
       <w:pPr>
-        <w:numPr>
-          <w:ilvl w:val="0"/>
-          <w:numId w:val="1017"/>
-        </w:numPr>
-        <w:pStyle w:val="Compact"/>
+        <w:pStyle w:val="Compact"/>
+        <w:numPr>
+          <w:ilvl w:val="0"/>
+          <w:numId w:val="1016"/>
+        </w:numPr>
       </w:pPr>
       <w:r>
         <w:t xml:space="preserve">Brújula, astrolabio, carabela (también portulanos y vela latina).</w:t>
@@ -3721,11 +3582,11 @@
     </w:p>
     <w:p>
       <w:pPr>
-        <w:numPr>
-          <w:ilvl w:val="0"/>
-          <w:numId w:val="1017"/>
-        </w:numPr>
-        <w:pStyle w:val="Compact"/>
+        <w:pStyle w:val="Compact"/>
+        <w:numPr>
+          <w:ilvl w:val="0"/>
+          <w:numId w:val="1016"/>
+        </w:numPr>
       </w:pPr>
       <w:r>
         <w:t xml:space="preserve">Colón llegó a la isla de Guanahaní, en el Caribe, dando inicio al contacto entre Europa y América.</w:t>
@@ -3733,11 +3594,11 @@
     </w:p>
     <w:p>
       <w:pPr>
-        <w:numPr>
-          <w:ilvl w:val="0"/>
-          <w:numId w:val="1017"/>
-        </w:numPr>
-        <w:pStyle w:val="Compact"/>
+        <w:pStyle w:val="Compact"/>
+        <w:numPr>
+          <w:ilvl w:val="0"/>
+          <w:numId w:val="1016"/>
+        </w:numPr>
       </w:pPr>
       <w:r>
         <w:t xml:space="preserve">Un acuerdo de 1494 que dividió las tierras nuevas entre Portugal y Castilla mediante una línea imaginaria. Por eso en Brasil se habla portugués.</w:t>
@@ -3745,11 +3606,11 @@
     </w:p>
     <w:p>
       <w:pPr>
-        <w:numPr>
-          <w:ilvl w:val="0"/>
-          <w:numId w:val="1017"/>
-        </w:numPr>
-        <w:pStyle w:val="Compact"/>
+        <w:pStyle w:val="Compact"/>
+        <w:numPr>
+          <w:ilvl w:val="0"/>
+          <w:numId w:val="1016"/>
+        </w:numPr>
       </w:pPr>
       <w:r>
         <w:t xml:space="preserve">La expedición de Fernando de Magallanes y Juan Sebastián Elcano, entre 1519 y 1522.</w:t>
@@ -3757,11 +3618,11 @@
     </w:p>
     <w:p>
       <w:pPr>
-        <w:numPr>
-          <w:ilvl w:val="0"/>
-          <w:numId w:val="1017"/>
-        </w:numPr>
-        <w:pStyle w:val="Compact"/>
+        <w:pStyle w:val="Compact"/>
+        <w:numPr>
+          <w:ilvl w:val="0"/>
+          <w:numId w:val="1016"/>
+        </w:numPr>
       </w:pPr>
       <w:r>
         <w:t xml:space="preserve">Cortés — Azteca · Pizarro — Inca.</w:t>
@@ -3769,11 +3630,11 @@
     </w:p>
     <w:p>
       <w:pPr>
-        <w:numPr>
-          <w:ilvl w:val="0"/>
-          <w:numId w:val="1017"/>
-        </w:numPr>
-        <w:pStyle w:val="Compact"/>
+        <w:pStyle w:val="Compact"/>
+        <w:numPr>
+          <w:ilvl w:val="0"/>
+          <w:numId w:val="1016"/>
+        </w:numPr>
       </w:pPr>
       <w:r>
         <w:t xml:space="preserve">Armas de fuego y acero, caballos, alianzas con pueblos sometidos, enfermedades europeas, guerra civil entre los incas. Bastan tres.</w:t>
@@ -3781,11 +3642,11 @@
     </w:p>
     <w:p>
       <w:pPr>
-        <w:numPr>
-          <w:ilvl w:val="0"/>
-          <w:numId w:val="1017"/>
-        </w:numPr>
-        <w:pStyle w:val="Compact"/>
+        <w:pStyle w:val="Compact"/>
+        <w:numPr>
+          <w:ilvl w:val="0"/>
+          <w:numId w:val="1016"/>
+        </w:numPr>
       </w:pPr>
       <w:r>
         <w:t xml:space="preserve">Sistema por el cual un grupo de indígenas era entregado a un español, que recibía su trabajo y tributo a cambio de protegerlos y evangelizarlos; en la práctica, trabajo forzado.</w:t>
@@ -3793,11 +3654,11 @@
     </w:p>
     <w:p>
       <w:pPr>
-        <w:numPr>
-          <w:ilvl w:val="0"/>
-          <w:numId w:val="1017"/>
-        </w:numPr>
-        <w:pStyle w:val="Compact"/>
+        <w:pStyle w:val="Compact"/>
+        <w:numPr>
+          <w:ilvl w:val="0"/>
+          <w:numId w:val="1016"/>
+        </w:numPr>
       </w:pPr>
       <w:r>
         <w:t xml:space="preserve">Pedro de Valdivia, el 12 de febrero de 1541.</w:t>
@@ -3805,11 +3666,11 @@
     </w:p>
     <w:p>
       <w:pPr>
-        <w:numPr>
-          <w:ilvl w:val="0"/>
-          <w:numId w:val="1017"/>
-        </w:numPr>
-        <w:pStyle w:val="Compact"/>
+        <w:pStyle w:val="Compact"/>
+        <w:numPr>
+          <w:ilvl w:val="0"/>
+          <w:numId w:val="1016"/>
+        </w:numPr>
       </w:pPr>
       <w:r>
         <w:t xml:space="preserve">Los mapuche liderados por Lautaro derrotaron a los españoles y murió Pedro de Valdivia.</w:t>
@@ -3817,11 +3678,11 @@
     </w:p>
     <w:p>
       <w:pPr>
-        <w:numPr>
-          <w:ilvl w:val="0"/>
-          <w:numId w:val="1017"/>
-        </w:numPr>
-        <w:pStyle w:val="Compact"/>
+        <w:pStyle w:val="Compact"/>
+        <w:numPr>
+          <w:ilvl w:val="0"/>
+          <w:numId w:val="1016"/>
+        </w:numPr>
       </w:pPr>
       <w:r>
         <w:t xml:space="preserve">Una derrota española en 1598 que llevó a la destrucción de las ciudades al sur del Biobío; ese río quedó como frontera entre ambos territorios.</w:t>
@@ -3829,18 +3690,18 @@
     </w:p>
     <w:p>
       <w:pPr>
-        <w:numPr>
-          <w:ilvl w:val="0"/>
-          <w:numId w:val="1017"/>
-        </w:numPr>
-        <w:pStyle w:val="Compact"/>
+        <w:pStyle w:val="Compact"/>
+        <w:numPr>
+          <w:ilvl w:val="0"/>
+          <w:numId w:val="1016"/>
+        </w:numPr>
       </w:pPr>
       <w:r>
         <w:t xml:space="preserve">Es la mezcla biológica y cultural entre españoles e indígenas. Ejemplo cultural: palabras del mapudungun y el quechua usadas a diario en Chile, como guagua, pilucho o charqui.</w:t>
       </w:r>
     </w:p>
-    <w:bookmarkEnd w:id="50"/>
-    <w:bookmarkStart w:id="51" w:name="tabla-de-remediación"/>
+    <w:bookmarkEnd w:id="39"/>
+    <w:bookmarkStart w:id="40" w:name="tabla-de-remediación"/>
     <w:p>
       <w:pPr>
         <w:pStyle w:val="Heading2"/>
@@ -3853,8 +3714,8 @@
       <w:tblPr>
         <w:tblStyle w:val="Table"/>
         <w:tblW w:type="pct" w:w="5000"/>
+        <w:tblLayout w:type="fixed"/>
         <w:tblLook w:firstRow="1" w:lastRow="0" w:firstColumn="0" w:lastColumn="0" w:noHBand="0" w:noVBand="0" w:val="0020"/>
-        <w:jc w:val="start"/>
       </w:tblPr>
       <w:tblGrid>
         <w:gridCol w:w="2640"/>
@@ -3863,14 +3724,13 @@
       </w:tblGrid>
       <w:tr>
         <w:trPr>
-          <w:tblHeader w:val="true"/>
+          <w:tblHeader w:val="on"/>
         </w:trPr>
         <w:tc>
           <w:tcPr/>
           <w:p>
             <w:pPr>
               <w:pStyle w:val="Compact"/>
-              <w:jc w:val="left"/>
             </w:pPr>
             <w:r>
               <w:t xml:space="preserve">Si falló en…</w:t>
@@ -3882,7 +3742,6 @@
           <w:p>
             <w:pPr>
               <w:pStyle w:val="Compact"/>
-              <w:jc w:val="left"/>
             </w:pPr>
             <w:r>
               <w:t xml:space="preserve">Volver a…</w:t>
@@ -3894,7 +3753,6 @@
           <w:p>
             <w:pPr>
               <w:pStyle w:val="Compact"/>
-              <w:jc w:val="left"/>
             </w:pPr>
             <w:r>
               <w:t xml:space="preserve">Refuerzo sugerido</w:t>
@@ -3908,7 +3766,6 @@
           <w:p>
             <w:pPr>
               <w:pStyle w:val="Compact"/>
-              <w:jc w:val="left"/>
             </w:pPr>
             <w:r>
               <w:t xml:space="preserve">Preguntas 1, 2</w:t>
@@ -3920,7 +3777,6 @@
           <w:p>
             <w:pPr>
               <w:pStyle w:val="Compact"/>
-              <w:jc w:val="left"/>
             </w:pPr>
             <w:r>
               <w:t xml:space="preserve">Sección 1</w:t>
@@ -3932,7 +3788,6 @@
           <w:p>
             <w:pPr>
               <w:pStyle w:val="Compact"/>
-              <w:jc w:val="left"/>
             </w:pPr>
             <w:r>
               <w:t xml:space="preserve">Hacer un esquema de causas con cuatro ramas</w:t>
@@ -3946,7 +3801,6 @@
           <w:p>
             <w:pPr>
               <w:pStyle w:val="Compact"/>
-              <w:jc w:val="left"/>
             </w:pPr>
             <w:r>
               <w:t xml:space="preserve">Preguntas 3, 4, 5</w:t>
@@ -3958,7 +3812,6 @@
           <w:p>
             <w:pPr>
               <w:pStyle w:val="Compact"/>
-              <w:jc w:val="left"/>
             </w:pPr>
             <w:r>
               <w:t xml:space="preserve">Sección 2</w:t>
@@ -3970,7 +3823,6 @@
           <w:p>
             <w:pPr>
               <w:pStyle w:val="Compact"/>
-              <w:jc w:val="left"/>
             </w:pPr>
             <w:r>
               <w:t xml:space="preserve">Ubicar los tres viajes en un planisferio</w:t>
@@ -3984,7 +3836,6 @@
           <w:p>
             <w:pPr>
               <w:pStyle w:val="Compact"/>
-              <w:jc w:val="left"/>
             </w:pPr>
             <w:r>
               <w:t xml:space="preserve">Preguntas 6, 7, 8</w:t>
@@ -3996,7 +3847,6 @@
           <w:p>
             <w:pPr>
               <w:pStyle w:val="Compact"/>
-              <w:jc w:val="left"/>
             </w:pPr>
             <w:r>
               <w:t xml:space="preserve">Sección 3</w:t>
@@ -4008,7 +3858,6 @@
           <w:p>
             <w:pPr>
               <w:pStyle w:val="Compact"/>
-              <w:jc w:val="left"/>
             </w:pPr>
             <w:r>
               <w:t xml:space="preserve">Elaborar un cuadro comparativo México–Perú</w:t>
@@ -4022,7 +3871,6 @@
           <w:p>
             <w:pPr>
               <w:pStyle w:val="Compact"/>
-              <w:jc w:val="left"/>
             </w:pPr>
             <w:r>
               <w:t xml:space="preserve">Preguntas 9, 10, 11</w:t>
@@ -4034,7 +3882,6 @@
           <w:p>
             <w:pPr>
               <w:pStyle w:val="Compact"/>
-              <w:jc w:val="left"/>
             </w:pPr>
             <w:r>
               <w:t xml:space="preserve">Sección 4</w:t>
@@ -4046,7 +3893,6 @@
           <w:p>
             <w:pPr>
               <w:pStyle w:val="Compact"/>
-              <w:jc w:val="left"/>
             </w:pPr>
             <w:r>
               <w:t xml:space="preserve">Repasar la línea de tiempo de la Guerra de Arauco</w:t>
@@ -4060,7 +3906,6 @@
           <w:p>
             <w:pPr>
               <w:pStyle w:val="Compact"/>
-              <w:jc w:val="left"/>
             </w:pPr>
             <w:r>
               <w:t xml:space="preserve">Pregunta 12</w:t>
@@ -4072,7 +3917,6 @@
           <w:p>
             <w:pPr>
               <w:pStyle w:val="Compact"/>
-              <w:jc w:val="left"/>
             </w:pPr>
             <w:r>
               <w:t xml:space="preserve">Sección 4</w:t>
@@ -4084,7 +3928,6 @@
           <w:p>
             <w:pPr>
               <w:pStyle w:val="Compact"/>
-              <w:jc w:val="left"/>
             </w:pPr>
             <w:r>
               <w:t xml:space="preserve">Buscar cinco palabras chilenas de origen indígena</w:t>
@@ -4099,8 +3942,8 @@
       </w:pPr>
       <w:r>
         <w:rPr>
+          <w:b/>
           <w:bCs/>
-          <w:b/>
         </w:rPr>
         <w:t xml:space="preserve">Puntaje total: 12 puntos.</w:t>
       </w:r>
@@ -4111,9 +3954,13 @@
         <w:t xml:space="preserve">10 o más indica dominio del contenido; entre 7 y 9, repaso focalizado; menos de 7, rehacer las secciones marcadas.</w:t>
       </w:r>
     </w:p>
-    <w:bookmarkEnd w:id="51"/>
-    <w:bookmarkEnd w:id="52"/>
-    <w:sectPr/>
+    <w:bookmarkEnd w:id="40"/>
+    <w:bookmarkEnd w:id="41"/>
+    <w:sectPr>
+      <w:footnotePr>
+        <w:numRestart w:val="eachSect"/>
+      </w:footnotePr>
+    </w:sectPr>
   </w:body>
 </w:document>
 </file>
@@ -4144,14 +3991,14 @@
 <file path=word/numbering.xml><?xml version="1.0" encoding="utf-8"?>
 <w:numbering xmlns:w="http://schemas.openxmlformats.org/wordprocessingml/2006/main">
   <w:abstractNum w:abstractNumId="990">
-    <w:nsid w:val="A990"/>
+    <w:nsid w:val="0000A990"/>
     <w:multiLevelType w:val="multilevel"/>
     <w:lvl w:ilvl="0">
       <w:numFmt w:val="bullet"/>
       <w:lvlText w:val=" "/>
       <w:lvlJc w:val="left"/>
       <w:pPr>
-        <w:ind w:left="720" w:hanging="480"/>
+        <w:ind w:left="720" w:hanging="360"/>
       </w:pPr>
     </w:lvl>
     <w:lvl w:ilvl="1">
@@ -4159,7 +4006,7 @@
       <w:lvlText w:val=" "/>
       <w:lvlJc w:val="left"/>
       <w:pPr>
-        <w:ind w:left="1440" w:hanging="480"/>
+        <w:ind w:left="1440" w:hanging="360"/>
       </w:pPr>
     </w:lvl>
     <w:lvl w:ilvl="2">
@@ -4167,7 +4014,7 @@
       <w:lvlText w:val=" "/>
       <w:lvlJc w:val="left"/>
       <w:pPr>
-        <w:ind w:left="2160" w:hanging="480"/>
+        <w:ind w:left="2160" w:hanging="360"/>
       </w:pPr>
     </w:lvl>
     <w:lvl w:ilvl="3">
@@ -4175,7 +4022,7 @@
       <w:lvlText w:val=" "/>
       <w:lvlJc w:val="left"/>
       <w:pPr>
-        <w:ind w:left="2880" w:hanging="480"/>
+        <w:ind w:left="2880" w:hanging="360"/>
       </w:pPr>
     </w:lvl>
     <w:lvl w:ilvl="4">
@@ -4183,7 +4030,7 @@
       <w:lvlText w:val=" "/>
       <w:lvlJc w:val="left"/>
       <w:pPr>
-        <w:ind w:left="3600" w:hanging="480"/>
+        <w:ind w:left="3600" w:hanging="360"/>
       </w:pPr>
     </w:lvl>
     <w:lvl w:ilvl="5">
@@ -4191,7 +4038,7 @@
       <w:lvlText w:val=" "/>
       <w:lvlJc w:val="left"/>
       <w:pPr>
-        <w:ind w:left="4320" w:hanging="480"/>
+        <w:ind w:left="4320" w:hanging="360"/>
       </w:pPr>
     </w:lvl>
     <w:lvl w:ilvl="6">
@@ -4199,7 +4046,7 @@
       <w:lvlText w:val=" "/>
       <w:lvlJc w:val="left"/>
       <w:pPr>
-        <w:ind w:left="5040" w:hanging="480"/>
+        <w:ind w:left="5040" w:hanging="360"/>
       </w:pPr>
     </w:lvl>
     <w:lvl w:ilvl="7">
@@ -4207,7 +4054,7 @@
       <w:lvlText w:val=" "/>
       <w:lvlJc w:val="left"/>
       <w:pPr>
-        <w:ind w:left="5760" w:hanging="480"/>
+        <w:ind w:left="5760" w:hanging="360"/>
       </w:pPr>
     </w:lvl>
     <w:lvl w:ilvl="8">
@@ -4215,88 +4062,115 @@
       <w:lvlText w:val=" "/>
       <w:lvlJc w:val="left"/>
       <w:pPr>
-        <w:ind w:left="6480" w:hanging="480"/>
+        <w:ind w:left="6480" w:hanging="360"/>
       </w:pPr>
     </w:lvl>
   </w:abstractNum>
   <w:abstractNum w:abstractNumId="991">
-    <w:nsid w:val="A991"/>
+    <w:nsid w:val="0000A991"/>
     <w:multiLevelType w:val="multilevel"/>
     <w:lvl w:ilvl="0">
       <w:numFmt w:val="bullet"/>
-      <w:lvlText w:val="•"/>
+      <w:lvlText w:val=""/>
       <w:lvlJc w:val="left"/>
       <w:pPr>
-        <w:ind w:left="720" w:hanging="480"/>
-      </w:pPr>
+        <w:ind w:left="720" w:hanging="360"/>
+      </w:pPr>
+      <w:rPr>
+        <w:rFonts w:ascii="Symbol" w:hAnsi="Symbol" w:cs="Symbol" w:hint="default"/>
+      </w:rPr>
     </w:lvl>
     <w:lvl w:ilvl="1">
       <w:numFmt w:val="bullet"/>
-      <w:lvlText w:val="–"/>
+      <w:lvlText w:val="o"/>
       <w:lvlJc w:val="left"/>
       <w:pPr>
-        <w:ind w:left="1440" w:hanging="480"/>
-      </w:pPr>
+        <w:ind w:left="1440" w:hanging="360"/>
+      </w:pPr>
+      <w:rPr>
+        <w:rFonts w:ascii="Courier New" w:hAnsi="Courier New" w:cs="Courier New" w:hint="default"/>
+      </w:rPr>
     </w:lvl>
     <w:lvl w:ilvl="2">
       <w:numFmt w:val="bullet"/>
-      <w:lvlText w:val="•"/>
+      <w:lvlText w:val=""/>
       <w:lvlJc w:val="left"/>
       <w:pPr>
-        <w:ind w:left="2160" w:hanging="480"/>
-      </w:pPr>
+        <w:ind w:left="2160" w:hanging="360"/>
+      </w:pPr>
+      <w:rPr>
+        <w:rFonts w:ascii="Wingdings" w:hAnsi="Wingdings" w:cs="Wingdings" w:hint="default"/>
+      </w:rPr>
     </w:lvl>
     <w:lvl w:ilvl="3">
       <w:numFmt w:val="bullet"/>
-      <w:lvlText w:val="–"/>
+      <w:lvlText w:val=""/>
       <w:lvlJc w:val="left"/>
       <w:pPr>
-        <w:ind w:left="2880" w:hanging="480"/>
-      </w:pPr>
+        <w:ind w:left="2880" w:hanging="360"/>
+      </w:pPr>
+      <w:rPr>
+        <w:rFonts w:ascii="Symbol" w:hAnsi="Symbol" w:cs="Symbol" w:hint="default"/>
+      </w:rPr>
     </w:lvl>
     <w:lvl w:ilvl="4">
       <w:numFmt w:val="bullet"/>
-      <w:lvlText w:val="•"/>
+      <w:lvlText w:val="o"/>
       <w:lvlJc w:val="left"/>
       <w:pPr>
-        <w:ind w:left="3600" w:hanging="480"/>
-      </w:pPr>
+        <w:ind w:left="3600" w:hanging="360"/>
+      </w:pPr>
+      <w:rPr>
+        <w:rFonts w:ascii="Courier New" w:hAnsi="Courier New" w:cs="Courier New" w:hint="default"/>
+      </w:rPr>
     </w:lvl>
     <w:lvl w:ilvl="5">
       <w:numFmt w:val="bullet"/>
-      <w:lvlText w:val="–"/>
+      <w:lvlText w:val=""/>
       <w:lvlJc w:val="left"/>
       <w:pPr>
-        <w:ind w:left="4320" w:hanging="480"/>
-      </w:pPr>
+        <w:ind w:left="4320" w:hanging="360"/>
+      </w:pPr>
+      <w:rPr>
+        <w:rFonts w:ascii="Wingdings" w:hAnsi="Wingdings" w:cs="Wingdings" w:hint="default"/>
+      </w:rPr>
     </w:lvl>
     <w:lvl w:ilvl="6">
       <w:numFmt w:val="bullet"/>
-      <w:lvlText w:val="•"/>
+      <w:lvlText w:val=""/>
       <w:lvlJc w:val="left"/>
       <w:pPr>
-        <w:ind w:left="5040" w:hanging="480"/>
-      </w:pPr>
+        <w:ind w:left="5040" w:hanging="360"/>
+      </w:pPr>
+      <w:rPr>
+        <w:rFonts w:ascii="Symbol" w:hAnsi="Symbol" w:cs="Symbol" w:hint="default"/>
+      </w:rPr>
     </w:lvl>
     <w:lvl w:ilvl="7">
       <w:numFmt w:val="bullet"/>
-      <w:lvlText w:val="–"/>
+      <w:lvlText w:val="o"/>
       <w:lvlJc w:val="left"/>
       <w:pPr>
-        <w:ind w:left="5760" w:hanging="480"/>
-      </w:pPr>
+        <w:ind w:left="5760" w:hanging="360"/>
+      </w:pPr>
+      <w:rPr>
+        <w:rFonts w:ascii="Courier New" w:hAnsi="Courier New" w:cs="Courier New" w:hint="default"/>
+      </w:rPr>
     </w:lvl>
     <w:lvl w:ilvl="8">
       <w:numFmt w:val="bullet"/>
-      <w:lvlText w:val="•"/>
+      <w:lvlText w:val=""/>
       <w:lvlJc w:val="left"/>
       <w:pPr>
-        <w:ind w:left="6480" w:hanging="480"/>
-      </w:pPr>
+        <w:ind w:left="6480" w:hanging="360"/>
+      </w:pPr>
+      <w:rPr>
+        <w:rFonts w:ascii="Wingdings" w:hAnsi="Wingdings" w:cs="Wingdings" w:hint="default"/>
+      </w:rPr>
     </w:lvl>
   </w:abstractNum>
   <w:abstractNum w:abstractNumId="99411">
-    <w:nsid w:val="A99411"/>
+    <w:nsid w:val="00A99411"/>
     <w:multiLevelType w:val="multilevel"/>
     <w:lvl w:ilvl="0">
       <w:start w:val="1"/>
@@ -4304,7 +4178,7 @@
       <w:lvlText w:val="%1."/>
       <w:lvlJc w:val="left"/>
       <w:pPr>
-        <w:ind w:left="720" w:hanging="480"/>
+        <w:ind w:left="720" w:hanging="360"/>
       </w:pPr>
     </w:lvl>
     <w:lvl w:ilvl="1">
@@ -4313,7 +4187,7 @@
       <w:lvlText w:val="%2."/>
       <w:lvlJc w:val="left"/>
       <w:pPr>
-        <w:ind w:left="1440" w:hanging="480"/>
+        <w:ind w:left="1440" w:hanging="360"/>
       </w:pPr>
     </w:lvl>
     <w:lvl w:ilvl="2">
@@ -4322,7 +4196,7 @@
       <w:lvlText w:val="%3."/>
       <w:lvlJc w:val="left"/>
       <w:pPr>
-        <w:ind w:left="2160" w:hanging="480"/>
+        <w:ind w:left="2160" w:hanging="360"/>
       </w:pPr>
     </w:lvl>
     <w:lvl w:ilvl="3">
@@ -4331,7 +4205,7 @@
       <w:lvlText w:val="%4."/>
       <w:lvlJc w:val="left"/>
       <w:pPr>
-        <w:ind w:left="2880" w:hanging="480"/>
+        <w:ind w:left="2880" w:hanging="360"/>
       </w:pPr>
     </w:lvl>
     <w:lvl w:ilvl="4">
@@ -4340,7 +4214,7 @@
       <w:lvlText w:val="%5."/>
       <w:lvlJc w:val="left"/>
       <w:pPr>
-        <w:ind w:left="3600" w:hanging="480"/>
+        <w:ind w:left="3600" w:hanging="360"/>
       </w:pPr>
     </w:lvl>
     <w:lvl w:ilvl="5">
@@ -4349,7 +4223,7 @@
       <w:lvlText w:val="%6."/>
       <w:lvlJc w:val="left"/>
       <w:pPr>
-        <w:ind w:left="4320" w:hanging="480"/>
+        <w:ind w:left="4320" w:hanging="360"/>
       </w:pPr>
     </w:lvl>
     <w:lvl w:ilvl="6">
@@ -4358,7 +4232,7 @@
       <w:lvlText w:val="%7."/>
       <w:lvlJc w:val="left"/>
       <w:pPr>
-        <w:ind w:left="5040" w:hanging="480"/>
+        <w:ind w:left="5040" w:hanging="360"/>
       </w:pPr>
     </w:lvl>
     <w:lvl w:ilvl="7">
@@ -4367,7 +4241,7 @@
       <w:lvlText w:val="%8."/>
       <w:lvlJc w:val="left"/>
       <w:pPr>
-        <w:ind w:left="5760" w:hanging="480"/>
+        <w:ind w:left="5760" w:hanging="360"/>
       </w:pPr>
     </w:lvl>
     <w:lvl w:ilvl="8">
@@ -4376,92 +4250,7 @@
       <w:lvlText w:val="%9."/>
       <w:lvlJc w:val="left"/>
       <w:pPr>
-        <w:ind w:left="6480" w:hanging="480"/>
-      </w:pPr>
-    </w:lvl>
-  </w:abstractNum>
-  <w:abstractNum w:abstractNumId="99411492">
-    <w:nsid w:val="A99411492"/>
-    <w:multiLevelType w:val="multilevel"/>
-    <w:lvl w:ilvl="0">
-      <w:start w:val="1492"/>
-      <w:numFmt w:val="decimal"/>
-      <w:lvlText w:val="%1."/>
-      <w:lvlJc w:val="left"/>
-      <w:pPr>
-        <w:ind w:left="720" w:hanging="480"/>
-      </w:pPr>
-    </w:lvl>
-    <w:lvl w:ilvl="1">
-      <w:start w:val="1492"/>
-      <w:numFmt w:val="decimal"/>
-      <w:lvlText w:val="%2."/>
-      <w:lvlJc w:val="left"/>
-      <w:pPr>
-        <w:ind w:left="1440" w:hanging="480"/>
-      </w:pPr>
-    </w:lvl>
-    <w:lvl w:ilvl="2">
-      <w:start w:val="1492"/>
-      <w:numFmt w:val="decimal"/>
-      <w:lvlText w:val="%3."/>
-      <w:lvlJc w:val="left"/>
-      <w:pPr>
-        <w:ind w:left="2160" w:hanging="480"/>
-      </w:pPr>
-    </w:lvl>
-    <w:lvl w:ilvl="3">
-      <w:start w:val="1492"/>
-      <w:numFmt w:val="decimal"/>
-      <w:lvlText w:val="%4."/>
-      <w:lvlJc w:val="left"/>
-      <w:pPr>
-        <w:ind w:left="2880" w:hanging="480"/>
-      </w:pPr>
-    </w:lvl>
-    <w:lvl w:ilvl="4">
-      <w:start w:val="1492"/>
-      <w:numFmt w:val="decimal"/>
-      <w:lvlText w:val="%5."/>
-      <w:lvlJc w:val="left"/>
-      <w:pPr>
-        <w:ind w:left="3600" w:hanging="480"/>
-      </w:pPr>
-    </w:lvl>
-    <w:lvl w:ilvl="5">
-      <w:start w:val="1492"/>
-      <w:numFmt w:val="decimal"/>
-      <w:lvlText w:val="%6."/>
-      <w:lvlJc w:val="left"/>
-      <w:pPr>
-        <w:ind w:left="4320" w:hanging="480"/>
-      </w:pPr>
-    </w:lvl>
-    <w:lvl w:ilvl="6">
-      <w:start w:val="1492"/>
-      <w:numFmt w:val="decimal"/>
-      <w:lvlText w:val="%7."/>
-      <w:lvlJc w:val="left"/>
-      <w:pPr>
-        <w:ind w:left="5040" w:hanging="480"/>
-      </w:pPr>
-    </w:lvl>
-    <w:lvl w:ilvl="7">
-      <w:start w:val="1492"/>
-      <w:numFmt w:val="decimal"/>
-      <w:lvlText w:val="%8."/>
-      <w:lvlJc w:val="left"/>
-      <w:pPr>
-        <w:ind w:left="5760" w:hanging="480"/>
-      </w:pPr>
-    </w:lvl>
-    <w:lvl w:ilvl="8">
-      <w:start w:val="1492"/>
-      <w:numFmt w:val="decimal"/>
-      <w:lvlText w:val="%9."/>
-      <w:lvlJc w:val="left"/>
-      <w:pPr>
-        <w:ind w:left="6480" w:hanging="480"/>
+        <w:ind w:left="6480" w:hanging="360"/>
       </w:pPr>
     </w:lvl>
   </w:abstractNum>
@@ -4745,33 +4534,33 @@
     </w:lvlOverride>
   </w:num>
   <w:num w:numId="1012">
-    <w:abstractNumId w:val="99411492"/>
+    <w:abstractNumId w:val="99411"/>
     <w:lvlOverride w:ilvl="0">
-      <w:startOverride w:val="1492"/>
+      <w:startOverride w:val="1"/>
     </w:lvlOverride>
     <w:lvlOverride w:ilvl="1">
-      <w:startOverride w:val="1492"/>
+      <w:startOverride w:val="1"/>
     </w:lvlOverride>
     <w:lvlOverride w:ilvl="2">
-      <w:startOverride w:val="1492"/>
+      <w:startOverride w:val="1"/>
     </w:lvlOverride>
     <w:lvlOverride w:ilvl="3">
-      <w:startOverride w:val="1492"/>
+      <w:startOverride w:val="1"/>
     </w:lvlOverride>
     <w:lvlOverride w:ilvl="4">
-      <w:startOverride w:val="1492"/>
+      <w:startOverride w:val="1"/>
     </w:lvlOverride>
     <w:lvlOverride w:ilvl="5">
-      <w:startOverride w:val="1492"/>
+      <w:startOverride w:val="1"/>
     </w:lvlOverride>
     <w:lvlOverride w:ilvl="6">
-      <w:startOverride w:val="1492"/>
+      <w:startOverride w:val="1"/>
     </w:lvlOverride>
     <w:lvlOverride w:ilvl="7">
-      <w:startOverride w:val="1492"/>
+      <w:startOverride w:val="1"/>
     </w:lvlOverride>
     <w:lvlOverride w:ilvl="8">
-      <w:startOverride w:val="1492"/>
+      <w:startOverride w:val="1"/>
     </w:lvlOverride>
   </w:num>
   <w:num w:numId="1013">
@@ -4865,36 +4654,6 @@
     </w:lvlOverride>
   </w:num>
   <w:num w:numId="1016">
-    <w:abstractNumId w:val="99411"/>
-    <w:lvlOverride w:ilvl="0">
-      <w:startOverride w:val="1"/>
-    </w:lvlOverride>
-    <w:lvlOverride w:ilvl="1">
-      <w:startOverride w:val="1"/>
-    </w:lvlOverride>
-    <w:lvlOverride w:ilvl="2">
-      <w:startOverride w:val="1"/>
-    </w:lvlOverride>
-    <w:lvlOverride w:ilvl="3">
-      <w:startOverride w:val="1"/>
-    </w:lvlOverride>
-    <w:lvlOverride w:ilvl="4">
-      <w:startOverride w:val="1"/>
-    </w:lvlOverride>
-    <w:lvlOverride w:ilvl="5">
-      <w:startOverride w:val="1"/>
-    </w:lvlOverride>
-    <w:lvlOverride w:ilvl="6">
-      <w:startOverride w:val="1"/>
-    </w:lvlOverride>
-    <w:lvlOverride w:ilvl="7">
-      <w:startOverride w:val="1"/>
-    </w:lvlOverride>
-    <w:lvlOverride w:ilvl="8">
-      <w:startOverride w:val="1"/>
-    </w:lvlOverride>
-  </w:num>
-  <w:num w:numId="1017">
     <w:abstractNumId w:val="99411"/>
     <w:lvlOverride w:ilvl="0">
       <w:startOverride w:val="1"/>
@@ -4932,10 +4691,10 @@
   <w:docDefaults>
     <w:rPrDefault>
       <w:rPr>
-        <w:rFonts w:asciiTheme="minorHAnsi" w:cstheme="minorBidi" w:eastAsiaTheme="minorHAnsi" w:hAnsiTheme="minorHAnsi"/>
+        <w:rFonts w:asciiTheme="minorHAnsi" w:cstheme="minorBidi" w:eastAsiaTheme="minorEastAsia" w:hAnsiTheme="minorHAnsi"/>
         <w:sz w:val="24"/>
         <w:szCs w:val="24"/>
-        <w:lang w:bidi="ar-SA" w:eastAsia="en-US" w:val="en-US"/>
+        <w:lang w:bidi="ar-SA" w:eastAsia="zh-CN" w:val="en-US"/>
       </w:rPr>
     </w:rPrDefault>
     <w:pPrDefault>
@@ -4953,10 +4712,10 @@
     <w:name w:val="Body Text"/>
     <w:basedOn w:val="Normal"/>
     <w:link w:val="BodyTextChar"/>
+    <w:qFormat/>
     <w:pPr>
       <w:spacing w:after="180" w:before="180"/>
     </w:pPr>
-    <w:qFormat/>
   </w:style>
   <w:style w:customStyle="1" w:styleId="FirstParagraph" w:type="paragraph">
     <w:name w:val="First Paragraph"/>
@@ -4976,57 +4735,94 @@
     <w:name w:val="Title"/>
     <w:basedOn w:val="Normal"/>
     <w:next w:val="BodyText"/>
+    <w:link w:val="TitleChar"/>
+    <w:uiPriority w:val="10"/>
     <w:qFormat/>
+    <w:rsid w:val="00A10FD9"/>
     <w:pPr>
-      <w:keepNext/>
-      <w:keepLines/>
-      <w:spacing w:after="240" w:before="480"/>
+      <w:spacing w:after="80" w:line="240" w:lineRule="auto"/>
+      <w:contextualSpacing/>
       <w:jc w:val="center"/>
     </w:pPr>
     <w:rPr>
       <w:rFonts w:asciiTheme="majorHAnsi" w:cstheme="majorBidi" w:eastAsiaTheme="majorEastAsia" w:hAnsiTheme="majorHAnsi"/>
-      <w:b/>
-      <w:bCs/>
-      <w:color w:themeColor="accent1" w:themeShade="B5" w:val="345A8A"/>
-      <w:sz w:val="36"/>
-      <w:szCs w:val="36"/>
+      <w:sz w:val="56"/>
+      <w:szCs w:val="56"/>
+    </w:rPr>
+  </w:style>
+  <w:style w:customStyle="1" w:styleId="TitleChar" w:type="character">
+    <w:name w:val="Title Char"/>
+    <w:basedOn w:val="DefaultParagraphFont"/>
+    <w:link w:val="Title"/>
+    <w:uiPriority w:val="10"/>
+    <w:rsid w:val="00A10FD9"/>
+    <w:rPr>
+      <w:rFonts w:asciiTheme="majorHAnsi" w:cstheme="majorBidi" w:eastAsiaTheme="majorEastAsia" w:hAnsiTheme="majorHAnsi"/>
+      <w:sz w:val="56"/>
+      <w:szCs w:val="56"/>
     </w:rPr>
   </w:style>
   <w:style w:styleId="Subtitle" w:type="paragraph">
     <w:name w:val="Subtitle"/>
+    <w:basedOn w:val="Title"/>
+    <w:next w:val="BodyText"/>
+    <w:link w:val="SubtitleChar"/>
+    <w:uiPriority w:val="11"/>
+    <w:qFormat/>
+    <w:rsid w:val="00A10FD9"/>
+    <w:pPr>
+      <w:numPr>
+        <w:ilvl w:val="1"/>
+      </w:numPr>
+    </w:pPr>
+    <w:rPr>
+      <w:rFonts w:cstheme="majorBidi" w:eastAsiaTheme="majorEastAsia"/>
+      <w:spacing w:val="15"/>
+      <w:sz w:val="28"/>
+      <w:szCs w:val="28"/>
+    </w:rPr>
+  </w:style>
+  <w:style w:customStyle="1" w:styleId="SubtitleChar" w:type="character">
+    <w:name w:val="Subtitle Char"/>
+    <w:basedOn w:val="DefaultParagraphFont"/>
+    <w:link w:val="Subtitle"/>
+    <w:uiPriority w:val="11"/>
+    <w:rsid w:val="00A10FD9"/>
+    <w:rPr>
+      <w:rFonts w:cstheme="majorBidi" w:eastAsiaTheme="majorEastAsia"/>
+      <w:color w:themeColor="text1" w:themeTint="A6" w:val="595959"/>
+      <w:spacing w:val="15"/>
+      <w:sz w:val="28"/>
+      <w:szCs w:val="28"/>
+    </w:rPr>
+  </w:style>
+  <w:style w:customStyle="1" w:styleId="Author" w:type="paragraph">
+    <w:name w:val="Author"/>
     <w:basedOn w:val="Title"/>
     <w:next w:val="BodyText"/>
     <w:qFormat/>
     <w:pPr>
       <w:keepNext/>
       <w:keepLines/>
-      <w:spacing w:after="240" w:before="240"/>
-      <w:jc w:val="center"/>
     </w:pPr>
     <w:rPr>
-      <w:sz w:val="30"/>
-      <w:szCs w:val="30"/>
-    </w:rPr>
-  </w:style>
-  <w:style w:customStyle="1" w:styleId="Author" w:type="paragraph">
-    <w:name w:val="Author"/>
+      <w:sz w:val="24"/>
+      <w:szCs w:val="24"/>
+    </w:rPr>
+  </w:style>
+  <w:style w:styleId="Date" w:type="paragraph">
+    <w:name w:val="Date"/>
+    <w:basedOn w:val="Title"/>
     <w:next w:val="BodyText"/>
     <w:qFormat/>
     <w:pPr>
       <w:keepNext/>
       <w:keepLines/>
-      <w:jc w:val="center"/>
     </w:pPr>
-  </w:style>
-  <w:style w:styleId="Date" w:type="paragraph">
-    <w:name w:val="Date"/>
-    <w:next w:val="BodyText"/>
-    <w:qFormat/>
-    <w:pPr>
-      <w:keepNext/>
-      <w:keepLines/>
-      <w:jc w:val="center"/>
-    </w:pPr>
+    <w:rPr>
+      <w:sz w:val="24"/>
+      <w:szCs w:val="24"/>
+    </w:rPr>
   </w:style>
   <w:style w:customStyle="1" w:styleId="AbstractTitle" w:type="paragraph">
     <w:name w:val="Abstract Title"/>
@@ -5036,15 +4832,13 @@
     <w:pPr>
       <w:keepNext/>
       <w:keepLines/>
+      <w:spacing w:after="0" w:before="300"/>
       <w:jc w:val="center"/>
-      <w:spacing w:after="0" w:before="300"/>
     </w:pPr>
     <w:rPr>
+      <w:b/>
       <w:sz w:val="20"/>
       <w:szCs w:val="20"/>
-      <w:b/>
-      <w:color w:val="345A8A"/>
-      &gt;
     </w:rPr>
   </w:style>
   <w:style w:customStyle="1" w:styleId="Abstract" w:type="paragraph">
@@ -5071,191 +4865,321 @@
     <w:rPr/>
   </w:style>
   <w:style w:styleId="Heading1" w:type="paragraph">
-    <w:name w:val="Heading 1"/>
+    <w:name w:val="heading 1"/>
     <w:basedOn w:val="Normal"/>
     <w:next w:val="BodyText"/>
+    <w:link w:val="Heading1Char"/>
     <w:uiPriority w:val="9"/>
     <w:qFormat/>
+    <w:rsid w:val="00A10FD9"/>
     <w:pPr>
       <w:keepNext/>
       <w:keepLines/>
-      <w:spacing w:after="0" w:before="480"/>
+      <w:spacing w:after="80" w:before="360"/>
       <w:outlineLvl w:val="0"/>
     </w:pPr>
     <w:rPr>
       <w:rFonts w:asciiTheme="majorHAnsi" w:cstheme="majorBidi" w:eastAsiaTheme="majorEastAsia" w:hAnsiTheme="majorHAnsi"/>
-      <w:b/>
-      <w:bCs/>
-      <w:color w:themeColor="accent1" w:val="4F81BD"/>
-      <w:sz w:val="32"/>
-      <w:szCs w:val="32"/>
+      <w:color w:themeColor="accent1" w:themeShade="BF" w:val="0F4761"/>
+      <w:sz w:val="40"/>
+      <w:szCs w:val="40"/>
     </w:rPr>
   </w:style>
   <w:style w:styleId="Heading2" w:type="paragraph">
-    <w:name w:val="Heading 2"/>
+    <w:name w:val="heading 2"/>
     <w:basedOn w:val="Normal"/>
     <w:next w:val="BodyText"/>
+    <w:link w:val="Heading2Char"/>
     <w:uiPriority w:val="9"/>
+    <w:semiHidden/>
     <w:unhideWhenUsed/>
     <w:qFormat/>
+    <w:rsid w:val="00A10FD9"/>
     <w:pPr>
       <w:keepNext/>
       <w:keepLines/>
-      <w:spacing w:after="0" w:before="200"/>
+      <w:spacing w:after="80" w:before="160"/>
       <w:outlineLvl w:val="1"/>
     </w:pPr>
     <w:rPr>
       <w:rFonts w:asciiTheme="majorHAnsi" w:cstheme="majorBidi" w:eastAsiaTheme="majorEastAsia" w:hAnsiTheme="majorHAnsi"/>
-      <w:b/>
-      <w:bCs/>
-      <w:color w:themeColor="accent1" w:val="4F81BD"/>
-      <w:sz w:val="28"/>
-      <w:szCs w:val="28"/>
+      <w:color w:themeColor="accent1" w:themeShade="BF" w:val="0F4761"/>
+      <w:sz w:val="32"/>
+      <w:szCs w:val="32"/>
     </w:rPr>
   </w:style>
   <w:style w:styleId="Heading3" w:type="paragraph">
-    <w:name w:val="Heading 3"/>
+    <w:name w:val="heading 3"/>
     <w:basedOn w:val="Normal"/>
     <w:next w:val="BodyText"/>
+    <w:link w:val="Heading3Char"/>
     <w:uiPriority w:val="9"/>
+    <w:semiHidden/>
     <w:unhideWhenUsed/>
     <w:qFormat/>
+    <w:rsid w:val="00A10FD9"/>
     <w:pPr>
       <w:keepNext/>
       <w:keepLines/>
-      <w:spacing w:after="0" w:before="200"/>
+      <w:spacing w:after="80" w:before="160"/>
       <w:outlineLvl w:val="2"/>
     </w:pPr>
     <w:rPr>
-      <w:rFonts w:asciiTheme="majorHAnsi" w:cstheme="majorBidi" w:eastAsiaTheme="majorEastAsia" w:hAnsiTheme="majorHAnsi"/>
-      <w:b/>
-      <w:bCs/>
-      <w:color w:themeColor="accent1" w:val="4F81BD"/>
-      <w:sz w:val="24"/>
-      <w:szCs w:val="24"/>
+      <w:rFonts w:cstheme="majorBidi" w:eastAsiaTheme="majorEastAsia"/>
+      <w:color w:themeColor="accent1" w:themeShade="BF" w:val="0F4761"/>
+      <w:sz w:val="28"/>
+      <w:szCs w:val="28"/>
     </w:rPr>
   </w:style>
   <w:style w:styleId="Heading4" w:type="paragraph">
-    <w:name w:val="Heading 4"/>
+    <w:name w:val="heading 4"/>
     <w:basedOn w:val="Normal"/>
     <w:next w:val="BodyText"/>
+    <w:link w:val="Heading4Char"/>
     <w:uiPriority w:val="9"/>
+    <w:semiHidden/>
     <w:unhideWhenUsed/>
     <w:qFormat/>
+    <w:rsid w:val="00A10FD9"/>
     <w:pPr>
       <w:keepNext/>
       <w:keepLines/>
-      <w:spacing w:after="0" w:before="200"/>
+      <w:spacing w:after="40" w:before="80"/>
       <w:outlineLvl w:val="3"/>
     </w:pPr>
     <w:rPr>
-      <w:rFonts w:asciiTheme="majorHAnsi" w:cstheme="majorBidi" w:eastAsiaTheme="majorEastAsia" w:hAnsiTheme="majorHAnsi"/>
+      <w:rFonts w:cstheme="majorBidi" w:eastAsiaTheme="majorEastAsia"/>
       <w:i/>
-      <w:bCs/>
-      <w:color w:themeColor="accent1" w:val="4F81BD"/>
-      <w:sz w:val="24"/>
-      <w:szCs w:val="24"/>
+      <w:iCs/>
+      <w:color w:themeColor="accent1" w:themeShade="BF" w:val="0F4761"/>
     </w:rPr>
   </w:style>
   <w:style w:styleId="Heading5" w:type="paragraph">
-    <w:name w:val="Heading 5"/>
+    <w:name w:val="heading 5"/>
     <w:basedOn w:val="Normal"/>
     <w:next w:val="BodyText"/>
+    <w:link w:val="Heading5Char"/>
     <w:uiPriority w:val="9"/>
+    <w:semiHidden/>
     <w:unhideWhenUsed/>
     <w:qFormat/>
+    <w:rsid w:val="00A10FD9"/>
     <w:pPr>
       <w:keepNext/>
       <w:keepLines/>
-      <w:spacing w:after="0" w:before="200"/>
+      <w:spacing w:after="40" w:before="80"/>
       <w:outlineLvl w:val="4"/>
     </w:pPr>
     <w:rPr>
-      <w:rFonts w:asciiTheme="majorHAnsi" w:cstheme="majorBidi" w:eastAsiaTheme="majorEastAsia" w:hAnsiTheme="majorHAnsi"/>
-      <w:iCs/>
-      <w:color w:themeColor="accent1" w:val="4F81BD"/>
-      <w:sz w:val="24"/>
-      <w:szCs w:val="24"/>
+      <w:rFonts w:cstheme="majorBidi" w:eastAsiaTheme="majorEastAsia"/>
+      <w:color w:themeColor="accent1" w:themeShade="BF" w:val="0F4761"/>
     </w:rPr>
   </w:style>
   <w:style w:styleId="Heading6" w:type="paragraph">
-    <w:name w:val="Heading 6"/>
+    <w:name w:val="heading 6"/>
     <w:basedOn w:val="Normal"/>
     <w:next w:val="BodyText"/>
+    <w:link w:val="Heading6Char"/>
     <w:uiPriority w:val="9"/>
+    <w:semiHidden/>
     <w:unhideWhenUsed/>
     <w:qFormat/>
+    <w:rsid w:val="00A10FD9"/>
     <w:pPr>
       <w:keepNext/>
       <w:keepLines/>
-      <w:spacing w:after="0" w:before="200"/>
+      <w:spacing w:after="0" w:before="40"/>
       <w:outlineLvl w:val="5"/>
     </w:pPr>
     <w:rPr>
-      <w:rFonts w:asciiTheme="majorHAnsi" w:cstheme="majorBidi" w:eastAsiaTheme="majorEastAsia" w:hAnsiTheme="majorHAnsi"/>
-      <w:color w:themeColor="accent1" w:val="4F81BD"/>
-      <w:sz w:val="24"/>
-      <w:szCs w:val="24"/>
+      <w:rFonts w:cstheme="majorBidi" w:eastAsiaTheme="majorEastAsia"/>
+      <w:i/>
+      <w:iCs/>
+      <w:color w:themeColor="text1" w:themeTint="A6" w:val="595959"/>
     </w:rPr>
   </w:style>
   <w:style w:styleId="Heading7" w:type="paragraph">
-    <w:name w:val="Heading 7"/>
+    <w:name w:val="heading 7"/>
     <w:basedOn w:val="Normal"/>
     <w:next w:val="BodyText"/>
+    <w:link w:val="Heading7Char"/>
     <w:uiPriority w:val="9"/>
+    <w:semiHidden/>
     <w:unhideWhenUsed/>
     <w:qFormat/>
+    <w:rsid w:val="00A10FD9"/>
     <w:pPr>
       <w:keepNext/>
       <w:keepLines/>
-      <w:spacing w:after="0" w:before="200"/>
+      <w:spacing w:after="0" w:before="40"/>
       <w:outlineLvl w:val="6"/>
     </w:pPr>
     <w:rPr>
-      <w:rFonts w:asciiTheme="majorHAnsi" w:cstheme="majorBidi" w:eastAsiaTheme="majorEastAsia" w:hAnsiTheme="majorHAnsi"/>
-      <w:color w:themeColor="accent1" w:val="4F81BD"/>
-      <w:sz w:val="24"/>
-      <w:szCs w:val="24"/>
+      <w:rFonts w:cstheme="majorBidi" w:eastAsiaTheme="majorEastAsia"/>
+      <w:color w:themeColor="text1" w:themeTint="A6" w:val="595959"/>
     </w:rPr>
   </w:style>
   <w:style w:styleId="Heading8" w:type="paragraph">
-    <w:name w:val="Heading 8"/>
+    <w:name w:val="heading 8"/>
     <w:basedOn w:val="Normal"/>
     <w:next w:val="BodyText"/>
+    <w:link w:val="Heading8Char"/>
     <w:uiPriority w:val="9"/>
+    <w:semiHidden/>
     <w:unhideWhenUsed/>
     <w:qFormat/>
+    <w:rsid w:val="00A10FD9"/>
     <w:pPr>
       <w:keepNext/>
       <w:keepLines/>
-      <w:spacing w:after="0" w:before="200"/>
+      <w:spacing w:after="0"/>
       <w:outlineLvl w:val="7"/>
     </w:pPr>
     <w:rPr>
-      <w:rFonts w:asciiTheme="majorHAnsi" w:cstheme="majorBidi" w:eastAsiaTheme="majorEastAsia" w:hAnsiTheme="majorHAnsi"/>
-      <w:color w:themeColor="accent1" w:val="4F81BD"/>
-      <w:sz w:val="24"/>
-      <w:szCs w:val="24"/>
+      <w:rFonts w:cstheme="majorBidi" w:eastAsiaTheme="majorEastAsia"/>
+      <w:i/>
+      <w:iCs/>
+      <w:color w:themeColor="text1" w:themeTint="D8" w:val="272727"/>
     </w:rPr>
   </w:style>
   <w:style w:styleId="Heading9" w:type="paragraph">
-    <w:name w:val="Heading 9"/>
+    <w:name w:val="heading 9"/>
     <w:basedOn w:val="Normal"/>
     <w:next w:val="BodyText"/>
+    <w:link w:val="Heading9Char"/>
     <w:uiPriority w:val="9"/>
+    <w:semiHidden/>
     <w:unhideWhenUsed/>
     <w:qFormat/>
+    <w:rsid w:val="00A10FD9"/>
     <w:pPr>
       <w:keepNext/>
       <w:keepLines/>
-      <w:spacing w:after="0" w:before="200"/>
+      <w:spacing w:after="0"/>
       <w:outlineLvl w:val="8"/>
     </w:pPr>
     <w:rPr>
+      <w:rFonts w:cstheme="majorBidi" w:eastAsiaTheme="majorEastAsia"/>
+      <w:color w:themeColor="text1" w:themeTint="D8" w:val="272727"/>
+    </w:rPr>
+  </w:style>
+  <w:style w:customStyle="1" w:styleId="Heading1Char" w:type="character">
+    <w:name w:val="Heading 1 Char"/>
+    <w:basedOn w:val="DefaultParagraphFont"/>
+    <w:link w:val="Heading1"/>
+    <w:uiPriority w:val="9"/>
+    <w:rsid w:val="00A10FD9"/>
+    <w:rPr>
       <w:rFonts w:asciiTheme="majorHAnsi" w:cstheme="majorBidi" w:eastAsiaTheme="majorEastAsia" w:hAnsiTheme="majorHAnsi"/>
-      <w:color w:themeColor="accent1" w:val="4F81BD"/>
-      <w:sz w:val="24"/>
-      <w:szCs w:val="24"/>
+      <w:color w:themeColor="accent1" w:themeShade="BF" w:val="0F4761"/>
+      <w:sz w:val="40"/>
+      <w:szCs w:val="40"/>
+    </w:rPr>
+  </w:style>
+  <w:style w:customStyle="1" w:styleId="Heading2Char" w:type="character">
+    <w:name w:val="Heading 2 Char"/>
+    <w:basedOn w:val="DefaultParagraphFont"/>
+    <w:link w:val="Heading2"/>
+    <w:uiPriority w:val="9"/>
+    <w:semiHidden/>
+    <w:rsid w:val="00A10FD9"/>
+    <w:rPr>
+      <w:rFonts w:asciiTheme="majorHAnsi" w:cstheme="majorBidi" w:eastAsiaTheme="majorEastAsia" w:hAnsiTheme="majorHAnsi"/>
+      <w:color w:themeColor="accent1" w:themeShade="BF" w:val="0F4761"/>
+      <w:sz w:val="32"/>
+      <w:szCs w:val="32"/>
+    </w:rPr>
+  </w:style>
+  <w:style w:customStyle="1" w:styleId="Heading3Char" w:type="character">
+    <w:name w:val="Heading 3 Char"/>
+    <w:basedOn w:val="DefaultParagraphFont"/>
+    <w:link w:val="Heading3"/>
+    <w:uiPriority w:val="9"/>
+    <w:semiHidden/>
+    <w:rsid w:val="00A10FD9"/>
+    <w:rPr>
+      <w:rFonts w:cstheme="majorBidi" w:eastAsiaTheme="majorEastAsia"/>
+      <w:color w:themeColor="accent1" w:themeShade="BF" w:val="0F4761"/>
+      <w:sz w:val="28"/>
+      <w:szCs w:val="28"/>
+    </w:rPr>
+  </w:style>
+  <w:style w:customStyle="1" w:styleId="Heading4Char" w:type="character">
+    <w:name w:val="Heading 4 Char"/>
+    <w:basedOn w:val="DefaultParagraphFont"/>
+    <w:link w:val="Heading4"/>
+    <w:uiPriority w:val="9"/>
+    <w:semiHidden/>
+    <w:rsid w:val="00A10FD9"/>
+    <w:rPr>
+      <w:rFonts w:cstheme="majorBidi" w:eastAsiaTheme="majorEastAsia"/>
+      <w:i/>
+      <w:iCs/>
+      <w:color w:themeColor="accent1" w:themeShade="BF" w:val="0F4761"/>
+    </w:rPr>
+  </w:style>
+  <w:style w:customStyle="1" w:styleId="Heading5Char" w:type="character">
+    <w:name w:val="Heading 5 Char"/>
+    <w:basedOn w:val="DefaultParagraphFont"/>
+    <w:link w:val="Heading5"/>
+    <w:uiPriority w:val="9"/>
+    <w:semiHidden/>
+    <w:rsid w:val="00A10FD9"/>
+    <w:rPr>
+      <w:rFonts w:cstheme="majorBidi" w:eastAsiaTheme="majorEastAsia"/>
+      <w:color w:themeColor="accent1" w:themeShade="BF" w:val="0F4761"/>
+    </w:rPr>
+  </w:style>
+  <w:style w:customStyle="1" w:styleId="Heading6Char" w:type="character">
+    <w:name w:val="Heading 6 Char"/>
+    <w:basedOn w:val="DefaultParagraphFont"/>
+    <w:link w:val="Heading6"/>
+    <w:uiPriority w:val="9"/>
+    <w:semiHidden/>
+    <w:rsid w:val="00A10FD9"/>
+    <w:rPr>
+      <w:rFonts w:cstheme="majorBidi" w:eastAsiaTheme="majorEastAsia"/>
+      <w:i/>
+      <w:iCs/>
+      <w:color w:themeColor="text1" w:themeTint="A6" w:val="595959"/>
+    </w:rPr>
+  </w:style>
+  <w:style w:customStyle="1" w:styleId="Heading7Char" w:type="character">
+    <w:name w:val="Heading 7 Char"/>
+    <w:basedOn w:val="DefaultParagraphFont"/>
+    <w:link w:val="Heading7"/>
+    <w:uiPriority w:val="9"/>
+    <w:semiHidden/>
+    <w:rsid w:val="00A10FD9"/>
+    <w:rPr>
+      <w:rFonts w:cstheme="majorBidi" w:eastAsiaTheme="majorEastAsia"/>
+      <w:color w:themeColor="text1" w:themeTint="A6" w:val="595959"/>
+    </w:rPr>
+  </w:style>
+  <w:style w:customStyle="1" w:styleId="Heading8Char" w:type="character">
+    <w:name w:val="Heading 8 Char"/>
+    <w:basedOn w:val="DefaultParagraphFont"/>
+    <w:link w:val="Heading8"/>
+    <w:uiPriority w:val="9"/>
+    <w:semiHidden/>
+    <w:rsid w:val="00A10FD9"/>
+    <w:rPr>
+      <w:rFonts w:cstheme="majorBidi" w:eastAsiaTheme="majorEastAsia"/>
+      <w:i/>
+      <w:iCs/>
+      <w:color w:themeColor="text1" w:themeTint="D8" w:val="272727"/>
+    </w:rPr>
+  </w:style>
+  <w:style w:customStyle="1" w:styleId="Heading9Char" w:type="character">
+    <w:name w:val="Heading 9 Char"/>
+    <w:basedOn w:val="DefaultParagraphFont"/>
+    <w:link w:val="Heading9"/>
+    <w:uiPriority w:val="9"/>
+    <w:semiHidden/>
+    <w:rsid w:val="00A10FD9"/>
+    <w:rPr>
+      <w:rFonts w:cstheme="majorBidi" w:eastAsiaTheme="majorEastAsia"/>
+      <w:color w:themeColor="text1" w:themeTint="D8" w:val="272727"/>
     </w:rPr>
   </w:style>
   <w:style w:styleId="BlockText" w:type="paragraph">
@@ -5277,6 +5201,18 @@
     <w:uiPriority w:val="9"/>
     <w:unhideWhenUsed/>
     <w:qFormat/>
+  </w:style>
+  <w:style w:styleId="FootnoteBlockText" w:type="paragraph">
+    <w:name w:val="Footnote Block Text"/>
+    <w:basedOn w:val="FootnoteText"/>
+    <w:next w:val="FootnoteText"/>
+    <w:uiPriority w:val="9"/>
+    <w:unhideWhenUsed/>
+    <w:qFormat/>
+    <w:pPr>
+      <w:spacing w:after="100" w:before="100"/>
+      <w:ind w:firstLine="0" w:left="480" w:right="480"/>
+    </w:pPr>
   </w:style>
   <w:style w:default="1" w:styleId="DefaultParagraphFont" w:type="character">
     <w:name w:val="Default Paragraph Font"/>
@@ -5299,18 +5235,11 @@
       </w:tblCellMar>
     </w:tblPr>
     <w:tblStylePr w:type="firstRow">
-      <w:tblPr>
-        <w:jc w:val="left"/>
-        <w:tblInd w:type="dxa" w:w="0"/>
-      </w:tblPr>
-      <w:trPr>
-        <w:jc w:val="left"/>
-      </w:trPr>
       <w:tcPr>
-        <w:vAlign w:val="bottom"/>
         <w:tcBorders>
           <w:bottom w:val="single"/>
         </w:tcBorders>
+        <w:vAlign w:val="bottom"/>
       </w:tcPr>
     </w:tblStylePr>
   </w:style>
@@ -5425,8 +5354,8 @@
     <w:name w:val="KeywordTok"/>
     <w:basedOn w:val="VerbatimChar"/>
     <w:rPr>
+      <w:b/>
       <w:color w:val="007020"/>
-      <w:b/>
     </w:rPr>
   </w:style>
   <w:style w:type="character" w:customStyle="1" w:styleId="DataTypeTok">
@@ -5503,42 +5432,42 @@
     <w:name w:val="ImportTok"/>
     <w:basedOn w:val="VerbatimChar"/>
     <w:rPr>
+      <w:b/>
       <w:color w:val="008000"/>
-      <w:b/>
     </w:rPr>
   </w:style>
   <w:style w:type="character" w:customStyle="1" w:styleId="CommentTok">
     <w:name w:val="CommentTok"/>
     <w:basedOn w:val="VerbatimChar"/>
     <w:rPr>
+      <w:i/>
       <w:color w:val="60a0b0"/>
-      <w:i/>
     </w:rPr>
   </w:style>
   <w:style w:type="character" w:customStyle="1" w:styleId="DocumentationTok">
     <w:name w:val="DocumentationTok"/>
     <w:basedOn w:val="VerbatimChar"/>
     <w:rPr>
+      <w:i/>
       <w:color w:val="ba2121"/>
-      <w:i/>
     </w:rPr>
   </w:style>
   <w:style w:type="character" w:customStyle="1" w:styleId="AnnotationTok">
     <w:name w:val="AnnotationTok"/>
     <w:basedOn w:val="VerbatimChar"/>
     <w:rPr>
-      <w:color w:val="60a0b0"/>
       <w:b/>
       <w:i/>
+      <w:color w:val="60a0b0"/>
     </w:rPr>
   </w:style>
   <w:style w:type="character" w:customStyle="1" w:styleId="CommentVarTok">
     <w:name w:val="CommentVarTok"/>
     <w:basedOn w:val="VerbatimChar"/>
     <w:rPr>
-      <w:color w:val="60a0b0"/>
       <w:b/>
       <w:i/>
+      <w:color w:val="60a0b0"/>
     </w:rPr>
   </w:style>
   <w:style w:type="character" w:customStyle="1" w:styleId="OtherTok">
@@ -5566,8 +5495,8 @@
     <w:name w:val="ControlFlowTok"/>
     <w:basedOn w:val="VerbatimChar"/>
     <w:rPr>
+      <w:b/>
       <w:color w:val="007020"/>
-      <w:b/>
     </w:rPr>
   </w:style>
   <w:style w:type="character" w:customStyle="1" w:styleId="OperatorTok">
@@ -5612,34 +5541,34 @@
     <w:name w:val="InformationTok"/>
     <w:basedOn w:val="VerbatimChar"/>
     <w:rPr>
-      <w:color w:val="60a0b0"/>
       <w:b/>
       <w:i/>
+      <w:color w:val="60a0b0"/>
     </w:rPr>
   </w:style>
   <w:style w:type="character" w:customStyle="1" w:styleId="WarningTok">
     <w:name w:val="WarningTok"/>
     <w:basedOn w:val="VerbatimChar"/>
     <w:rPr>
-      <w:color w:val="60a0b0"/>
       <w:b/>
       <w:i/>
+      <w:color w:val="60a0b0"/>
     </w:rPr>
   </w:style>
   <w:style w:type="character" w:customStyle="1" w:styleId="AlertTok">
     <w:name w:val="AlertTok"/>
     <w:basedOn w:val="VerbatimChar"/>
     <w:rPr>
+      <w:b/>
       <w:color w:val="ff0000"/>
-      <w:b/>
     </w:rPr>
   </w:style>
   <w:style w:type="character" w:customStyle="1" w:styleId="ErrorTok">
     <w:name w:val="ErrorTok"/>
     <w:basedOn w:val="VerbatimChar"/>
     <w:rPr>
+      <w:b/>
       <w:color w:val="ff0000"/>
-      <w:b/>
     </w:rPr>
   </w:style>
   <w:style w:type="character" w:customStyle="1" w:styleId="NormalTok">
@@ -5661,44 +5590,44 @@
         <a:sysClr val="window" lastClr="FFFFFF"/>
       </a:lt1>
       <a:dk2>
-        <a:srgbClr val="1F497D"/>
+        <a:srgbClr val="0E2841"/>
       </a:dk2>
       <a:lt2>
-        <a:srgbClr val="EEECE1"/>
+        <a:srgbClr val="E8E8E8"/>
       </a:lt2>
       <a:accent1>
-        <a:srgbClr val="4F81BD"/>
+        <a:srgbClr val="156082"/>
       </a:accent1>
       <a:accent2>
-        <a:srgbClr val="C0504D"/>
+        <a:srgbClr val="E97132"/>
       </a:accent2>
       <a:accent3>
-        <a:srgbClr val="9BBB59"/>
+        <a:srgbClr val="196B24"/>
       </a:accent3>
       <a:accent4>
-        <a:srgbClr val="8064A2"/>
+        <a:srgbClr val="0F9ED5"/>
       </a:accent4>
       <a:accent5>
-        <a:srgbClr val="4BACC6"/>
+        <a:srgbClr val="A02B93"/>
       </a:accent5>
       <a:accent6>
-        <a:srgbClr val="F79646"/>
+        <a:srgbClr val="4EA72E"/>
       </a:accent6>
       <a:hlink>
-        <a:srgbClr val="0000FF"/>
+        <a:srgbClr val="467886"/>
       </a:hlink>
       <a:folHlink>
-        <a:srgbClr val="800080"/>
+        <a:srgbClr val="96607D"/>
       </a:folHlink>
     </a:clrScheme>
     <a:fontScheme name="Office">
       <a:majorFont>
-        <a:latin typeface="Calibri"/>
+        <a:latin typeface="Aptos Display" panose="02110004020202020204"/>
         <a:ea typeface=""/>
         <a:cs typeface=""/>
-        <a:font script="Jpan" typeface="ＭＳ ゴシック"/>
+        <a:font script="Jpan" typeface="游ゴシック Light"/>
         <a:font script="Hang" typeface="맑은 고딕"/>
-        <a:font script="Hans" typeface="宋体"/>
+        <a:font script="Hans" typeface="等线 Light"/>
         <a:font script="Hant" typeface="新細明體"/>
         <a:font script="Arab" typeface="Times New Roman"/>
         <a:font script="Hebr" typeface="Times New Roman"/>
@@ -5725,14 +5654,32 @@
         <a:font script="Mong" typeface="Mongolian Baiti"/>
         <a:font script="Viet" typeface="Times New Roman"/>
         <a:font script="Uigh" typeface="Microsoft Uighur"/>
+        <a:font script="Geor" typeface="Sylfaen"/>
+        <a:font script="Armn" typeface="Arial"/>
+        <a:font script="Bugi" typeface="Leelawadee UI"/>
+        <a:font script="Bopo" typeface="Microsoft JhengHei"/>
+        <a:font script="Java" typeface="Javanese Text"/>
+        <a:font script="Lisu" typeface="Segoe UI"/>
+        <a:font script="Mymr" typeface="Myanmar Text"/>
+        <a:font script="Nkoo" typeface="Ebrima"/>
+        <a:font script="Olck" typeface="Nirmala UI"/>
+        <a:font script="Osma" typeface="Ebrima"/>
+        <a:font script="Phag" typeface="Phagspa"/>
+        <a:font script="Syrn" typeface="Estrangelo Edessa"/>
+        <a:font script="Syrj" typeface="Estrangelo Edessa"/>
+        <a:font script="Syre" typeface="Estrangelo Edessa"/>
+        <a:font script="Sora" typeface="Nirmala UI"/>
+        <a:font script="Tale" typeface="Microsoft Tai Le"/>
+        <a:font script="Talu" typeface="Microsoft New Tai Lue"/>
+        <a:font script="Tfng" typeface="Ebrima"/>
       </a:majorFont>
       <a:minorFont>
-        <a:latin typeface="Cambria"/>
+        <a:latin typeface="Aptos" panose="02110004020202020204"/>
         <a:ea typeface=""/>
         <a:cs typeface=""/>
-        <a:font script="Jpan" typeface="ＭＳ 明朝"/>
+        <a:font script="Jpan" typeface="游明朝"/>
         <a:font script="Hang" typeface="맑은 고딕"/>
-        <a:font script="Hans" typeface="宋体"/>
+        <a:font script="Hans" typeface="等线"/>
         <a:font script="Hant" typeface="新細明體"/>
         <a:font script="Arab" typeface="Arial"/>
         <a:font script="Hebr" typeface="Arial"/>
@@ -5759,6 +5706,24 @@
         <a:font script="Mong" typeface="Mongolian Baiti"/>
         <a:font script="Viet" typeface="Arial"/>
         <a:font script="Uigh" typeface="Microsoft Uighur"/>
+        <a:font script="Geor" typeface="Sylfaen"/>
+        <a:font script="Armn" typeface="Arial"/>
+        <a:font script="Bugi" typeface="Leelawadee UI"/>
+        <a:font script="Bopo" typeface="Microsoft JhengHei"/>
+        <a:font script="Java" typeface="Javanese Text"/>
+        <a:font script="Lisu" typeface="Segoe UI"/>
+        <a:font script="Mymr" typeface="Myanmar Text"/>
+        <a:font script="Nkoo" typeface="Ebrima"/>
+        <a:font script="Olck" typeface="Nirmala UI"/>
+        <a:font script="Osma" typeface="Ebrima"/>
+        <a:font script="Phag" typeface="Phagspa"/>
+        <a:font script="Syrn" typeface="Estrangelo Edessa"/>
+        <a:font script="Syrj" typeface="Estrangelo Edessa"/>
+        <a:font script="Syre" typeface="Estrangelo Edessa"/>
+        <a:font script="Sora" typeface="Nirmala UI"/>
+        <a:font script="Tale" typeface="Microsoft Tai Le"/>
+        <a:font script="Talu" typeface="Microsoft New Tai Lue"/>
+        <a:font script="Tfng" typeface="Ebrima"/>
       </a:minorFont>
     </a:fontScheme>
     <a:fmtScheme name="Office">
@@ -5770,200 +5735,141 @@
           <a:gsLst>
             <a:gs pos="0">
               <a:schemeClr val="phClr">
-                <a:tint val="50000"/>
-                <a:satMod val="300000"/>
+                <a:lumMod val="110000"/>
+                <a:satMod val="105000"/>
+                <a:tint val="67000"/>
               </a:schemeClr>
             </a:gs>
-            <a:gs pos="35000">
+            <a:gs pos="50000">
               <a:schemeClr val="phClr">
-                <a:tint val="37000"/>
-                <a:satMod val="300000"/>
+                <a:lumMod val="105000"/>
+                <a:satMod val="103000"/>
+                <a:tint val="73000"/>
               </a:schemeClr>
             </a:gs>
             <a:gs pos="100000">
               <a:schemeClr val="phClr">
-                <a:tint val="15000"/>
-                <a:satMod val="350000"/>
+                <a:lumMod val="105000"/>
+                <a:satMod val="109000"/>
+                <a:tint val="81000"/>
               </a:schemeClr>
             </a:gs>
           </a:gsLst>
-          <a:lin ang="16200000" scaled="1"/>
+          <a:lin ang="5400000" scaled="0"/>
         </a:gradFill>
         <a:gradFill rotWithShape="1">
           <a:gsLst>
             <a:gs pos="0">
               <a:schemeClr val="phClr">
-                <a:tint val="100000"/>
+                <a:satMod val="103000"/>
+                <a:lumMod val="102000"/>
+                <a:tint val="94000"/>
+              </a:schemeClr>
+            </a:gs>
+            <a:gs pos="50000">
+              <a:schemeClr val="phClr">
+                <a:satMod val="110000"/>
+                <a:lumMod val="100000"/>
                 <a:shade val="100000"/>
-                <a:satMod val="130000"/>
               </a:schemeClr>
             </a:gs>
             <a:gs pos="100000">
               <a:schemeClr val="phClr">
-                <a:tint val="50000"/>
-                <a:shade val="100000"/>
-                <a:satMod val="350000"/>
+                <a:lumMod val="99000"/>
+                <a:satMod val="120000"/>
+                <a:shade val="78000"/>
               </a:schemeClr>
             </a:gs>
           </a:gsLst>
-          <a:lin ang="16200000" scaled="0"/>
+          <a:lin ang="5400000" scaled="0"/>
         </a:gradFill>
       </a:fillStyleLst>
       <a:lnStyleLst>
-        <a:ln w="9525" cap="flat" cmpd="sng" algn="ctr">
-          <a:solidFill>
-            <a:schemeClr val="phClr">
-              <a:shade val="95000"/>
-              <a:satMod val="105000"/>
-            </a:schemeClr>
-          </a:solidFill>
-          <a:prstDash val="solid"/>
-        </a:ln>
-        <a:ln w="25400" cap="flat" cmpd="sng" algn="ctr">
+        <a:ln w="6350" cap="flat" cmpd="sng" algn="ctr">
           <a:solidFill>
             <a:schemeClr val="phClr"/>
           </a:solidFill>
           <a:prstDash val="solid"/>
+          <a:miter lim="800000"/>
         </a:ln>
-        <a:ln w="38100" cap="flat" cmpd="sng" algn="ctr">
+        <a:ln w="12700" cap="flat" cmpd="sng" algn="ctr">
           <a:solidFill>
             <a:schemeClr val="phClr"/>
           </a:solidFill>
           <a:prstDash val="solid"/>
+          <a:miter lim="800000"/>
+        </a:ln>
+        <a:ln w="19050" cap="flat" cmpd="sng" algn="ctr">
+          <a:solidFill>
+            <a:schemeClr val="phClr"/>
+          </a:solidFill>
+          <a:prstDash val="solid"/>
+          <a:miter lim="800000"/>
         </a:ln>
       </a:lnStyleLst>
       <a:effectStyleLst>
         <a:effectStyle>
+          <a:effectLst/>
+        </a:effectStyle>
+        <a:effectStyle>
+          <a:effectLst/>
+        </a:effectStyle>
+        <a:effectStyle>
           <a:effectLst>
-            <a:outerShdw blurRad="40000" dist="20000" dir="5400000" rotWithShape="0">
+            <a:outerShdw blurRad="57150" dist="19050" dir="5400000" algn="ctr" rotWithShape="0">
               <a:srgbClr val="000000">
-                <a:alpha val="38000"/>
+                <a:alpha val="63000"/>
               </a:srgbClr>
             </a:outerShdw>
           </a:effectLst>
-        </a:effectStyle>
-        <a:effectStyle>
-          <a:effectLst>
-            <a:outerShdw blurRad="40000" dist="23000" dir="5400000" rotWithShape="0">
-              <a:srgbClr val="000000">
-                <a:alpha val="35000"/>
-              </a:srgbClr>
-            </a:outerShdw>
-          </a:effectLst>
-        </a:effectStyle>
-        <a:effectStyle>
-          <a:effectLst>
-            <a:outerShdw blurRad="40000" dist="23000" dir="5400000" rotWithShape="0">
-              <a:srgbClr val="000000">
-                <a:alpha val="35000"/>
-              </a:srgbClr>
-            </a:outerShdw>
-          </a:effectLst>
-          <a:scene3d>
-            <a:camera prst="orthographicFront">
-              <a:rot lat="0" lon="0" rev="0"/>
-            </a:camera>
-            <a:lightRig rig="threePt" dir="t">
-              <a:rot lat="0" lon="0" rev="1200000"/>
-            </a:lightRig>
-          </a:scene3d>
-          <a:sp3d>
-            <a:bevelT w="63500" h="25400"/>
-          </a:sp3d>
         </a:effectStyle>
       </a:effectStyleLst>
       <a:bgFillStyleLst>
         <a:solidFill>
           <a:schemeClr val="phClr"/>
         </a:solidFill>
+        <a:solidFill>
+          <a:schemeClr val="phClr">
+            <a:tint val="95000"/>
+            <a:satMod val="170000"/>
+          </a:schemeClr>
+        </a:solidFill>
         <a:gradFill rotWithShape="1">
           <a:gsLst>
             <a:gs pos="0">
               <a:schemeClr val="phClr">
-                <a:tint val="40000"/>
-                <a:satMod val="350000"/>
+                <a:tint val="93000"/>
+                <a:satMod val="150000"/>
+                <a:shade val="98000"/>
+                <a:lumMod val="102000"/>
               </a:schemeClr>
             </a:gs>
-            <a:gs pos="40000">
+            <a:gs pos="50000">
               <a:schemeClr val="phClr">
-                <a:tint val="45000"/>
-                <a:shade val="99000"/>
-                <a:satMod val="350000"/>
+                <a:tint val="98000"/>
+                <a:satMod val="130000"/>
+                <a:shade val="90000"/>
+                <a:lumMod val="103000"/>
               </a:schemeClr>
             </a:gs>
             <a:gs pos="100000">
               <a:schemeClr val="phClr">
-                <a:shade val="20000"/>
-                <a:satMod val="255000"/>
+                <a:shade val="63000"/>
+                <a:satMod val="120000"/>
               </a:schemeClr>
             </a:gs>
           </a:gsLst>
-          <a:path path="circle">
-            <a:fillToRect l="50000" t="-80000" r="50000" b="180000"/>
-          </a:path>
-        </a:gradFill>
-        <a:gradFill rotWithShape="1">
-          <a:gsLst>
-            <a:gs pos="0">
-              <a:schemeClr val="phClr">
-                <a:tint val="80000"/>
-                <a:satMod val="300000"/>
-              </a:schemeClr>
-            </a:gs>
-            <a:gs pos="100000">
-              <a:schemeClr val="phClr">
-                <a:shade val="30000"/>
-                <a:satMod val="200000"/>
-              </a:schemeClr>
-            </a:gs>
-          </a:gsLst>
-          <a:path path="circle">
-            <a:fillToRect l="50000" t="50000" r="50000" b="50000"/>
-          </a:path>
+          <a:lin ang="5400000" scaled="0"/>
         </a:gradFill>
       </a:bgFillStyleLst>
     </a:fmtScheme>
   </a:themeElements>
-  <a:objectDefaults>
-    <a:spDef>
-      <a:spPr/>
-      <a:bodyPr/>
-      <a:lstStyle/>
-      <a:style>
-        <a:lnRef idx="1">
-          <a:schemeClr val="accent1"/>
-        </a:lnRef>
-        <a:fillRef idx="3">
-          <a:schemeClr val="accent1"/>
-        </a:fillRef>
-        <a:effectRef idx="2">
-          <a:schemeClr val="accent1"/>
-        </a:effectRef>
-        <a:fontRef idx="minor">
-          <a:schemeClr val="lt1"/>
-        </a:fontRef>
-      </a:style>
-    </a:spDef>
-    <a:lnDef>
-      <a:spPr/>
-      <a:bodyPr/>
-      <a:lstStyle/>
-      <a:style>
-        <a:lnRef idx="2">
-          <a:schemeClr val="accent1"/>
-        </a:lnRef>
-        <a:fillRef idx="0">
-          <a:schemeClr val="accent1"/>
-        </a:fillRef>
-        <a:effectRef idx="1">
-          <a:schemeClr val="accent1"/>
-        </a:effectRef>
-        <a:fontRef idx="minor">
-          <a:schemeClr val="tx1"/>
-        </a:fontRef>
-      </a:style>
-    </a:lnDef>
-  </a:objectDefaults>
+  <a:objectDefaults/>
   <a:extraClrSchemeLst/>
+  <a:extLst>
+    <a:ext uri="{05A4C25C-085E-4340-85A3-A5531E510DB2}">
+      <thm15:themeFamily xmlns:thm15="http://schemas.microsoft.com/office/thememl/2012/main" name="Office Theme" id="{2E142A2C-CD16-42D6-873A-C26D2A0506FA}" vid="{1BDDFF52-6CD6-40A5-AB3C-68EB2F1E4D0A}"/>
+    </a:ext>
+  </a:extLst>
 </a:theme>
 </file>
--- a/04-Historia.docx
+++ b/04-Historia.docx
@@ -2,7 +2,7 @@
 <file path=word/document.xml><?xml version="1.0" encoding="utf-8"?>
 <w:document xmlns:w="http://schemas.openxmlformats.org/wordprocessingml/2006/main" xmlns:m="http://schemas.openxmlformats.org/officeDocument/2006/math" xmlns:r="http://schemas.openxmlformats.org/officeDocument/2006/relationships" xmlns:o="urn:schemas-microsoft-com:office:office" xmlns:v="urn:schemas-microsoft-com:vml" xmlns:w10="urn:schemas-microsoft-com:office:word" xmlns:a="http://schemas.openxmlformats.org/drawingml/2006/main" xmlns:pic="http://schemas.openxmlformats.org/drawingml/2006/picture" xmlns:wp="http://schemas.openxmlformats.org/drawingml/2006/wordprocessingDrawing">
   <w:body>
-    <w:bookmarkStart w:id="32" w:name="X62df43506cbfcdc754d2ed90a9508e252f236da"/>
+    <w:bookmarkStart w:id="47" w:name="X62df43506cbfcdc754d2ed90a9508e252f236da"/>
     <w:p>
       <w:pPr>
         <w:pStyle w:val="Heading1"/>
@@ -17,8 +17,8 @@
       </w:pPr>
       <w:r>
         <w:rPr>
-          <w:b/>
-          <w:bCs/>
+          <w:bCs/>
+          <w:b/>
         </w:rPr>
         <w:t xml:space="preserve">Descubrimiento y Conquista de América</w:t>
       </w:r>
@@ -37,19 +37,19 @@
       </w:pPr>
       <w:r>
         <w:rPr>
-          <w:b/>
-          <w:bCs/>
+          <w:bCs/>
+          <w:b/>
         </w:rPr>
         <w:t xml:space="preserve">Objetivos de Aprendizaje (Bases Curriculares, Mineduc — Unidad 2)</w:t>
       </w:r>
     </w:p>
     <w:p>
       <w:pPr>
-        <w:pStyle w:val="Compact"/>
         <w:numPr>
           <w:ilvl w:val="0"/>
           <w:numId w:val="1001"/>
         </w:numPr>
+        <w:pStyle w:val="Compact"/>
       </w:pPr>
       <w:r>
         <w:t xml:space="preserve">OA 1: Explicar los viajes de descubrimiento y sus consecuencias para Europa y América.</w:t>
@@ -57,11 +57,11 @@
     </w:p>
     <w:p>
       <w:pPr>
-        <w:pStyle w:val="Compact"/>
         <w:numPr>
           <w:ilvl w:val="0"/>
           <w:numId w:val="1001"/>
         </w:numPr>
+        <w:pStyle w:val="Compact"/>
       </w:pPr>
       <w:r>
         <w:t xml:space="preserve">OA 2: Describir el proceso de conquista de América y de Chile, identificando a sus principales actores.</w:t>
@@ -69,11 +69,11 @@
     </w:p>
     <w:p>
       <w:pPr>
-        <w:pStyle w:val="Compact"/>
         <w:numPr>
           <w:ilvl w:val="0"/>
           <w:numId w:val="1001"/>
         </w:numPr>
+        <w:pStyle w:val="Compact"/>
       </w:pPr>
       <w:r>
         <w:t xml:space="preserve">OA 3: Investigar los efectos de la conquista sobre los pueblos indígenas.</w:t>
@@ -81,11 +81,11 @@
     </w:p>
     <w:p>
       <w:pPr>
-        <w:pStyle w:val="Compact"/>
         <w:numPr>
           <w:ilvl w:val="0"/>
           <w:numId w:val="1001"/>
         </w:numPr>
+        <w:pStyle w:val="Compact"/>
       </w:pPr>
       <w:r>
         <w:t xml:space="preserve">OA 4: Explicar el mestizaje y la formación de una nueva sociedad.</w:t>
@@ -97,8 +97,8 @@
       </w:pPr>
       <w:r>
         <w:rPr>
-          <w:b/>
-          <w:bCs/>
+          <w:bCs/>
+          <w:b/>
         </w:rPr>
         <w:t xml:space="preserve">Tiempo estimado:</w:t>
       </w:r>
@@ -116,7 +116,7 @@
         </w:pict>
       </w:r>
     </w:p>
-    <w:bookmarkStart w:id="9" w:name="diagnóstico-de-entrada"/>
+    <w:bookmarkStart w:id="20" w:name="diagnóstico-de-entrada"/>
     <w:p>
       <w:pPr>
         <w:pStyle w:val="Heading2"/>
@@ -127,11 +127,11 @@
     </w:p>
     <w:p>
       <w:pPr>
-        <w:pStyle w:val="Compact"/>
         <w:numPr>
           <w:ilvl w:val="0"/>
           <w:numId w:val="1002"/>
         </w:numPr>
+        <w:pStyle w:val="Compact"/>
       </w:pPr>
       <w:r>
         <w:t xml:space="preserve">¿En qué año llegó Cristóbal Colón a América? ____________________</w:t>
@@ -139,11 +139,11 @@
     </w:p>
     <w:p>
       <w:pPr>
-        <w:pStyle w:val="Compact"/>
         <w:numPr>
           <w:ilvl w:val="0"/>
           <w:numId w:val="1002"/>
         </w:numPr>
+        <w:pStyle w:val="Compact"/>
       </w:pPr>
       <w:r>
         <w:t xml:space="preserve">¿Qué buscaba Colón cuando zarpó? ____________________</w:t>
@@ -151,11 +151,11 @@
     </w:p>
     <w:p>
       <w:pPr>
-        <w:pStyle w:val="Compact"/>
         <w:numPr>
           <w:ilvl w:val="0"/>
           <w:numId w:val="1002"/>
         </w:numPr>
+        <w:pStyle w:val="Compact"/>
       </w:pPr>
       <w:r>
         <w:t xml:space="preserve">Nombra los tres barcos del primer viaje. ____________________</w:t>
@@ -163,11 +163,11 @@
     </w:p>
     <w:p>
       <w:pPr>
-        <w:pStyle w:val="Compact"/>
         <w:numPr>
           <w:ilvl w:val="0"/>
           <w:numId w:val="1002"/>
         </w:numPr>
+        <w:pStyle w:val="Compact"/>
       </w:pPr>
       <w:r>
         <w:t xml:space="preserve">¿Quién conquistó el Imperio Azteca? ____________________</w:t>
@@ -175,11 +175,11 @@
     </w:p>
     <w:p>
       <w:pPr>
-        <w:pStyle w:val="Compact"/>
         <w:numPr>
           <w:ilvl w:val="0"/>
           <w:numId w:val="1002"/>
         </w:numPr>
+        <w:pStyle w:val="Compact"/>
       </w:pPr>
       <w:r>
         <w:t xml:space="preserve">¿Quién conquistó el Imperio Inca? ____________________</w:t>
@@ -187,11 +187,11 @@
     </w:p>
     <w:p>
       <w:pPr>
-        <w:pStyle w:val="Compact"/>
         <w:numPr>
           <w:ilvl w:val="0"/>
           <w:numId w:val="1002"/>
         </w:numPr>
+        <w:pStyle w:val="Compact"/>
       </w:pPr>
       <w:r>
         <w:t xml:space="preserve">¿Quién fundó la ciudad de Santiago y en qué año? ____________________</w:t>
@@ -199,11 +199,11 @@
     </w:p>
     <w:p>
       <w:pPr>
-        <w:pStyle w:val="Compact"/>
         <w:numPr>
           <w:ilvl w:val="0"/>
           <w:numId w:val="1002"/>
         </w:numPr>
+        <w:pStyle w:val="Compact"/>
       </w:pPr>
       <w:r>
         <w:t xml:space="preserve">¿Qué fue la Guerra de Arauco? ____________________</w:t>
@@ -211,11 +211,11 @@
     </w:p>
     <w:p>
       <w:pPr>
-        <w:pStyle w:val="Compact"/>
         <w:numPr>
           <w:ilvl w:val="0"/>
           <w:numId w:val="1002"/>
         </w:numPr>
+        <w:pStyle w:val="Compact"/>
       </w:pPr>
       <w:r>
         <w:t xml:space="preserve">¿Qué significa la palabra</w:t>
@@ -224,7 +224,13 @@
         <w:t xml:space="preserve"> </w:t>
       </w:r>
       <w:r>
-        <w:t xml:space="preserve">“mestizaje”</w:t>
+        <w:t xml:space="preserve">“</w:t>
+      </w:r>
+      <w:r>
+        <w:t xml:space="preserve">mestizaje</w:t>
+      </w:r>
+      <w:r>
+        <w:t xml:space="preserve">”</w:t>
       </w:r>
       <w:r>
         <w:t xml:space="preserve">? ____________________</w:t>
@@ -237,8 +243,8 @@
         </w:pict>
       </w:r>
     </w:p>
-    <w:bookmarkEnd w:id="9"/>
-    <w:bookmarkStart w:id="14" w:name="sección-1-el-mundo-antes-de-1492"/>
+    <w:bookmarkEnd w:id="20"/>
+    <w:bookmarkStart w:id="26" w:name="sección-1-el-mundo-antes-de-1492"/>
     <w:p>
       <w:pPr>
         <w:pStyle w:val="Heading2"/>
@@ -247,7 +253,7 @@
         <w:t xml:space="preserve">Sección 1 · El mundo antes de 1492</w:t>
       </w:r>
     </w:p>
-    <w:bookmarkStart w:id="10" w:name="por-qué-europa-salió-a-navegar"/>
+    <w:bookmarkStart w:id="21" w:name="por-qué-europa-salió-a-navegar"/>
     <w:p>
       <w:pPr>
         <w:pStyle w:val="Heading3"/>
@@ -268,8 +274,8 @@
       </w:r>
       <w:r>
         <w:rPr>
-          <w:b/>
-          <w:bCs/>
+          <w:bCs/>
+          <w:b/>
         </w:rPr>
         <w:t xml:space="preserve">nueva ruta hacia Asia</w:t>
       </w:r>
@@ -289,8 +295,8 @@
       <w:tblPr>
         <w:tblStyle w:val="Table"/>
         <w:tblW w:type="pct" w:w="5000"/>
-        <w:tblLayout w:type="fixed"/>
         <w:tblLook w:firstRow="1" w:lastRow="0" w:firstColumn="0" w:lastColumn="0" w:noHBand="0" w:noVBand="0" w:val="0020"/>
+        <w:jc w:val="start"/>
       </w:tblPr>
       <w:tblGrid>
         <w:gridCol w:w="3960"/>
@@ -298,13 +304,14 @@
       </w:tblGrid>
       <w:tr>
         <w:trPr>
-          <w:tblHeader w:val="on"/>
+          <w:tblHeader w:val="true"/>
         </w:trPr>
         <w:tc>
           <w:tcPr/>
           <w:p>
             <w:pPr>
               <w:pStyle w:val="Compact"/>
+              <w:jc w:val="left"/>
             </w:pPr>
             <w:r>
               <w:t xml:space="preserve">Causa</w:t>
@@ -316,6 +323,7 @@
           <w:p>
             <w:pPr>
               <w:pStyle w:val="Compact"/>
+              <w:jc w:val="left"/>
             </w:pPr>
             <w:r>
               <w:t xml:space="preserve">Explicación</w:t>
@@ -329,6 +337,7 @@
           <w:p>
             <w:pPr>
               <w:pStyle w:val="Compact"/>
+              <w:jc w:val="left"/>
             </w:pPr>
             <w:r>
               <w:t xml:space="preserve">Económica</w:t>
@@ -340,6 +349,7 @@
           <w:p>
             <w:pPr>
               <w:pStyle w:val="Compact"/>
+              <w:jc w:val="left"/>
             </w:pPr>
             <w:r>
               <w:t xml:space="preserve">La caída de</w:t>
@@ -349,8 +359,8 @@
             </w:r>
             <w:r>
               <w:rPr>
+                <w:bCs/>
                 <w:b/>
-                <w:bCs/>
               </w:rPr>
               <w:t xml:space="preserve">Constantinopla en 1453</w:t>
             </w:r>
@@ -369,6 +379,7 @@
           <w:p>
             <w:pPr>
               <w:pStyle w:val="Compact"/>
+              <w:jc w:val="left"/>
             </w:pPr>
             <w:r>
               <w:t xml:space="preserve">Tecnológica</w:t>
@@ -380,6 +391,7 @@
           <w:p>
             <w:pPr>
               <w:pStyle w:val="Compact"/>
+              <w:jc w:val="left"/>
             </w:pPr>
             <w:r>
               <w:t xml:space="preserve">Nuevos instrumentos hicieron posible navegar lejos de la costa.</w:t>
@@ -393,6 +405,7 @@
           <w:p>
             <w:pPr>
               <w:pStyle w:val="Compact"/>
+              <w:jc w:val="left"/>
             </w:pPr>
             <w:r>
               <w:t xml:space="preserve">Religiosa</w:t>
@@ -404,6 +417,7 @@
           <w:p>
             <w:pPr>
               <w:pStyle w:val="Compact"/>
+              <w:jc w:val="left"/>
             </w:pPr>
             <w:r>
               <w:t xml:space="preserve">Los reinos cristianos querían expandir su fe.</w:t>
@@ -417,6 +431,7 @@
           <w:p>
             <w:pPr>
               <w:pStyle w:val="Compact"/>
+              <w:jc w:val="left"/>
             </w:pPr>
             <w:r>
               <w:t xml:space="preserve">Política</w:t>
@@ -428,6 +443,7 @@
           <w:p>
             <w:pPr>
               <w:pStyle w:val="Compact"/>
+              <w:jc w:val="left"/>
             </w:pPr>
             <w:r>
               <w:t xml:space="preserve">Portugal y Castilla competían por poder y prestigio.</w:t>
@@ -436,8 +452,8 @@
         </w:tc>
       </w:tr>
     </w:tbl>
-    <w:bookmarkEnd w:id="10"/>
-    <w:bookmarkStart w:id="11" w:name="los-avances-que-lo-hicieron-posible"/>
+    <w:bookmarkEnd w:id="21"/>
+    <w:bookmarkStart w:id="22" w:name="los-avances-que-lo-hicieron-posible"/>
     <w:p>
       <w:pPr>
         <w:pStyle w:val="Heading3"/>
@@ -450,8 +466,8 @@
       <w:tblPr>
         <w:tblStyle w:val="Table"/>
         <w:tblW w:type="pct" w:w="5000"/>
-        <w:tblLayout w:type="fixed"/>
         <w:tblLook w:firstRow="1" w:lastRow="0" w:firstColumn="0" w:lastColumn="0" w:noHBand="0" w:noVBand="0" w:val="0020"/>
+        <w:jc w:val="start"/>
       </w:tblPr>
       <w:tblGrid>
         <w:gridCol w:w="3960"/>
@@ -459,13 +475,14 @@
       </w:tblGrid>
       <w:tr>
         <w:trPr>
-          <w:tblHeader w:val="on"/>
+          <w:tblHeader w:val="true"/>
         </w:trPr>
         <w:tc>
           <w:tcPr/>
           <w:p>
             <w:pPr>
               <w:pStyle w:val="Compact"/>
+              <w:jc w:val="left"/>
             </w:pPr>
             <w:r>
               <w:t xml:space="preserve">Invento o mejora</w:t>
@@ -477,6 +494,7 @@
           <w:p>
             <w:pPr>
               <w:pStyle w:val="Compact"/>
+              <w:jc w:val="left"/>
             </w:pPr>
             <w:r>
               <w:t xml:space="preserve">Para qué servía</w:t>
@@ -490,6 +508,7 @@
           <w:p>
             <w:pPr>
               <w:pStyle w:val="Compact"/>
+              <w:jc w:val="left"/>
             </w:pPr>
             <w:r>
               <w:t xml:space="preserve">Brújula</w:t>
@@ -501,6 +520,7 @@
           <w:p>
             <w:pPr>
               <w:pStyle w:val="Compact"/>
+              <w:jc w:val="left"/>
             </w:pPr>
             <w:r>
               <w:t xml:space="preserve">Indicar el norte aunque no se vieran las estrellas</w:t>
@@ -514,6 +534,7 @@
           <w:p>
             <w:pPr>
               <w:pStyle w:val="Compact"/>
+              <w:jc w:val="left"/>
             </w:pPr>
             <w:r>
               <w:t xml:space="preserve">Astrolabio</w:t>
@@ -525,6 +546,7 @@
           <w:p>
             <w:pPr>
               <w:pStyle w:val="Compact"/>
+              <w:jc w:val="left"/>
             </w:pPr>
             <w:r>
               <w:t xml:space="preserve">Calcular la latitud observando el sol o las estrellas</w:t>
@@ -538,6 +560,7 @@
           <w:p>
             <w:pPr>
               <w:pStyle w:val="Compact"/>
+              <w:jc w:val="left"/>
             </w:pPr>
             <w:r>
               <w:t xml:space="preserve">Carabela</w:t>
@@ -549,6 +572,7 @@
           <w:p>
             <w:pPr>
               <w:pStyle w:val="Compact"/>
+              <w:jc w:val="left"/>
             </w:pPr>
             <w:r>
               <w:t xml:space="preserve">Barco liviano y veloz, capaz de navegar contra el viento</w:t>
@@ -562,6 +586,7 @@
           <w:p>
             <w:pPr>
               <w:pStyle w:val="Compact"/>
+              <w:jc w:val="left"/>
             </w:pPr>
             <w:r>
               <w:t xml:space="preserve">Portulanos</w:t>
@@ -573,6 +598,7 @@
           <w:p>
             <w:pPr>
               <w:pStyle w:val="Compact"/>
+              <w:jc w:val="left"/>
             </w:pPr>
             <w:r>
               <w:t xml:space="preserve">Mapas de costas y puertos</w:t>
@@ -586,6 +612,7 @@
           <w:p>
             <w:pPr>
               <w:pStyle w:val="Compact"/>
+              <w:jc w:val="left"/>
             </w:pPr>
             <w:r>
               <w:t xml:space="preserve">Vela latina (triangular)</w:t>
@@ -597,6 +624,7 @@
           <w:p>
             <w:pPr>
               <w:pStyle w:val="Compact"/>
+              <w:jc w:val="left"/>
             </w:pPr>
             <w:r>
               <w:t xml:space="preserve">Aprovechar vientos de distintas direcciones</w:t>
@@ -605,8 +633,8 @@
         </w:tc>
       </w:tr>
     </w:tbl>
-    <w:bookmarkEnd w:id="11"/>
-    <w:bookmarkStart w:id="12" w:name="una-idea-que-no-era-nueva"/>
+    <w:bookmarkEnd w:id="22"/>
+    <w:bookmarkStart w:id="24" w:name="una-idea-que-no-era-nueva"/>
     <w:p>
       <w:pPr>
         <w:pStyle w:val="Heading3"/>
@@ -627,8 +655,8 @@
       </w:r>
       <w:r>
         <w:rPr>
-          <w:b/>
-          <w:bCs/>
+          <w:bCs/>
+          <w:b/>
         </w:rPr>
         <w:t xml:space="preserve">mal</w:t>
       </w:r>
@@ -639,8 +667,108 @@
         <w:t xml:space="preserve">fue su tamaño: creyó que Asia estaba mucho más cerca navegando hacia el oeste. Ese error lo llevó a un continente que los europeos no conocían.</w:t>
       </w:r>
     </w:p>
-    <w:bookmarkEnd w:id="12"/>
-    <w:bookmarkStart w:id="13" w:name="ahora-tú"/>
+    <w:bookmarkStart w:id="23" w:name="palabras-nuevas"/>
+    <w:p>
+      <w:pPr>
+        <w:pStyle w:val="Heading4"/>
+      </w:pPr>
+      <w:r>
+        <w:t xml:space="preserve">📖 Palabras nuevas</w:t>
+      </w:r>
+    </w:p>
+    <w:p>
+      <w:pPr>
+        <w:pStyle w:val="FirstParagraph"/>
+      </w:pPr>
+      <w:r>
+        <w:rPr>
+          <w:bCs/>
+          <w:b/>
+        </w:rPr>
+        <w:t xml:space="preserve">Especia.</w:t>
+      </w:r>
+      <w:r>
+        <w:t xml:space="preserve"> </w:t>
+      </w:r>
+      <w:r>
+        <w:t xml:space="preserve">Semilla, hoja o corteza de olor y sabor fuerte que se usa para condimentar la comida, como la canela o la pimienta. Hace 500 años eran carísimas en Europa.</w:t>
+      </w:r>
+    </w:p>
+    <w:p>
+      <w:pPr>
+        <w:pStyle w:val="BodyText"/>
+      </w:pPr>
+      <w:r>
+        <w:rPr>
+          <w:bCs/>
+          <w:b/>
+        </w:rPr>
+        <w:t xml:space="preserve">Astrolabio.</w:t>
+      </w:r>
+      <w:r>
+        <w:t xml:space="preserve"> </w:t>
+      </w:r>
+      <w:r>
+        <w:t xml:space="preserve">Un instrumento antiguo, como un disco de metal con marcas, que servía para saber en qué parte del mundo estabas mirando el sol o las estrellas.</w:t>
+      </w:r>
+    </w:p>
+    <w:p>
+      <w:pPr>
+        <w:pStyle w:val="BodyText"/>
+      </w:pPr>
+      <w:r>
+        <w:rPr>
+          <w:bCs/>
+          <w:b/>
+        </w:rPr>
+        <w:t xml:space="preserve">Carabela.</w:t>
+      </w:r>
+      <w:r>
+        <w:t xml:space="preserve"> </w:t>
+      </w:r>
+      <w:r>
+        <w:t xml:space="preserve">Un barco a vela pequeño, liviano y rápido que usaban españoles y portugueses hace más de 500 años para viajar lejos por el mar.</w:t>
+      </w:r>
+    </w:p>
+    <w:p>
+      <w:pPr>
+        <w:pStyle w:val="BodyText"/>
+      </w:pPr>
+      <w:r>
+        <w:rPr>
+          <w:bCs/>
+          <w:b/>
+        </w:rPr>
+        <w:t xml:space="preserve">Latitud.</w:t>
+      </w:r>
+      <w:r>
+        <w:t xml:space="preserve"> </w:t>
+      </w:r>
+      <w:r>
+        <w:t xml:space="preserve">Qué tan al norte o al sur estás en el planeta. Arica tiene una latitud distinta a la de Punta Arenas.</w:t>
+      </w:r>
+    </w:p>
+    <w:p>
+      <w:pPr>
+        <w:pStyle w:val="BodyText"/>
+      </w:pPr>
+      <w:r>
+        <w:rPr>
+          <w:bCs/>
+          <w:b/>
+        </w:rPr>
+        <w:t xml:space="preserve">Esférica.</w:t>
+      </w:r>
+      <w:r>
+        <w:t xml:space="preserve"> </w:t>
+      </w:r>
+      <w:r>
+        <w:t xml:space="preserve">Que tiene forma de pelota. Decir que la Tierra es esférica es decir que es redonda como una naranja, no plana.</w:t>
+      </w:r>
+    </w:p>
+    <w:bookmarkEnd w:id="23"/>
+    <w:bookmarkEnd w:id="24"/>
+    <w:bookmarkStart w:id="25" w:name="ahora-tú"/>
     <w:p>
       <w:pPr>
         <w:pStyle w:val="Heading3"/>
@@ -651,11 +779,11 @@
     </w:p>
     <w:p>
       <w:pPr>
-        <w:pStyle w:val="Compact"/>
         <w:numPr>
           <w:ilvl w:val="0"/>
           <w:numId w:val="1003"/>
         </w:numPr>
+        <w:pStyle w:val="Compact"/>
       </w:pPr>
       <w:r>
         <w:t xml:space="preserve">¿Qué buscaban los europeos al lanzarse al mar? Nombra dos productos.</w:t>
@@ -663,11 +791,11 @@
     </w:p>
     <w:p>
       <w:pPr>
-        <w:pStyle w:val="Compact"/>
         <w:numPr>
           <w:ilvl w:val="0"/>
           <w:numId w:val="1003"/>
         </w:numPr>
+        <w:pStyle w:val="Compact"/>
       </w:pPr>
       <w:r>
         <w:t xml:space="preserve">¿Qué ocurrió en 1453 y por qué fue importante para los viajes?</w:t>
@@ -675,11 +803,11 @@
     </w:p>
     <w:p>
       <w:pPr>
-        <w:pStyle w:val="Compact"/>
         <w:numPr>
           <w:ilvl w:val="0"/>
           <w:numId w:val="1003"/>
         </w:numPr>
+        <w:pStyle w:val="Compact"/>
       </w:pPr>
       <w:r>
         <w:t xml:space="preserve">Explica para qué servía el astrolabio y para qué la brújula.</w:t>
@@ -687,11 +815,11 @@
     </w:p>
     <w:p>
       <w:pPr>
-        <w:pStyle w:val="Compact"/>
         <w:numPr>
           <w:ilvl w:val="0"/>
           <w:numId w:val="1003"/>
         </w:numPr>
+        <w:pStyle w:val="Compact"/>
       </w:pPr>
       <w:r>
         <w:t xml:space="preserve">¿Por qué la carabela era mejor que los barcos anteriores?</w:t>
@@ -699,11 +827,11 @@
     </w:p>
     <w:p>
       <w:pPr>
-        <w:pStyle w:val="Compact"/>
         <w:numPr>
           <w:ilvl w:val="0"/>
           <w:numId w:val="1003"/>
         </w:numPr>
+        <w:pStyle w:val="Compact"/>
       </w:pPr>
       <w:r>
         <w:t xml:space="preserve">¿Cuál fue el error de cálculo de Colón y qué consecuencia tuvo?</w:t>
@@ -716,9 +844,9 @@
         </w:pict>
       </w:r>
     </w:p>
-    <w:bookmarkEnd w:id="13"/>
-    <w:bookmarkEnd w:id="14"/>
-    <w:bookmarkStart w:id="19" w:name="sección-2-los-viajes-de-descubrimiento"/>
+    <w:bookmarkEnd w:id="25"/>
+    <w:bookmarkEnd w:id="26"/>
+    <w:bookmarkStart w:id="32" w:name="sección-2-los-viajes-de-descubrimiento"/>
     <w:p>
       <w:pPr>
         <w:pStyle w:val="Heading2"/>
@@ -727,7 +855,7 @@
         <w:t xml:space="preserve">Sección 2 · Los viajes de descubrimiento</w:t>
       </w:r>
     </w:p>
-    <w:bookmarkStart w:id="15" w:name="cristóbal-colón"/>
+    <w:bookmarkStart w:id="27" w:name="cristóbal-colón"/>
     <w:p>
       <w:pPr>
         <w:pStyle w:val="Heading3"/>
@@ -748,8 +876,8 @@
       </w:r>
       <w:r>
         <w:rPr>
-          <w:b/>
-          <w:bCs/>
+          <w:bCs/>
+          <w:b/>
         </w:rPr>
         <w:t xml:space="preserve">Reyes Católicos</w:t>
       </w:r>
@@ -761,8 +889,8 @@
       </w:r>
       <w:r>
         <w:rPr>
-          <w:b/>
-          <w:bCs/>
+          <w:bCs/>
+          <w:b/>
         </w:rPr>
         <w:t xml:space="preserve">Capitulaciones de Santa Fe</w:t>
       </w:r>
@@ -775,11 +903,11 @@
     </w:p>
     <w:p>
       <w:pPr>
-        <w:pStyle w:val="Compact"/>
         <w:numPr>
           <w:ilvl w:val="0"/>
           <w:numId w:val="1004"/>
         </w:numPr>
+        <w:pStyle w:val="Compact"/>
       </w:pPr>
       <w:r>
         <w:t xml:space="preserve">Zarpó de</w:t>
@@ -789,8 +917,8 @@
       </w:r>
       <w:r>
         <w:rPr>
-          <w:b/>
-          <w:bCs/>
+          <w:bCs/>
+          <w:b/>
         </w:rPr>
         <w:t xml:space="preserve">Palos de la Frontera</w:t>
       </w:r>
@@ -803,11 +931,11 @@
     </w:p>
     <w:p>
       <w:pPr>
-        <w:pStyle w:val="Compact"/>
         <w:numPr>
           <w:ilvl w:val="0"/>
           <w:numId w:val="1004"/>
         </w:numPr>
+        <w:pStyle w:val="Compact"/>
       </w:pPr>
       <w:r>
         <w:t xml:space="preserve">Llevaba tres naves:</w:t>
@@ -817,8 +945,8 @@
       </w:r>
       <w:r>
         <w:rPr>
-          <w:b/>
-          <w:bCs/>
+          <w:bCs/>
+          <w:b/>
         </w:rPr>
         <w:t xml:space="preserve">la Santa María, la Pinta y la Niña</w:t>
       </w:r>
@@ -828,11 +956,11 @@
     </w:p>
     <w:p>
       <w:pPr>
-        <w:pStyle w:val="Compact"/>
         <w:numPr>
           <w:ilvl w:val="0"/>
           <w:numId w:val="1004"/>
         </w:numPr>
+        <w:pStyle w:val="Compact"/>
       </w:pPr>
       <w:r>
         <w:t xml:space="preserve">El</w:t>
@@ -842,8 +970,8 @@
       </w:r>
       <w:r>
         <w:rPr>
-          <w:b/>
-          <w:bCs/>
+          <w:bCs/>
+          <w:b/>
         </w:rPr>
         <w:t xml:space="preserve">12 de octubre de 1492</w:t>
       </w:r>
@@ -856,11 +984,11 @@
     </w:p>
     <w:p>
       <w:pPr>
-        <w:pStyle w:val="Compact"/>
         <w:numPr>
           <w:ilvl w:val="0"/>
           <w:numId w:val="1004"/>
         </w:numPr>
+        <w:pStyle w:val="Compact"/>
       </w:pPr>
       <w:r>
         <w:t xml:space="preserve">Hizo cuatro viajes en total y murió en 1506 convencido de haber llegado a Asia.</w:t>
@@ -878,8 +1006,8 @@
       </w:r>
       <w:r>
         <w:rPr>
-          <w:b/>
-          <w:bCs/>
+          <w:bCs/>
+          <w:b/>
         </w:rPr>
         <w:t xml:space="preserve">América</w:t>
       </w:r>
@@ -890,8 +1018,8 @@
         <w:t xml:space="preserve">por Américo Vespucio, el navegante que sostuvo que se trataba de tierras nuevas y no de Asia.</w:t>
       </w:r>
     </w:p>
-    <w:bookmarkEnd w:id="15"/>
-    <w:bookmarkStart w:id="16" w:name="otros-viajes-importantes"/>
+    <w:bookmarkEnd w:id="27"/>
+    <w:bookmarkStart w:id="28" w:name="otros-viajes-importantes"/>
     <w:p>
       <w:pPr>
         <w:pStyle w:val="Heading3"/>
@@ -904,8 +1032,8 @@
       <w:tblPr>
         <w:tblStyle w:val="Table"/>
         <w:tblW w:type="pct" w:w="5000"/>
-        <w:tblLayout w:type="fixed"/>
         <w:tblLook w:firstRow="1" w:lastRow="0" w:firstColumn="0" w:lastColumn="0" w:noHBand="0" w:noVBand="0" w:val="0020"/>
+        <w:jc w:val="start"/>
       </w:tblPr>
       <w:tblGrid>
         <w:gridCol w:w="1980"/>
@@ -915,13 +1043,14 @@
       </w:tblGrid>
       <w:tr>
         <w:trPr>
-          <w:tblHeader w:val="on"/>
+          <w:tblHeader w:val="true"/>
         </w:trPr>
         <w:tc>
           <w:tcPr/>
           <w:p>
             <w:pPr>
               <w:pStyle w:val="Compact"/>
+              <w:jc w:val="left"/>
             </w:pPr>
             <w:r>
               <w:t xml:space="preserve">Viaje</w:t>
@@ -933,6 +1062,7 @@
           <w:p>
             <w:pPr>
               <w:pStyle w:val="Compact"/>
+              <w:jc w:val="left"/>
             </w:pPr>
             <w:r>
               <w:t xml:space="preserve">Quién</w:t>
@@ -944,6 +1074,7 @@
           <w:p>
             <w:pPr>
               <w:pStyle w:val="Compact"/>
+              <w:jc w:val="left"/>
             </w:pPr>
             <w:r>
               <w:t xml:space="preserve">Cuándo</w:t>
@@ -955,6 +1086,7 @@
           <w:p>
             <w:pPr>
               <w:pStyle w:val="Compact"/>
+              <w:jc w:val="left"/>
             </w:pPr>
             <w:r>
               <w:t xml:space="preserve">Logro</w:t>
@@ -968,6 +1100,7 @@
           <w:p>
             <w:pPr>
               <w:pStyle w:val="Compact"/>
+              <w:jc w:val="left"/>
             </w:pPr>
             <w:r>
               <w:t xml:space="preserve">Ruta a la India por África</w:t>
@@ -979,6 +1112,7 @@
           <w:p>
             <w:pPr>
               <w:pStyle w:val="Compact"/>
+              <w:jc w:val="left"/>
             </w:pPr>
             <w:r>
               <w:t xml:space="preserve">Vasco da Gama (Portugal)</w:t>
@@ -990,6 +1124,7 @@
           <w:p>
             <w:pPr>
               <w:pStyle w:val="Compact"/>
+              <w:jc w:val="left"/>
             </w:pPr>
             <w:r>
               <w:t xml:space="preserve">1498</w:t>
@@ -1001,6 +1136,7 @@
           <w:p>
             <w:pPr>
               <w:pStyle w:val="Compact"/>
+              <w:jc w:val="left"/>
             </w:pPr>
             <w:r>
               <w:t xml:space="preserve">Llegó a Calicut, en la India, bordeando África</w:t>
@@ -1014,6 +1150,7 @@
           <w:p>
             <w:pPr>
               <w:pStyle w:val="Compact"/>
+              <w:jc w:val="left"/>
             </w:pPr>
             <w:r>
               <w:t xml:space="preserve">Primera vuelta al mundo</w:t>
@@ -1025,6 +1162,7 @@
           <w:p>
             <w:pPr>
               <w:pStyle w:val="Compact"/>
+              <w:jc w:val="left"/>
             </w:pPr>
             <w:r>
               <w:t xml:space="preserve">Fernando de Magallanes y Juan Sebastián Elcano</w:t>
@@ -1036,6 +1174,7 @@
           <w:p>
             <w:pPr>
               <w:pStyle w:val="Compact"/>
+              <w:jc w:val="left"/>
             </w:pPr>
             <w:r>
               <w:t xml:space="preserve">1519–1522</w:t>
@@ -1047,6 +1186,7 @@
           <w:p>
             <w:pPr>
               <w:pStyle w:val="Compact"/>
+              <w:jc w:val="left"/>
             </w:pPr>
             <w:r>
               <w:t xml:space="preserve">Cruzaron el estrecho que hoy lleva el nombre de Magallanes, en el extremo sur de Chile, en 1520. Magallanes murió en Filipinas y Elcano completó el viaje.</w:t>
@@ -1055,8 +1195,8 @@
         </w:tc>
       </w:tr>
     </w:tbl>
-    <w:bookmarkEnd w:id="16"/>
-    <w:bookmarkStart w:id="17" w:name="el-reparto-del-mundo"/>
+    <w:bookmarkEnd w:id="28"/>
+    <w:bookmarkStart w:id="30" w:name="el-reparto-del-mundo"/>
     <w:p>
       <w:pPr>
         <w:pStyle w:val="Heading3"/>
@@ -1077,8 +1217,8 @@
       </w:r>
       <w:r>
         <w:rPr>
-          <w:b/>
-          <w:bCs/>
+          <w:bCs/>
+          <w:b/>
         </w:rPr>
         <w:t xml:space="preserve">Tratado de Tordesillas (1494)</w:t>
       </w:r>
@@ -1089,8 +1229,108 @@
         <w:t xml:space="preserve">trazó una línea imaginaria en el Atlántico: lo que quedara al este sería portugués, y al oeste, castellano. Por eso hoy en Brasil se habla portugués y en el resto de Sudamérica, español.</w:t>
       </w:r>
     </w:p>
-    <w:bookmarkEnd w:id="17"/>
-    <w:bookmarkStart w:id="18" w:name="ahora-tú-1"/>
+    <w:bookmarkStart w:id="29" w:name="palabras-nuevas-1"/>
+    <w:p>
+      <w:pPr>
+        <w:pStyle w:val="Heading4"/>
+      </w:pPr>
+      <w:r>
+        <w:t xml:space="preserve">📖 Palabras nuevas</w:t>
+      </w:r>
+    </w:p>
+    <w:p>
+      <w:pPr>
+        <w:pStyle w:val="FirstParagraph"/>
+      </w:pPr>
+      <w:r>
+        <w:rPr>
+          <w:bCs/>
+          <w:b/>
+        </w:rPr>
+        <w:t xml:space="preserve">Navegante.</w:t>
+      </w:r>
+      <w:r>
+        <w:t xml:space="preserve"> </w:t>
+      </w:r>
+      <w:r>
+        <w:t xml:space="preserve">Una persona que viaja por el mar en barco y sabe guiarlo, como los marinos que cruzaron el océano hace 500 años.</w:t>
+      </w:r>
+    </w:p>
+    <w:p>
+      <w:pPr>
+        <w:pStyle w:val="BodyText"/>
+      </w:pPr>
+      <w:r>
+        <w:rPr>
+          <w:bCs/>
+          <w:b/>
+        </w:rPr>
+        <w:t xml:space="preserve">Capitulación.</w:t>
+      </w:r>
+      <w:r>
+        <w:t xml:space="preserve"> </w:t>
+      </w:r>
+      <w:r>
+        <w:t xml:space="preserve">Un acuerdo escrito y firmado entre un rey y alguien que iba a hacer un viaje o una conquista, donde se anotaba qué recibiría cada uno.</w:t>
+      </w:r>
+    </w:p>
+    <w:p>
+      <w:pPr>
+        <w:pStyle w:val="BodyText"/>
+      </w:pPr>
+      <w:r>
+        <w:rPr>
+          <w:bCs/>
+          <w:b/>
+        </w:rPr>
+        <w:t xml:space="preserve">Zarpar.</w:t>
+      </w:r>
+      <w:r>
+        <w:t xml:space="preserve"> </w:t>
+      </w:r>
+      <w:r>
+        <w:t xml:space="preserve">Salir un barco del puerto para empezar un viaje. Colón zarpó de España en agosto de 1492.</w:t>
+      </w:r>
+    </w:p>
+    <w:p>
+      <w:pPr>
+        <w:pStyle w:val="BodyText"/>
+      </w:pPr>
+      <w:r>
+        <w:rPr>
+          <w:bCs/>
+          <w:b/>
+        </w:rPr>
+        <w:t xml:space="preserve">Estrecho.</w:t>
+      </w:r>
+      <w:r>
+        <w:t xml:space="preserve"> </w:t>
+      </w:r>
+      <w:r>
+        <w:t xml:space="preserve">Un paso de mar angosto entre dos tierras, como un pasillo de agua. El Estrecho de Magallanes está en el extremo sur de Chile.</w:t>
+      </w:r>
+    </w:p>
+    <w:p>
+      <w:pPr>
+        <w:pStyle w:val="BodyText"/>
+      </w:pPr>
+      <w:r>
+        <w:rPr>
+          <w:bCs/>
+          <w:b/>
+        </w:rPr>
+        <w:t xml:space="preserve">Expedición.</w:t>
+      </w:r>
+      <w:r>
+        <w:t xml:space="preserve"> </w:t>
+      </w:r>
+      <w:r>
+        <w:t xml:space="preserve">Un viaje largo y organizado que hace un grupo de personas con un objetivo, como explorar un lugar desconocido o buscar riquezas.</w:t>
+      </w:r>
+    </w:p>
+    <w:bookmarkEnd w:id="29"/>
+    <w:bookmarkEnd w:id="30"/>
+    <w:bookmarkStart w:id="31" w:name="ahora-tú-1"/>
     <w:p>
       <w:pPr>
         <w:pStyle w:val="Heading3"/>
@@ -1101,11 +1341,11 @@
     </w:p>
     <w:p>
       <w:pPr>
-        <w:pStyle w:val="Compact"/>
         <w:numPr>
           <w:ilvl w:val="0"/>
           <w:numId w:val="1005"/>
         </w:numPr>
+        <w:pStyle w:val="Compact"/>
       </w:pPr>
       <w:r>
         <w:t xml:space="preserve">¿Quiénes financiaron el viaje de Colón y con qué documento se firmó el acuerdo?</w:t>
@@ -1113,11 +1353,11 @@
     </w:p>
     <w:p>
       <w:pPr>
-        <w:pStyle w:val="Compact"/>
         <w:numPr>
           <w:ilvl w:val="0"/>
           <w:numId w:val="1005"/>
         </w:numPr>
+        <w:pStyle w:val="Compact"/>
       </w:pPr>
       <w:r>
         <w:t xml:space="preserve">Escribe la fecha exacta de la llegada de Colón a América.</w:t>
@@ -1125,11 +1365,11 @@
     </w:p>
     <w:p>
       <w:pPr>
-        <w:pStyle w:val="Compact"/>
         <w:numPr>
           <w:ilvl w:val="0"/>
           <w:numId w:val="1005"/>
         </w:numPr>
+        <w:pStyle w:val="Compact"/>
       </w:pPr>
       <w:r>
         <w:t xml:space="preserve">Nombra las tres naves del primer viaje.</w:t>
@@ -1137,11 +1377,11 @@
     </w:p>
     <w:p>
       <w:pPr>
-        <w:pStyle w:val="Compact"/>
         <w:numPr>
           <w:ilvl w:val="0"/>
           <w:numId w:val="1005"/>
         </w:numPr>
+        <w:pStyle w:val="Compact"/>
       </w:pPr>
       <w:r>
         <w:t xml:space="preserve">¿Por qué el continente no se llama</w:t>
@@ -1150,7 +1390,13 @@
         <w:t xml:space="preserve"> </w:t>
       </w:r>
       <w:r>
-        <w:t xml:space="preserve">“Colombia”</w:t>
+        <w:t xml:space="preserve">“</w:t>
+      </w:r>
+      <w:r>
+        <w:t xml:space="preserve">Colombia</w:t>
+      </w:r>
+      <w:r>
+        <w:t xml:space="preserve">”</w:t>
       </w:r>
       <w:r>
         <w:t xml:space="preserve"> </w:t>
@@ -1162,7 +1408,13 @@
         <w:t xml:space="preserve"> </w:t>
       </w:r>
       <w:r>
-        <w:t xml:space="preserve">“Colonia”</w:t>
+        <w:t xml:space="preserve">“</w:t>
+      </w:r>
+      <w:r>
+        <w:t xml:space="preserve">Colonia</w:t>
+      </w:r>
+      <w:r>
+        <w:t xml:space="preserve">”</w:t>
       </w:r>
       <w:r>
         <w:t xml:space="preserve">, si Colón llegó primero?</w:t>
@@ -1170,11 +1422,11 @@
     </w:p>
     <w:p>
       <w:pPr>
-        <w:pStyle w:val="Compact"/>
         <w:numPr>
           <w:ilvl w:val="0"/>
           <w:numId w:val="1005"/>
         </w:numPr>
+        <w:pStyle w:val="Compact"/>
       </w:pPr>
       <w:r>
         <w:t xml:space="preserve">¿Qué logró la expedición de Magallanes y Elcano? ¿Qué relación tiene con Chile?</w:t>
@@ -1182,11 +1434,11 @@
     </w:p>
     <w:p>
       <w:pPr>
-        <w:pStyle w:val="Compact"/>
         <w:numPr>
           <w:ilvl w:val="0"/>
           <w:numId w:val="1005"/>
         </w:numPr>
+        <w:pStyle w:val="Compact"/>
       </w:pPr>
       <w:r>
         <w:t xml:space="preserve">Explica en dos líneas qué fue el Tratado de Tordesillas y qué consecuencia tiene hoy.</w:t>
@@ -1199,9 +1451,9 @@
         </w:pict>
       </w:r>
     </w:p>
-    <w:bookmarkEnd w:id="18"/>
-    <w:bookmarkEnd w:id="19"/>
-    <w:bookmarkStart w:id="24" w:name="sección-3-la-conquista-de-américa"/>
+    <w:bookmarkEnd w:id="31"/>
+    <w:bookmarkEnd w:id="32"/>
+    <w:bookmarkStart w:id="38" w:name="sección-3-la-conquista-de-américa"/>
     <w:p>
       <w:pPr>
         <w:pStyle w:val="Heading2"/>
@@ -1216,8 +1468,8 @@
       </w:pPr>
       <w:r>
         <w:rPr>
-          <w:b/>
-          <w:bCs/>
+          <w:bCs/>
+          <w:b/>
         </w:rPr>
         <w:t xml:space="preserve">Conquistar</w:t>
       </w:r>
@@ -1228,7 +1480,7 @@
         <w:t xml:space="preserve">no es lo mismo que descubrir. La conquista fue el proceso de ocupar los territorios por la fuerza, someter a sus habitantes e imponer una nueva forma de gobierno, religión y economía.</w:t>
       </w:r>
     </w:p>
-    <w:bookmarkStart w:id="20" w:name="las-dos-grandes-conquistas"/>
+    <w:bookmarkStart w:id="33" w:name="las-dos-grandes-conquistas"/>
     <w:p>
       <w:pPr>
         <w:pStyle w:val="Heading3"/>
@@ -1242,6 +1494,7 @@
         <w:tblStyle w:val="Table"/>
         <w:tblW w:type="auto" w:w="0"/>
         <w:tblLook w:firstRow="1" w:lastRow="0" w:firstColumn="0" w:lastColumn="0" w:noHBand="0" w:noVBand="0" w:val="0020"/>
+        <w:jc w:val="start"/>
       </w:tblPr>
       <w:tblGrid>
         <w:gridCol w:w="2640"/>
@@ -1250,7 +1503,7 @@
       </w:tblGrid>
       <w:tr>
         <w:trPr>
-          <w:tblHeader w:val="on"/>
+          <w:tblHeader w:val="true"/>
         </w:trPr>
         <w:tc>
           <w:tcPr/>
@@ -1265,6 +1518,7 @@
           <w:p>
             <w:pPr>
               <w:pStyle w:val="Compact"/>
+              <w:jc w:val="left"/>
             </w:pPr>
             <w:r>
               <w:t xml:space="preserve">México</w:t>
@@ -1276,6 +1530,7 @@
           <w:p>
             <w:pPr>
               <w:pStyle w:val="Compact"/>
+              <w:jc w:val="left"/>
             </w:pPr>
             <w:r>
               <w:t xml:space="preserve">Perú</w:t>
@@ -1289,6 +1544,7 @@
           <w:p>
             <w:pPr>
               <w:pStyle w:val="Compact"/>
+              <w:jc w:val="left"/>
             </w:pPr>
             <w:r>
               <w:t xml:space="preserve">Conquistador</w:t>
@@ -1300,6 +1556,7 @@
           <w:p>
             <w:pPr>
               <w:pStyle w:val="Compact"/>
+              <w:jc w:val="left"/>
             </w:pPr>
             <w:r>
               <w:t xml:space="preserve">Hernán Cortés</w:t>
@@ -1311,6 +1568,7 @@
           <w:p>
             <w:pPr>
               <w:pStyle w:val="Compact"/>
+              <w:jc w:val="left"/>
             </w:pPr>
             <w:r>
               <w:t xml:space="preserve">Francisco Pizarro</w:t>
@@ -1324,6 +1582,7 @@
           <w:p>
             <w:pPr>
               <w:pStyle w:val="Compact"/>
+              <w:jc w:val="left"/>
             </w:pPr>
             <w:r>
               <w:t xml:space="preserve">Pueblo conquistado</w:t>
@@ -1335,6 +1594,7 @@
           <w:p>
             <w:pPr>
               <w:pStyle w:val="Compact"/>
+              <w:jc w:val="left"/>
             </w:pPr>
             <w:r>
               <w:t xml:space="preserve">Imperio Azteca (Mexica)</w:t>
@@ -1346,6 +1606,7 @@
           <w:p>
             <w:pPr>
               <w:pStyle w:val="Compact"/>
+              <w:jc w:val="left"/>
             </w:pPr>
             <w:r>
               <w:t xml:space="preserve">Imperio Inca</w:t>
@@ -1359,6 +1620,7 @@
           <w:p>
             <w:pPr>
               <w:pStyle w:val="Compact"/>
+              <w:jc w:val="left"/>
             </w:pPr>
             <w:r>
               <w:t xml:space="preserve">Gobernante indígena</w:t>
@@ -1370,6 +1632,7 @@
           <w:p>
             <w:pPr>
               <w:pStyle w:val="Compact"/>
+              <w:jc w:val="left"/>
             </w:pPr>
             <w:r>
               <w:t xml:space="preserve">Moctezuma II</w:t>
@@ -1381,6 +1644,7 @@
           <w:p>
             <w:pPr>
               <w:pStyle w:val="Compact"/>
+              <w:jc w:val="left"/>
             </w:pPr>
             <w:r>
               <w:t xml:space="preserve">Atahualpa</w:t>
@@ -1394,6 +1658,7 @@
           <w:p>
             <w:pPr>
               <w:pStyle w:val="Compact"/>
+              <w:jc w:val="left"/>
             </w:pPr>
             <w:r>
               <w:t xml:space="preserve">Ciudad clave</w:t>
@@ -1405,6 +1670,7 @@
           <w:p>
             <w:pPr>
               <w:pStyle w:val="Compact"/>
+              <w:jc w:val="left"/>
             </w:pPr>
             <w:r>
               <w:t xml:space="preserve">Tenochtitlán</w:t>
@@ -1416,6 +1682,7 @@
           <w:p>
             <w:pPr>
               <w:pStyle w:val="Compact"/>
+              <w:jc w:val="left"/>
             </w:pPr>
             <w:r>
               <w:t xml:space="preserve">Cajamarca y luego Cuzco</w:t>
@@ -1429,6 +1696,7 @@
           <w:p>
             <w:pPr>
               <w:pStyle w:val="Compact"/>
+              <w:jc w:val="left"/>
             </w:pPr>
             <w:r>
               <w:t xml:space="preserve">Año decisivo</w:t>
@@ -1440,6 +1708,7 @@
           <w:p>
             <w:pPr>
               <w:pStyle w:val="Compact"/>
+              <w:jc w:val="left"/>
             </w:pPr>
             <w:r>
               <w:t xml:space="preserve">1521</w:t>
@@ -1451,6 +1720,7 @@
           <w:p>
             <w:pPr>
               <w:pStyle w:val="Compact"/>
+              <w:jc w:val="left"/>
             </w:pPr>
             <w:r>
               <w:t xml:space="preserve">1532–1533</w:t>
@@ -1459,8 +1729,8 @@
         </w:tc>
       </w:tr>
     </w:tbl>
-    <w:bookmarkEnd w:id="20"/>
-    <w:bookmarkStart w:id="21" w:name="Xc68c05df5af9c276b54ecb6462ec7e61f235cd4"/>
+    <w:bookmarkEnd w:id="33"/>
+    <w:bookmarkStart w:id="34" w:name="Xc68c05df5af9c276b54ecb6462ec7e61f235cd4"/>
     <w:p>
       <w:pPr>
         <w:pStyle w:val="Heading3"/>
@@ -1479,16 +1749,16 @@
     </w:p>
     <w:p>
       <w:pPr>
-        <w:pStyle w:val="Compact"/>
         <w:numPr>
           <w:ilvl w:val="0"/>
           <w:numId w:val="1006"/>
         </w:numPr>
-      </w:pPr>
-      <w:r>
-        <w:rPr>
-          <w:b/>
-          <w:bCs/>
+        <w:pStyle w:val="Compact"/>
+      </w:pPr>
+      <w:r>
+        <w:rPr>
+          <w:bCs/>
+          <w:b/>
         </w:rPr>
         <w:t xml:space="preserve">Armas y tecnología distintas:</w:t>
       </w:r>
@@ -1501,16 +1771,16 @@
     </w:p>
     <w:p>
       <w:pPr>
-        <w:pStyle w:val="Compact"/>
         <w:numPr>
           <w:ilvl w:val="0"/>
           <w:numId w:val="1006"/>
         </w:numPr>
-      </w:pPr>
-      <w:r>
-        <w:rPr>
-          <w:b/>
-          <w:bCs/>
+        <w:pStyle w:val="Compact"/>
+      </w:pPr>
+      <w:r>
+        <w:rPr>
+          <w:bCs/>
+          <w:b/>
         </w:rPr>
         <w:t xml:space="preserve">Los caballos</w:t>
       </w:r>
@@ -1520,16 +1790,16 @@
     </w:p>
     <w:p>
       <w:pPr>
-        <w:pStyle w:val="Compact"/>
         <w:numPr>
           <w:ilvl w:val="0"/>
           <w:numId w:val="1006"/>
         </w:numPr>
-      </w:pPr>
-      <w:r>
-        <w:rPr>
-          <w:b/>
-          <w:bCs/>
+        <w:pStyle w:val="Compact"/>
+      </w:pPr>
+      <w:r>
+        <w:rPr>
+          <w:bCs/>
+          <w:b/>
         </w:rPr>
         <w:t xml:space="preserve">Las alianzas con pueblos indígenas</w:t>
       </w:r>
@@ -1542,16 +1812,16 @@
     </w:p>
     <w:p>
       <w:pPr>
-        <w:pStyle w:val="Compact"/>
         <w:numPr>
           <w:ilvl w:val="0"/>
           <w:numId w:val="1006"/>
         </w:numPr>
-      </w:pPr>
-      <w:r>
-        <w:rPr>
-          <w:b/>
-          <w:bCs/>
+        <w:pStyle w:val="Compact"/>
+      </w:pPr>
+      <w:r>
+        <w:rPr>
+          <w:bCs/>
+          <w:b/>
         </w:rPr>
         <w:t xml:space="preserve">Las enfermedades europeas</w:t>
       </w:r>
@@ -1561,16 +1831,16 @@
     </w:p>
     <w:p>
       <w:pPr>
-        <w:pStyle w:val="Compact"/>
         <w:numPr>
           <w:ilvl w:val="0"/>
           <w:numId w:val="1006"/>
         </w:numPr>
-      </w:pPr>
-      <w:r>
-        <w:rPr>
-          <w:b/>
-          <w:bCs/>
+        <w:pStyle w:val="Compact"/>
+      </w:pPr>
+      <w:r>
+        <w:rPr>
+          <w:bCs/>
+          <w:b/>
         </w:rPr>
         <w:t xml:space="preserve">Conflictos internos:</w:t>
       </w:r>
@@ -1581,8 +1851,8 @@
         <w:t xml:space="preserve">los incas venían saliendo de una guerra civil entre Atahualpa y Huáscar.</w:t>
       </w:r>
     </w:p>
-    <w:bookmarkEnd w:id="21"/>
-    <w:bookmarkStart w:id="22" w:name="cómo-se-organizó-el-trabajo-indígena"/>
+    <w:bookmarkEnd w:id="34"/>
+    <w:bookmarkStart w:id="36" w:name="cómo-se-organizó-el-trabajo-indígena"/>
     <w:p>
       <w:pPr>
         <w:pStyle w:val="Heading3"/>
@@ -1595,8 +1865,8 @@
       <w:tblPr>
         <w:tblStyle w:val="Table"/>
         <w:tblW w:type="pct" w:w="5000"/>
-        <w:tblLayout w:type="fixed"/>
         <w:tblLook w:firstRow="1" w:lastRow="0" w:firstColumn="0" w:lastColumn="0" w:noHBand="0" w:noVBand="0" w:val="0020"/>
+        <w:jc w:val="start"/>
       </w:tblPr>
       <w:tblGrid>
         <w:gridCol w:w="3960"/>
@@ -1604,13 +1874,14 @@
       </w:tblGrid>
       <w:tr>
         <w:trPr>
-          <w:tblHeader w:val="on"/>
+          <w:tblHeader w:val="true"/>
         </w:trPr>
         <w:tc>
           <w:tcPr/>
           <w:p>
             <w:pPr>
               <w:pStyle w:val="Compact"/>
+              <w:jc w:val="left"/>
             </w:pPr>
             <w:r>
               <w:t xml:space="preserve">Institución</w:t>
@@ -1622,6 +1893,7 @@
           <w:p>
             <w:pPr>
               <w:pStyle w:val="Compact"/>
+              <w:jc w:val="left"/>
             </w:pPr>
             <w:r>
               <w:t xml:space="preserve">En qué consistía</w:t>
@@ -1635,11 +1907,12 @@
           <w:p>
             <w:pPr>
               <w:pStyle w:val="Compact"/>
+              <w:jc w:val="left"/>
             </w:pPr>
             <w:r>
               <w:rPr>
+                <w:bCs/>
                 <w:b/>
-                <w:bCs/>
               </w:rPr>
               <w:t xml:space="preserve">Encomienda</w:t>
             </w:r>
@@ -1650,6 +1923,7 @@
           <w:p>
             <w:pPr>
               <w:pStyle w:val="Compact"/>
+              <w:jc w:val="left"/>
             </w:pPr>
             <w:r>
               <w:t xml:space="preserve">Un grupo de indígenas quedaba</w:t>
@@ -1658,7 +1932,13 @@
               <w:t xml:space="preserve"> </w:t>
             </w:r>
             <w:r>
-              <w:t xml:space="preserve">“encomendado”</w:t>
+              <w:t xml:space="preserve">“</w:t>
+            </w:r>
+            <w:r>
+              <w:t xml:space="preserve">encomendado</w:t>
+            </w:r>
+            <w:r>
+              <w:t xml:space="preserve">”</w:t>
             </w:r>
             <w:r>
               <w:t xml:space="preserve"> </w:t>
@@ -1675,11 +1955,12 @@
           <w:p>
             <w:pPr>
               <w:pStyle w:val="Compact"/>
+              <w:jc w:val="left"/>
             </w:pPr>
             <w:r>
               <w:rPr>
+                <w:bCs/>
                 <w:b/>
-                <w:bCs/>
               </w:rPr>
               <w:t xml:space="preserve">Mita</w:t>
             </w:r>
@@ -1690,6 +1971,7 @@
           <w:p>
             <w:pPr>
               <w:pStyle w:val="Compact"/>
+              <w:jc w:val="left"/>
             </w:pPr>
             <w:r>
               <w:t xml:space="preserve">Turnos obligatorios de trabajo, sobre todo en minas. Existía antes en el mundo andino, pero los españoles la volvieron mucho más dura.</w:t>
@@ -1710,8 +1992,8 @@
       </w:r>
       <w:r>
         <w:rPr>
-          <w:b/>
-          <w:bCs/>
+          <w:bCs/>
+          <w:b/>
         </w:rPr>
         <w:t xml:space="preserve">Bartolomé de las Casas</w:t>
       </w:r>
@@ -1726,8 +2008,8 @@
       </w:r>
       <w:r>
         <w:rPr>
-          <w:b/>
-          <w:bCs/>
+          <w:bCs/>
+          <w:b/>
         </w:rPr>
         <w:t xml:space="preserve">Leyes Nuevas</w:t>
       </w:r>
@@ -1738,8 +2020,126 @@
         <w:t xml:space="preserve">(1542), que en la práctica se cumplieron poco.</w:t>
       </w:r>
     </w:p>
-    <w:bookmarkEnd w:id="22"/>
-    <w:bookmarkStart w:id="23" w:name="ahora-tú-2"/>
+    <w:bookmarkStart w:id="35" w:name="palabras-nuevas-2"/>
+    <w:p>
+      <w:pPr>
+        <w:pStyle w:val="Heading4"/>
+      </w:pPr>
+      <w:r>
+        <w:t xml:space="preserve">📖 Palabras nuevas</w:t>
+      </w:r>
+    </w:p>
+    <w:p>
+      <w:pPr>
+        <w:pStyle w:val="FirstParagraph"/>
+      </w:pPr>
+      <w:r>
+        <w:rPr>
+          <w:bCs/>
+          <w:b/>
+        </w:rPr>
+        <w:t xml:space="preserve">Someter.</w:t>
+      </w:r>
+      <w:r>
+        <w:t xml:space="preserve"> </w:t>
+      </w:r>
+      <w:r>
+        <w:t xml:space="preserve">Obligar por la fuerza a un grupo de personas a obedecer y hacer lo que uno manda, aunque ellos no quieran.</w:t>
+      </w:r>
+    </w:p>
+    <w:p>
+      <w:pPr>
+        <w:pStyle w:val="BodyText"/>
+      </w:pPr>
+      <w:r>
+        <w:rPr>
+          <w:bCs/>
+          <w:b/>
+        </w:rPr>
+        <w:t xml:space="preserve">Arcabuz.</w:t>
+      </w:r>
+      <w:r>
+        <w:t xml:space="preserve"> </w:t>
+      </w:r>
+      <w:r>
+        <w:t xml:space="preserve">Un arma de fuego antigua, larga y pesada, que se cargaba con pólvora. Era la tatarabuela de las escopetas de hoy.</w:t>
+      </w:r>
+    </w:p>
+    <w:p>
+      <w:pPr>
+        <w:pStyle w:val="BodyText"/>
+      </w:pPr>
+      <w:r>
+        <w:rPr>
+          <w:bCs/>
+          <w:b/>
+        </w:rPr>
+        <w:t xml:space="preserve">Encomienda.</w:t>
+      </w:r>
+      <w:r>
+        <w:t xml:space="preserve"> </w:t>
+      </w:r>
+      <w:r>
+        <w:t xml:space="preserve">Un sistema en que un grupo de indígenas quedaba a cargo de un español: ellos trabajaban gratis para él y él debía cuidarlos, pero en la práctica era trabajo forzado.</w:t>
+      </w:r>
+    </w:p>
+    <w:p>
+      <w:pPr>
+        <w:pStyle w:val="BodyText"/>
+      </w:pPr>
+      <w:r>
+        <w:rPr>
+          <w:bCs/>
+          <w:b/>
+        </w:rPr>
+        <w:t xml:space="preserve">Tributo.</w:t>
+      </w:r>
+      <w:r>
+        <w:t xml:space="preserve"> </w:t>
+      </w:r>
+      <w:r>
+        <w:t xml:space="preserve">Un pago obligatorio que la gente tenía que entregar al que mandaba, en dinero, comida, oro o productos que ellos mismos hacían.</w:t>
+      </w:r>
+    </w:p>
+    <w:p>
+      <w:pPr>
+        <w:pStyle w:val="BodyText"/>
+      </w:pPr>
+      <w:r>
+        <w:rPr>
+          <w:bCs/>
+          <w:b/>
+        </w:rPr>
+        <w:t xml:space="preserve">Evangelizar.</w:t>
+      </w:r>
+      <w:r>
+        <w:t xml:space="preserve"> </w:t>
+      </w:r>
+      <w:r>
+        <w:t xml:space="preserve">Enseñar la religión cristiana a personas que tenían otras creencias, para que se convirtieran a ella.</w:t>
+      </w:r>
+    </w:p>
+    <w:p>
+      <w:pPr>
+        <w:pStyle w:val="BodyText"/>
+      </w:pPr>
+      <w:r>
+        <w:rPr>
+          <w:bCs/>
+          <w:b/>
+        </w:rPr>
+        <w:t xml:space="preserve">Corona.</w:t>
+      </w:r>
+      <w:r>
+        <w:t xml:space="preserve"> </w:t>
+      </w:r>
+      <w:r>
+        <w:t xml:space="preserve">Aquí no significa el objeto que se pone en la cabeza, sino el rey y su gobierno. «Denunciar ante la Corona» es reclamar ante el rey.</w:t>
+      </w:r>
+    </w:p>
+    <w:bookmarkEnd w:id="35"/>
+    <w:bookmarkEnd w:id="36"/>
+    <w:bookmarkStart w:id="37" w:name="ahora-tú-2"/>
     <w:p>
       <w:pPr>
         <w:pStyle w:val="Heading3"/>
@@ -1750,11 +2150,11 @@
     </w:p>
     <w:p>
       <w:pPr>
-        <w:pStyle w:val="Compact"/>
         <w:numPr>
           <w:ilvl w:val="0"/>
           <w:numId w:val="1007"/>
         </w:numPr>
+        <w:pStyle w:val="Compact"/>
       </w:pPr>
       <w:r>
         <w:t xml:space="preserve">Explica con tus palabras la diferencia entre descubrir y conquistar.</w:t>
@@ -1762,11 +2162,11 @@
     </w:p>
     <w:p>
       <w:pPr>
-        <w:pStyle w:val="Compact"/>
         <w:numPr>
           <w:ilvl w:val="0"/>
           <w:numId w:val="1007"/>
         </w:numPr>
+        <w:pStyle w:val="Compact"/>
       </w:pPr>
       <w:r>
         <w:t xml:space="preserve">Completa: Cortés conquistó el imperio ______ y Pizarro el imperio ______.</w:t>
@@ -1774,11 +2174,11 @@
     </w:p>
     <w:p>
       <w:pPr>
-        <w:pStyle w:val="Compact"/>
         <w:numPr>
           <w:ilvl w:val="0"/>
           <w:numId w:val="1007"/>
         </w:numPr>
+        <w:pStyle w:val="Compact"/>
       </w:pPr>
       <w:r>
         <w:t xml:space="preserve">Nombra tres razones por las que los españoles lograron vencer a imperios mucho más numerosos.</w:t>
@@ -1786,11 +2186,11 @@
     </w:p>
     <w:p>
       <w:pPr>
-        <w:pStyle w:val="Compact"/>
         <w:numPr>
           <w:ilvl w:val="0"/>
           <w:numId w:val="1007"/>
         </w:numPr>
+        <w:pStyle w:val="Compact"/>
       </w:pPr>
       <w:r>
         <w:t xml:space="preserve">¿Cuál de esas razones causó más muertes indígenas? Explica por qué.</w:t>
@@ -1798,11 +2198,11 @@
     </w:p>
     <w:p>
       <w:pPr>
-        <w:pStyle w:val="Compact"/>
         <w:numPr>
           <w:ilvl w:val="0"/>
           <w:numId w:val="1007"/>
         </w:numPr>
+        <w:pStyle w:val="Compact"/>
       </w:pPr>
       <w:r>
         <w:t xml:space="preserve">Define encomienda y mita con tus palabras.</w:t>
@@ -1810,11 +2210,11 @@
     </w:p>
     <w:p>
       <w:pPr>
-        <w:pStyle w:val="Compact"/>
         <w:numPr>
           <w:ilvl w:val="0"/>
           <w:numId w:val="1007"/>
         </w:numPr>
+        <w:pStyle w:val="Compact"/>
       </w:pPr>
       <w:r>
         <w:t xml:space="preserve">¿Quién fue Bartolomé de las Casas y qué hizo?</w:t>
@@ -1827,9 +2227,9 @@
         </w:pict>
       </w:r>
     </w:p>
-    <w:bookmarkEnd w:id="23"/>
-    <w:bookmarkEnd w:id="24"/>
-    <w:bookmarkStart w:id="29" w:name="X121b73bc9da6e2ba8799e183a11f46f692102aa"/>
+    <w:bookmarkEnd w:id="37"/>
+    <w:bookmarkEnd w:id="38"/>
+    <w:bookmarkStart w:id="44" w:name="X121b73bc9da6e2ba8799e183a11f46f692102aa"/>
     <w:p>
       <w:pPr>
         <w:pStyle w:val="Heading2"/>
@@ -1838,7 +2238,7 @@
         <w:t xml:space="preserve">Sección 4 · La conquista de Chile y sus consecuencias</w:t>
       </w:r>
     </w:p>
-    <w:bookmarkStart w:id="25" w:name="las-dos-expediciones"/>
+    <w:bookmarkStart w:id="39" w:name="las-dos-expediciones"/>
     <w:p>
       <w:pPr>
         <w:pStyle w:val="Heading3"/>
@@ -1853,8 +2253,8 @@
       </w:pPr>
       <w:r>
         <w:rPr>
-          <w:b/>
-          <w:bCs/>
+          <w:bCs/>
+          <w:b/>
         </w:rPr>
         <w:t xml:space="preserve">Diego de Almagro (1535–1537).</w:t>
       </w:r>
@@ -1871,8 +2271,8 @@
       </w:pPr>
       <w:r>
         <w:rPr>
-          <w:b/>
-          <w:bCs/>
+          <w:bCs/>
+          <w:b/>
         </w:rPr>
         <w:t xml:space="preserve">Pedro de Valdivia (1540–1553).</w:t>
       </w:r>
@@ -1887,8 +2287,8 @@
       </w:r>
       <w:r>
         <w:rPr>
-          <w:b/>
-          <w:bCs/>
+          <w:bCs/>
+          <w:b/>
         </w:rPr>
         <w:t xml:space="preserve">Inés de Suárez</w:t>
       </w:r>
@@ -1900,8 +2300,8 @@
       </w:r>
       <w:r>
         <w:rPr>
-          <w:b/>
-          <w:bCs/>
+          <w:bCs/>
+          <w:b/>
         </w:rPr>
         <w:t xml:space="preserve">12 de febrero de 1541</w:t>
       </w:r>
@@ -1916,8 +2316,8 @@
       </w:r>
       <w:r>
         <w:rPr>
-          <w:b/>
-          <w:bCs/>
+          <w:bCs/>
+          <w:b/>
         </w:rPr>
         <w:t xml:space="preserve">Santiago del Nuevo Extremo</w:t>
       </w:r>
@@ -1937,8 +2337,8 @@
       </w:r>
       <w:r>
         <w:rPr>
-          <w:b/>
-          <w:bCs/>
+          <w:bCs/>
+          <w:b/>
         </w:rPr>
         <w:t xml:space="preserve">11 de septiembre de 1541</w:t>
       </w:r>
@@ -1950,8 +2350,8 @@
       </w:r>
       <w:r>
         <w:rPr>
-          <w:b/>
-          <w:bCs/>
+          <w:bCs/>
+          <w:b/>
         </w:rPr>
         <w:t xml:space="preserve">Michimalonco</w:t>
       </w:r>
@@ -1974,8 +2374,8 @@
       </w:r>
       <w:r>
         <w:rPr>
-          <w:b/>
-          <w:bCs/>
+          <w:bCs/>
+          <w:b/>
         </w:rPr>
         <w:t xml:space="preserve">La Serena, Concepción, La Imperial, Valdivia y Villarrica</w:t>
       </w:r>
@@ -1983,8 +2383,8 @@
         <w:t xml:space="preserve">, entre otras.</w:t>
       </w:r>
     </w:p>
-    <w:bookmarkEnd w:id="25"/>
-    <w:bookmarkStart w:id="26" w:name="la-guerra-de-arauco"/>
+    <w:bookmarkEnd w:id="39"/>
+    <w:bookmarkStart w:id="40" w:name="la-guerra-de-arauco"/>
     <w:p>
       <w:pPr>
         <w:pStyle w:val="Heading3"/>
@@ -2005,8 +2405,8 @@
       </w:r>
       <w:r>
         <w:rPr>
-          <w:b/>
-          <w:bCs/>
+          <w:bCs/>
+          <w:b/>
         </w:rPr>
         <w:t xml:space="preserve">mapuche</w:t>
       </w:r>
@@ -2021,8 +2421,8 @@
       <w:tblPr>
         <w:tblStyle w:val="Table"/>
         <w:tblW w:type="pct" w:w="5000"/>
-        <w:tblLayout w:type="fixed"/>
         <w:tblLook w:firstRow="1" w:lastRow="0" w:firstColumn="0" w:lastColumn="0" w:noHBand="0" w:noVBand="0" w:val="0020"/>
+        <w:jc w:val="start"/>
       </w:tblPr>
       <w:tblGrid>
         <w:gridCol w:w="2640"/>
@@ -2031,13 +2431,14 @@
       </w:tblGrid>
       <w:tr>
         <w:trPr>
-          <w:tblHeader w:val="on"/>
+          <w:tblHeader w:val="true"/>
         </w:trPr>
         <w:tc>
           <w:tcPr/>
           <w:p>
             <w:pPr>
               <w:pStyle w:val="Compact"/>
+              <w:jc w:val="left"/>
             </w:pPr>
             <w:r>
               <w:t xml:space="preserve">Hito</w:t>
@@ -2049,6 +2450,7 @@
           <w:p>
             <w:pPr>
               <w:pStyle w:val="Compact"/>
+              <w:jc w:val="left"/>
             </w:pPr>
             <w:r>
               <w:t xml:space="preserve">Año</w:t>
@@ -2060,6 +2462,7 @@
           <w:p>
             <w:pPr>
               <w:pStyle w:val="Compact"/>
+              <w:jc w:val="left"/>
             </w:pPr>
             <w:r>
               <w:t xml:space="preserve">Qué ocurrió</w:t>
@@ -2073,6 +2476,7 @@
           <w:p>
             <w:pPr>
               <w:pStyle w:val="Compact"/>
+              <w:jc w:val="left"/>
             </w:pPr>
             <w:r>
               <w:t xml:space="preserve">Batalla de Tucapel</w:t>
@@ -2084,6 +2488,7 @@
           <w:p>
             <w:pPr>
               <w:pStyle w:val="Compact"/>
+              <w:jc w:val="left"/>
             </w:pPr>
             <w:r>
               <w:t xml:space="preserve">1553</w:t>
@@ -2095,6 +2500,7 @@
           <w:p>
             <w:pPr>
               <w:pStyle w:val="Compact"/>
+              <w:jc w:val="left"/>
             </w:pPr>
             <w:r>
               <w:t xml:space="preserve">Muere Pedro de Valdivia, derrotado por las fuerzas de</w:t>
@@ -2104,8 +2510,8 @@
             </w:r>
             <w:r>
               <w:rPr>
+                <w:bCs/>
                 <w:b/>
-                <w:bCs/>
               </w:rPr>
               <w:t xml:space="preserve">Lautaro</w:t>
             </w:r>
@@ -2118,6 +2524,7 @@
           <w:p>
             <w:pPr>
               <w:pStyle w:val="Compact"/>
+              <w:jc w:val="left"/>
             </w:pPr>
             <w:r>
               <w:t xml:space="preserve">Muerte de Lautaro</w:t>
@@ -2129,6 +2536,7 @@
           <w:p>
             <w:pPr>
               <w:pStyle w:val="Compact"/>
+              <w:jc w:val="left"/>
             </w:pPr>
             <w:r>
               <w:t xml:space="preserve">1557</w:t>
@@ -2140,6 +2548,7 @@
           <w:p>
             <w:pPr>
               <w:pStyle w:val="Compact"/>
+              <w:jc w:val="left"/>
             </w:pPr>
             <w:r>
               <w:t xml:space="preserve">Cae en la batalla de Peteroa</w:t>
@@ -2153,6 +2562,7 @@
           <w:p>
             <w:pPr>
               <w:pStyle w:val="Compact"/>
+              <w:jc w:val="left"/>
             </w:pPr>
             <w:r>
               <w:t xml:space="preserve">Ejecución de Caupolicán</w:t>
@@ -2164,6 +2574,7 @@
           <w:p>
             <w:pPr>
               <w:pStyle w:val="Compact"/>
+              <w:jc w:val="left"/>
             </w:pPr>
             <w:r>
               <w:t xml:space="preserve">1558</w:t>
@@ -2175,6 +2586,7 @@
           <w:p>
             <w:pPr>
               <w:pStyle w:val="Compact"/>
+              <w:jc w:val="left"/>
             </w:pPr>
             <w:r>
               <w:t xml:space="preserve">Muere el toqui que lideró la resistencia tras Lautaro</w:t>
@@ -2188,6 +2600,7 @@
           <w:p>
             <w:pPr>
               <w:pStyle w:val="Compact"/>
+              <w:jc w:val="left"/>
             </w:pPr>
             <w:r>
               <w:t xml:space="preserve">Desastre de Curalaba</w:t>
@@ -2199,6 +2612,7 @@
           <w:p>
             <w:pPr>
               <w:pStyle w:val="Compact"/>
+              <w:jc w:val="left"/>
             </w:pPr>
             <w:r>
               <w:t xml:space="preserve">1598</w:t>
@@ -2210,6 +2624,7 @@
           <w:p>
             <w:pPr>
               <w:pStyle w:val="Compact"/>
+              <w:jc w:val="left"/>
             </w:pPr>
             <w:r>
               <w:t xml:space="preserve">Los mapuche derrotan al gobernador Martín García Óñez de Loyola y destruyen las ciudades al sur del Biobío. El río queda como frontera.</w:t>
@@ -2230,8 +2645,8 @@
       </w:r>
       <w:r>
         <w:rPr>
-          <w:b/>
-          <w:bCs/>
+          <w:bCs/>
+          <w:b/>
         </w:rPr>
         <w:t xml:space="preserve">Alonso de Ercilla</w:t>
       </w:r>
@@ -2246,8 +2661,8 @@
       </w:r>
       <w:r>
         <w:rPr>
+          <w:iCs/>
           <w:i/>
-          <w:iCs/>
         </w:rPr>
         <w:t xml:space="preserve">La Araucana</w:t>
       </w:r>
@@ -2255,8 +2670,8 @@
         <w:t xml:space="preserve">, poema épico que narra esta guerra y que retrata con admiración a los guerreros mapuche. Es el primer gran texto literario sobre Chile.</w:t>
       </w:r>
     </w:p>
-    <w:bookmarkEnd w:id="26"/>
-    <w:bookmarkStart w:id="27" w:name="las-consecuencias-del-encuentro"/>
+    <w:bookmarkEnd w:id="40"/>
+    <w:bookmarkStart w:id="42" w:name="las-consecuencias-del-encuentro"/>
     <w:p>
       <w:pPr>
         <w:pStyle w:val="Heading3"/>
@@ -2271,8 +2686,8 @@
       </w:pPr>
       <w:r>
         <w:rPr>
-          <w:b/>
-          <w:bCs/>
+          <w:bCs/>
+          <w:b/>
         </w:rPr>
         <w:t xml:space="preserve">Para los pueblos americanos:</w:t>
       </w:r>
@@ -2289,8 +2704,8 @@
       </w:pPr>
       <w:r>
         <w:rPr>
-          <w:b/>
-          <w:bCs/>
+          <w:bCs/>
+          <w:b/>
         </w:rPr>
         <w:t xml:space="preserve">El mestizaje.</w:t>
       </w:r>
@@ -2305,8 +2720,8 @@
       </w:r>
       <w:r>
         <w:rPr>
-          <w:b/>
-          <w:bCs/>
+          <w:bCs/>
+          <w:b/>
         </w:rPr>
         <w:t xml:space="preserve">mestiza</w:t>
       </w:r>
@@ -2320,8 +2735,8 @@
       </w:pPr>
       <w:r>
         <w:rPr>
-          <w:b/>
-          <w:bCs/>
+          <w:bCs/>
+          <w:b/>
         </w:rPr>
         <w:t xml:space="preserve">El intercambio de productos.</w:t>
       </w:r>
@@ -2336,8 +2751,8 @@
       <w:tblPr>
         <w:tblStyle w:val="Table"/>
         <w:tblW w:type="pct" w:w="5000"/>
-        <w:tblLayout w:type="fixed"/>
         <w:tblLook w:firstRow="1" w:lastRow="0" w:firstColumn="0" w:lastColumn="0" w:noHBand="0" w:noVBand="0" w:val="0020"/>
+        <w:jc w:val="start"/>
       </w:tblPr>
       <w:tblGrid>
         <w:gridCol w:w="3960"/>
@@ -2345,13 +2760,14 @@
       </w:tblGrid>
       <w:tr>
         <w:trPr>
-          <w:tblHeader w:val="on"/>
+          <w:tblHeader w:val="true"/>
         </w:trPr>
         <w:tc>
           <w:tcPr/>
           <w:p>
             <w:pPr>
               <w:pStyle w:val="Compact"/>
+              <w:jc w:val="left"/>
             </w:pPr>
             <w:r>
               <w:t xml:space="preserve">De América a Europa</w:t>
@@ -2363,6 +2779,7 @@
           <w:p>
             <w:pPr>
               <w:pStyle w:val="Compact"/>
+              <w:jc w:val="left"/>
             </w:pPr>
             <w:r>
               <w:t xml:space="preserve">De Europa a América</w:t>
@@ -2376,6 +2793,7 @@
           <w:p>
             <w:pPr>
               <w:pStyle w:val="Compact"/>
+              <w:jc w:val="left"/>
             </w:pPr>
             <w:r>
               <w:t xml:space="preserve">Papa, maíz, tomate, cacao, poroto, ají, tabaco, quinua</w:t>
@@ -2387,6 +2805,7 @@
           <w:p>
             <w:pPr>
               <w:pStyle w:val="Compact"/>
+              <w:jc w:val="left"/>
             </w:pPr>
             <w:r>
               <w:t xml:space="preserve">Trigo, arroz, caña de azúcar, vid, caballo, vaca, oveja, gallina</w:t>
@@ -2407,8 +2826,8 @@
       </w:r>
       <w:r>
         <w:rPr>
+          <w:iCs/>
           <w:i/>
-          <w:iCs/>
         </w:rPr>
         <w:t xml:space="preserve">guagua, cahuín, pilucho, poto, laucha, pololo, charqui, guata</w:t>
       </w:r>
@@ -2416,8 +2835,126 @@
         <w:t xml:space="preserve">.</w:t>
       </w:r>
     </w:p>
-    <w:bookmarkEnd w:id="27"/>
-    <w:bookmarkStart w:id="28" w:name="ahora-tú-3"/>
+    <w:bookmarkStart w:id="41" w:name="palabras-nuevas-3"/>
+    <w:p>
+      <w:pPr>
+        <w:pStyle w:val="Heading4"/>
+      </w:pPr>
+      <w:r>
+        <w:t xml:space="preserve">📖 Palabras nuevas</w:t>
+      </w:r>
+    </w:p>
+    <w:p>
+      <w:pPr>
+        <w:pStyle w:val="FirstParagraph"/>
+      </w:pPr>
+      <w:r>
+        <w:rPr>
+          <w:bCs/>
+          <w:b/>
+        </w:rPr>
+        <w:t xml:space="preserve">Travesía.</w:t>
+      </w:r>
+      <w:r>
+        <w:t xml:space="preserve"> </w:t>
+      </w:r>
+      <w:r>
+        <w:t xml:space="preserve">Un viaje largo y difícil por un lugar duro de cruzar, como atravesar la cordillera a pie o el mar en barco.</w:t>
+      </w:r>
+    </w:p>
+    <w:p>
+      <w:pPr>
+        <w:pStyle w:val="BodyText"/>
+      </w:pPr>
+      <w:r>
+        <w:rPr>
+          <w:bCs/>
+          <w:b/>
+        </w:rPr>
+        <w:t xml:space="preserve">Cacique.</w:t>
+      </w:r>
+      <w:r>
+        <w:t xml:space="preserve"> </w:t>
+      </w:r>
+      <w:r>
+        <w:t xml:space="preserve">El jefe de un pueblo indígena, el que mandaba y tomaba las decisiones para su comunidad.</w:t>
+      </w:r>
+    </w:p>
+    <w:p>
+      <w:pPr>
+        <w:pStyle w:val="BodyText"/>
+      </w:pPr>
+      <w:r>
+        <w:rPr>
+          <w:bCs/>
+          <w:b/>
+        </w:rPr>
+        <w:t xml:space="preserve">Toqui.</w:t>
+      </w:r>
+      <w:r>
+        <w:t xml:space="preserve"> </w:t>
+      </w:r>
+      <w:r>
+        <w:t xml:space="preserve">El jefe militar que los mapuche elegían para dirigirlos en tiempos de guerra. Caupolicán fue toqui.</w:t>
+      </w:r>
+    </w:p>
+    <w:p>
+      <w:pPr>
+        <w:pStyle w:val="BodyText"/>
+      </w:pPr>
+      <w:r>
+        <w:rPr>
+          <w:bCs/>
+          <w:b/>
+        </w:rPr>
+        <w:t xml:space="preserve">Poema épico.</w:t>
+      </w:r>
+      <w:r>
+        <w:t xml:space="preserve"> </w:t>
+      </w:r>
+      <w:r>
+        <w:t xml:space="preserve">Un poema muy largo que cuenta hazañas de guerreros y batallas, como una película de aventuras escrita en versos.</w:t>
+      </w:r>
+    </w:p>
+    <w:p>
+      <w:pPr>
+        <w:pStyle w:val="BodyText"/>
+      </w:pPr>
+      <w:r>
+        <w:rPr>
+          <w:bCs/>
+          <w:b/>
+        </w:rPr>
+        <w:t xml:space="preserve">Mestizaje.</w:t>
+      </w:r>
+      <w:r>
+        <w:t xml:space="preserve"> </w:t>
+      </w:r>
+      <w:r>
+        <w:t xml:space="preserve">La mezcla entre españoles e indígenas, tanto de familias como de costumbres, comidas y palabras. De ahí viene la mayoría de la gente en Chile.</w:t>
+      </w:r>
+    </w:p>
+    <w:p>
+      <w:pPr>
+        <w:pStyle w:val="BodyText"/>
+      </w:pPr>
+      <w:r>
+        <w:rPr>
+          <w:bCs/>
+          <w:b/>
+        </w:rPr>
+        <w:t xml:space="preserve">Vid.</w:t>
+      </w:r>
+      <w:r>
+        <w:t xml:space="preserve"> </w:t>
+      </w:r>
+      <w:r>
+        <w:t xml:space="preserve">La planta de la que salen las uvas, con la que también se hace el vino. Llegó a Chile desde Europa.</w:t>
+      </w:r>
+    </w:p>
+    <w:bookmarkEnd w:id="41"/>
+    <w:bookmarkEnd w:id="42"/>
+    <w:bookmarkStart w:id="43" w:name="ahora-tú-3"/>
     <w:p>
       <w:pPr>
         <w:pStyle w:val="Heading3"/>
@@ -2428,11 +2965,11 @@
     </w:p>
     <w:p>
       <w:pPr>
-        <w:pStyle w:val="Compact"/>
         <w:numPr>
           <w:ilvl w:val="0"/>
           <w:numId w:val="1008"/>
         </w:numPr>
+        <w:pStyle w:val="Compact"/>
       </w:pPr>
       <w:r>
         <w:t xml:space="preserve">¿Por qué fracasó la expedición de Almagro?</w:t>
@@ -2440,11 +2977,11 @@
     </w:p>
     <w:p>
       <w:pPr>
-        <w:pStyle w:val="Compact"/>
         <w:numPr>
           <w:ilvl w:val="0"/>
           <w:numId w:val="1008"/>
         </w:numPr>
+        <w:pStyle w:val="Compact"/>
       </w:pPr>
       <w:r>
         <w:t xml:space="preserve">¿Quién fundó Santiago, en qué fecha y junto a qué cerro?</w:t>
@@ -2452,11 +2989,11 @@
     </w:p>
     <w:p>
       <w:pPr>
-        <w:pStyle w:val="Compact"/>
         <w:numPr>
           <w:ilvl w:val="0"/>
           <w:numId w:val="1008"/>
         </w:numPr>
+        <w:pStyle w:val="Compact"/>
       </w:pPr>
       <w:r>
         <w:t xml:space="preserve">¿Qué ocurrió el 11 de septiembre de 1541?</w:t>
@@ -2464,11 +3001,11 @@
     </w:p>
     <w:p>
       <w:pPr>
-        <w:pStyle w:val="Compact"/>
         <w:numPr>
           <w:ilvl w:val="0"/>
           <w:numId w:val="1008"/>
         </w:numPr>
+        <w:pStyle w:val="Compact"/>
       </w:pPr>
       <w:r>
         <w:t xml:space="preserve">¿Quién fue Inés de Suárez?</w:t>
@@ -2476,11 +3013,11 @@
     </w:p>
     <w:p>
       <w:pPr>
-        <w:pStyle w:val="Compact"/>
         <w:numPr>
           <w:ilvl w:val="0"/>
           <w:numId w:val="1008"/>
         </w:numPr>
+        <w:pStyle w:val="Compact"/>
       </w:pPr>
       <w:r>
         <w:t xml:space="preserve">¿Quiénes fueron Lautaro y Caupolicán?</w:t>
@@ -2488,11 +3025,11 @@
     </w:p>
     <w:p>
       <w:pPr>
-        <w:pStyle w:val="Compact"/>
         <w:numPr>
           <w:ilvl w:val="0"/>
           <w:numId w:val="1008"/>
         </w:numPr>
+        <w:pStyle w:val="Compact"/>
       </w:pPr>
       <w:r>
         <w:t xml:space="preserve">¿Qué fue el desastre de Curalaba y qué consecuencia territorial tuvo?</w:t>
@@ -2500,11 +3037,11 @@
     </w:p>
     <w:p>
       <w:pPr>
-        <w:pStyle w:val="Compact"/>
         <w:numPr>
           <w:ilvl w:val="0"/>
           <w:numId w:val="1008"/>
         </w:numPr>
+        <w:pStyle w:val="Compact"/>
       </w:pPr>
       <w:r>
         <w:t xml:space="preserve">Nombra tres productos que fueron de América a Europa y tres que llegaron de Europa a América.</w:t>
@@ -2512,11 +3049,11 @@
     </w:p>
     <w:p>
       <w:pPr>
-        <w:pStyle w:val="Compact"/>
         <w:numPr>
           <w:ilvl w:val="0"/>
           <w:numId w:val="1008"/>
         </w:numPr>
+        <w:pStyle w:val="Compact"/>
       </w:pPr>
       <w:r>
         <w:t xml:space="preserve">Explica qué es el mestizaje y por qué es importante para entender Chile hoy.</w:t>
@@ -2529,9 +3066,9 @@
         </w:pict>
       </w:r>
     </w:p>
-    <w:bookmarkEnd w:id="28"/>
-    <w:bookmarkEnd w:id="29"/>
-    <w:bookmarkStart w:id="30" w:name="X2a89cac44f4aa2058988a5fbe583d9e604b20f7"/>
+    <w:bookmarkEnd w:id="43"/>
+    <w:bookmarkEnd w:id="44"/>
+    <w:bookmarkStart w:id="45" w:name="X2a89cac44f4aa2058988a5fbe583d9e604b20f7"/>
     <w:p>
       <w:pPr>
         <w:pStyle w:val="Heading2"/>
@@ -2552,8 +3089,8 @@
       </w:r>
       <w:r>
         <w:rPr>
-          <w:b/>
-          <w:bCs/>
+          <w:bCs/>
+          <w:b/>
         </w:rPr>
         <w:t xml:space="preserve">línea de tiempo</w:t>
       </w:r>
@@ -2568,8 +3105,8 @@
       </w:r>
       <w:r>
         <w:rPr>
-          <w:b/>
-          <w:bCs/>
+          <w:bCs/>
+          <w:b/>
         </w:rPr>
         <w:t xml:space="preserve">diez hitos</w:t>
       </w:r>
@@ -2590,11 +3127,11 @@
     </w:p>
     <w:p>
       <w:pPr>
-        <w:pStyle w:val="Compact"/>
         <w:numPr>
           <w:ilvl w:val="0"/>
           <w:numId w:val="1009"/>
         </w:numPr>
+        <w:pStyle w:val="Compact"/>
       </w:pPr>
       <w:r>
         <w:t xml:space="preserve">¿Cuántos años pasaron entre la llegada de Colón y la fundación de Santiago?</w:t>
@@ -2602,11 +3139,11 @@
     </w:p>
     <w:p>
       <w:pPr>
-        <w:pStyle w:val="Compact"/>
         <w:numPr>
           <w:ilvl w:val="0"/>
           <w:numId w:val="1009"/>
         </w:numPr>
+        <w:pStyle w:val="Compact"/>
       </w:pPr>
       <w:r>
         <w:t xml:space="preserve">¿Cuántos años pasaron entre la fundación de Santiago y el desastre de Curalaba?</w:t>
@@ -2614,11 +3151,11 @@
     </w:p>
     <w:p>
       <w:pPr>
-        <w:pStyle w:val="Compact"/>
         <w:numPr>
           <w:ilvl w:val="0"/>
           <w:numId w:val="1009"/>
         </w:numPr>
+        <w:pStyle w:val="Compact"/>
       </w:pPr>
       <w:r>
         <w:t xml:space="preserve">Elige el hito que te parezca más importante y explica en cinco líneas por qué.</w:t>
@@ -2626,11 +3163,11 @@
     </w:p>
     <w:p>
       <w:pPr>
-        <w:pStyle w:val="Compact"/>
         <w:numPr>
           <w:ilvl w:val="0"/>
           <w:numId w:val="1009"/>
         </w:numPr>
+        <w:pStyle w:val="Compact"/>
       </w:pPr>
       <w:r>
         <w:t xml:space="preserve">Escribe un párrafo respondiendo:</w:t>
@@ -2640,57 +3177,85 @@
       </w:r>
       <w:r>
         <w:rPr>
-          <w:b/>
-          <w:bCs/>
+          <w:bCs/>
+          <w:b/>
         </w:rPr>
         <w:t xml:space="preserve">¿fue un</w:t>
       </w:r>
       <w:r>
         <w:rPr>
-          <w:b/>
-          <w:bCs/>
-        </w:rPr>
-        <w:t xml:space="preserve"> </w:t>
-      </w:r>
-      <w:r>
-        <w:rPr>
-          <w:b/>
-          <w:bCs/>
-        </w:rPr>
-        <w:t xml:space="preserve">“descubrimiento”</w:t>
-      </w:r>
-      <w:r>
-        <w:rPr>
-          <w:b/>
-          <w:bCs/>
-        </w:rPr>
-        <w:t xml:space="preserve"> </w:t>
-      </w:r>
-      <w:r>
-        <w:rPr>
-          <w:b/>
-          <w:bCs/>
+          <w:bCs/>
+          <w:b/>
+        </w:rPr>
+        <w:t xml:space="preserve"> </w:t>
+      </w:r>
+      <w:r>
+        <w:rPr>
+          <w:bCs/>
+          <w:b/>
+        </w:rPr>
+        <w:t xml:space="preserve">“</w:t>
+      </w:r>
+      <w:r>
+        <w:rPr>
+          <w:bCs/>
+          <w:b/>
+        </w:rPr>
+        <w:t xml:space="preserve">descubrimiento</w:t>
+      </w:r>
+      <w:r>
+        <w:rPr>
+          <w:bCs/>
+          <w:b/>
+        </w:rPr>
+        <w:t xml:space="preserve">”</w:t>
+      </w:r>
+      <w:r>
+        <w:rPr>
+          <w:bCs/>
+          <w:b/>
+        </w:rPr>
+        <w:t xml:space="preserve"> </w:t>
+      </w:r>
+      <w:r>
+        <w:rPr>
+          <w:bCs/>
+          <w:b/>
         </w:rPr>
         <w:t xml:space="preserve">o un</w:t>
       </w:r>
       <w:r>
         <w:rPr>
-          <w:b/>
-          <w:bCs/>
-        </w:rPr>
-        <w:t xml:space="preserve"> </w:t>
-      </w:r>
-      <w:r>
-        <w:rPr>
-          <w:b/>
-          <w:bCs/>
-        </w:rPr>
-        <w:t xml:space="preserve">“encuentro entre dos mundos”</w:t>
-      </w:r>
-      <w:r>
-        <w:rPr>
-          <w:b/>
-          <w:bCs/>
+          <w:bCs/>
+          <w:b/>
+        </w:rPr>
+        <w:t xml:space="preserve"> </w:t>
+      </w:r>
+      <w:r>
+        <w:rPr>
+          <w:bCs/>
+          <w:b/>
+        </w:rPr>
+        <w:t xml:space="preserve">“</w:t>
+      </w:r>
+      <w:r>
+        <w:rPr>
+          <w:bCs/>
+          <w:b/>
+        </w:rPr>
+        <w:t xml:space="preserve">encuentro entre dos mundos</w:t>
+      </w:r>
+      <w:r>
+        <w:rPr>
+          <w:bCs/>
+          <w:b/>
+        </w:rPr>
+        <w:t xml:space="preserve">”</w:t>
+      </w:r>
+      <w:r>
+        <w:rPr>
+          <w:bCs/>
+          <w:b/>
         </w:rPr>
         <w:t xml:space="preserve">?</w:t>
       </w:r>
@@ -2708,8 +3273,8 @@
         </w:pict>
       </w:r>
     </w:p>
-    <w:bookmarkEnd w:id="30"/>
-    <w:bookmarkStart w:id="31" w:name="evaluación-integradora"/>
+    <w:bookmarkEnd w:id="45"/>
+    <w:bookmarkStart w:id="46" w:name="evaluación-integradora"/>
     <w:p>
       <w:pPr>
         <w:pStyle w:val="Heading2"/>
@@ -2720,11 +3285,11 @@
     </w:p>
     <w:p>
       <w:pPr>
-        <w:pStyle w:val="Compact"/>
         <w:numPr>
           <w:ilvl w:val="0"/>
           <w:numId w:val="1010"/>
         </w:numPr>
+        <w:pStyle w:val="Compact"/>
       </w:pPr>
       <w:r>
         <w:t xml:space="preserve">Nombra dos causas de los viajes de descubrimiento y explica una.</w:t>
@@ -2732,11 +3297,11 @@
     </w:p>
     <w:p>
       <w:pPr>
-        <w:pStyle w:val="Compact"/>
         <w:numPr>
           <w:ilvl w:val="0"/>
           <w:numId w:val="1010"/>
         </w:numPr>
+        <w:pStyle w:val="Compact"/>
       </w:pPr>
       <w:r>
         <w:t xml:space="preserve">Nombra tres avances técnicos que hicieron posibles los viajes.</w:t>
@@ -2744,11 +3309,11 @@
     </w:p>
     <w:p>
       <w:pPr>
-        <w:pStyle w:val="Compact"/>
         <w:numPr>
           <w:ilvl w:val="0"/>
           <w:numId w:val="1010"/>
         </w:numPr>
+        <w:pStyle w:val="Compact"/>
       </w:pPr>
       <w:r>
         <w:t xml:space="preserve">¿Qué ocurrió el 12 de octubre de 1492?</w:t>
@@ -2756,11 +3321,11 @@
     </w:p>
     <w:p>
       <w:pPr>
-        <w:pStyle w:val="Compact"/>
         <w:numPr>
           <w:ilvl w:val="0"/>
           <w:numId w:val="1010"/>
         </w:numPr>
+        <w:pStyle w:val="Compact"/>
       </w:pPr>
       <w:r>
         <w:t xml:space="preserve">¿Qué fue el Tratado de Tordesillas y qué consecuencia tiene hoy en Brasil?</w:t>
@@ -2768,11 +3333,11 @@
     </w:p>
     <w:p>
       <w:pPr>
-        <w:pStyle w:val="Compact"/>
         <w:numPr>
           <w:ilvl w:val="0"/>
           <w:numId w:val="1010"/>
         </w:numPr>
+        <w:pStyle w:val="Compact"/>
       </w:pPr>
       <w:r>
         <w:t xml:space="preserve">¿Quién dio la primera vuelta al mundo y en qué años?</w:t>
@@ -2780,11 +3345,11 @@
     </w:p>
     <w:p>
       <w:pPr>
-        <w:pStyle w:val="Compact"/>
         <w:numPr>
           <w:ilvl w:val="0"/>
           <w:numId w:val="1010"/>
         </w:numPr>
+        <w:pStyle w:val="Compact"/>
       </w:pPr>
       <w:r>
         <w:t xml:space="preserve">Une conquistador con imperio: Cortés / Pizarro — Inca / Azteca.</w:t>
@@ -2792,11 +3357,11 @@
     </w:p>
     <w:p>
       <w:pPr>
-        <w:pStyle w:val="Compact"/>
         <w:numPr>
           <w:ilvl w:val="0"/>
           <w:numId w:val="1010"/>
         </w:numPr>
+        <w:pStyle w:val="Compact"/>
       </w:pPr>
       <w:r>
         <w:t xml:space="preserve">Explica tres razones del triunfo español sobre los grandes imperios americanos.</w:t>
@@ -2804,11 +3369,11 @@
     </w:p>
     <w:p>
       <w:pPr>
-        <w:pStyle w:val="Compact"/>
         <w:numPr>
           <w:ilvl w:val="0"/>
           <w:numId w:val="1010"/>
         </w:numPr>
+        <w:pStyle w:val="Compact"/>
       </w:pPr>
       <w:r>
         <w:t xml:space="preserve">Define encomienda.</w:t>
@@ -2816,11 +3381,11 @@
     </w:p>
     <w:p>
       <w:pPr>
-        <w:pStyle w:val="Compact"/>
         <w:numPr>
           <w:ilvl w:val="0"/>
           <w:numId w:val="1010"/>
         </w:numPr>
+        <w:pStyle w:val="Compact"/>
       </w:pPr>
       <w:r>
         <w:t xml:space="preserve">¿Quién fundó Santiago y en qué fecha?</w:t>
@@ -2828,11 +3393,11 @@
     </w:p>
     <w:p>
       <w:pPr>
-        <w:pStyle w:val="Compact"/>
         <w:numPr>
           <w:ilvl w:val="0"/>
           <w:numId w:val="1010"/>
         </w:numPr>
+        <w:pStyle w:val="Compact"/>
       </w:pPr>
       <w:r>
         <w:t xml:space="preserve">¿Qué pasó en la batalla de Tucapel en 1553?</w:t>
@@ -2840,11 +3405,11 @@
     </w:p>
     <w:p>
       <w:pPr>
-        <w:pStyle w:val="Compact"/>
         <w:numPr>
           <w:ilvl w:val="0"/>
           <w:numId w:val="1010"/>
         </w:numPr>
+        <w:pStyle w:val="Compact"/>
       </w:pPr>
       <w:r>
         <w:t xml:space="preserve">¿Qué fue el desastre de Curalaba y qué frontera estableció?</w:t>
@@ -2852,11 +3417,11 @@
     </w:p>
     <w:p>
       <w:pPr>
-        <w:pStyle w:val="Compact"/>
         <w:numPr>
           <w:ilvl w:val="0"/>
           <w:numId w:val="1010"/>
         </w:numPr>
+        <w:pStyle w:val="Compact"/>
       </w:pPr>
       <w:r>
         <w:t xml:space="preserve">Explica qué es el mestizaje y nombra un ejemplo de mestizaje cultural en Chile.</w:t>
@@ -2867,9 +3432,9 @@
         <w:br w:type="page"/>
       </w:r>
     </w:p>
-    <w:bookmarkEnd w:id="31"/>
-    <w:bookmarkEnd w:id="32"/>
-    <w:bookmarkStart w:id="41" w:name="solucionario-guía-4-historia"/>
+    <w:bookmarkEnd w:id="46"/>
+    <w:bookmarkEnd w:id="47"/>
+    <w:bookmarkStart w:id="56" w:name="solucionario-guía-4-historia"/>
     <w:p>
       <w:pPr>
         <w:pStyle w:val="Heading1"/>
@@ -2884,8 +3449,8 @@
       </w:pPr>
       <w:r>
         <w:rPr>
-          <w:b/>
-          <w:bCs/>
+          <w:bCs/>
+          <w:b/>
         </w:rPr>
         <w:t xml:space="preserve">Uso del adulto.</w:t>
       </w:r>
@@ -2896,7 +3461,7 @@
         <w:t xml:space="preserve">Esta sección no debe entregarse junto con la guía de trabajo.</w:t>
       </w:r>
     </w:p>
-    <w:bookmarkStart w:id="33" w:name="diagnóstico-de-entrada-1"/>
+    <w:bookmarkStart w:id="48" w:name="diagnóstico-de-entrada-1"/>
     <w:p>
       <w:pPr>
         <w:pStyle w:val="Heading2"/>
@@ -2907,23 +3472,20 @@
     </w:p>
     <w:p>
       <w:pPr>
-        <w:pStyle w:val="Compact"/>
         <w:numPr>
           <w:ilvl w:val="0"/>
           <w:numId w:val="1011"/>
         </w:numPr>
-      </w:pPr>
-      <w:r>
-        <w:t xml:space="preserve">1492.</w:t>
-      </w:r>
-    </w:p>
-    <w:p>
-      <w:pPr>
-        <w:pStyle w:val="Compact"/>
+        <w:pStyle w:val="Compact"/>
+      </w:pPr>
+    </w:p>
+    <w:p>
+      <w:pPr>
         <w:numPr>
           <w:ilvl w:val="0"/>
           <w:numId w:val="1011"/>
         </w:numPr>
+        <w:pStyle w:val="Compact"/>
       </w:pPr>
       <w:r>
         <w:t xml:space="preserve">Una nueva ruta marítima hacia Asia, para conseguir especias y otros productos de Oriente.</w:t>
@@ -2931,11 +3493,11 @@
     </w:p>
     <w:p>
       <w:pPr>
-        <w:pStyle w:val="Compact"/>
         <w:numPr>
           <w:ilvl w:val="0"/>
           <w:numId w:val="1011"/>
         </w:numPr>
+        <w:pStyle w:val="Compact"/>
       </w:pPr>
       <w:r>
         <w:t xml:space="preserve">La Santa María, la Pinta y la Niña.</w:t>
@@ -2943,11 +3505,11 @@
     </w:p>
     <w:p>
       <w:pPr>
-        <w:pStyle w:val="Compact"/>
         <w:numPr>
           <w:ilvl w:val="0"/>
           <w:numId w:val="1011"/>
         </w:numPr>
+        <w:pStyle w:val="Compact"/>
       </w:pPr>
       <w:r>
         <w:t xml:space="preserve">Hernán Cortés.</w:t>
@@ -2955,11 +3517,11 @@
     </w:p>
     <w:p>
       <w:pPr>
-        <w:pStyle w:val="Compact"/>
         <w:numPr>
           <w:ilvl w:val="0"/>
           <w:numId w:val="1011"/>
         </w:numPr>
+        <w:pStyle w:val="Compact"/>
       </w:pPr>
       <w:r>
         <w:t xml:space="preserve">Francisco Pizarro.</w:t>
@@ -2967,11 +3529,11 @@
     </w:p>
     <w:p>
       <w:pPr>
-        <w:pStyle w:val="Compact"/>
         <w:numPr>
           <w:ilvl w:val="0"/>
           <w:numId w:val="1011"/>
         </w:numPr>
+        <w:pStyle w:val="Compact"/>
       </w:pPr>
       <w:r>
         <w:t xml:space="preserve">Pedro de Valdivia, el 12 de febrero de 1541.</w:t>
@@ -2979,11 +3541,11 @@
     </w:p>
     <w:p>
       <w:pPr>
-        <w:pStyle w:val="Compact"/>
         <w:numPr>
           <w:ilvl w:val="0"/>
           <w:numId w:val="1011"/>
         </w:numPr>
+        <w:pStyle w:val="Compact"/>
       </w:pPr>
       <w:r>
         <w:t xml:space="preserve">El largo conflicto entre los españoles y el pueblo mapuche al sur del río Biobío.</w:t>
@@ -2991,18 +3553,18 @@
     </w:p>
     <w:p>
       <w:pPr>
-        <w:pStyle w:val="Compact"/>
         <w:numPr>
           <w:ilvl w:val="0"/>
           <w:numId w:val="1011"/>
         </w:numPr>
+        <w:pStyle w:val="Compact"/>
       </w:pPr>
       <w:r>
         <w:t xml:space="preserve">La mezcla entre españoles e indígenas, de la que nace una nueva población y una nueva cultura.</w:t>
       </w:r>
     </w:p>
-    <w:bookmarkEnd w:id="33"/>
-    <w:bookmarkStart w:id="34" w:name="sección-1-ahora-tú"/>
+    <w:bookmarkEnd w:id="48"/>
+    <w:bookmarkStart w:id="49" w:name="sección-1-ahora-tú"/>
     <w:p>
       <w:pPr>
         <w:pStyle w:val="Heading2"/>
@@ -3013,11 +3575,11 @@
     </w:p>
     <w:p>
       <w:pPr>
-        <w:pStyle w:val="Compact"/>
-        <w:numPr>
-          <w:ilvl w:val="0"/>
-          <w:numId w:val="1012"/>
-        </w:numPr>
+        <w:numPr>
+          <w:ilvl w:val="0"/>
+          <w:numId w:val="1013"/>
+        </w:numPr>
+        <w:pStyle w:val="Compact"/>
       </w:pPr>
       <w:r>
         <w:t xml:space="preserve">Una ruta marítima hacia Asia para conseguir especias, seda y piedras preciosas.</w:t>
@@ -3025,11 +3587,11 @@
     </w:p>
     <w:p>
       <w:pPr>
-        <w:pStyle w:val="Compact"/>
-        <w:numPr>
-          <w:ilvl w:val="0"/>
-          <w:numId w:val="1012"/>
-        </w:numPr>
+        <w:numPr>
+          <w:ilvl w:val="0"/>
+          <w:numId w:val="1013"/>
+        </w:numPr>
+        <w:pStyle w:val="Compact"/>
       </w:pPr>
       <w:r>
         <w:t xml:space="preserve">Cayó Constantinopla en manos de los turcos otomanos, lo que cerró la ruta terrestre hacia Oriente y obligó a buscar un camino por mar.</w:t>
@@ -3037,11 +3599,11 @@
     </w:p>
     <w:p>
       <w:pPr>
-        <w:pStyle w:val="Compact"/>
-        <w:numPr>
-          <w:ilvl w:val="0"/>
-          <w:numId w:val="1012"/>
-        </w:numPr>
+        <w:numPr>
+          <w:ilvl w:val="0"/>
+          <w:numId w:val="1013"/>
+        </w:numPr>
+        <w:pStyle w:val="Compact"/>
       </w:pPr>
       <w:r>
         <w:t xml:space="preserve">El astrolabio permitía calcular la latitud observando el sol o las estrellas; la brújula señalaba el norte aunque no se vieran las estrellas.</w:t>
@@ -3049,11 +3611,11 @@
     </w:p>
     <w:p>
       <w:pPr>
-        <w:pStyle w:val="Compact"/>
-        <w:numPr>
-          <w:ilvl w:val="0"/>
-          <w:numId w:val="1012"/>
-        </w:numPr>
+        <w:numPr>
+          <w:ilvl w:val="0"/>
+          <w:numId w:val="1013"/>
+        </w:numPr>
+        <w:pStyle w:val="Compact"/>
       </w:pPr>
       <w:r>
         <w:t xml:space="preserve">Porque era más liviana y veloz, y su vela triangular le permitía navegar incluso contra el viento.</w:t>
@@ -3061,18 +3623,18 @@
     </w:p>
     <w:p>
       <w:pPr>
-        <w:pStyle w:val="Compact"/>
-        <w:numPr>
-          <w:ilvl w:val="0"/>
-          <w:numId w:val="1012"/>
-        </w:numPr>
+        <w:numPr>
+          <w:ilvl w:val="0"/>
+          <w:numId w:val="1013"/>
+        </w:numPr>
+        <w:pStyle w:val="Compact"/>
       </w:pPr>
       <w:r>
         <w:t xml:space="preserve">Creyó que la Tierra era más pequeña y que Asia quedaba cerca navegando al oeste. Por eso llegó a América creyendo estar en las Indias.</w:t>
       </w:r>
     </w:p>
-    <w:bookmarkEnd w:id="34"/>
-    <w:bookmarkStart w:id="35" w:name="sección-2-ahora-tú"/>
+    <w:bookmarkEnd w:id="49"/>
+    <w:bookmarkStart w:id="50" w:name="sección-2-ahora-tú"/>
     <w:p>
       <w:pPr>
         <w:pStyle w:val="Heading2"/>
@@ -3083,11 +3645,11 @@
     </w:p>
     <w:p>
       <w:pPr>
-        <w:pStyle w:val="Compact"/>
-        <w:numPr>
-          <w:ilvl w:val="0"/>
-          <w:numId w:val="1013"/>
-        </w:numPr>
+        <w:numPr>
+          <w:ilvl w:val="0"/>
+          <w:numId w:val="1014"/>
+        </w:numPr>
+        <w:pStyle w:val="Compact"/>
       </w:pPr>
       <w:r>
         <w:t xml:space="preserve">Los Reyes Católicos, Isabel de Castilla y Fernando de Aragón, mediante las Capitulaciones de Santa Fe.</w:t>
@@ -3095,11 +3657,11 @@
     </w:p>
     <w:p>
       <w:pPr>
-        <w:pStyle w:val="Compact"/>
-        <w:numPr>
-          <w:ilvl w:val="0"/>
-          <w:numId w:val="1013"/>
-        </w:numPr>
+        <w:numPr>
+          <w:ilvl w:val="0"/>
+          <w:numId w:val="1014"/>
+        </w:numPr>
+        <w:pStyle w:val="Compact"/>
       </w:pPr>
       <w:r>
         <w:t xml:space="preserve">12 de octubre de 1492.</w:t>
@@ -3107,11 +3669,11 @@
     </w:p>
     <w:p>
       <w:pPr>
-        <w:pStyle w:val="Compact"/>
-        <w:numPr>
-          <w:ilvl w:val="0"/>
-          <w:numId w:val="1013"/>
-        </w:numPr>
+        <w:numPr>
+          <w:ilvl w:val="0"/>
+          <w:numId w:val="1014"/>
+        </w:numPr>
+        <w:pStyle w:val="Compact"/>
       </w:pPr>
       <w:r>
         <w:t xml:space="preserve">La Santa María, la Pinta y la Niña.</w:t>
@@ -3119,11 +3681,11 @@
     </w:p>
     <w:p>
       <w:pPr>
-        <w:pStyle w:val="Compact"/>
-        <w:numPr>
-          <w:ilvl w:val="0"/>
-          <w:numId w:val="1013"/>
-        </w:numPr>
+        <w:numPr>
+          <w:ilvl w:val="0"/>
+          <w:numId w:val="1014"/>
+        </w:numPr>
+        <w:pStyle w:val="Compact"/>
       </w:pPr>
       <w:r>
         <w:t xml:space="preserve">Porque Colón murió creyendo que había llegado a Asia. Fue Américo Vespucio quien sostuvo que se trataba de un continente nuevo, y por él se llamó América.</w:t>
@@ -3131,11 +3693,11 @@
     </w:p>
     <w:p>
       <w:pPr>
-        <w:pStyle w:val="Compact"/>
-        <w:numPr>
-          <w:ilvl w:val="0"/>
-          <w:numId w:val="1013"/>
-        </w:numPr>
+        <w:numPr>
+          <w:ilvl w:val="0"/>
+          <w:numId w:val="1014"/>
+        </w:numPr>
+        <w:pStyle w:val="Compact"/>
       </w:pPr>
       <w:r>
         <w:t xml:space="preserve">Dieron la primera vuelta al mundo entre 1519 y 1522. En 1520 cruzaron el estrecho que hoy se llama Estrecho de Magallanes, en el extremo sur de Chile.</w:t>
@@ -3143,18 +3705,18 @@
     </w:p>
     <w:p>
       <w:pPr>
-        <w:pStyle w:val="Compact"/>
-        <w:numPr>
-          <w:ilvl w:val="0"/>
-          <w:numId w:val="1013"/>
-        </w:numPr>
+        <w:numPr>
+          <w:ilvl w:val="0"/>
+          <w:numId w:val="1014"/>
+        </w:numPr>
+        <w:pStyle w:val="Compact"/>
       </w:pPr>
       <w:r>
         <w:t xml:space="preserve">Fue un acuerdo de 1494 entre Portugal y Castilla que dividió el mundo por una línea imaginaria. Por eso Brasil quedó en manos portuguesas y hoy allí se habla portugués.</w:t>
       </w:r>
     </w:p>
-    <w:bookmarkEnd w:id="35"/>
-    <w:bookmarkStart w:id="36" w:name="sección-3-ahora-tú"/>
+    <w:bookmarkEnd w:id="50"/>
+    <w:bookmarkStart w:id="51" w:name="sección-3-ahora-tú"/>
     <w:p>
       <w:pPr>
         <w:pStyle w:val="Heading2"/>
@@ -3165,11 +3727,11 @@
     </w:p>
     <w:p>
       <w:pPr>
-        <w:pStyle w:val="Compact"/>
-        <w:numPr>
-          <w:ilvl w:val="0"/>
-          <w:numId w:val="1014"/>
-        </w:numPr>
+        <w:numPr>
+          <w:ilvl w:val="0"/>
+          <w:numId w:val="1015"/>
+        </w:numPr>
+        <w:pStyle w:val="Compact"/>
       </w:pPr>
       <w:r>
         <w:t xml:space="preserve">Descubrir es llegar a un territorio desconocido para quien llega; conquistar es ocuparlo por la fuerza, someter a su población e imponer un nuevo orden.</w:t>
@@ -3177,11 +3739,11 @@
     </w:p>
     <w:p>
       <w:pPr>
-        <w:pStyle w:val="Compact"/>
-        <w:numPr>
-          <w:ilvl w:val="0"/>
-          <w:numId w:val="1014"/>
-        </w:numPr>
+        <w:numPr>
+          <w:ilvl w:val="0"/>
+          <w:numId w:val="1015"/>
+        </w:numPr>
+        <w:pStyle w:val="Compact"/>
       </w:pPr>
       <w:r>
         <w:t xml:space="preserve">Cortés conquistó el imperio</w:t>
@@ -3191,8 +3753,8 @@
       </w:r>
       <w:r>
         <w:rPr>
-          <w:b/>
-          <w:bCs/>
+          <w:bCs/>
+          <w:b/>
         </w:rPr>
         <w:t xml:space="preserve">azteca</w:t>
       </w:r>
@@ -3207,8 +3769,8 @@
       </w:r>
       <w:r>
         <w:rPr>
-          <w:b/>
-          <w:bCs/>
+          <w:bCs/>
+          <w:b/>
         </w:rPr>
         <w:t xml:space="preserve">inca</w:t>
       </w:r>
@@ -3218,11 +3780,11 @@
     </w:p>
     <w:p>
       <w:pPr>
-        <w:pStyle w:val="Compact"/>
-        <w:numPr>
-          <w:ilvl w:val="0"/>
-          <w:numId w:val="1014"/>
-        </w:numPr>
+        <w:numPr>
+          <w:ilvl w:val="0"/>
+          <w:numId w:val="1015"/>
+        </w:numPr>
+        <w:pStyle w:val="Compact"/>
       </w:pPr>
       <w:r>
         <w:t xml:space="preserve">Armas de fuego y acero, caballos, alianzas con pueblos sometidos, enfermedades europeas y conflictos internos entre los incas. Bastan tres.</w:t>
@@ -3230,11 +3792,11 @@
     </w:p>
     <w:p>
       <w:pPr>
-        <w:pStyle w:val="Compact"/>
-        <w:numPr>
-          <w:ilvl w:val="0"/>
-          <w:numId w:val="1014"/>
-        </w:numPr>
+        <w:numPr>
+          <w:ilvl w:val="0"/>
+          <w:numId w:val="1015"/>
+        </w:numPr>
+        <w:pStyle w:val="Compact"/>
       </w:pPr>
       <w:r>
         <w:t xml:space="preserve">Las enfermedades, sobre todo la viruela, porque la población americana no tenía defensas contra ellas y murieron millones de personas en pocas décadas.</w:t>
@@ -3242,11 +3804,11 @@
     </w:p>
     <w:p>
       <w:pPr>
-        <w:pStyle w:val="Compact"/>
-        <w:numPr>
-          <w:ilvl w:val="0"/>
-          <w:numId w:val="1014"/>
-        </w:numPr>
+        <w:numPr>
+          <w:ilvl w:val="0"/>
+          <w:numId w:val="1015"/>
+        </w:numPr>
+        <w:pStyle w:val="Compact"/>
       </w:pPr>
       <w:r>
         <w:t xml:space="preserve">Encomienda: grupo de indígenas entregado a un español, que recibía su trabajo y tributo a cambio de protegerlos y evangelizarlos. Mita: turnos obligatorios de trabajo, especialmente en las minas.</w:t>
@@ -3254,18 +3816,18 @@
     </w:p>
     <w:p>
       <w:pPr>
-        <w:pStyle w:val="Compact"/>
-        <w:numPr>
-          <w:ilvl w:val="0"/>
-          <w:numId w:val="1014"/>
-        </w:numPr>
+        <w:numPr>
+          <w:ilvl w:val="0"/>
+          <w:numId w:val="1015"/>
+        </w:numPr>
+        <w:pStyle w:val="Compact"/>
       </w:pPr>
       <w:r>
         <w:t xml:space="preserve">Un fraile dominico que denunció ante la Corona los abusos contra los indígenas y logró que se dictaran las Leyes Nuevas en 1542.</w:t>
       </w:r>
     </w:p>
-    <w:bookmarkEnd w:id="36"/>
-    <w:bookmarkStart w:id="37" w:name="sección-4-ahora-tú"/>
+    <w:bookmarkEnd w:id="51"/>
+    <w:bookmarkStart w:id="52" w:name="sección-4-ahora-tú"/>
     <w:p>
       <w:pPr>
         <w:pStyle w:val="Heading2"/>
@@ -3276,11 +3838,11 @@
     </w:p>
     <w:p>
       <w:pPr>
-        <w:pStyle w:val="Compact"/>
-        <w:numPr>
-          <w:ilvl w:val="0"/>
-          <w:numId w:val="1015"/>
-        </w:numPr>
+        <w:numPr>
+          <w:ilvl w:val="0"/>
+          <w:numId w:val="1016"/>
+        </w:numPr>
+        <w:pStyle w:val="Compact"/>
       </w:pPr>
       <w:r>
         <w:t xml:space="preserve">Porque cruzó la cordillera en condiciones durísimas, perdió muchos hombres y no encontró el oro que buscaba, por lo que volvió al Perú.</w:t>
@@ -3288,11 +3850,11 @@
     </w:p>
     <w:p>
       <w:pPr>
-        <w:pStyle w:val="Compact"/>
-        <w:numPr>
-          <w:ilvl w:val="0"/>
-          <w:numId w:val="1015"/>
-        </w:numPr>
+        <w:numPr>
+          <w:ilvl w:val="0"/>
+          <w:numId w:val="1016"/>
+        </w:numPr>
+        <w:pStyle w:val="Compact"/>
       </w:pPr>
       <w:r>
         <w:t xml:space="preserve">Pedro de Valdivia, el 12 de febrero de 1541, junto al cerro Huelén, hoy Santa Lucía.</w:t>
@@ -3300,11 +3862,11 @@
     </w:p>
     <w:p>
       <w:pPr>
-        <w:pStyle w:val="Compact"/>
-        <w:numPr>
-          <w:ilvl w:val="0"/>
-          <w:numId w:val="1015"/>
-        </w:numPr>
+        <w:numPr>
+          <w:ilvl w:val="0"/>
+          <w:numId w:val="1016"/>
+        </w:numPr>
+        <w:pStyle w:val="Compact"/>
       </w:pPr>
       <w:r>
         <w:t xml:space="preserve">El cacique Michimalonco atacó y destruyó casi por completo Santiago, mientras Valdivia estaba fuera de la ciudad.</w:t>
@@ -3312,11 +3874,11 @@
     </w:p>
     <w:p>
       <w:pPr>
-        <w:pStyle w:val="Compact"/>
-        <w:numPr>
-          <w:ilvl w:val="0"/>
-          <w:numId w:val="1015"/>
-        </w:numPr>
+        <w:numPr>
+          <w:ilvl w:val="0"/>
+          <w:numId w:val="1016"/>
+        </w:numPr>
+        <w:pStyle w:val="Compact"/>
       </w:pPr>
       <w:r>
         <w:t xml:space="preserve">La única mujer española de la expedición de Valdivia, que participó activamente en la defensa de Santiago durante el ataque de 1541.</w:t>
@@ -3324,11 +3886,11 @@
     </w:p>
     <w:p>
       <w:pPr>
-        <w:pStyle w:val="Compact"/>
-        <w:numPr>
-          <w:ilvl w:val="0"/>
-          <w:numId w:val="1015"/>
-        </w:numPr>
+        <w:numPr>
+          <w:ilvl w:val="0"/>
+          <w:numId w:val="1016"/>
+        </w:numPr>
+        <w:pStyle w:val="Compact"/>
       </w:pPr>
       <w:r>
         <w:t xml:space="preserve">Dos líderes mapuche de la Guerra de Arauco. Lautaro dirigió la victoria de Tucapel en 1553, donde murió Valdivia. Caupolicán fue toqui y continuó la resistencia hasta su ejecución en 1558.</w:t>
@@ -3336,11 +3898,11 @@
     </w:p>
     <w:p>
       <w:pPr>
-        <w:pStyle w:val="Compact"/>
-        <w:numPr>
-          <w:ilvl w:val="0"/>
-          <w:numId w:val="1015"/>
-        </w:numPr>
+        <w:numPr>
+          <w:ilvl w:val="0"/>
+          <w:numId w:val="1016"/>
+        </w:numPr>
+        <w:pStyle w:val="Compact"/>
       </w:pPr>
       <w:r>
         <w:t xml:space="preserve">Una derrota española en 1598 en la que murió el gobernador Óñez de Loyola. Los mapuche destruyeron las ciudades al sur del Biobío y ese río quedó como frontera.</w:t>
@@ -3348,11 +3910,11 @@
     </w:p>
     <w:p>
       <w:pPr>
-        <w:pStyle w:val="Compact"/>
-        <w:numPr>
-          <w:ilvl w:val="0"/>
-          <w:numId w:val="1015"/>
-        </w:numPr>
+        <w:numPr>
+          <w:ilvl w:val="0"/>
+          <w:numId w:val="1016"/>
+        </w:numPr>
+        <w:pStyle w:val="Compact"/>
       </w:pPr>
       <w:r>
         <w:t xml:space="preserve">De América: papa, maíz, tomate, cacao, poroto, ají. De Europa: trigo, caballo, vaca, oveja, caña de azúcar, gallina.</w:t>
@@ -3360,18 +3922,18 @@
     </w:p>
     <w:p>
       <w:pPr>
-        <w:pStyle w:val="Compact"/>
-        <w:numPr>
-          <w:ilvl w:val="0"/>
-          <w:numId w:val="1015"/>
-        </w:numPr>
+        <w:numPr>
+          <w:ilvl w:val="0"/>
+          <w:numId w:val="1016"/>
+        </w:numPr>
+        <w:pStyle w:val="Compact"/>
       </w:pPr>
       <w:r>
         <w:t xml:space="preserve">Es la mezcla biológica y cultural entre españoles e indígenas. Importa porque la mayor parte de la población chilena es mestiza, y el idioma, las comidas y las costumbres del país vienen de esa mezcla.</w:t>
       </w:r>
     </w:p>
-    <w:bookmarkEnd w:id="37"/>
-    <w:bookmarkStart w:id="38" w:name="actividad-central"/>
+    <w:bookmarkEnd w:id="52"/>
+    <w:bookmarkStart w:id="53" w:name="actividad-central"/>
     <w:p>
       <w:pPr>
         <w:pStyle w:val="Heading2"/>
@@ -3393,6 +3955,7 @@
         <w:tblStyle w:val="Table"/>
         <w:tblW w:type="auto" w:w="0"/>
         <w:tblLook w:firstRow="1" w:lastRow="0" w:firstColumn="0" w:lastColumn="0" w:noHBand="0" w:noVBand="0" w:val="0020"/>
+        <w:jc w:val="start"/>
       </w:tblPr>
       <w:tblGrid>
         <w:gridCol w:w="3960"/>
@@ -3400,13 +3963,14 @@
       </w:tblGrid>
       <w:tr>
         <w:trPr>
-          <w:tblHeader w:val="on"/>
+          <w:tblHeader w:val="true"/>
         </w:trPr>
         <w:tc>
           <w:tcPr/>
           <w:p>
             <w:pPr>
               <w:pStyle w:val="Compact"/>
+              <w:jc w:val="left"/>
             </w:pPr>
             <w:r>
               <w:t xml:space="preserve">Criterio</w:t>
@@ -3418,6 +3982,7 @@
           <w:p>
             <w:pPr>
               <w:pStyle w:val="Compact"/>
+              <w:jc w:val="left"/>
             </w:pPr>
             <w:r>
               <w:t xml:space="preserve">Puntos</w:t>
@@ -3431,6 +3996,7 @@
           <w:p>
             <w:pPr>
               <w:pStyle w:val="Compact"/>
+              <w:jc w:val="left"/>
             </w:pPr>
             <w:r>
               <w:t xml:space="preserve">Diez hitos con año correcto</w:t>
@@ -3442,6 +4008,7 @@
           <w:p>
             <w:pPr>
               <w:pStyle w:val="Compact"/>
+              <w:jc w:val="left"/>
             </w:pPr>
             <w:r>
               <w:t xml:space="preserve">4</w:t>
@@ -3455,6 +4022,7 @@
           <w:p>
             <w:pPr>
               <w:pStyle w:val="Compact"/>
+              <w:jc w:val="left"/>
             </w:pPr>
             <w:r>
               <w:t xml:space="preserve">Orden cronológico correcto en la línea</w:t>
@@ -3466,6 +4034,7 @@
           <w:p>
             <w:pPr>
               <w:pStyle w:val="Compact"/>
+              <w:jc w:val="left"/>
             </w:pPr>
             <w:r>
               <w:t xml:space="preserve">2</w:t>
@@ -3479,6 +4048,7 @@
           <w:p>
             <w:pPr>
               <w:pStyle w:val="Compact"/>
+              <w:jc w:val="left"/>
             </w:pPr>
             <w:r>
               <w:t xml:space="preserve">Cálculos: 49 años (1492–1541) y 57 años (1541–1598)</w:t>
@@ -3490,6 +4060,7 @@
           <w:p>
             <w:pPr>
               <w:pStyle w:val="Compact"/>
+              <w:jc w:val="left"/>
             </w:pPr>
             <w:r>
               <w:t xml:space="preserve">2</w:t>
@@ -3503,6 +4074,7 @@
           <w:p>
             <w:pPr>
               <w:pStyle w:val="Compact"/>
+              <w:jc w:val="left"/>
             </w:pPr>
             <w:r>
               <w:t xml:space="preserve">Hito elegido y justificado</w:t>
@@ -3514,6 +4086,7 @@
           <w:p>
             <w:pPr>
               <w:pStyle w:val="Compact"/>
+              <w:jc w:val="left"/>
             </w:pPr>
             <w:r>
               <w:t xml:space="preserve">1</w:t>
@@ -3527,6 +4100,7 @@
           <w:p>
             <w:pPr>
               <w:pStyle w:val="Compact"/>
+              <w:jc w:val="left"/>
             </w:pPr>
             <w:r>
               <w:t xml:space="preserve">Párrafo final con dos argumentos</w:t>
@@ -3538,6 +4112,7 @@
           <w:p>
             <w:pPr>
               <w:pStyle w:val="Compact"/>
+              <w:jc w:val="left"/>
             </w:pPr>
             <w:r>
               <w:t xml:space="preserve">1</w:t>
@@ -3546,8 +4121,8 @@
         </w:tc>
       </w:tr>
     </w:tbl>
-    <w:bookmarkEnd w:id="38"/>
-    <w:bookmarkStart w:id="39" w:name="evaluación-integradora-1"/>
+    <w:bookmarkEnd w:id="53"/>
+    <w:bookmarkStart w:id="54" w:name="evaluación-integradora-1"/>
     <w:p>
       <w:pPr>
         <w:pStyle w:val="Heading2"/>
@@ -3558,11 +4133,11 @@
     </w:p>
     <w:p>
       <w:pPr>
-        <w:pStyle w:val="Compact"/>
-        <w:numPr>
-          <w:ilvl w:val="0"/>
-          <w:numId w:val="1016"/>
-        </w:numPr>
+        <w:numPr>
+          <w:ilvl w:val="0"/>
+          <w:numId w:val="1017"/>
+        </w:numPr>
+        <w:pStyle w:val="Compact"/>
       </w:pPr>
       <w:r>
         <w:t xml:space="preserve">Por ejemplo: la caída de Constantinopla en 1453 cerró la ruta terrestre a Oriente, y la competencia entre Portugal y Castilla por poder y riqueza. Se acepta también la causa religiosa.</w:t>
@@ -3570,11 +4145,11 @@
     </w:p>
     <w:p>
       <w:pPr>
-        <w:pStyle w:val="Compact"/>
-        <w:numPr>
-          <w:ilvl w:val="0"/>
-          <w:numId w:val="1016"/>
-        </w:numPr>
+        <w:numPr>
+          <w:ilvl w:val="0"/>
+          <w:numId w:val="1017"/>
+        </w:numPr>
+        <w:pStyle w:val="Compact"/>
       </w:pPr>
       <w:r>
         <w:t xml:space="preserve">Brújula, astrolabio, carabela (también portulanos y vela latina).</w:t>
@@ -3582,11 +4157,11 @@
     </w:p>
     <w:p>
       <w:pPr>
-        <w:pStyle w:val="Compact"/>
-        <w:numPr>
-          <w:ilvl w:val="0"/>
-          <w:numId w:val="1016"/>
-        </w:numPr>
+        <w:numPr>
+          <w:ilvl w:val="0"/>
+          <w:numId w:val="1017"/>
+        </w:numPr>
+        <w:pStyle w:val="Compact"/>
       </w:pPr>
       <w:r>
         <w:t xml:space="preserve">Colón llegó a la isla de Guanahaní, en el Caribe, dando inicio al contacto entre Europa y América.</w:t>
@@ -3594,11 +4169,11 @@
     </w:p>
     <w:p>
       <w:pPr>
-        <w:pStyle w:val="Compact"/>
-        <w:numPr>
-          <w:ilvl w:val="0"/>
-          <w:numId w:val="1016"/>
-        </w:numPr>
+        <w:numPr>
+          <w:ilvl w:val="0"/>
+          <w:numId w:val="1017"/>
+        </w:numPr>
+        <w:pStyle w:val="Compact"/>
       </w:pPr>
       <w:r>
         <w:t xml:space="preserve">Un acuerdo de 1494 que dividió las tierras nuevas entre Portugal y Castilla mediante una línea imaginaria. Por eso en Brasil se habla portugués.</w:t>
@@ -3606,11 +4181,11 @@
     </w:p>
     <w:p>
       <w:pPr>
-        <w:pStyle w:val="Compact"/>
-        <w:numPr>
-          <w:ilvl w:val="0"/>
-          <w:numId w:val="1016"/>
-        </w:numPr>
+        <w:numPr>
+          <w:ilvl w:val="0"/>
+          <w:numId w:val="1017"/>
+        </w:numPr>
+        <w:pStyle w:val="Compact"/>
       </w:pPr>
       <w:r>
         <w:t xml:space="preserve">La expedición de Fernando de Magallanes y Juan Sebastián Elcano, entre 1519 y 1522.</w:t>
@@ -3618,11 +4193,11 @@
     </w:p>
     <w:p>
       <w:pPr>
-        <w:pStyle w:val="Compact"/>
-        <w:numPr>
-          <w:ilvl w:val="0"/>
-          <w:numId w:val="1016"/>
-        </w:numPr>
+        <w:numPr>
+          <w:ilvl w:val="0"/>
+          <w:numId w:val="1017"/>
+        </w:numPr>
+        <w:pStyle w:val="Compact"/>
       </w:pPr>
       <w:r>
         <w:t xml:space="preserve">Cortés — Azteca · Pizarro — Inca.</w:t>
@@ -3630,11 +4205,11 @@
     </w:p>
     <w:p>
       <w:pPr>
-        <w:pStyle w:val="Compact"/>
-        <w:numPr>
-          <w:ilvl w:val="0"/>
-          <w:numId w:val="1016"/>
-        </w:numPr>
+        <w:numPr>
+          <w:ilvl w:val="0"/>
+          <w:numId w:val="1017"/>
+        </w:numPr>
+        <w:pStyle w:val="Compact"/>
       </w:pPr>
       <w:r>
         <w:t xml:space="preserve">Armas de fuego y acero, caballos, alianzas con pueblos sometidos, enfermedades europeas, guerra civil entre los incas. Bastan tres.</w:t>
@@ -3642,11 +4217,11 @@
     </w:p>
     <w:p>
       <w:pPr>
-        <w:pStyle w:val="Compact"/>
-        <w:numPr>
-          <w:ilvl w:val="0"/>
-          <w:numId w:val="1016"/>
-        </w:numPr>
+        <w:numPr>
+          <w:ilvl w:val="0"/>
+          <w:numId w:val="1017"/>
+        </w:numPr>
+        <w:pStyle w:val="Compact"/>
       </w:pPr>
       <w:r>
         <w:t xml:space="preserve">Sistema por el cual un grupo de indígenas era entregado a un español, que recibía su trabajo y tributo a cambio de protegerlos y evangelizarlos; en la práctica, trabajo forzado.</w:t>
@@ -3654,11 +4229,11 @@
     </w:p>
     <w:p>
       <w:pPr>
-        <w:pStyle w:val="Compact"/>
-        <w:numPr>
-          <w:ilvl w:val="0"/>
-          <w:numId w:val="1016"/>
-        </w:numPr>
+        <w:numPr>
+          <w:ilvl w:val="0"/>
+          <w:numId w:val="1017"/>
+        </w:numPr>
+        <w:pStyle w:val="Compact"/>
       </w:pPr>
       <w:r>
         <w:t xml:space="preserve">Pedro de Valdivia, el 12 de febrero de 1541.</w:t>
@@ -3666,11 +4241,11 @@
     </w:p>
     <w:p>
       <w:pPr>
-        <w:pStyle w:val="Compact"/>
-        <w:numPr>
-          <w:ilvl w:val="0"/>
-          <w:numId w:val="1016"/>
-        </w:numPr>
+        <w:numPr>
+          <w:ilvl w:val="0"/>
+          <w:numId w:val="1017"/>
+        </w:numPr>
+        <w:pStyle w:val="Compact"/>
       </w:pPr>
       <w:r>
         <w:t xml:space="preserve">Los mapuche liderados por Lautaro derrotaron a los españoles y murió Pedro de Valdivia.</w:t>
@@ -3678,11 +4253,11 @@
     </w:p>
     <w:p>
       <w:pPr>
-        <w:pStyle w:val="Compact"/>
-        <w:numPr>
-          <w:ilvl w:val="0"/>
-          <w:numId w:val="1016"/>
-        </w:numPr>
+        <w:numPr>
+          <w:ilvl w:val="0"/>
+          <w:numId w:val="1017"/>
+        </w:numPr>
+        <w:pStyle w:val="Compact"/>
       </w:pPr>
       <w:r>
         <w:t xml:space="preserve">Una derrota española en 1598 que llevó a la destrucción de las ciudades al sur del Biobío; ese río quedó como frontera entre ambos territorios.</w:t>
@@ -3690,18 +4265,18 @@
     </w:p>
     <w:p>
       <w:pPr>
-        <w:pStyle w:val="Compact"/>
-        <w:numPr>
-          <w:ilvl w:val="0"/>
-          <w:numId w:val="1016"/>
-        </w:numPr>
+        <w:numPr>
+          <w:ilvl w:val="0"/>
+          <w:numId w:val="1017"/>
+        </w:numPr>
+        <w:pStyle w:val="Compact"/>
       </w:pPr>
       <w:r>
         <w:t xml:space="preserve">Es la mezcla biológica y cultural entre españoles e indígenas. Ejemplo cultural: palabras del mapudungun y el quechua usadas a diario en Chile, como guagua, pilucho o charqui.</w:t>
       </w:r>
     </w:p>
-    <w:bookmarkEnd w:id="39"/>
-    <w:bookmarkStart w:id="40" w:name="tabla-de-remediación"/>
+    <w:bookmarkEnd w:id="54"/>
+    <w:bookmarkStart w:id="55" w:name="tabla-de-remediación"/>
     <w:p>
       <w:pPr>
         <w:pStyle w:val="Heading2"/>
@@ -3714,8 +4289,8 @@
       <w:tblPr>
         <w:tblStyle w:val="Table"/>
         <w:tblW w:type="pct" w:w="5000"/>
-        <w:tblLayout w:type="fixed"/>
         <w:tblLook w:firstRow="1" w:lastRow="0" w:firstColumn="0" w:lastColumn="0" w:noHBand="0" w:noVBand="0" w:val="0020"/>
+        <w:jc w:val="start"/>
       </w:tblPr>
       <w:tblGrid>
         <w:gridCol w:w="2640"/>
@@ -3724,13 +4299,14 @@
       </w:tblGrid>
       <w:tr>
         <w:trPr>
-          <w:tblHeader w:val="on"/>
+          <w:tblHeader w:val="true"/>
         </w:trPr>
         <w:tc>
           <w:tcPr/>
           <w:p>
             <w:pPr>
               <w:pStyle w:val="Compact"/>
+              <w:jc w:val="left"/>
             </w:pPr>
             <w:r>
               <w:t xml:space="preserve">Si falló en…</w:t>
@@ -3742,6 +4318,7 @@
           <w:p>
             <w:pPr>
               <w:pStyle w:val="Compact"/>
+              <w:jc w:val="left"/>
             </w:pPr>
             <w:r>
               <w:t xml:space="preserve">Volver a…</w:t>
@@ -3753,6 +4330,7 @@
           <w:p>
             <w:pPr>
               <w:pStyle w:val="Compact"/>
+              <w:jc w:val="left"/>
             </w:pPr>
             <w:r>
               <w:t xml:space="preserve">Refuerzo sugerido</w:t>
@@ -3766,6 +4344,7 @@
           <w:p>
             <w:pPr>
               <w:pStyle w:val="Compact"/>
+              <w:jc w:val="left"/>
             </w:pPr>
             <w:r>
               <w:t xml:space="preserve">Preguntas 1, 2</w:t>
@@ -3777,6 +4356,7 @@
           <w:p>
             <w:pPr>
               <w:pStyle w:val="Compact"/>
+              <w:jc w:val="left"/>
             </w:pPr>
             <w:r>
               <w:t xml:space="preserve">Sección 1</w:t>
@@ -3788,6 +4368,7 @@
           <w:p>
             <w:pPr>
               <w:pStyle w:val="Compact"/>
+              <w:jc w:val="left"/>
             </w:pPr>
             <w:r>
               <w:t xml:space="preserve">Hacer un esquema de causas con cuatro ramas</w:t>
@@ -3801,6 +4382,7 @@
           <w:p>
             <w:pPr>
               <w:pStyle w:val="Compact"/>
+              <w:jc w:val="left"/>
             </w:pPr>
             <w:r>
               <w:t xml:space="preserve">Preguntas 3, 4, 5</w:t>
@@ -3812,6 +4394,7 @@
           <w:p>
             <w:pPr>
               <w:pStyle w:val="Compact"/>
+              <w:jc w:val="left"/>
             </w:pPr>
             <w:r>
               <w:t xml:space="preserve">Sección 2</w:t>
@@ -3823,6 +4406,7 @@
           <w:p>
             <w:pPr>
               <w:pStyle w:val="Compact"/>
+              <w:jc w:val="left"/>
             </w:pPr>
             <w:r>
               <w:t xml:space="preserve">Ubicar los tres viajes en un planisferio</w:t>
@@ -3836,6 +4420,7 @@
           <w:p>
             <w:pPr>
               <w:pStyle w:val="Compact"/>
+              <w:jc w:val="left"/>
             </w:pPr>
             <w:r>
               <w:t xml:space="preserve">Preguntas 6, 7, 8</w:t>
@@ -3847,6 +4432,7 @@
           <w:p>
             <w:pPr>
               <w:pStyle w:val="Compact"/>
+              <w:jc w:val="left"/>
             </w:pPr>
             <w:r>
               <w:t xml:space="preserve">Sección 3</w:t>
@@ -3858,6 +4444,7 @@
           <w:p>
             <w:pPr>
               <w:pStyle w:val="Compact"/>
+              <w:jc w:val="left"/>
             </w:pPr>
             <w:r>
               <w:t xml:space="preserve">Elaborar un cuadro comparativo México–Perú</w:t>
@@ -3871,6 +4458,7 @@
           <w:p>
             <w:pPr>
               <w:pStyle w:val="Compact"/>
+              <w:jc w:val="left"/>
             </w:pPr>
             <w:r>
               <w:t xml:space="preserve">Preguntas 9, 10, 11</w:t>
@@ -3882,6 +4470,7 @@
           <w:p>
             <w:pPr>
               <w:pStyle w:val="Compact"/>
+              <w:jc w:val="left"/>
             </w:pPr>
             <w:r>
               <w:t xml:space="preserve">Sección 4</w:t>
@@ -3893,6 +4482,7 @@
           <w:p>
             <w:pPr>
               <w:pStyle w:val="Compact"/>
+              <w:jc w:val="left"/>
             </w:pPr>
             <w:r>
               <w:t xml:space="preserve">Repasar la línea de tiempo de la Guerra de Arauco</w:t>
@@ -3906,6 +4496,7 @@
           <w:p>
             <w:pPr>
               <w:pStyle w:val="Compact"/>
+              <w:jc w:val="left"/>
             </w:pPr>
             <w:r>
               <w:t xml:space="preserve">Pregunta 12</w:t>
@@ -3917,6 +4508,7 @@
           <w:p>
             <w:pPr>
               <w:pStyle w:val="Compact"/>
+              <w:jc w:val="left"/>
             </w:pPr>
             <w:r>
               <w:t xml:space="preserve">Sección 4</w:t>
@@ -3928,6 +4520,7 @@
           <w:p>
             <w:pPr>
               <w:pStyle w:val="Compact"/>
+              <w:jc w:val="left"/>
             </w:pPr>
             <w:r>
               <w:t xml:space="preserve">Buscar cinco palabras chilenas de origen indígena</w:t>
@@ -3942,8 +4535,8 @@
       </w:pPr>
       <w:r>
         <w:rPr>
-          <w:b/>
-          <w:bCs/>
+          <w:bCs/>
+          <w:b/>
         </w:rPr>
         <w:t xml:space="preserve">Puntaje total: 12 puntos.</w:t>
       </w:r>
@@ -3954,13 +4547,9 @@
         <w:t xml:space="preserve">10 o más indica dominio del contenido; entre 7 y 9, repaso focalizado; menos de 7, rehacer las secciones marcadas.</w:t>
       </w:r>
     </w:p>
-    <w:bookmarkEnd w:id="40"/>
-    <w:bookmarkEnd w:id="41"/>
-    <w:sectPr>
-      <w:footnotePr>
-        <w:numRestart w:val="eachSect"/>
-      </w:footnotePr>
-    </w:sectPr>
+    <w:bookmarkEnd w:id="55"/>
+    <w:bookmarkEnd w:id="56"/>
+    <w:sectPr/>
   </w:body>
 </w:document>
 </file>
@@ -3991,14 +4580,14 @@
 <file path=word/numbering.xml><?xml version="1.0" encoding="utf-8"?>
 <w:numbering xmlns:w="http://schemas.openxmlformats.org/wordprocessingml/2006/main">
   <w:abstractNum w:abstractNumId="990">
-    <w:nsid w:val="0000A990"/>
+    <w:nsid w:val="A990"/>
     <w:multiLevelType w:val="multilevel"/>
     <w:lvl w:ilvl="0">
       <w:numFmt w:val="bullet"/>
       <w:lvlText w:val=" "/>
       <w:lvlJc w:val="left"/>
       <w:pPr>
-        <w:ind w:left="720" w:hanging="360"/>
+        <w:ind w:left="720" w:hanging="480"/>
       </w:pPr>
     </w:lvl>
     <w:lvl w:ilvl="1">
@@ -4006,7 +4595,7 @@
       <w:lvlText w:val=" "/>
       <w:lvlJc w:val="left"/>
       <w:pPr>
-        <w:ind w:left="1440" w:hanging="360"/>
+        <w:ind w:left="1440" w:hanging="480"/>
       </w:pPr>
     </w:lvl>
     <w:lvl w:ilvl="2">
@@ -4014,7 +4603,7 @@
       <w:lvlText w:val=" "/>
       <w:lvlJc w:val="left"/>
       <w:pPr>
-        <w:ind w:left="2160" w:hanging="360"/>
+        <w:ind w:left="2160" w:hanging="480"/>
       </w:pPr>
     </w:lvl>
     <w:lvl w:ilvl="3">
@@ -4022,7 +4611,7 @@
       <w:lvlText w:val=" "/>
       <w:lvlJc w:val="left"/>
       <w:pPr>
-        <w:ind w:left="2880" w:hanging="360"/>
+        <w:ind w:left="2880" w:hanging="480"/>
       </w:pPr>
     </w:lvl>
     <w:lvl w:ilvl="4">
@@ -4030,7 +4619,7 @@
       <w:lvlText w:val=" "/>
       <w:lvlJc w:val="left"/>
       <w:pPr>
-        <w:ind w:left="3600" w:hanging="360"/>
+        <w:ind w:left="3600" w:hanging="480"/>
       </w:pPr>
     </w:lvl>
     <w:lvl w:ilvl="5">
@@ -4038,7 +4627,7 @@
       <w:lvlText w:val=" "/>
       <w:lvlJc w:val="left"/>
       <w:pPr>
-        <w:ind w:left="4320" w:hanging="360"/>
+        <w:ind w:left="4320" w:hanging="480"/>
       </w:pPr>
     </w:lvl>
     <w:lvl w:ilvl="6">
@@ -4046,7 +4635,7 @@
       <w:lvlText w:val=" "/>
       <w:lvlJc w:val="left"/>
       <w:pPr>
-        <w:ind w:left="5040" w:hanging="360"/>
+        <w:ind w:left="5040" w:hanging="480"/>
       </w:pPr>
     </w:lvl>
     <w:lvl w:ilvl="7">
@@ -4054,7 +4643,7 @@
       <w:lvlText w:val=" "/>
       <w:lvlJc w:val="left"/>
       <w:pPr>
-        <w:ind w:left="5760" w:hanging="360"/>
+        <w:ind w:left="5760" w:hanging="480"/>
       </w:pPr>
     </w:lvl>
     <w:lvl w:ilvl="8">
@@ -4062,115 +4651,88 @@
       <w:lvlText w:val=" "/>
       <w:lvlJc w:val="left"/>
       <w:pPr>
-        <w:ind w:left="6480" w:hanging="360"/>
+        <w:ind w:left="6480" w:hanging="480"/>
       </w:pPr>
     </w:lvl>
   </w:abstractNum>
   <w:abstractNum w:abstractNumId="991">
-    <w:nsid w:val="0000A991"/>
+    <w:nsid w:val="A991"/>
     <w:multiLevelType w:val="multilevel"/>
     <w:lvl w:ilvl="0">
       <w:numFmt w:val="bullet"/>
-      <w:lvlText w:val=""/>
+      <w:lvlText w:val="•"/>
       <w:lvlJc w:val="left"/>
       <w:pPr>
-        <w:ind w:left="720" w:hanging="360"/>
-      </w:pPr>
-      <w:rPr>
-        <w:rFonts w:ascii="Symbol" w:hAnsi="Symbol" w:cs="Symbol" w:hint="default"/>
-      </w:rPr>
+        <w:ind w:left="720" w:hanging="480"/>
+      </w:pPr>
     </w:lvl>
     <w:lvl w:ilvl="1">
       <w:numFmt w:val="bullet"/>
-      <w:lvlText w:val="o"/>
+      <w:lvlText w:val="–"/>
       <w:lvlJc w:val="left"/>
       <w:pPr>
-        <w:ind w:left="1440" w:hanging="360"/>
-      </w:pPr>
-      <w:rPr>
-        <w:rFonts w:ascii="Courier New" w:hAnsi="Courier New" w:cs="Courier New" w:hint="default"/>
-      </w:rPr>
+        <w:ind w:left="1440" w:hanging="480"/>
+      </w:pPr>
     </w:lvl>
     <w:lvl w:ilvl="2">
       <w:numFmt w:val="bullet"/>
-      <w:lvlText w:val=""/>
+      <w:lvlText w:val="•"/>
       <w:lvlJc w:val="left"/>
       <w:pPr>
-        <w:ind w:left="2160" w:hanging="360"/>
-      </w:pPr>
-      <w:rPr>
-        <w:rFonts w:ascii="Wingdings" w:hAnsi="Wingdings" w:cs="Wingdings" w:hint="default"/>
-      </w:rPr>
+        <w:ind w:left="2160" w:hanging="480"/>
+      </w:pPr>
     </w:lvl>
     <w:lvl w:ilvl="3">
       <w:numFmt w:val="bullet"/>
-      <w:lvlText w:val=""/>
+      <w:lvlText w:val="–"/>
       <w:lvlJc w:val="left"/>
       <w:pPr>
-        <w:ind w:left="2880" w:hanging="360"/>
-      </w:pPr>
-      <w:rPr>
-        <w:rFonts w:ascii="Symbol" w:hAnsi="Symbol" w:cs="Symbol" w:hint="default"/>
-      </w:rPr>
+        <w:ind w:left="2880" w:hanging="480"/>
+      </w:pPr>
     </w:lvl>
     <w:lvl w:ilvl="4">
       <w:numFmt w:val="bullet"/>
-      <w:lvlText w:val="o"/>
+      <w:lvlText w:val="•"/>
       <w:lvlJc w:val="left"/>
       <w:pPr>
-        <w:ind w:left="3600" w:hanging="360"/>
-      </w:pPr>
-      <w:rPr>
-        <w:rFonts w:ascii="Courier New" w:hAnsi="Courier New" w:cs="Courier New" w:hint="default"/>
-      </w:rPr>
+        <w:ind w:left="3600" w:hanging="480"/>
+      </w:pPr>
     </w:lvl>
     <w:lvl w:ilvl="5">
       <w:numFmt w:val="bullet"/>
-      <w:lvlText w:val=""/>
+      <w:lvlText w:val="–"/>
       <w:lvlJc w:val="left"/>
       <w:pPr>
-        <w:ind w:left="4320" w:hanging="360"/>
-      </w:pPr>
-      <w:rPr>
-        <w:rFonts w:ascii="Wingdings" w:hAnsi="Wingdings" w:cs="Wingdings" w:hint="default"/>
-      </w:rPr>
+        <w:ind w:left="4320" w:hanging="480"/>
+      </w:pPr>
     </w:lvl>
     <w:lvl w:ilvl="6">
       <w:numFmt w:val="bullet"/>
-      <w:lvlText w:val=""/>
+      <w:lvlText w:val="•"/>
       <w:lvlJc w:val="left"/>
       <w:pPr>
-        <w:ind w:left="5040" w:hanging="360"/>
-      </w:pPr>
-      <w:rPr>
-        <w:rFonts w:ascii="Symbol" w:hAnsi="Symbol" w:cs="Symbol" w:hint="default"/>
-      </w:rPr>
+        <w:ind w:left="5040" w:hanging="480"/>
+      </w:pPr>
     </w:lvl>
     <w:lvl w:ilvl="7">
       <w:numFmt w:val="bullet"/>
-      <w:lvlText w:val="o"/>
+      <w:lvlText w:val="–"/>
       <w:lvlJc w:val="left"/>
       <w:pPr>
-        <w:ind w:left="5760" w:hanging="360"/>
-      </w:pPr>
-      <w:rPr>
-        <w:rFonts w:ascii="Courier New" w:hAnsi="Courier New" w:cs="Courier New" w:hint="default"/>
-      </w:rPr>
+        <w:ind w:left="5760" w:hanging="480"/>
+      </w:pPr>
     </w:lvl>
     <w:lvl w:ilvl="8">
       <w:numFmt w:val="bullet"/>
-      <w:lvlText w:val=""/>
+      <w:lvlText w:val="•"/>
       <w:lvlJc w:val="left"/>
       <w:pPr>
-        <w:ind w:left="6480" w:hanging="360"/>
-      </w:pPr>
-      <w:rPr>
-        <w:rFonts w:ascii="Wingdings" w:hAnsi="Wingdings" w:cs="Wingdings" w:hint="default"/>
-      </w:rPr>
+        <w:ind w:left="6480" w:hanging="480"/>
+      </w:pPr>
     </w:lvl>
   </w:abstractNum>
   <w:abstractNum w:abstractNumId="99411">
-    <w:nsid w:val="00A99411"/>
+    <w:nsid w:val="A99411"/>
     <w:multiLevelType w:val="multilevel"/>
     <w:lvl w:ilvl="0">
       <w:start w:val="1"/>
@@ -4178,7 +4740,7 @@
       <w:lvlText w:val="%1."/>
       <w:lvlJc w:val="left"/>
       <w:pPr>
-        <w:ind w:left="720" w:hanging="360"/>
+        <w:ind w:left="720" w:hanging="480"/>
       </w:pPr>
     </w:lvl>
     <w:lvl w:ilvl="1">
@@ -4187,7 +4749,7 @@
       <w:lvlText w:val="%2."/>
       <w:lvlJc w:val="left"/>
       <w:pPr>
-        <w:ind w:left="1440" w:hanging="360"/>
+        <w:ind w:left="1440" w:hanging="480"/>
       </w:pPr>
     </w:lvl>
     <w:lvl w:ilvl="2">
@@ -4196,7 +4758,7 @@
       <w:lvlText w:val="%3."/>
       <w:lvlJc w:val="left"/>
       <w:pPr>
-        <w:ind w:left="2160" w:hanging="360"/>
+        <w:ind w:left="2160" w:hanging="480"/>
       </w:pPr>
     </w:lvl>
     <w:lvl w:ilvl="3">
@@ -4205,7 +4767,7 @@
       <w:lvlText w:val="%4."/>
       <w:lvlJc w:val="left"/>
       <w:pPr>
-        <w:ind w:left="2880" w:hanging="360"/>
+        <w:ind w:left="2880" w:hanging="480"/>
       </w:pPr>
     </w:lvl>
     <w:lvl w:ilvl="4">
@@ -4214,7 +4776,7 @@
       <w:lvlText w:val="%5."/>
       <w:lvlJc w:val="left"/>
       <w:pPr>
-        <w:ind w:left="3600" w:hanging="360"/>
+        <w:ind w:left="3600" w:hanging="480"/>
       </w:pPr>
     </w:lvl>
     <w:lvl w:ilvl="5">
@@ -4223,7 +4785,7 @@
       <w:lvlText w:val="%6."/>
       <w:lvlJc w:val="left"/>
       <w:pPr>
-        <w:ind w:left="4320" w:hanging="360"/>
+        <w:ind w:left="4320" w:hanging="480"/>
       </w:pPr>
     </w:lvl>
     <w:lvl w:ilvl="6">
@@ -4232,7 +4794,7 @@
       <w:lvlText w:val="%7."/>
       <w:lvlJc w:val="left"/>
       <w:pPr>
-        <w:ind w:left="5040" w:hanging="360"/>
+        <w:ind w:left="5040" w:hanging="480"/>
       </w:pPr>
     </w:lvl>
     <w:lvl w:ilvl="7">
@@ -4241,7 +4803,7 @@
       <w:lvlText w:val="%8."/>
       <w:lvlJc w:val="left"/>
       <w:pPr>
-        <w:ind w:left="5760" w:hanging="360"/>
+        <w:ind w:left="5760" w:hanging="480"/>
       </w:pPr>
     </w:lvl>
     <w:lvl w:ilvl="8">
@@ -4250,7 +4812,92 @@
       <w:lvlText w:val="%9."/>
       <w:lvlJc w:val="left"/>
       <w:pPr>
-        <w:ind w:left="6480" w:hanging="360"/>
+        <w:ind w:left="6480" w:hanging="480"/>
+      </w:pPr>
+    </w:lvl>
+  </w:abstractNum>
+  <w:abstractNum w:abstractNumId="99411492">
+    <w:nsid w:val="A99411492"/>
+    <w:multiLevelType w:val="multilevel"/>
+    <w:lvl w:ilvl="0">
+      <w:start w:val="1492"/>
+      <w:numFmt w:val="decimal"/>
+      <w:lvlText w:val="%1."/>
+      <w:lvlJc w:val="left"/>
+      <w:pPr>
+        <w:ind w:left="720" w:hanging="480"/>
+      </w:pPr>
+    </w:lvl>
+    <w:lvl w:ilvl="1">
+      <w:start w:val="1492"/>
+      <w:numFmt w:val="decimal"/>
+      <w:lvlText w:val="%2."/>
+      <w:lvlJc w:val="left"/>
+      <w:pPr>
+        <w:ind w:left="1440" w:hanging="480"/>
+      </w:pPr>
+    </w:lvl>
+    <w:lvl w:ilvl="2">
+      <w:start w:val="1492"/>
+      <w:numFmt w:val="decimal"/>
+      <w:lvlText w:val="%3."/>
+      <w:lvlJc w:val="left"/>
+      <w:pPr>
+        <w:ind w:left="2160" w:hanging="480"/>
+      </w:pPr>
+    </w:lvl>
+    <w:lvl w:ilvl="3">
+      <w:start w:val="1492"/>
+      <w:numFmt w:val="decimal"/>
+      <w:lvlText w:val="%4."/>
+      <w:lvlJc w:val="left"/>
+      <w:pPr>
+        <w:ind w:left="2880" w:hanging="480"/>
+      </w:pPr>
+    </w:lvl>
+    <w:lvl w:ilvl="4">
+      <w:start w:val="1492"/>
+      <w:numFmt w:val="decimal"/>
+      <w:lvlText w:val="%5."/>
+      <w:lvlJc w:val="left"/>
+      <w:pPr>
+        <w:ind w:left="3600" w:hanging="480"/>
+      </w:pPr>
+    </w:lvl>
+    <w:lvl w:ilvl="5">
+      <w:start w:val="1492"/>
+      <w:numFmt w:val="decimal"/>
+      <w:lvlText w:val="%6."/>
+      <w:lvlJc w:val="left"/>
+      <w:pPr>
+        <w:ind w:left="4320" w:hanging="480"/>
+      </w:pPr>
+    </w:lvl>
+    <w:lvl w:ilvl="6">
+      <w:start w:val="1492"/>
+      <w:numFmt w:val="decimal"/>
+      <w:lvlText w:val="%7."/>
+      <w:lvlJc w:val="left"/>
+      <w:pPr>
+        <w:ind w:left="5040" w:hanging="480"/>
+      </w:pPr>
+    </w:lvl>
+    <w:lvl w:ilvl="7">
+      <w:start w:val="1492"/>
+      <w:numFmt w:val="decimal"/>
+      <w:lvlText w:val="%8."/>
+      <w:lvlJc w:val="left"/>
+      <w:pPr>
+        <w:ind w:left="5760" w:hanging="480"/>
+      </w:pPr>
+    </w:lvl>
+    <w:lvl w:ilvl="8">
+      <w:start w:val="1492"/>
+      <w:numFmt w:val="decimal"/>
+      <w:lvlText w:val="%9."/>
+      <w:lvlJc w:val="left"/>
+      <w:pPr>
+        <w:ind w:left="6480" w:hanging="480"/>
       </w:pPr>
     </w:lvl>
   </w:abstractNum>
@@ -4534,33 +5181,33 @@
     </w:lvlOverride>
   </w:num>
   <w:num w:numId="1012">
-    <w:abstractNumId w:val="99411"/>
+    <w:abstractNumId w:val="99411492"/>
     <w:lvlOverride w:ilvl="0">
-      <w:startOverride w:val="1"/>
+      <w:startOverride w:val="1492"/>
     </w:lvlOverride>
     <w:lvlOverride w:ilvl="1">
-      <w:startOverride w:val="1"/>
+      <w:startOverride w:val="1492"/>
     </w:lvlOverride>
     <w:lvlOverride w:ilvl="2">
-      <w:startOverride w:val="1"/>
+      <w:startOverride w:val="1492"/>
     </w:lvlOverride>
     <w:lvlOverride w:ilvl="3">
-      <w:startOverride w:val="1"/>
+      <w:startOverride w:val="1492"/>
     </w:lvlOverride>
     <w:lvlOverride w:ilvl="4">
-      <w:startOverride w:val="1"/>
+      <w:startOverride w:val="1492"/>
     </w:lvlOverride>
     <w:lvlOverride w:ilvl="5">
-      <w:startOverride w:val="1"/>
+      <w:startOverride w:val="1492"/>
     </w:lvlOverride>
     <w:lvlOverride w:ilvl="6">
-      <w:startOverride w:val="1"/>
+      <w:startOverride w:val="1492"/>
     </w:lvlOverride>
     <w:lvlOverride w:ilvl="7">
-      <w:startOverride w:val="1"/>
+      <w:startOverride w:val="1492"/>
     </w:lvlOverride>
     <w:lvlOverride w:ilvl="8">
-      <w:startOverride w:val="1"/>
+      <w:startOverride w:val="1492"/>
     </w:lvlOverride>
   </w:num>
   <w:num w:numId="1013">
@@ -4654,6 +5301,36 @@
     </w:lvlOverride>
   </w:num>
   <w:num w:numId="1016">
+    <w:abstractNumId w:val="99411"/>
+    <w:lvlOverride w:ilvl="0">
+      <w:startOverride w:val="1"/>
+    </w:lvlOverride>
+    <w:lvlOverride w:ilvl="1">
+      <w:startOverride w:val="1"/>
+    </w:lvlOverride>
+    <w:lvlOverride w:ilvl="2">
+      <w:startOverride w:val="1"/>
+    </w:lvlOverride>
+    <w:lvlOverride w:ilvl="3">
+      <w:startOverride w:val="1"/>
+    </w:lvlOverride>
+    <w:lvlOverride w:ilvl="4">
+      <w:startOverride w:val="1"/>
+    </w:lvlOverride>
+    <w:lvlOverride w:ilvl="5">
+      <w:startOverride w:val="1"/>
+    </w:lvlOverride>
+    <w:lvlOverride w:ilvl="6">
+      <w:startOverride w:val="1"/>
+    </w:lvlOverride>
+    <w:lvlOverride w:ilvl="7">
+      <w:startOverride w:val="1"/>
+    </w:lvlOverride>
+    <w:lvlOverride w:ilvl="8">
+      <w:startOverride w:val="1"/>
+    </w:lvlOverride>
+  </w:num>
+  <w:num w:numId="1017">
     <w:abstractNumId w:val="99411"/>
     <w:lvlOverride w:ilvl="0">
       <w:startOverride w:val="1"/>
@@ -4691,10 +5368,10 @@
   <w:docDefaults>
     <w:rPrDefault>
       <w:rPr>
-        <w:rFonts w:asciiTheme="minorHAnsi" w:cstheme="minorBidi" w:eastAsiaTheme="minorEastAsia" w:hAnsiTheme="minorHAnsi"/>
+        <w:rFonts w:asciiTheme="minorHAnsi" w:cstheme="minorBidi" w:eastAsiaTheme="minorHAnsi" w:hAnsiTheme="minorHAnsi"/>
         <w:sz w:val="24"/>
         <w:szCs w:val="24"/>
-        <w:lang w:bidi="ar-SA" w:eastAsia="zh-CN" w:val="en-US"/>
+        <w:lang w:bidi="ar-SA" w:eastAsia="en-US" w:val="en-US"/>
       </w:rPr>
     </w:rPrDefault>
     <w:pPrDefault>
@@ -4712,10 +5389,10 @@
     <w:name w:val="Body Text"/>
     <w:basedOn w:val="Normal"/>
     <w:link w:val="BodyTextChar"/>
-    <w:qFormat/>
     <w:pPr>
       <w:spacing w:after="180" w:before="180"/>
     </w:pPr>
+    <w:qFormat/>
   </w:style>
   <w:style w:customStyle="1" w:styleId="FirstParagraph" w:type="paragraph">
     <w:name w:val="First Paragraph"/>
@@ -4735,94 +5412,57 @@
     <w:name w:val="Title"/>
     <w:basedOn w:val="Normal"/>
     <w:next w:val="BodyText"/>
-    <w:link w:val="TitleChar"/>
-    <w:uiPriority w:val="10"/>
     <w:qFormat/>
-    <w:rsid w:val="00A10FD9"/>
     <w:pPr>
-      <w:spacing w:after="80" w:line="240" w:lineRule="auto"/>
-      <w:contextualSpacing/>
+      <w:keepNext/>
+      <w:keepLines/>
+      <w:spacing w:after="240" w:before="480"/>
       <w:jc w:val="center"/>
     </w:pPr>
     <w:rPr>
       <w:rFonts w:asciiTheme="majorHAnsi" w:cstheme="majorBidi" w:eastAsiaTheme="majorEastAsia" w:hAnsiTheme="majorHAnsi"/>
-      <w:sz w:val="56"/>
-      <w:szCs w:val="56"/>
-    </w:rPr>
-  </w:style>
-  <w:style w:customStyle="1" w:styleId="TitleChar" w:type="character">
-    <w:name w:val="Title Char"/>
-    <w:basedOn w:val="DefaultParagraphFont"/>
-    <w:link w:val="Title"/>
-    <w:uiPriority w:val="10"/>
-    <w:rsid w:val="00A10FD9"/>
-    <w:rPr>
-      <w:rFonts w:asciiTheme="majorHAnsi" w:cstheme="majorBidi" w:eastAsiaTheme="majorEastAsia" w:hAnsiTheme="majorHAnsi"/>
-      <w:sz w:val="56"/>
-      <w:szCs w:val="56"/>
+      <w:b/>
+      <w:bCs/>
+      <w:color w:themeColor="accent1" w:themeShade="B5" w:val="345A8A"/>
+      <w:sz w:val="36"/>
+      <w:szCs w:val="36"/>
     </w:rPr>
   </w:style>
   <w:style w:styleId="Subtitle" w:type="paragraph">
     <w:name w:val="Subtitle"/>
-    <w:basedOn w:val="Title"/>
-    <w:next w:val="BodyText"/>
-    <w:link w:val="SubtitleChar"/>
-    <w:uiPriority w:val="11"/>
-    <w:qFormat/>
-    <w:rsid w:val="00A10FD9"/>
-    <w:pPr>
-      <w:numPr>
-        <w:ilvl w:val="1"/>
-      </w:numPr>
-    </w:pPr>
-    <w:rPr>
-      <w:rFonts w:cstheme="majorBidi" w:eastAsiaTheme="majorEastAsia"/>
-      <w:spacing w:val="15"/>
-      <w:sz w:val="28"/>
-      <w:szCs w:val="28"/>
-    </w:rPr>
-  </w:style>
-  <w:style w:customStyle="1" w:styleId="SubtitleChar" w:type="character">
-    <w:name w:val="Subtitle Char"/>
-    <w:basedOn w:val="DefaultParagraphFont"/>
-    <w:link w:val="Subtitle"/>
-    <w:uiPriority w:val="11"/>
-    <w:rsid w:val="00A10FD9"/>
-    <w:rPr>
-      <w:rFonts w:cstheme="majorBidi" w:eastAsiaTheme="majorEastAsia"/>
-      <w:color w:themeColor="text1" w:themeTint="A6" w:val="595959"/>
-      <w:spacing w:val="15"/>
-      <w:sz w:val="28"/>
-      <w:szCs w:val="28"/>
-    </w:rPr>
-  </w:style>
-  <w:style w:customStyle="1" w:styleId="Author" w:type="paragraph">
-    <w:name w:val="Author"/>
     <w:basedOn w:val="Title"/>
     <w:next w:val="BodyText"/>
     <w:qFormat/>
     <w:pPr>
       <w:keepNext/>
       <w:keepLines/>
+      <w:spacing w:after="240" w:before="240"/>
+      <w:jc w:val="center"/>
     </w:pPr>
     <w:rPr>
-      <w:sz w:val="24"/>
-      <w:szCs w:val="24"/>
+      <w:sz w:val="30"/>
+      <w:szCs w:val="30"/>
     </w:rPr>
   </w:style>
-  <w:style w:styleId="Date" w:type="paragraph">
-    <w:name w:val="Date"/>
-    <w:basedOn w:val="Title"/>
+  <w:style w:customStyle="1" w:styleId="Author" w:type="paragraph">
+    <w:name w:val="Author"/>
     <w:next w:val="BodyText"/>
     <w:qFormat/>
     <w:pPr>
       <w:keepNext/>
       <w:keepLines/>
+      <w:jc w:val="center"/>
     </w:pPr>
-    <w:rPr>
-      <w:sz w:val="24"/>
-      <w:szCs w:val="24"/>
-    </w:rPr>
+  </w:style>
+  <w:style w:styleId="Date" w:type="paragraph">
+    <w:name w:val="Date"/>
+    <w:next w:val="BodyText"/>
+    <w:qFormat/>
+    <w:pPr>
+      <w:keepNext/>
+      <w:keepLines/>
+      <w:jc w:val="center"/>
+    </w:pPr>
   </w:style>
   <w:style w:customStyle="1" w:styleId="AbstractTitle" w:type="paragraph">
     <w:name w:val="Abstract Title"/>
@@ -4832,13 +5472,15 @@
     <w:pPr>
       <w:keepNext/>
       <w:keepLines/>
+      <w:jc w:val="center"/>
       <w:spacing w:after="0" w:before="300"/>
-      <w:jc w:val="center"/>
     </w:pPr>
     <w:rPr>
-      <w:b/>
       <w:sz w:val="20"/>
       <w:szCs w:val="20"/>
+      <w:b/>
+      <w:color w:val="345A8A"/>
+      &gt;
     </w:rPr>
   </w:style>
   <w:style w:customStyle="1" w:styleId="Abstract" w:type="paragraph">
@@ -4865,321 +5507,191 @@
     <w:rPr/>
   </w:style>
   <w:style w:styleId="Heading1" w:type="paragraph">
-    <w:name w:val="heading 1"/>
+    <w:name w:val="Heading 1"/>
     <w:basedOn w:val="Normal"/>
     <w:next w:val="BodyText"/>
-    <w:link w:val="Heading1Char"/>
     <w:uiPriority w:val="9"/>
     <w:qFormat/>
-    <w:rsid w:val="00A10FD9"/>
     <w:pPr>
       <w:keepNext/>
       <w:keepLines/>
-      <w:spacing w:after="80" w:before="360"/>
+      <w:spacing w:after="0" w:before="480"/>
       <w:outlineLvl w:val="0"/>
     </w:pPr>
     <w:rPr>
       <w:rFonts w:asciiTheme="majorHAnsi" w:cstheme="majorBidi" w:eastAsiaTheme="majorEastAsia" w:hAnsiTheme="majorHAnsi"/>
-      <w:color w:themeColor="accent1" w:themeShade="BF" w:val="0F4761"/>
-      <w:sz w:val="40"/>
-      <w:szCs w:val="40"/>
+      <w:b/>
+      <w:bCs/>
+      <w:color w:themeColor="accent1" w:val="4F81BD"/>
+      <w:sz w:val="32"/>
+      <w:szCs w:val="32"/>
     </w:rPr>
   </w:style>
   <w:style w:styleId="Heading2" w:type="paragraph">
-    <w:name w:val="heading 2"/>
+    <w:name w:val="Heading 2"/>
     <w:basedOn w:val="Normal"/>
     <w:next w:val="BodyText"/>
-    <w:link w:val="Heading2Char"/>
     <w:uiPriority w:val="9"/>
-    <w:semiHidden/>
     <w:unhideWhenUsed/>
     <w:qFormat/>
-    <w:rsid w:val="00A10FD9"/>
     <w:pPr>
       <w:keepNext/>
       <w:keepLines/>
-      <w:spacing w:after="80" w:before="160"/>
+      <w:spacing w:after="0" w:before="200"/>
       <w:outlineLvl w:val="1"/>
     </w:pPr>
     <w:rPr>
       <w:rFonts w:asciiTheme="majorHAnsi" w:cstheme="majorBidi" w:eastAsiaTheme="majorEastAsia" w:hAnsiTheme="majorHAnsi"/>
-      <w:color w:themeColor="accent1" w:themeShade="BF" w:val="0F4761"/>
-      <w:sz w:val="32"/>
-      <w:szCs w:val="32"/>
+      <w:b/>
+      <w:bCs/>
+      <w:color w:themeColor="accent1" w:val="4F81BD"/>
+      <w:sz w:val="28"/>
+      <w:szCs w:val="28"/>
     </w:rPr>
   </w:style>
   <w:style w:styleId="Heading3" w:type="paragraph">
-    <w:name w:val="heading 3"/>
+    <w:name w:val="Heading 3"/>
     <w:basedOn w:val="Normal"/>
     <w:next w:val="BodyText"/>
-    <w:link w:val="Heading3Char"/>
     <w:uiPriority w:val="9"/>
-    <w:semiHidden/>
     <w:unhideWhenUsed/>
     <w:qFormat/>
-    <w:rsid w:val="00A10FD9"/>
     <w:pPr>
       <w:keepNext/>
       <w:keepLines/>
-      <w:spacing w:after="80" w:before="160"/>
+      <w:spacing w:after="0" w:before="200"/>
       <w:outlineLvl w:val="2"/>
     </w:pPr>
     <w:rPr>
-      <w:rFonts w:cstheme="majorBidi" w:eastAsiaTheme="majorEastAsia"/>
-      <w:color w:themeColor="accent1" w:themeShade="BF" w:val="0F4761"/>
-      <w:sz w:val="28"/>
-      <w:szCs w:val="28"/>
+      <w:rFonts w:asciiTheme="majorHAnsi" w:cstheme="majorBidi" w:eastAsiaTheme="majorEastAsia" w:hAnsiTheme="majorHAnsi"/>
+      <w:b/>
+      <w:bCs/>
+      <w:color w:themeColor="accent1" w:val="4F81BD"/>
+      <w:sz w:val="24"/>
+      <w:szCs w:val="24"/>
     </w:rPr>
   </w:style>
   <w:style w:styleId="Heading4" w:type="paragraph">
-    <w:name w:val="heading 4"/>
+    <w:name w:val="Heading 4"/>
     <w:basedOn w:val="Normal"/>
     <w:next w:val="BodyText"/>
-    <w:link w:val="Heading4Char"/>
     <w:uiPriority w:val="9"/>
-    <w:semiHidden/>
     <w:unhideWhenUsed/>
     <w:qFormat/>
-    <w:rsid w:val="00A10FD9"/>
     <w:pPr>
       <w:keepNext/>
       <w:keepLines/>
-      <w:spacing w:after="40" w:before="80"/>
+      <w:spacing w:after="0" w:before="200"/>
       <w:outlineLvl w:val="3"/>
     </w:pPr>
     <w:rPr>
-      <w:rFonts w:cstheme="majorBidi" w:eastAsiaTheme="majorEastAsia"/>
+      <w:rFonts w:asciiTheme="majorHAnsi" w:cstheme="majorBidi" w:eastAsiaTheme="majorEastAsia" w:hAnsiTheme="majorHAnsi"/>
       <w:i/>
-      <w:iCs/>
-      <w:color w:themeColor="accent1" w:themeShade="BF" w:val="0F4761"/>
+      <w:bCs/>
+      <w:color w:themeColor="accent1" w:val="4F81BD"/>
+      <w:sz w:val="24"/>
+      <w:szCs w:val="24"/>
     </w:rPr>
   </w:style>
   <w:style w:styleId="Heading5" w:type="paragraph">
-    <w:name w:val="heading 5"/>
+    <w:name w:val="Heading 5"/>
     <w:basedOn w:val="Normal"/>
     <w:next w:val="BodyText"/>
-    <w:link w:val="Heading5Char"/>
     <w:uiPriority w:val="9"/>
-    <w:semiHidden/>
     <w:unhideWhenUsed/>
     <w:qFormat/>
-    <w:rsid w:val="00A10FD9"/>
     <w:pPr>
       <w:keepNext/>
       <w:keepLines/>
-      <w:spacing w:after="40" w:before="80"/>
+      <w:spacing w:after="0" w:before="200"/>
       <w:outlineLvl w:val="4"/>
     </w:pPr>
     <w:rPr>
-      <w:rFonts w:cstheme="majorBidi" w:eastAsiaTheme="majorEastAsia"/>
-      <w:color w:themeColor="accent1" w:themeShade="BF" w:val="0F4761"/>
+      <w:rFonts w:asciiTheme="majorHAnsi" w:cstheme="majorBidi" w:eastAsiaTheme="majorEastAsia" w:hAnsiTheme="majorHAnsi"/>
+      <w:iCs/>
+      <w:color w:themeColor="accent1" w:val="4F81BD"/>
+      <w:sz w:val="24"/>
+      <w:szCs w:val="24"/>
     </w:rPr>
   </w:style>
   <w:style w:styleId="Heading6" w:type="paragraph">
-    <w:name w:val="heading 6"/>
+    <w:name w:val="Heading 6"/>
     <w:basedOn w:val="Normal"/>
     <w:next w:val="BodyText"/>
-    <w:link w:val="Heading6Char"/>
     <w:uiPriority w:val="9"/>
-    <w:semiHidden/>
     <w:unhideWhenUsed/>
     <w:qFormat/>
-    <w:rsid w:val="00A10FD9"/>
     <w:pPr>
       <w:keepNext/>
       <w:keepLines/>
-      <w:spacing w:after="0" w:before="40"/>
+      <w:spacing w:after="0" w:before="200"/>
       <w:outlineLvl w:val="5"/>
     </w:pPr>
     <w:rPr>
-      <w:rFonts w:cstheme="majorBidi" w:eastAsiaTheme="majorEastAsia"/>
-      <w:i/>
-      <w:iCs/>
-      <w:color w:themeColor="text1" w:themeTint="A6" w:val="595959"/>
+      <w:rFonts w:asciiTheme="majorHAnsi" w:cstheme="majorBidi" w:eastAsiaTheme="majorEastAsia" w:hAnsiTheme="majorHAnsi"/>
+      <w:color w:themeColor="accent1" w:val="4F81BD"/>
+      <w:sz w:val="24"/>
+      <w:szCs w:val="24"/>
     </w:rPr>
   </w:style>
   <w:style w:styleId="Heading7" w:type="paragraph">
-    <w:name w:val="heading 7"/>
+    <w:name w:val="Heading 7"/>
     <w:basedOn w:val="Normal"/>
     <w:next w:val="BodyText"/>
-    <w:link w:val="Heading7Char"/>
     <w:uiPriority w:val="9"/>
-    <w:semiHidden/>
     <w:unhideWhenUsed/>
     <w:qFormat/>
-    <w:rsid w:val="00A10FD9"/>
     <w:pPr>
       <w:keepNext/>
       <w:keepLines/>
-      <w:spacing w:after="0" w:before="40"/>
+      <w:spacing w:after="0" w:before="200"/>
       <w:outlineLvl w:val="6"/>
     </w:pPr>
     <w:rPr>
-      <w:rFonts w:cstheme="majorBidi" w:eastAsiaTheme="majorEastAsia"/>
-      <w:color w:themeColor="text1" w:themeTint="A6" w:val="595959"/>
+      <w:rFonts w:asciiTheme="majorHAnsi" w:cstheme="majorBidi" w:eastAsiaTheme="majorEastAsia" w:hAnsiTheme="majorHAnsi"/>
+      <w:color w:themeColor="accent1" w:val="4F81BD"/>
+      <w:sz w:val="24"/>
+      <w:szCs w:val="24"/>
     </w:rPr>
   </w:style>
   <w:style w:styleId="Heading8" w:type="paragraph">
-    <w:name w:val="heading 8"/>
+    <w:name w:val="Heading 8"/>
     <w:basedOn w:val="Normal"/>
     <w:next w:val="BodyText"/>
-    <w:link w:val="Heading8Char"/>
     <w:uiPriority w:val="9"/>
-    <w:semiHidden/>
     <w:unhideWhenUsed/>
     <w:qFormat/>
-    <w:rsid w:val="00A10FD9"/>
     <w:pPr>
       <w:keepNext/>
       <w:keepLines/>
-      <w:spacing w:after="0"/>
+      <w:spacing w:after="0" w:before="200"/>
       <w:outlineLvl w:val="7"/>
     </w:pPr>
     <w:rPr>
-      <w:rFonts w:cstheme="majorBidi" w:eastAsiaTheme="majorEastAsia"/>
-      <w:i/>
-      <w:iCs/>
-      <w:color w:themeColor="text1" w:themeTint="D8" w:val="272727"/>
+      <w:rFonts w:asciiTheme="majorHAnsi" w:cstheme="majorBidi" w:eastAsiaTheme="majorEastAsia" w:hAnsiTheme="majorHAnsi"/>
+      <w:color w:themeColor="accent1" w:val="4F81BD"/>
+      <w:sz w:val="24"/>
+      <w:szCs w:val="24"/>
     </w:rPr>
   </w:style>
   <w:style w:styleId="Heading9" w:type="paragraph">
-    <w:name w:val="heading 9"/>
+    <w:name w:val="Heading 9"/>
     <w:basedOn w:val="Normal"/>
     <w:next w:val="BodyText"/>
-    <w:link w:val="Heading9Char"/>
     <w:uiPriority w:val="9"/>
-    <w:semiHidden/>
     <w:unhideWhenUsed/>
     <w:qFormat/>
-    <w:rsid w:val="00A10FD9"/>
     <w:pPr>
       <w:keepNext/>
       <w:keepLines/>
-      <w:spacing w:after="0"/>
+      <w:spacing w:after="0" w:before="200"/>
       <w:outlineLvl w:val="8"/>
     </w:pPr>
     <w:rPr>
-      <w:rFonts w:cstheme="majorBidi" w:eastAsiaTheme="majorEastAsia"/>
-      <w:color w:themeColor="text1" w:themeTint="D8" w:val="272727"/>
-    </w:rPr>
-  </w:style>
-  <w:style w:customStyle="1" w:styleId="Heading1Char" w:type="character">
-    <w:name w:val="Heading 1 Char"/>
-    <w:basedOn w:val="DefaultParagraphFont"/>
-    <w:link w:val="Heading1"/>
-    <w:uiPriority w:val="9"/>
-    <w:rsid w:val="00A10FD9"/>
-    <w:rPr>
       <w:rFonts w:asciiTheme="majorHAnsi" w:cstheme="majorBidi" w:eastAsiaTheme="majorEastAsia" w:hAnsiTheme="majorHAnsi"/>
-      <w:color w:themeColor="accent1" w:themeShade="BF" w:val="0F4761"/>
-      <w:sz w:val="40"/>
-      <w:szCs w:val="40"/>
-    </w:rPr>
-  </w:style>
-  <w:style w:customStyle="1" w:styleId="Heading2Char" w:type="character">
-    <w:name w:val="Heading 2 Char"/>
-    <w:basedOn w:val="DefaultParagraphFont"/>
-    <w:link w:val="Heading2"/>
-    <w:uiPriority w:val="9"/>
-    <w:semiHidden/>
-    <w:rsid w:val="00A10FD9"/>
-    <w:rPr>
-      <w:rFonts w:asciiTheme="majorHAnsi" w:cstheme="majorBidi" w:eastAsiaTheme="majorEastAsia" w:hAnsiTheme="majorHAnsi"/>
-      <w:color w:themeColor="accent1" w:themeShade="BF" w:val="0F4761"/>
-      <w:sz w:val="32"/>
-      <w:szCs w:val="32"/>
-    </w:rPr>
-  </w:style>
-  <w:style w:customStyle="1" w:styleId="Heading3Char" w:type="character">
-    <w:name w:val="Heading 3 Char"/>
-    <w:basedOn w:val="DefaultParagraphFont"/>
-    <w:link w:val="Heading3"/>
-    <w:uiPriority w:val="9"/>
-    <w:semiHidden/>
-    <w:rsid w:val="00A10FD9"/>
-    <w:rPr>
-      <w:rFonts w:cstheme="majorBidi" w:eastAsiaTheme="majorEastAsia"/>
-      <w:color w:themeColor="accent1" w:themeShade="BF" w:val="0F4761"/>
-      <w:sz w:val="28"/>
-      <w:szCs w:val="28"/>
-    </w:rPr>
-  </w:style>
-  <w:style w:customStyle="1" w:styleId="Heading4Char" w:type="character">
-    <w:name w:val="Heading 4 Char"/>
-    <w:basedOn w:val="DefaultParagraphFont"/>
-    <w:link w:val="Heading4"/>
-    <w:uiPriority w:val="9"/>
-    <w:semiHidden/>
-    <w:rsid w:val="00A10FD9"/>
-    <w:rPr>
-      <w:rFonts w:cstheme="majorBidi" w:eastAsiaTheme="majorEastAsia"/>
-      <w:i/>
-      <w:iCs/>
-      <w:color w:themeColor="accent1" w:themeShade="BF" w:val="0F4761"/>
-    </w:rPr>
-  </w:style>
-  <w:style w:customStyle="1" w:styleId="Heading5Char" w:type="character">
-    <w:name w:val="Heading 5 Char"/>
-    <w:basedOn w:val="DefaultParagraphFont"/>
-    <w:link w:val="Heading5"/>
-    <w:uiPriority w:val="9"/>
-    <w:semiHidden/>
-    <w:rsid w:val="00A10FD9"/>
-    <w:rPr>
-      <w:rFonts w:cstheme="majorBidi" w:eastAsiaTheme="majorEastAsia"/>
-      <w:color w:themeColor="accent1" w:themeShade="BF" w:val="0F4761"/>
-    </w:rPr>
-  </w:style>
-  <w:style w:customStyle="1" w:styleId="Heading6Char" w:type="character">
-    <w:name w:val="Heading 6 Char"/>
-    <w:basedOn w:val="DefaultParagraphFont"/>
-    <w:link w:val="Heading6"/>
-    <w:uiPriority w:val="9"/>
-    <w:semiHidden/>
-    <w:rsid w:val="00A10FD9"/>
-    <w:rPr>
-      <w:rFonts w:cstheme="majorBidi" w:eastAsiaTheme="majorEastAsia"/>
-      <w:i/>
-      <w:iCs/>
-      <w:color w:themeColor="text1" w:themeTint="A6" w:val="595959"/>
-    </w:rPr>
-  </w:style>
-  <w:style w:customStyle="1" w:styleId="Heading7Char" w:type="character">
-    <w:name w:val="Heading 7 Char"/>
-    <w:basedOn w:val="DefaultParagraphFont"/>
-    <w:link w:val="Heading7"/>
-    <w:uiPriority w:val="9"/>
-    <w:semiHidden/>
-    <w:rsid w:val="00A10FD9"/>
-    <w:rPr>
-      <w:rFonts w:cstheme="majorBidi" w:eastAsiaTheme="majorEastAsia"/>
-      <w:color w:themeColor="text1" w:themeTint="A6" w:val="595959"/>
-    </w:rPr>
-  </w:style>
-  <w:style w:customStyle="1" w:styleId="Heading8Char" w:type="character">
-    <w:name w:val="Heading 8 Char"/>
-    <w:basedOn w:val="DefaultParagraphFont"/>
-    <w:link w:val="Heading8"/>
-    <w:uiPriority w:val="9"/>
-    <w:semiHidden/>
-    <w:rsid w:val="00A10FD9"/>
-    <w:rPr>
-      <w:rFonts w:cstheme="majorBidi" w:eastAsiaTheme="majorEastAsia"/>
-      <w:i/>
-      <w:iCs/>
-      <w:color w:themeColor="text1" w:themeTint="D8" w:val="272727"/>
-    </w:rPr>
-  </w:style>
-  <w:style w:customStyle="1" w:styleId="Heading9Char" w:type="character">
-    <w:name w:val="Heading 9 Char"/>
-    <w:basedOn w:val="DefaultParagraphFont"/>
-    <w:link w:val="Heading9"/>
-    <w:uiPriority w:val="9"/>
-    <w:semiHidden/>
-    <w:rsid w:val="00A10FD9"/>
-    <w:rPr>
-      <w:rFonts w:cstheme="majorBidi" w:eastAsiaTheme="majorEastAsia"/>
-      <w:color w:themeColor="text1" w:themeTint="D8" w:val="272727"/>
+      <w:color w:themeColor="accent1" w:val="4F81BD"/>
+      <w:sz w:val="24"/>
+      <w:szCs w:val="24"/>
     </w:rPr>
   </w:style>
   <w:style w:styleId="BlockText" w:type="paragraph">
@@ -5201,18 +5713,6 @@
     <w:uiPriority w:val="9"/>
     <w:unhideWhenUsed/>
     <w:qFormat/>
-  </w:style>
-  <w:style w:styleId="FootnoteBlockText" w:type="paragraph">
-    <w:name w:val="Footnote Block Text"/>
-    <w:basedOn w:val="FootnoteText"/>
-    <w:next w:val="FootnoteText"/>
-    <w:uiPriority w:val="9"/>
-    <w:unhideWhenUsed/>
-    <w:qFormat/>
-    <w:pPr>
-      <w:spacing w:after="100" w:before="100"/>
-      <w:ind w:firstLine="0" w:left="480" w:right="480"/>
-    </w:pPr>
   </w:style>
   <w:style w:default="1" w:styleId="DefaultParagraphFont" w:type="character">
     <w:name w:val="Default Paragraph Font"/>
@@ -5235,11 +5735,18 @@
       </w:tblCellMar>
     </w:tblPr>
     <w:tblStylePr w:type="firstRow">
+      <w:tblPr>
+        <w:jc w:val="left"/>
+        <w:tblInd w:type="dxa" w:w="0"/>
+      </w:tblPr>
+      <w:trPr>
+        <w:jc w:val="left"/>
+      </w:trPr>
       <w:tcPr>
+        <w:vAlign w:val="bottom"/>
         <w:tcBorders>
           <w:bottom w:val="single"/>
         </w:tcBorders>
-        <w:vAlign w:val="bottom"/>
       </w:tcPr>
     </w:tblStylePr>
   </w:style>
@@ -5354,8 +5861,8 @@
     <w:name w:val="KeywordTok"/>
     <w:basedOn w:val="VerbatimChar"/>
     <w:rPr>
+      <w:color w:val="007020"/>
       <w:b/>
-      <w:color w:val="007020"/>
     </w:rPr>
   </w:style>
   <w:style w:type="character" w:customStyle="1" w:styleId="DataTypeTok">
@@ -5432,42 +5939,42 @@
     <w:name w:val="ImportTok"/>
     <w:basedOn w:val="VerbatimChar"/>
     <w:rPr>
+      <w:color w:val="008000"/>
       <w:b/>
-      <w:color w:val="008000"/>
     </w:rPr>
   </w:style>
   <w:style w:type="character" w:customStyle="1" w:styleId="CommentTok">
     <w:name w:val="CommentTok"/>
     <w:basedOn w:val="VerbatimChar"/>
     <w:rPr>
+      <w:color w:val="60a0b0"/>
       <w:i/>
-      <w:color w:val="60a0b0"/>
     </w:rPr>
   </w:style>
   <w:style w:type="character" w:customStyle="1" w:styleId="DocumentationTok">
     <w:name w:val="DocumentationTok"/>
     <w:basedOn w:val="VerbatimChar"/>
     <w:rPr>
+      <w:color w:val="ba2121"/>
       <w:i/>
-      <w:color w:val="ba2121"/>
     </w:rPr>
   </w:style>
   <w:style w:type="character" w:customStyle="1" w:styleId="AnnotationTok">
     <w:name w:val="AnnotationTok"/>
     <w:basedOn w:val="VerbatimChar"/>
     <w:rPr>
+      <w:color w:val="60a0b0"/>
       <w:b/>
       <w:i/>
-      <w:color w:val="60a0b0"/>
     </w:rPr>
   </w:style>
   <w:style w:type="character" w:customStyle="1" w:styleId="CommentVarTok">
     <w:name w:val="CommentVarTok"/>
     <w:basedOn w:val="VerbatimChar"/>
     <w:rPr>
+      <w:color w:val="60a0b0"/>
       <w:b/>
       <w:i/>
-      <w:color w:val="60a0b0"/>
     </w:rPr>
   </w:style>
   <w:style w:type="character" w:customStyle="1" w:styleId="OtherTok">
@@ -5495,8 +6002,8 @@
     <w:name w:val="ControlFlowTok"/>
     <w:basedOn w:val="VerbatimChar"/>
     <w:rPr>
+      <w:color w:val="007020"/>
       <w:b/>
-      <w:color w:val="007020"/>
     </w:rPr>
   </w:style>
   <w:style w:type="character" w:customStyle="1" w:styleId="OperatorTok">
@@ -5541,34 +6048,34 @@
     <w:name w:val="InformationTok"/>
     <w:basedOn w:val="VerbatimChar"/>
     <w:rPr>
+      <w:color w:val="60a0b0"/>
       <w:b/>
       <w:i/>
-      <w:color w:val="60a0b0"/>
     </w:rPr>
   </w:style>
   <w:style w:type="character" w:customStyle="1" w:styleId="WarningTok">
     <w:name w:val="WarningTok"/>
     <w:basedOn w:val="VerbatimChar"/>
     <w:rPr>
+      <w:color w:val="60a0b0"/>
       <w:b/>
       <w:i/>
-      <w:color w:val="60a0b0"/>
     </w:rPr>
   </w:style>
   <w:style w:type="character" w:customStyle="1" w:styleId="AlertTok">
     <w:name w:val="AlertTok"/>
     <w:basedOn w:val="VerbatimChar"/>
     <w:rPr>
+      <w:color w:val="ff0000"/>
       <w:b/>
-      <w:color w:val="ff0000"/>
     </w:rPr>
   </w:style>
   <w:style w:type="character" w:customStyle="1" w:styleId="ErrorTok">
     <w:name w:val="ErrorTok"/>
     <w:basedOn w:val="VerbatimChar"/>
     <w:rPr>
+      <w:color w:val="ff0000"/>
       <w:b/>
-      <w:color w:val="ff0000"/>
     </w:rPr>
   </w:style>
   <w:style w:type="character" w:customStyle="1" w:styleId="NormalTok">
@@ -5590,44 +6097,44 @@
         <a:sysClr val="window" lastClr="FFFFFF"/>
       </a:lt1>
       <a:dk2>
-        <a:srgbClr val="0E2841"/>
+        <a:srgbClr val="1F497D"/>
       </a:dk2>
       <a:lt2>
-        <a:srgbClr val="E8E8E8"/>
+        <a:srgbClr val="EEECE1"/>
       </a:lt2>
       <a:accent1>
-        <a:srgbClr val="156082"/>
+        <a:srgbClr val="4F81BD"/>
       </a:accent1>
       <a:accent2>
-        <a:srgbClr val="E97132"/>
+        <a:srgbClr val="C0504D"/>
       </a:accent2>
       <a:accent3>
-        <a:srgbClr val="196B24"/>
+        <a:srgbClr val="9BBB59"/>
       </a:accent3>
       <a:accent4>
-        <a:srgbClr val="0F9ED5"/>
+        <a:srgbClr val="8064A2"/>
       </a:accent4>
       <a:accent5>
-        <a:srgbClr val="A02B93"/>
+        <a:srgbClr val="4BACC6"/>
       </a:accent5>
       <a:accent6>
-        <a:srgbClr val="4EA72E"/>
+        <a:srgbClr val="F79646"/>
       </a:accent6>
       <a:hlink>
-        <a:srgbClr val="467886"/>
+        <a:srgbClr val="0000FF"/>
       </a:hlink>
       <a:folHlink>
-        <a:srgbClr val="96607D"/>
+        <a:srgbClr val="800080"/>
       </a:folHlink>
     </a:clrScheme>
     <a:fontScheme name="Office">
       <a:majorFont>
-        <a:latin typeface="Aptos Display" panose="02110004020202020204"/>
+        <a:latin typeface="Calibri"/>
         <a:ea typeface=""/>
         <a:cs typeface=""/>
-        <a:font script="Jpan" typeface="游ゴシック Light"/>
+        <a:font script="Jpan" typeface="ＭＳ ゴシック"/>
         <a:font script="Hang" typeface="맑은 고딕"/>
-        <a:font script="Hans" typeface="等线 Light"/>
+        <a:font script="Hans" typeface="宋体"/>
         <a:font script="Hant" typeface="新細明體"/>
         <a:font script="Arab" typeface="Times New Roman"/>
         <a:font script="Hebr" typeface="Times New Roman"/>
@@ -5654,32 +6161,14 @@
         <a:font script="Mong" typeface="Mongolian Baiti"/>
         <a:font script="Viet" typeface="Times New Roman"/>
         <a:font script="Uigh" typeface="Microsoft Uighur"/>
-        <a:font script="Geor" typeface="Sylfaen"/>
-        <a:font script="Armn" typeface="Arial"/>
-        <a:font script="Bugi" typeface="Leelawadee UI"/>
-        <a:font script="Bopo" typeface="Microsoft JhengHei"/>
-        <a:font script="Java" typeface="Javanese Text"/>
-        <a:font script="Lisu" typeface="Segoe UI"/>
-        <a:font script="Mymr" typeface="Myanmar Text"/>
-        <a:font script="Nkoo" typeface="Ebrima"/>
-        <a:font script="Olck" typeface="Nirmala UI"/>
-        <a:font script="Osma" typeface="Ebrima"/>
-        <a:font script="Phag" typeface="Phagspa"/>
-        <a:font script="Syrn" typeface="Estrangelo Edessa"/>
-        <a:font script="Syrj" typeface="Estrangelo Edessa"/>
-        <a:font script="Syre" typeface="Estrangelo Edessa"/>
-        <a:font script="Sora" typeface="Nirmala UI"/>
-        <a:font script="Tale" typeface="Microsoft Tai Le"/>
-        <a:font script="Talu" typeface="Microsoft New Tai Lue"/>
-        <a:font script="Tfng" typeface="Ebrima"/>
       </a:majorFont>
       <a:minorFont>
-        <a:latin typeface="Aptos" panose="02110004020202020204"/>
+        <a:latin typeface="Cambria"/>
         <a:ea typeface=""/>
         <a:cs typeface=""/>
-        <a:font script="Jpan" typeface="游明朝"/>
+        <a:font script="Jpan" typeface="ＭＳ 明朝"/>
         <a:font script="Hang" typeface="맑은 고딕"/>
-        <a:font script="Hans" typeface="等线"/>
+        <a:font script="Hans" typeface="宋体"/>
         <a:font script="Hant" typeface="新細明體"/>
         <a:font script="Arab" typeface="Arial"/>
         <a:font script="Hebr" typeface="Arial"/>
@@ -5706,24 +6195,6 @@
         <a:font script="Mong" typeface="Mongolian Baiti"/>
         <a:font script="Viet" typeface="Arial"/>
         <a:font script="Uigh" typeface="Microsoft Uighur"/>
-        <a:font script="Geor" typeface="Sylfaen"/>
-        <a:font script="Armn" typeface="Arial"/>
-        <a:font script="Bugi" typeface="Leelawadee UI"/>
-        <a:font script="Bopo" typeface="Microsoft JhengHei"/>
-        <a:font script="Java" typeface="Javanese Text"/>
-        <a:font script="Lisu" typeface="Segoe UI"/>
-        <a:font script="Mymr" typeface="Myanmar Text"/>
-        <a:font script="Nkoo" typeface="Ebrima"/>
-        <a:font script="Olck" typeface="Nirmala UI"/>
-        <a:font script="Osma" typeface="Ebrima"/>
-        <a:font script="Phag" typeface="Phagspa"/>
-        <a:font script="Syrn" typeface="Estrangelo Edessa"/>
-        <a:font script="Syrj" typeface="Estrangelo Edessa"/>
-        <a:font script="Syre" typeface="Estrangelo Edessa"/>
-        <a:font script="Sora" typeface="Nirmala UI"/>
-        <a:font script="Tale" typeface="Microsoft Tai Le"/>
-        <a:font script="Talu" typeface="Microsoft New Tai Lue"/>
-        <a:font script="Tfng" typeface="Ebrima"/>
       </a:minorFont>
     </a:fontScheme>
     <a:fmtScheme name="Office">
@@ -5735,141 +6206,200 @@
           <a:gsLst>
             <a:gs pos="0">
               <a:schemeClr val="phClr">
-                <a:lumMod val="110000"/>
-                <a:satMod val="105000"/>
-                <a:tint val="67000"/>
+                <a:tint val="50000"/>
+                <a:satMod val="300000"/>
               </a:schemeClr>
             </a:gs>
-            <a:gs pos="50000">
+            <a:gs pos="35000">
               <a:schemeClr val="phClr">
-                <a:lumMod val="105000"/>
-                <a:satMod val="103000"/>
-                <a:tint val="73000"/>
+                <a:tint val="37000"/>
+                <a:satMod val="300000"/>
               </a:schemeClr>
             </a:gs>
             <a:gs pos="100000">
               <a:schemeClr val="phClr">
-                <a:lumMod val="105000"/>
-                <a:satMod val="109000"/>
-                <a:tint val="81000"/>
+                <a:tint val="15000"/>
+                <a:satMod val="350000"/>
               </a:schemeClr>
             </a:gs>
           </a:gsLst>
-          <a:lin ang="5400000" scaled="0"/>
+          <a:lin ang="16200000" scaled="1"/>
         </a:gradFill>
         <a:gradFill rotWithShape="1">
           <a:gsLst>
             <a:gs pos="0">
               <a:schemeClr val="phClr">
-                <a:satMod val="103000"/>
-                <a:lumMod val="102000"/>
-                <a:tint val="94000"/>
-              </a:schemeClr>
-            </a:gs>
-            <a:gs pos="50000">
-              <a:schemeClr val="phClr">
-                <a:satMod val="110000"/>
-                <a:lumMod val="100000"/>
+                <a:tint val="100000"/>
                 <a:shade val="100000"/>
+                <a:satMod val="130000"/>
               </a:schemeClr>
             </a:gs>
             <a:gs pos="100000">
               <a:schemeClr val="phClr">
-                <a:lumMod val="99000"/>
-                <a:satMod val="120000"/>
-                <a:shade val="78000"/>
+                <a:tint val="50000"/>
+                <a:shade val="100000"/>
+                <a:satMod val="350000"/>
               </a:schemeClr>
             </a:gs>
           </a:gsLst>
-          <a:lin ang="5400000" scaled="0"/>
+          <a:lin ang="16200000" scaled="0"/>
         </a:gradFill>
       </a:fillStyleLst>
       <a:lnStyleLst>
-        <a:ln w="6350" cap="flat" cmpd="sng" algn="ctr">
+        <a:ln w="9525" cap="flat" cmpd="sng" algn="ctr">
+          <a:solidFill>
+            <a:schemeClr val="phClr">
+              <a:shade val="95000"/>
+              <a:satMod val="105000"/>
+            </a:schemeClr>
+          </a:solidFill>
+          <a:prstDash val="solid"/>
+        </a:ln>
+        <a:ln w="25400" cap="flat" cmpd="sng" algn="ctr">
           <a:solidFill>
             <a:schemeClr val="phClr"/>
           </a:solidFill>
           <a:prstDash val="solid"/>
-          <a:miter lim="800000"/>
         </a:ln>
-        <a:ln w="12700" cap="flat" cmpd="sng" algn="ctr">
+        <a:ln w="38100" cap="flat" cmpd="sng" algn="ctr">
           <a:solidFill>
             <a:schemeClr val="phClr"/>
           </a:solidFill>
           <a:prstDash val="solid"/>
-          <a:miter lim="800000"/>
-        </a:ln>
-        <a:ln w="19050" cap="flat" cmpd="sng" algn="ctr">
-          <a:solidFill>
-            <a:schemeClr val="phClr"/>
-          </a:solidFill>
-          <a:prstDash val="solid"/>
-          <a:miter lim="800000"/>
         </a:ln>
       </a:lnStyleLst>
       <a:effectStyleLst>
         <a:effectStyle>
-          <a:effectLst/>
-        </a:effectStyle>
-        <a:effectStyle>
-          <a:effectLst/>
+          <a:effectLst>
+            <a:outerShdw blurRad="40000" dist="20000" dir="5400000" rotWithShape="0">
+              <a:srgbClr val="000000">
+                <a:alpha val="38000"/>
+              </a:srgbClr>
+            </a:outerShdw>
+          </a:effectLst>
         </a:effectStyle>
         <a:effectStyle>
           <a:effectLst>
-            <a:outerShdw blurRad="57150" dist="19050" dir="5400000" algn="ctr" rotWithShape="0">
+            <a:outerShdw blurRad="40000" dist="23000" dir="5400000" rotWithShape="0">
               <a:srgbClr val="000000">
-                <a:alpha val="63000"/>
+                <a:alpha val="35000"/>
               </a:srgbClr>
             </a:outerShdw>
           </a:effectLst>
+        </a:effectStyle>
+        <a:effectStyle>
+          <a:effectLst>
+            <a:outerShdw blurRad="40000" dist="23000" dir="5400000" rotWithShape="0">
+              <a:srgbClr val="000000">
+                <a:alpha val="35000"/>
+              </a:srgbClr>
+            </a:outerShdw>
+          </a:effectLst>
+          <a:scene3d>
+            <a:camera prst="orthographicFront">
+              <a:rot lat="0" lon="0" rev="0"/>
+            </a:camera>
+            <a:lightRig rig="threePt" dir="t">
+              <a:rot lat="0" lon="0" rev="1200000"/>
+            </a:lightRig>
+          </a:scene3d>
+          <a:sp3d>
+            <a:bevelT w="63500" h="25400"/>
+          </a:sp3d>
         </a:effectStyle>
       </a:effectStyleLst>
       <a:bgFillStyleLst>
         <a:solidFill>
           <a:schemeClr val="phClr"/>
         </a:solidFill>
-        <a:solidFill>
-          <a:schemeClr val="phClr">
-            <a:tint val="95000"/>
-            <a:satMod val="170000"/>
-          </a:schemeClr>
-        </a:solidFill>
         <a:gradFill rotWithShape="1">
           <a:gsLst>
             <a:gs pos="0">
               <a:schemeClr val="phClr">
-                <a:tint val="93000"/>
-                <a:satMod val="150000"/>
-                <a:shade val="98000"/>
-                <a:lumMod val="102000"/>
+                <a:tint val="40000"/>
+                <a:satMod val="350000"/>
               </a:schemeClr>
             </a:gs>
-            <a:gs pos="50000">
+            <a:gs pos="40000">
               <a:schemeClr val="phClr">
-                <a:tint val="98000"/>
-                <a:satMod val="130000"/>
-                <a:shade val="90000"/>
-                <a:lumMod val="103000"/>
+                <a:tint val="45000"/>
+                <a:shade val="99000"/>
+                <a:satMod val="350000"/>
               </a:schemeClr>
             </a:gs>
             <a:gs pos="100000">
               <a:schemeClr val="phClr">
-                <a:shade val="63000"/>
-                <a:satMod val="120000"/>
+                <a:shade val="20000"/>
+                <a:satMod val="255000"/>
               </a:schemeClr>
             </a:gs>
           </a:gsLst>
-          <a:lin ang="5400000" scaled="0"/>
+          <a:path path="circle">
+            <a:fillToRect l="50000" t="-80000" r="50000" b="180000"/>
+          </a:path>
+        </a:gradFill>
+        <a:gradFill rotWithShape="1">
+          <a:gsLst>
+            <a:gs pos="0">
+              <a:schemeClr val="phClr">
+                <a:tint val="80000"/>
+                <a:satMod val="300000"/>
+              </a:schemeClr>
+            </a:gs>
+            <a:gs pos="100000">
+              <a:schemeClr val="phClr">
+                <a:shade val="30000"/>
+                <a:satMod val="200000"/>
+              </a:schemeClr>
+            </a:gs>
+          </a:gsLst>
+          <a:path path="circle">
+            <a:fillToRect l="50000" t="50000" r="50000" b="50000"/>
+          </a:path>
         </a:gradFill>
       </a:bgFillStyleLst>
     </a:fmtScheme>
   </a:themeElements>
-  <a:objectDefaults/>
+  <a:objectDefaults>
+    <a:spDef>
+      <a:spPr/>
+      <a:bodyPr/>
+      <a:lstStyle/>
+      <a:style>
+        <a:lnRef idx="1">
+          <a:schemeClr val="accent1"/>
+        </a:lnRef>
+        <a:fillRef idx="3">
+          <a:schemeClr val="accent1"/>
+        </a:fillRef>
+        <a:effectRef idx="2">
+          <a:schemeClr val="accent1"/>
+        </a:effectRef>
+        <a:fontRef idx="minor">
+          <a:schemeClr val="lt1"/>
+        </a:fontRef>
+      </a:style>
+    </a:spDef>
+    <a:lnDef>
+      <a:spPr/>
+      <a:bodyPr/>
+      <a:lstStyle/>
+      <a:style>
+        <a:lnRef idx="2">
+          <a:schemeClr val="accent1"/>
+        </a:lnRef>
+        <a:fillRef idx="0">
+          <a:schemeClr val="accent1"/>
+        </a:fillRef>
+        <a:effectRef idx="1">
+          <a:schemeClr val="accent1"/>
+        </a:effectRef>
+        <a:fontRef idx="minor">
+          <a:schemeClr val="tx1"/>
+        </a:fontRef>
+      </a:style>
+    </a:lnDef>
+  </a:objectDefaults>
   <a:extraClrSchemeLst/>
-  <a:extLst>
-    <a:ext uri="{05A4C25C-085E-4340-85A3-A5531E510DB2}">
-      <thm15:themeFamily xmlns:thm15="http://schemas.microsoft.com/office/thememl/2012/main" name="Office Theme" id="{2E142A2C-CD16-42D6-873A-C26D2A0506FA}" vid="{1BDDFF52-6CD6-40A5-AB3C-68EB2F1E4D0A}"/>
-    </a:ext>
-  </a:extLst>
 </a:theme>
 </file>
--- a/04-Historia.docx
+++ b/04-Historia.docx
@@ -2,7 +2,7 @@
 <file path=word/document.xml><?xml version="1.0" encoding="utf-8"?>
 <w:document xmlns:w="http://schemas.openxmlformats.org/wordprocessingml/2006/main" xmlns:m="http://schemas.openxmlformats.org/officeDocument/2006/math" xmlns:r="http://schemas.openxmlformats.org/officeDocument/2006/relationships" xmlns:o="urn:schemas-microsoft-com:office:office" xmlns:v="urn:schemas-microsoft-com:vml" xmlns:w10="urn:schemas-microsoft-com:office:word" xmlns:a="http://schemas.openxmlformats.org/drawingml/2006/main" xmlns:pic="http://schemas.openxmlformats.org/drawingml/2006/picture" xmlns:wp="http://schemas.openxmlformats.org/drawingml/2006/wordprocessingDrawing">
   <w:body>
-    <w:bookmarkStart w:id="47" w:name="X62df43506cbfcdc754d2ed90a9508e252f236da"/>
+    <w:bookmarkStart w:id="71" w:name="X62df43506cbfcdc754d2ed90a9508e252f236da"/>
     <w:p>
       <w:pPr>
         <w:pStyle w:val="Heading1"/>
@@ -244,7 +244,7 @@
       </w:r>
     </w:p>
     <w:bookmarkEnd w:id="20"/>
-    <w:bookmarkStart w:id="26" w:name="sección-1-el-mundo-antes-de-1492"/>
+    <w:bookmarkStart w:id="35" w:name="sección-1-el-mundo-antes-de-1492"/>
     <w:p>
       <w:pPr>
         <w:pStyle w:val="Heading2"/>
@@ -453,7 +453,7 @@
       </w:tr>
     </w:tbl>
     <w:bookmarkEnd w:id="21"/>
-    <w:bookmarkStart w:id="22" w:name="los-avances-que-lo-hicieron-posible"/>
+    <w:bookmarkStart w:id="28" w:name="los-avances-que-lo-hicieron-posible"/>
     <w:p>
       <w:pPr>
         <w:pStyle w:val="Heading3"/>
@@ -633,8 +633,118 @@
         </w:tc>
       </w:tr>
     </w:tbl>
-    <w:bookmarkEnd w:id="22"/>
-    <w:bookmarkStart w:id="24" w:name="una-idea-que-no-era-nueva"/>
+    <w:p>
+      <w:pPr>
+        <w:pStyle w:val="CaptionedFigure"/>
+      </w:pPr>
+      <w:r>
+        <w:drawing>
+          <wp:inline>
+            <wp:extent cx="5334000" cy="3998228"/>
+            <wp:effectExtent b="0" l="0" r="0" t="0"/>
+            <wp:docPr descr="Réplicas de la Niña, la Pinta y la Santa María en el Muelle de las Carabelas, en Huelva. Así de pequeñas eran las naves que cruzaron el Atlántico. Foto de Edward the Confessor, CC BY-SA 4.0." title="" id="23" name="Picture"/>
+            <a:graphic>
+              <a:graphicData uri="http://schemas.openxmlformats.org/drawingml/2006/picture">
+                <pic:pic>
+                  <pic:nvPicPr>
+                    <pic:cNvPr descr="imagenes/carabelas.jpg" id="24" name="Picture"/>
+                    <pic:cNvPicPr>
+                      <a:picLocks noChangeArrowheads="1" noChangeAspect="1"/>
+                    </pic:cNvPicPr>
+                  </pic:nvPicPr>
+                  <pic:blipFill>
+                    <a:blip r:embed="rId22"/>
+                    <a:stretch>
+                      <a:fillRect/>
+                    </a:stretch>
+                  </pic:blipFill>
+                  <pic:spPr bwMode="auto">
+                    <a:xfrm>
+                      <a:off x="0" y="0"/>
+                      <a:ext cx="5334000" cy="3998228"/>
+                    </a:xfrm>
+                    <a:prstGeom prst="rect">
+                      <a:avLst/>
+                    </a:prstGeom>
+                    <a:noFill/>
+                    <a:ln w="9525">
+                      <a:noFill/>
+                      <a:headEnd/>
+                      <a:tailEnd/>
+                    </a:ln>
+                  </pic:spPr>
+                </pic:pic>
+              </a:graphicData>
+            </a:graphic>
+          </wp:inline>
+        </w:drawing>
+      </w:r>
+    </w:p>
+    <w:p>
+      <w:pPr>
+        <w:pStyle w:val="ImageCaption"/>
+      </w:pPr>
+      <w:r>
+        <w:t xml:space="preserve">Réplicas de la Niña, la Pinta y la Santa María en el Muelle de las Carabelas, en Huelva. Así de pequeñas eran las naves que cruzaron el Atlántico. Foto de Edward the Confessor, CC BY-SA 4.0.</w:t>
+      </w:r>
+    </w:p>
+    <w:p>
+      <w:pPr>
+        <w:pStyle w:val="CaptionedFigure"/>
+      </w:pPr>
+      <w:r>
+        <w:drawing>
+          <wp:inline>
+            <wp:extent cx="4305300" cy="5588000"/>
+            <wp:effectExtent b="0" l="0" r="0" t="0"/>
+            <wp:docPr descr="Un astrolabio náutico de alrededor de 1600. Medía la altura del sol o de una estrella sobre el horizonte, y con eso el navegante sabía a qué latitud estaba. Foto de Hispalois, CC BY-SA 4.0." title="" id="26" name="Picture"/>
+            <a:graphic>
+              <a:graphicData uri="http://schemas.openxmlformats.org/drawingml/2006/picture">
+                <pic:pic>
+                  <pic:nvPicPr>
+                    <pic:cNvPr descr="imagenes/astrolabio.jpg" id="27" name="Picture"/>
+                    <pic:cNvPicPr>
+                      <a:picLocks noChangeArrowheads="1" noChangeAspect="1"/>
+                    </pic:cNvPicPr>
+                  </pic:nvPicPr>
+                  <pic:blipFill>
+                    <a:blip r:embed="rId25"/>
+                    <a:stretch>
+                      <a:fillRect/>
+                    </a:stretch>
+                  </pic:blipFill>
+                  <pic:spPr bwMode="auto">
+                    <a:xfrm>
+                      <a:off x="0" y="0"/>
+                      <a:ext cx="4305300" cy="5588000"/>
+                    </a:xfrm>
+                    <a:prstGeom prst="rect">
+                      <a:avLst/>
+                    </a:prstGeom>
+                    <a:noFill/>
+                    <a:ln w="9525">
+                      <a:noFill/>
+                      <a:headEnd/>
+                      <a:tailEnd/>
+                    </a:ln>
+                  </pic:spPr>
+                </pic:pic>
+              </a:graphicData>
+            </a:graphic>
+          </wp:inline>
+        </w:drawing>
+      </w:r>
+    </w:p>
+    <w:p>
+      <w:pPr>
+        <w:pStyle w:val="ImageCaption"/>
+      </w:pPr>
+      <w:r>
+        <w:t xml:space="preserve">Un astrolabio náutico de alrededor de 1600. Medía la altura del sol o de una estrella sobre el horizonte, y con eso el navegante sabía a qué latitud estaba. Foto de Hispalois, CC BY-SA 4.0.</w:t>
+      </w:r>
+    </w:p>
+    <w:bookmarkEnd w:id="28"/>
+    <w:bookmarkStart w:id="33" w:name="una-idea-que-no-era-nueva"/>
     <w:p>
       <w:pPr>
         <w:pStyle w:val="Heading3"/>
@@ -667,7 +777,62 @@
         <w:t xml:space="preserve">fue su tamaño: creyó que Asia estaba mucho más cerca navegando hacia el oeste. Ese error lo llevó a un continente que los europeos no conocían.</w:t>
       </w:r>
     </w:p>
-    <w:bookmarkStart w:id="23" w:name="palabras-nuevas"/>
+    <w:p>
+      <w:pPr>
+        <w:pStyle w:val="CaptionedFigure"/>
+      </w:pPr>
+      <w:r>
+        <w:drawing>
+          <wp:inline>
+            <wp:extent cx="5334000" cy="3879272"/>
+            <wp:effectExtent b="0" l="0" r="0" t="0"/>
+            <wp:docPr descr="El mundo según Ptolomeo, impreso en Ulm en 1482, diez años antes del primer viaje de Colón: Europa, África y Asia, y ningún continente americano. Dominio público." title="" id="30" name="Picture"/>
+            <a:graphic>
+              <a:graphicData uri="http://schemas.openxmlformats.org/drawingml/2006/picture">
+                <pic:pic>
+                  <pic:nvPicPr>
+                    <pic:cNvPr descr="imagenes/mapa-1482.jpg" id="31" name="Picture"/>
+                    <pic:cNvPicPr>
+                      <a:picLocks noChangeArrowheads="1" noChangeAspect="1"/>
+                    </pic:cNvPicPr>
+                  </pic:nvPicPr>
+                  <pic:blipFill>
+                    <a:blip r:embed="rId29"/>
+                    <a:stretch>
+                      <a:fillRect/>
+                    </a:stretch>
+                  </pic:blipFill>
+                  <pic:spPr bwMode="auto">
+                    <a:xfrm>
+                      <a:off x="0" y="0"/>
+                      <a:ext cx="5334000" cy="3879272"/>
+                    </a:xfrm>
+                    <a:prstGeom prst="rect">
+                      <a:avLst/>
+                    </a:prstGeom>
+                    <a:noFill/>
+                    <a:ln w="9525">
+                      <a:noFill/>
+                      <a:headEnd/>
+                      <a:tailEnd/>
+                    </a:ln>
+                  </pic:spPr>
+                </pic:pic>
+              </a:graphicData>
+            </a:graphic>
+          </wp:inline>
+        </w:drawing>
+      </w:r>
+    </w:p>
+    <w:p>
+      <w:pPr>
+        <w:pStyle w:val="ImageCaption"/>
+      </w:pPr>
+      <w:r>
+        <w:t xml:space="preserve">El mundo según Ptolomeo, impreso en Ulm en 1482, diez años antes del primer viaje de Colón: Europa, África y Asia, y ningún continente americano. Dominio público.</w:t>
+      </w:r>
+    </w:p>
+    <w:bookmarkStart w:id="32" w:name="palabras-nuevas"/>
     <w:p>
       <w:pPr>
         <w:pStyle w:val="Heading4"/>
@@ -766,9 +931,9 @@
         <w:t xml:space="preserve">Que tiene forma de pelota. Decir que la Tierra es esférica es decir que es redonda como una naranja, no plana.</w:t>
       </w:r>
     </w:p>
-    <w:bookmarkEnd w:id="23"/>
-    <w:bookmarkEnd w:id="24"/>
-    <w:bookmarkStart w:id="25" w:name="ahora-tú"/>
+    <w:bookmarkEnd w:id="32"/>
+    <w:bookmarkEnd w:id="33"/>
+    <w:bookmarkStart w:id="34" w:name="ahora-tú"/>
     <w:p>
       <w:pPr>
         <w:pStyle w:val="Heading3"/>
@@ -844,9 +1009,9 @@
         </w:pict>
       </w:r>
     </w:p>
-    <w:bookmarkEnd w:id="25"/>
-    <w:bookmarkEnd w:id="26"/>
-    <w:bookmarkStart w:id="32" w:name="sección-2-los-viajes-de-descubrimiento"/>
+    <w:bookmarkEnd w:id="34"/>
+    <w:bookmarkEnd w:id="35"/>
+    <w:bookmarkStart w:id="44" w:name="sección-2-los-viajes-de-descubrimiento"/>
     <w:p>
       <w:pPr>
         <w:pStyle w:val="Heading2"/>
@@ -855,7 +1020,7 @@
         <w:t xml:space="preserve">Sección 2 · Los viajes de descubrimiento</w:t>
       </w:r>
     </w:p>
-    <w:bookmarkStart w:id="27" w:name="cristóbal-colón"/>
+    <w:bookmarkStart w:id="39" w:name="cristóbal-colón"/>
     <w:p>
       <w:pPr>
         <w:pStyle w:val="Heading3"/>
@@ -1018,8 +1183,63 @@
         <w:t xml:space="preserve">por Américo Vespucio, el navegante que sostuvo que se trataba de tierras nuevas y no de Asia.</w:t>
       </w:r>
     </w:p>
-    <w:bookmarkEnd w:id="27"/>
-    <w:bookmarkStart w:id="28" w:name="otros-viajes-importantes"/>
+    <w:p>
+      <w:pPr>
+        <w:pStyle w:val="CaptionedFigure"/>
+      </w:pPr>
+      <w:r>
+        <w:drawing>
+          <wp:inline>
+            <wp:extent cx="5334000" cy="3508161"/>
+            <wp:effectExtent b="0" l="0" r="0" t="0"/>
+            <wp:docPr descr="El desembarco de Colón, pintado por John Vanderlyn en el siglo XIX. Ojo: es una versión idealizada, pintada más de 300 años después. Sirve para imaginar la escena, no como retrato fiel de lo que pasó. Dominio público." title="" id="37" name="Picture"/>
+            <a:graphic>
+              <a:graphicData uri="http://schemas.openxmlformats.org/drawingml/2006/picture">
+                <pic:pic>
+                  <pic:nvPicPr>
+                    <pic:cNvPr descr="imagenes/desembarco-colon.jpg" id="38" name="Picture"/>
+                    <pic:cNvPicPr>
+                      <a:picLocks noChangeArrowheads="1" noChangeAspect="1"/>
+                    </pic:cNvPicPr>
+                  </pic:nvPicPr>
+                  <pic:blipFill>
+                    <a:blip r:embed="rId36"/>
+                    <a:stretch>
+                      <a:fillRect/>
+                    </a:stretch>
+                  </pic:blipFill>
+                  <pic:spPr bwMode="auto">
+                    <a:xfrm>
+                      <a:off x="0" y="0"/>
+                      <a:ext cx="5334000" cy="3508161"/>
+                    </a:xfrm>
+                    <a:prstGeom prst="rect">
+                      <a:avLst/>
+                    </a:prstGeom>
+                    <a:noFill/>
+                    <a:ln w="9525">
+                      <a:noFill/>
+                      <a:headEnd/>
+                      <a:tailEnd/>
+                    </a:ln>
+                  </pic:spPr>
+                </pic:pic>
+              </a:graphicData>
+            </a:graphic>
+          </wp:inline>
+        </w:drawing>
+      </w:r>
+    </w:p>
+    <w:p>
+      <w:pPr>
+        <w:pStyle w:val="ImageCaption"/>
+      </w:pPr>
+      <w:r>
+        <w:t xml:space="preserve">El desembarco de Colón, pintado por John Vanderlyn en el siglo XIX. Ojo: es una versión idealizada, pintada más de 300 años después. Sirve para imaginar la escena, no como retrato fiel de lo que pasó. Dominio público.</w:t>
+      </w:r>
+    </w:p>
+    <w:bookmarkEnd w:id="39"/>
+    <w:bookmarkStart w:id="40" w:name="otros-viajes-importantes"/>
     <w:p>
       <w:pPr>
         <w:pStyle w:val="Heading3"/>
@@ -1195,8 +1415,8 @@
         </w:tc>
       </w:tr>
     </w:tbl>
-    <w:bookmarkEnd w:id="28"/>
-    <w:bookmarkStart w:id="30" w:name="el-reparto-del-mundo"/>
+    <w:bookmarkEnd w:id="40"/>
+    <w:bookmarkStart w:id="42" w:name="el-reparto-del-mundo"/>
     <w:p>
       <w:pPr>
         <w:pStyle w:val="Heading3"/>
@@ -1229,7 +1449,7 @@
         <w:t xml:space="preserve">trazó una línea imaginaria en el Atlántico: lo que quedara al este sería portugués, y al oeste, castellano. Por eso hoy en Brasil se habla portugués y en el resto de Sudamérica, español.</w:t>
       </w:r>
     </w:p>
-    <w:bookmarkStart w:id="29" w:name="palabras-nuevas-1"/>
+    <w:bookmarkStart w:id="41" w:name="palabras-nuevas-1"/>
     <w:p>
       <w:pPr>
         <w:pStyle w:val="Heading4"/>
@@ -1328,9 +1548,9 @@
         <w:t xml:space="preserve">Un viaje largo y organizado que hace un grupo de personas con un objetivo, como explorar un lugar desconocido o buscar riquezas.</w:t>
       </w:r>
     </w:p>
-    <w:bookmarkEnd w:id="29"/>
-    <w:bookmarkEnd w:id="30"/>
-    <w:bookmarkStart w:id="31" w:name="ahora-tú-1"/>
+    <w:bookmarkEnd w:id="41"/>
+    <w:bookmarkEnd w:id="42"/>
+    <w:bookmarkStart w:id="43" w:name="ahora-tú-1"/>
     <w:p>
       <w:pPr>
         <w:pStyle w:val="Heading3"/>
@@ -1451,9 +1671,9 @@
         </w:pict>
       </w:r>
     </w:p>
-    <w:bookmarkEnd w:id="31"/>
-    <w:bookmarkEnd w:id="32"/>
-    <w:bookmarkStart w:id="38" w:name="sección-3-la-conquista-de-américa"/>
+    <w:bookmarkEnd w:id="43"/>
+    <w:bookmarkEnd w:id="44"/>
+    <w:bookmarkStart w:id="56" w:name="sección-3-la-conquista-de-américa"/>
     <w:p>
       <w:pPr>
         <w:pStyle w:val="Heading2"/>
@@ -1480,7 +1700,7 @@
         <w:t xml:space="preserve">no es lo mismo que descubrir. La conquista fue el proceso de ocupar los territorios por la fuerza, someter a sus habitantes e imponer una nueva forma de gobierno, religión y economía.</w:t>
       </w:r>
     </w:p>
-    <w:bookmarkStart w:id="33" w:name="las-dos-grandes-conquistas"/>
+    <w:bookmarkStart w:id="51" w:name="las-dos-grandes-conquistas"/>
     <w:p>
       <w:pPr>
         <w:pStyle w:val="Heading3"/>
@@ -1729,8 +1949,118 @@
         </w:tc>
       </w:tr>
     </w:tbl>
-    <w:bookmarkEnd w:id="33"/>
-    <w:bookmarkStart w:id="34" w:name="Xc68c05df5af9c276b54ecb6462ec7e61f235cd4"/>
+    <w:p>
+      <w:pPr>
+        <w:pStyle w:val="CaptionedFigure"/>
+      </w:pPr>
+      <w:r>
+        <w:drawing>
+          <wp:inline>
+            <wp:extent cx="5334000" cy="2758239"/>
+            <wp:effectExtent b="0" l="0" r="0" t="0"/>
+            <wp:docPr descr="Maqueta de Tenochtitlan, la capital azteca construida sobre un lago. Cuando llegó Cortés tenía más habitantes que cualquier ciudad de España. Dominio público." title="" id="46" name="Picture"/>
+            <a:graphic>
+              <a:graphicData uri="http://schemas.openxmlformats.org/drawingml/2006/picture">
+                <pic:pic>
+                  <pic:nvPicPr>
+                    <pic:cNvPr descr="imagenes/tenochtitlan.jpg" id="47" name="Picture"/>
+                    <pic:cNvPicPr>
+                      <a:picLocks noChangeArrowheads="1" noChangeAspect="1"/>
+                    </pic:cNvPicPr>
+                  </pic:nvPicPr>
+                  <pic:blipFill>
+                    <a:blip r:embed="rId45"/>
+                    <a:stretch>
+                      <a:fillRect/>
+                    </a:stretch>
+                  </pic:blipFill>
+                  <pic:spPr bwMode="auto">
+                    <a:xfrm>
+                      <a:off x="0" y="0"/>
+                      <a:ext cx="5334000" cy="2758239"/>
+                    </a:xfrm>
+                    <a:prstGeom prst="rect">
+                      <a:avLst/>
+                    </a:prstGeom>
+                    <a:noFill/>
+                    <a:ln w="9525">
+                      <a:noFill/>
+                      <a:headEnd/>
+                      <a:tailEnd/>
+                    </a:ln>
+                  </pic:spPr>
+                </pic:pic>
+              </a:graphicData>
+            </a:graphic>
+          </wp:inline>
+        </w:drawing>
+      </w:r>
+    </w:p>
+    <w:p>
+      <w:pPr>
+        <w:pStyle w:val="ImageCaption"/>
+      </w:pPr>
+      <w:r>
+        <w:t xml:space="preserve">Maqueta de Tenochtitlan, la capital azteca construida sobre un lago. Cuando llegó Cortés tenía más habitantes que cualquier ciudad de España. Dominio público.</w:t>
+      </w:r>
+    </w:p>
+    <w:p>
+      <w:pPr>
+        <w:pStyle w:val="CaptionedFigure"/>
+      </w:pPr>
+      <w:r>
+        <w:drawing>
+          <wp:inline>
+            <wp:extent cx="4191000" cy="5588000"/>
+            <wp:effectExtent b="0" l="0" r="0" t="0"/>
+            <wp:docPr descr="Machu Picchu, en Perú, una ciudad inca a 2.400 metros de altura. Da una idea de lo que los incas construían sin rueda ni herramientas de hierro. Dominio público." title="" id="49" name="Picture"/>
+            <a:graphic>
+              <a:graphicData uri="http://schemas.openxmlformats.org/drawingml/2006/picture">
+                <pic:pic>
+                  <pic:nvPicPr>
+                    <pic:cNvPr descr="imagenes/machu-picchu.jpg" id="50" name="Picture"/>
+                    <pic:cNvPicPr>
+                      <a:picLocks noChangeArrowheads="1" noChangeAspect="1"/>
+                    </pic:cNvPicPr>
+                  </pic:nvPicPr>
+                  <pic:blipFill>
+                    <a:blip r:embed="rId48"/>
+                    <a:stretch>
+                      <a:fillRect/>
+                    </a:stretch>
+                  </pic:blipFill>
+                  <pic:spPr bwMode="auto">
+                    <a:xfrm>
+                      <a:off x="0" y="0"/>
+                      <a:ext cx="4191000" cy="5588000"/>
+                    </a:xfrm>
+                    <a:prstGeom prst="rect">
+                      <a:avLst/>
+                    </a:prstGeom>
+                    <a:noFill/>
+                    <a:ln w="9525">
+                      <a:noFill/>
+                      <a:headEnd/>
+                      <a:tailEnd/>
+                    </a:ln>
+                  </pic:spPr>
+                </pic:pic>
+              </a:graphicData>
+            </a:graphic>
+          </wp:inline>
+        </w:drawing>
+      </w:r>
+    </w:p>
+    <w:p>
+      <w:pPr>
+        <w:pStyle w:val="ImageCaption"/>
+      </w:pPr>
+      <w:r>
+        <w:t xml:space="preserve">Machu Picchu, en Perú, una ciudad inca a 2.400 metros de altura. Da una idea de lo que los incas construían sin rueda ni herramientas de hierro. Dominio público.</w:t>
+      </w:r>
+    </w:p>
+    <w:bookmarkEnd w:id="51"/>
+    <w:bookmarkStart w:id="52" w:name="Xc68c05df5af9c276b54ecb6462ec7e61f235cd4"/>
     <w:p>
       <w:pPr>
         <w:pStyle w:val="Heading3"/>
@@ -1851,8 +2181,8 @@
         <w:t xml:space="preserve">los incas venían saliendo de una guerra civil entre Atahualpa y Huáscar.</w:t>
       </w:r>
     </w:p>
-    <w:bookmarkEnd w:id="34"/>
-    <w:bookmarkStart w:id="36" w:name="cómo-se-organizó-el-trabajo-indígena"/>
+    <w:bookmarkEnd w:id="52"/>
+    <w:bookmarkStart w:id="54" w:name="cómo-se-organizó-el-trabajo-indígena"/>
     <w:p>
       <w:pPr>
         <w:pStyle w:val="Heading3"/>
@@ -2020,7 +2350,7 @@
         <w:t xml:space="preserve">(1542), que en la práctica se cumplieron poco.</w:t>
       </w:r>
     </w:p>
-    <w:bookmarkStart w:id="35" w:name="palabras-nuevas-2"/>
+    <w:bookmarkStart w:id="53" w:name="palabras-nuevas-2"/>
     <w:p>
       <w:pPr>
         <w:pStyle w:val="Heading4"/>
@@ -2137,9 +2467,9 @@
         <w:t xml:space="preserve">Aquí no significa el objeto que se pone en la cabeza, sino el rey y su gobierno. «Denunciar ante la Corona» es reclamar ante el rey.</w:t>
       </w:r>
     </w:p>
-    <w:bookmarkEnd w:id="35"/>
-    <w:bookmarkEnd w:id="36"/>
-    <w:bookmarkStart w:id="37" w:name="ahora-tú-2"/>
+    <w:bookmarkEnd w:id="53"/>
+    <w:bookmarkEnd w:id="54"/>
+    <w:bookmarkStart w:id="55" w:name="ahora-tú-2"/>
     <w:p>
       <w:pPr>
         <w:pStyle w:val="Heading3"/>
@@ -2227,9 +2557,9 @@
         </w:pict>
       </w:r>
     </w:p>
-    <w:bookmarkEnd w:id="37"/>
-    <w:bookmarkEnd w:id="38"/>
-    <w:bookmarkStart w:id="44" w:name="X121b73bc9da6e2ba8799e183a11f46f692102aa"/>
+    <w:bookmarkEnd w:id="55"/>
+    <w:bookmarkEnd w:id="56"/>
+    <w:bookmarkStart w:id="68" w:name="X121b73bc9da6e2ba8799e183a11f46f692102aa"/>
     <w:p>
       <w:pPr>
         <w:pStyle w:val="Heading2"/>
@@ -2238,7 +2568,7 @@
         <w:t xml:space="preserve">Sección 4 · La conquista de Chile y sus consecuencias</w:t>
       </w:r>
     </w:p>
-    <w:bookmarkStart w:id="39" w:name="las-dos-expediciones"/>
+    <w:bookmarkStart w:id="60" w:name="las-dos-expediciones"/>
     <w:p>
       <w:pPr>
         <w:pStyle w:val="Heading3"/>
@@ -2383,8 +2713,63 @@
         <w:t xml:space="preserve">, entre otras.</w:t>
       </w:r>
     </w:p>
-    <w:bookmarkEnd w:id="39"/>
-    <w:bookmarkStart w:id="40" w:name="la-guerra-de-arauco"/>
+    <w:p>
+      <w:pPr>
+        <w:pStyle w:val="CaptionedFigure"/>
+      </w:pPr>
+      <w:r>
+        <w:drawing>
+          <wp:inline>
+            <wp:extent cx="4356100" cy="5588000"/>
+            <wp:effectExtent b="0" l="0" r="0" t="0"/>
+            <wp:docPr descr="Pedro de Valdivia, retratado por Federico de Madrazo en el siglo XIX. Fundó Santiago en 1541 y murió en Tucapel en 1553. Dominio público." title="" id="58" name="Picture"/>
+            <a:graphic>
+              <a:graphicData uri="http://schemas.openxmlformats.org/drawingml/2006/picture">
+                <pic:pic>
+                  <pic:nvPicPr>
+                    <pic:cNvPr descr="imagenes/pedro-de-valdivia.jpg" id="59" name="Picture"/>
+                    <pic:cNvPicPr>
+                      <a:picLocks noChangeArrowheads="1" noChangeAspect="1"/>
+                    </pic:cNvPicPr>
+                  </pic:nvPicPr>
+                  <pic:blipFill>
+                    <a:blip r:embed="rId57"/>
+                    <a:stretch>
+                      <a:fillRect/>
+                    </a:stretch>
+                  </pic:blipFill>
+                  <pic:spPr bwMode="auto">
+                    <a:xfrm>
+                      <a:off x="0" y="0"/>
+                      <a:ext cx="4356100" cy="5588000"/>
+                    </a:xfrm>
+                    <a:prstGeom prst="rect">
+                      <a:avLst/>
+                    </a:prstGeom>
+                    <a:noFill/>
+                    <a:ln w="9525">
+                      <a:noFill/>
+                      <a:headEnd/>
+                      <a:tailEnd/>
+                    </a:ln>
+                  </pic:spPr>
+                </pic:pic>
+              </a:graphicData>
+            </a:graphic>
+          </wp:inline>
+        </w:drawing>
+      </w:r>
+    </w:p>
+    <w:p>
+      <w:pPr>
+        <w:pStyle w:val="ImageCaption"/>
+      </w:pPr>
+      <w:r>
+        <w:t xml:space="preserve">Pedro de Valdivia, retratado por Federico de Madrazo en el siglo XIX. Fundó Santiago en 1541 y murió en Tucapel en 1553. Dominio público.</w:t>
+      </w:r>
+    </w:p>
+    <w:bookmarkEnd w:id="60"/>
+    <w:bookmarkStart w:id="64" w:name="la-guerra-de-arauco"/>
     <w:p>
       <w:pPr>
         <w:pStyle w:val="Heading3"/>
@@ -2670,8 +3055,63 @@
         <w:t xml:space="preserve">, poema épico que narra esta guerra y que retrata con admiración a los guerreros mapuche. Es el primer gran texto literario sobre Chile.</w:t>
       </w:r>
     </w:p>
-    <w:bookmarkEnd w:id="40"/>
-    <w:bookmarkStart w:id="42" w:name="las-consecuencias-del-encuentro"/>
+    <w:p>
+      <w:pPr>
+        <w:pStyle w:val="CaptionedFigure"/>
+      </w:pPr>
+      <w:r>
+        <w:drawing>
+          <wp:inline>
+            <wp:extent cx="3479800" cy="5588000"/>
+            <wp:effectExtent b="0" l="0" r="0" t="0"/>
+            <wp:docPr descr="Lautaro, según el pintor chileno Pedro Subercaseaux. Vivió entre los españoles antes de dirigir la resistencia mapuche contra ellos. Dominio público." title="" id="62" name="Picture"/>
+            <a:graphic>
+              <a:graphicData uri="http://schemas.openxmlformats.org/drawingml/2006/picture">
+                <pic:pic>
+                  <pic:nvPicPr>
+                    <pic:cNvPr descr="imagenes/lautaro.jpg" id="63" name="Picture"/>
+                    <pic:cNvPicPr>
+                      <a:picLocks noChangeArrowheads="1" noChangeAspect="1"/>
+                    </pic:cNvPicPr>
+                  </pic:nvPicPr>
+                  <pic:blipFill>
+                    <a:blip r:embed="rId61"/>
+                    <a:stretch>
+                      <a:fillRect/>
+                    </a:stretch>
+                  </pic:blipFill>
+                  <pic:spPr bwMode="auto">
+                    <a:xfrm>
+                      <a:off x="0" y="0"/>
+                      <a:ext cx="3479800" cy="5588000"/>
+                    </a:xfrm>
+                    <a:prstGeom prst="rect">
+                      <a:avLst/>
+                    </a:prstGeom>
+                    <a:noFill/>
+                    <a:ln w="9525">
+                      <a:noFill/>
+                      <a:headEnd/>
+                      <a:tailEnd/>
+                    </a:ln>
+                  </pic:spPr>
+                </pic:pic>
+              </a:graphicData>
+            </a:graphic>
+          </wp:inline>
+        </w:drawing>
+      </w:r>
+    </w:p>
+    <w:p>
+      <w:pPr>
+        <w:pStyle w:val="ImageCaption"/>
+      </w:pPr>
+      <w:r>
+        <w:t xml:space="preserve">Lautaro, según el pintor chileno Pedro Subercaseaux. Vivió entre los españoles antes de dirigir la resistencia mapuche contra ellos. Dominio público.</w:t>
+      </w:r>
+    </w:p>
+    <w:bookmarkEnd w:id="64"/>
+    <w:bookmarkStart w:id="66" w:name="las-consecuencias-del-encuentro"/>
     <w:p>
       <w:pPr>
         <w:pStyle w:val="Heading3"/>
@@ -2835,7 +3275,7 @@
         <w:t xml:space="preserve">.</w:t>
       </w:r>
     </w:p>
-    <w:bookmarkStart w:id="41" w:name="palabras-nuevas-3"/>
+    <w:bookmarkStart w:id="65" w:name="palabras-nuevas-3"/>
     <w:p>
       <w:pPr>
         <w:pStyle w:val="Heading4"/>
@@ -2952,9 +3392,9 @@
         <w:t xml:space="preserve">La planta de la que salen las uvas, con la que también se hace el vino. Llegó a Chile desde Europa.</w:t>
       </w:r>
     </w:p>
-    <w:bookmarkEnd w:id="41"/>
-    <w:bookmarkEnd w:id="42"/>
-    <w:bookmarkStart w:id="43" w:name="ahora-tú-3"/>
+    <w:bookmarkEnd w:id="65"/>
+    <w:bookmarkEnd w:id="66"/>
+    <w:bookmarkStart w:id="67" w:name="ahora-tú-3"/>
     <w:p>
       <w:pPr>
         <w:pStyle w:val="Heading3"/>
@@ -3066,9 +3506,9 @@
         </w:pict>
       </w:r>
     </w:p>
-    <w:bookmarkEnd w:id="43"/>
-    <w:bookmarkEnd w:id="44"/>
-    <w:bookmarkStart w:id="45" w:name="X2a89cac44f4aa2058988a5fbe583d9e604b20f7"/>
+    <w:bookmarkEnd w:id="67"/>
+    <w:bookmarkEnd w:id="68"/>
+    <w:bookmarkStart w:id="69" w:name="X2a89cac44f4aa2058988a5fbe583d9e604b20f7"/>
     <w:p>
       <w:pPr>
         <w:pStyle w:val="Heading2"/>
@@ -3273,8 +3713,8 @@
         </w:pict>
       </w:r>
     </w:p>
-    <w:bookmarkEnd w:id="45"/>
-    <w:bookmarkStart w:id="46" w:name="evaluación-integradora"/>
+    <w:bookmarkEnd w:id="69"/>
+    <w:bookmarkStart w:id="70" w:name="evaluación-integradora"/>
     <w:p>
       <w:pPr>
         <w:pStyle w:val="Heading2"/>
@@ -3432,9 +3872,9 @@
         <w:br w:type="page"/>
       </w:r>
     </w:p>
-    <w:bookmarkEnd w:id="46"/>
-    <w:bookmarkEnd w:id="47"/>
-    <w:bookmarkStart w:id="56" w:name="solucionario-guía-4-historia"/>
+    <w:bookmarkEnd w:id="70"/>
+    <w:bookmarkEnd w:id="71"/>
+    <w:bookmarkStart w:id="80" w:name="solucionario-guía-4-historia"/>
     <w:p>
       <w:pPr>
         <w:pStyle w:val="Heading1"/>
@@ -3461,7 +3901,7 @@
         <w:t xml:space="preserve">Esta sección no debe entregarse junto con la guía de trabajo.</w:t>
       </w:r>
     </w:p>
-    <w:bookmarkStart w:id="48" w:name="diagnóstico-de-entrada-1"/>
+    <w:bookmarkStart w:id="72" w:name="diagnóstico-de-entrada-1"/>
     <w:p>
       <w:pPr>
         <w:pStyle w:val="Heading2"/>
@@ -3563,8 +4003,8 @@
         <w:t xml:space="preserve">La mezcla entre españoles e indígenas, de la que nace una nueva población y una nueva cultura.</w:t>
       </w:r>
     </w:p>
-    <w:bookmarkEnd w:id="48"/>
-    <w:bookmarkStart w:id="49" w:name="sección-1-ahora-tú"/>
+    <w:bookmarkEnd w:id="72"/>
+    <w:bookmarkStart w:id="73" w:name="sección-1-ahora-tú"/>
     <w:p>
       <w:pPr>
         <w:pStyle w:val="Heading2"/>
@@ -3633,8 +4073,8 @@
         <w:t xml:space="preserve">Creyó que la Tierra era más pequeña y que Asia quedaba cerca navegando al oeste. Por eso llegó a América creyendo estar en las Indias.</w:t>
       </w:r>
     </w:p>
-    <w:bookmarkEnd w:id="49"/>
-    <w:bookmarkStart w:id="50" w:name="sección-2-ahora-tú"/>
+    <w:bookmarkEnd w:id="73"/>
+    <w:bookmarkStart w:id="74" w:name="sección-2-ahora-tú"/>
     <w:p>
       <w:pPr>
         <w:pStyle w:val="Heading2"/>
@@ -3715,8 +4155,8 @@
         <w:t xml:space="preserve">Fue un acuerdo de 1494 entre Portugal y Castilla que dividió el mundo por una línea imaginaria. Por eso Brasil quedó en manos portuguesas y hoy allí se habla portugués.</w:t>
       </w:r>
     </w:p>
-    <w:bookmarkEnd w:id="50"/>
-    <w:bookmarkStart w:id="51" w:name="sección-3-ahora-tú"/>
+    <w:bookmarkEnd w:id="74"/>
+    <w:bookmarkStart w:id="75" w:name="sección-3-ahora-tú"/>
     <w:p>
       <w:pPr>
         <w:pStyle w:val="Heading2"/>
@@ -3826,8 +4266,8 @@
         <w:t xml:space="preserve">Un fraile dominico que denunció ante la Corona los abusos contra los indígenas y logró que se dictaran las Leyes Nuevas en 1542.</w:t>
       </w:r>
     </w:p>
-    <w:bookmarkEnd w:id="51"/>
-    <w:bookmarkStart w:id="52" w:name="sección-4-ahora-tú"/>
+    <w:bookmarkEnd w:id="75"/>
+    <w:bookmarkStart w:id="76" w:name="sección-4-ahora-tú"/>
     <w:p>
       <w:pPr>
         <w:pStyle w:val="Heading2"/>
@@ -3932,8 +4372,8 @@
         <w:t xml:space="preserve">Es la mezcla biológica y cultural entre españoles e indígenas. Importa porque la mayor parte de la población chilena es mestiza, y el idioma, las comidas y las costumbres del país vienen de esa mezcla.</w:t>
       </w:r>
     </w:p>
-    <w:bookmarkEnd w:id="52"/>
-    <w:bookmarkStart w:id="53" w:name="actividad-central"/>
+    <w:bookmarkEnd w:id="76"/>
+    <w:bookmarkStart w:id="77" w:name="actividad-central"/>
     <w:p>
       <w:pPr>
         <w:pStyle w:val="Heading2"/>
@@ -4121,8 +4561,8 @@
         </w:tc>
       </w:tr>
     </w:tbl>
-    <w:bookmarkEnd w:id="53"/>
-    <w:bookmarkStart w:id="54" w:name="evaluación-integradora-1"/>
+    <w:bookmarkEnd w:id="77"/>
+    <w:bookmarkStart w:id="78" w:name="evaluación-integradora-1"/>
     <w:p>
       <w:pPr>
         <w:pStyle w:val="Heading2"/>
@@ -4275,8 +4715,8 @@
         <w:t xml:space="preserve">Es la mezcla biológica y cultural entre españoles e indígenas. Ejemplo cultural: palabras del mapudungun y el quechua usadas a diario en Chile, como guagua, pilucho o charqui.</w:t>
       </w:r>
     </w:p>
-    <w:bookmarkEnd w:id="54"/>
-    <w:bookmarkStart w:id="55" w:name="tabla-de-remediación"/>
+    <w:bookmarkEnd w:id="78"/>
+    <w:bookmarkStart w:id="79" w:name="tabla-de-remediación"/>
     <w:p>
       <w:pPr>
         <w:pStyle w:val="Heading2"/>
@@ -4547,8 +4987,8 @@
         <w:t xml:space="preserve">10 o más indica dominio del contenido; entre 7 y 9, repaso focalizado; menos de 7, rehacer las secciones marcadas.</w:t>
       </w:r>
     </w:p>
-    <w:bookmarkEnd w:id="55"/>
-    <w:bookmarkEnd w:id="56"/>
+    <w:bookmarkEnd w:id="79"/>
+    <w:bookmarkEnd w:id="80"/>
     <w:sectPr/>
   </w:body>
 </w:document>
